--- a/开题提交/新开题/备.docx
+++ b/开题提交/新开题/备.docx
@@ -3,6 +3,24 @@
 <w:document xmlns:wpc="http://schemas.microsoft.com/office/word/2010/wordprocessingCanvas" xmlns:cx="http://schemas.microsoft.com/office/drawing/2014/chartex" xmlns:cx1="http://schemas.microsoft.com/office/drawing/2015/9/8/chartex" xmlns:cx2="http://schemas.microsoft.com/office/drawing/2015/10/21/chartex" xmlns:cx3="http://schemas.microsoft.com/office/drawing/2016/5/9/chartex" xmlns:cx4="http://schemas.microsoft.com/office/drawing/2016/5/10/chartex" xmlns:cx5="http://schemas.microsoft.com/office/drawing/2016/5/11/chartex" xmlns:cx6="http://schemas.microsoft.com/office/drawing/2016/5/12/chartex" xmlns:cx7="http://schemas.microsoft.com/office/drawing/2016/5/13/chartex" xmlns:cx8="http://schemas.microsoft.com/office/drawing/2016/5/14/chartex" xmlns:mc="http://schemas.openxmlformats.org/markup-compatibility/2006" xmlns:aink="http://schemas.microsoft.com/office/drawing/2016/ink" xmlns:am3d="http://schemas.microsoft.com/office/drawing/2017/model3d" xmlns:o="urn:schemas-microsoft-com:office:office" xmlns:oel="http://schemas.microsoft.com/office/2019/extlst" xmlns:r="http://schemas.openxmlformats.org/officeDocument/2006/relationships" xmlns:m="http://schemas.openxmlformats.org/officeDocument/2006/math" xmlns:v="urn:schemas-microsoft-com:vml" xmlns:wp14="http://schemas.microsoft.com/office/word/2010/wordprocessingDrawing" xmlns:wp="http://schemas.openxmlformats.org/drawingml/2006/wordprocessingDrawing" xmlns:w10="urn:schemas-microsoft-com:office:word" xmlns:w="http://schemas.openxmlformats.org/wordprocessingml/2006/main" xmlns:w14="http://schemas.microsoft.com/office/word/2010/wordml" xmlns:w15="http://schemas.microsoft.com/office/word/2012/wordml" xmlns:w16cex="http://schemas.microsoft.com/office/word/2018/wordml/cex" xmlns:w16cid="http://schemas.microsoft.com/office/word/2016/wordml/cid" xmlns:w16="http://schemas.microsoft.com/office/word/2018/wordml" xmlns:w16du="http://schemas.microsoft.com/office/word/2023/wordml/word16du" xmlns:w16sdtdh="http://schemas.microsoft.com/office/word/2020/wordml/sdtdatahash" xmlns:w16sdtfl="http://schemas.microsoft.com/office/word/2024/wordml/sdtformatlock" xmlns:w16se="http://schemas.microsoft.com/office/word/2015/wordml/symex" xmlns:wpg="http://schemas.microsoft.com/office/word/2010/wordprocessingGroup" xmlns:wpi="http://schemas.microsoft.com/office/word/2010/wordprocessingInk" xmlns:wne="http://schemas.microsoft.com/office/word/2006/wordml" xmlns:wps="http://schemas.microsoft.com/office/word/2010/wordprocessingShape" mc:Ignorable="w14 w15 w16se w16cid w16 w16cex w16sdtdh w16sdtfl w16du wp14">
   <w:body>
     <w:p>
+      <w:pPr>
+        <w:spacing w:after="0" w:line="240" w:lineRule="auto"/>
+        <w:rPr>
+          <w:rFonts w:hint="eastAsia"/>
+          <w:sz w:val="10"/>
+          <w:szCs w:val="11"/>
+        </w:rPr>
+      </w:pPr>
+      <w:r>
+        <w:rPr>
+          <w:rFonts w:hint="eastAsia"/>
+          <w:sz w:val="10"/>
+          <w:szCs w:val="11"/>
+        </w:rPr>
+        <w:t>基于高质量相互作用及交互信息的多知多能的药物-靶标关系预测</w:t>
+      </w:r>
+    </w:p>
+    <w:p>
       <w:r>
         <w:rPr>
           <w:rFonts w:hint="eastAsia"/>
@@ -52,6 +70,394 @@
         </w:rPr>
         <w:t>。</w:t>
       </w:r>
+    </w:p>
+    <w:p>
+      <w:r>
+        <w:rPr>
+          <w:rFonts w:hint="eastAsia"/>
+        </w:rPr>
+        <w:t>-</w:t>
+      </w:r>
+      <w:r>
+        <w:rPr>
+          <w:rFonts w:hint="eastAsia"/>
+        </w:rPr>
+        <w:sym w:font="Wingdings" w:char="F0E0"/>
+      </w:r>
+      <w:r>
+        <w:rPr>
+          <w:rFonts w:hint="eastAsia"/>
+        </w:rPr>
+        <w:t>[在逻辑上，一个</w:t>
+      </w:r>
+      <w:r>
+        <w:rPr>
+          <w:rFonts w:hint="eastAsia"/>
+        </w:rPr>
+        <w:t>设计合理的数据集</w:t>
+      </w:r>
+      <w:r>
+        <w:rPr>
+          <w:rFonts w:hint="eastAsia"/>
+        </w:rPr>
+        <w:t>，与任一</w:t>
+      </w:r>
+      <w:proofErr w:type="gramStart"/>
+      <w:r>
+        <w:rPr>
+          <w:rFonts w:hint="eastAsia"/>
+        </w:rPr>
+        <w:t>个</w:t>
+      </w:r>
+      <w:proofErr w:type="gramEnd"/>
+      <w:r>
+        <w:rPr>
+          <w:rFonts w:hint="eastAsia"/>
+        </w:rPr>
+        <w:t>配体</w:t>
+      </w:r>
+      <w:proofErr w:type="gramStart"/>
+      <w:r>
+        <w:rPr>
+          <w:rFonts w:hint="eastAsia"/>
+        </w:rPr>
+        <w:t>所相关</w:t>
+      </w:r>
+      <w:proofErr w:type="gramEnd"/>
+      <w:r>
+        <w:rPr>
+          <w:rFonts w:hint="eastAsia"/>
+        </w:rPr>
+        <w:t>的样本对，包含了该配体与蛋白质A的正信息(有相互作用)，以及该配体与蛋白质B的负信息(无相互作用)的数据。则该数据集将迫使模型学习相互作用特征，且该数据</w:t>
+      </w:r>
+      <w:proofErr w:type="gramStart"/>
+      <w:r>
+        <w:rPr>
+          <w:rFonts w:hint="eastAsia"/>
+        </w:rPr>
+        <w:t>集不能</w:t>
+      </w:r>
+      <w:proofErr w:type="gramEnd"/>
+      <w:r>
+        <w:rPr>
+          <w:rFonts w:hint="eastAsia"/>
+        </w:rPr>
+        <w:t>用相互作用特征以外的其他信息(如配体模式或受体模式)来区分]</w:t>
+      </w:r>
+    </w:p>
+    <w:p/>
+    <w:p>
+      <w:r>
+        <w:rPr>
+          <w:rFonts w:hint="eastAsia"/>
+        </w:rPr>
+        <w:t>GLASS 数据库提供了大量经过实验验证的 GPCR配体关联</w:t>
+      </w:r>
+      <w:r>
+        <w:rPr>
+          <w:rFonts w:hint="eastAsia"/>
+        </w:rPr>
+        <w:t>（</w:t>
+      </w:r>
+      <w:r>
+        <w:t xml:space="preserve">Chan </w:t>
+      </w:r>
+      <w:r>
+        <w:rPr>
+          <w:rFonts w:hint="eastAsia"/>
+          <w:i/>
+          <w:iCs/>
+        </w:rPr>
+        <w:t>等</w:t>
+      </w:r>
+      <w:r>
+        <w:rPr>
+          <w:rFonts w:hint="eastAsia"/>
+        </w:rPr>
+        <w:t>，人</w:t>
+      </w:r>
+      <w:r>
+        <w:t xml:space="preserve">2015 </w:t>
+      </w:r>
+      <w:r>
+        <w:rPr>
+          <w:rFonts w:hint="eastAsia"/>
+        </w:rPr>
+        <w:t>年），</w:t>
+      </w:r>
+      <w:r>
+        <w:rPr>
+          <w:rFonts w:hint="eastAsia"/>
+        </w:rPr>
+        <w:t>其使用 IC50、Ki 和 EC50 作为结合亲和值，并将其转化为负对数p</w:t>
+      </w:r>
+      <m:oMath>
+        <m:sSub>
+          <m:sSubPr>
+            <m:ctrlPr>
+              <w:rPr>
+                <w:rFonts w:ascii="Cambria Math" w:hAnsi="Cambria Math"/>
+                <w:i/>
+                <w:iCs/>
+              </w:rPr>
+            </m:ctrlPr>
+          </m:sSubPr>
+          <m:e>
+            <m:r>
+              <w:rPr>
+                <w:rFonts w:ascii="Cambria Math" w:hAnsi="Cambria Math"/>
+              </w:rPr>
+              <m:t>IC</m:t>
+            </m:r>
+          </m:e>
+          <m:sub>
+            <m:r>
+              <w:rPr>
+                <w:rFonts w:ascii="Cambria Math" w:hAnsi="Cambria Math"/>
+              </w:rPr>
+              <m:t>50</m:t>
+            </m:r>
+          </m:sub>
+        </m:sSub>
+      </m:oMath>
+      <w:r>
+        <w:rPr>
+          <w:rFonts w:hint="eastAsia"/>
+        </w:rPr>
+        <w:t>、</w:t>
+      </w:r>
+      <w:proofErr w:type="spellStart"/>
+      <w:r>
+        <w:rPr>
+          <w:rFonts w:hint="eastAsia"/>
+        </w:rPr>
+        <w:t>p</w:t>
+      </w:r>
+      <w:proofErr w:type="spellEnd"/>
+      <m:oMath>
+        <m:sSub>
+          <m:sSubPr>
+            <m:ctrlPr>
+              <w:rPr>
+                <w:rFonts w:ascii="Cambria Math" w:hAnsi="Cambria Math"/>
+                <w:i/>
+                <w:iCs/>
+              </w:rPr>
+            </m:ctrlPr>
+          </m:sSubPr>
+          <m:e>
+            <m:r>
+              <w:rPr>
+                <w:rFonts w:ascii="Cambria Math" w:hAnsi="Cambria Math"/>
+              </w:rPr>
+              <m:t>K</m:t>
+            </m:r>
+          </m:e>
+          <m:sub>
+            <m:r>
+              <w:rPr>
+                <w:rFonts w:ascii="Cambria Math" w:hAnsi="Cambria Math"/>
+              </w:rPr>
+              <m:t>i</m:t>
+            </m:r>
+          </m:sub>
+        </m:sSub>
+      </m:oMath>
+      <w:r>
+        <w:rPr>
+          <w:rFonts w:hint="eastAsia"/>
+        </w:rPr>
+        <w:t xml:space="preserve"> 和 p</w:t>
+      </w:r>
+      <m:oMath>
+        <m:sSub>
+          <m:sSubPr>
+            <m:ctrlPr>
+              <w:rPr>
+                <w:rFonts w:ascii="Cambria Math" w:hAnsi="Cambria Math"/>
+                <w:i/>
+                <w:iCs/>
+              </w:rPr>
+            </m:ctrlPr>
+          </m:sSubPr>
+          <m:e>
+            <m:r>
+              <w:rPr>
+                <w:rFonts w:ascii="Cambria Math" w:hAnsi="Cambria Math"/>
+              </w:rPr>
+              <m:t>EC</m:t>
+            </m:r>
+          </m:e>
+          <m:sub>
+            <m:r>
+              <w:rPr>
+                <w:rFonts w:ascii="Cambria Math" w:hAnsi="Cambria Math"/>
+              </w:rPr>
+              <m:t>50</m:t>
+            </m:r>
+          </m:sub>
+        </m:sSub>
+      </m:oMath>
+      <w:r>
+        <w:rPr>
+          <w:rFonts w:hint="eastAsia"/>
+        </w:rPr>
+        <w:t xml:space="preserve">。根据早期研究（Liu </w:t>
+      </w:r>
+      <w:r>
+        <w:rPr>
+          <w:rFonts w:hint="eastAsia"/>
+          <w:i/>
+          <w:iCs/>
+        </w:rPr>
+        <w:t>等人</w:t>
+      </w:r>
+      <w:r>
+        <w:rPr>
+          <w:rFonts w:hint="eastAsia"/>
+        </w:rPr>
+        <w:t xml:space="preserve">，2007；Wan </w:t>
+      </w:r>
+      <w:r>
+        <w:rPr>
+          <w:rFonts w:hint="eastAsia"/>
+          <w:i/>
+          <w:iCs/>
+        </w:rPr>
+        <w:t>等</w:t>
+      </w:r>
+      <w:r>
+        <w:rPr>
+          <w:rFonts w:hint="eastAsia"/>
+        </w:rPr>
+        <w:t>人，2019），</w:t>
+      </w:r>
+      <w:r>
+        <w:rPr>
+          <w:rFonts w:hint="eastAsia"/>
+          <w:u w:val="single"/>
+        </w:rPr>
+        <w:t>将阈值设定为 6.0</w:t>
+      </w:r>
+      <w:r>
+        <w:rPr>
+          <w:rFonts w:hint="eastAsia"/>
+        </w:rPr>
+        <w:t>，将原始数据</w:t>
+      </w:r>
+      <w:proofErr w:type="gramStart"/>
+      <w:r>
+        <w:rPr>
+          <w:rFonts w:hint="eastAsia"/>
+        </w:rPr>
+        <w:t>集分为</w:t>
+      </w:r>
+      <w:proofErr w:type="gramEnd"/>
+      <w:r>
+        <w:rPr>
+          <w:rFonts w:hint="eastAsia"/>
+        </w:rPr>
+        <w:t>阳性集和阴性集。</w:t>
+      </w:r>
+    </w:p>
+    <w:p>
+      <w:r>
+        <w:t xml:space="preserve">KIBA </w:t>
+      </w:r>
+      <w:r>
+        <w:rPr>
+          <w:rFonts w:hint="eastAsia"/>
+        </w:rPr>
+        <w:t>评分的开发结合了各种生物活性类型，包括</w:t>
+      </w:r>
+      <w:r>
+        <w:t xml:space="preserve"> IC50</w:t>
+      </w:r>
+      <w:r>
+        <w:rPr>
+          <w:rFonts w:hint="eastAsia"/>
+        </w:rPr>
+        <w:t>、</w:t>
+      </w:r>
+      <w:r>
+        <w:t xml:space="preserve">Ki </w:t>
+      </w:r>
+      <w:r>
+        <w:rPr>
+          <w:rFonts w:hint="eastAsia"/>
+        </w:rPr>
+        <w:t>和</w:t>
+      </w:r>
+      <w:proofErr w:type="spellStart"/>
+      <w:r>
+        <w:t>Kd</w:t>
+      </w:r>
+      <w:proofErr w:type="spellEnd"/>
+      <w:r>
+        <w:rPr>
+          <w:rFonts w:hint="eastAsia"/>
+        </w:rPr>
+        <w:t>，</w:t>
+      </w:r>
+      <w:r>
+        <w:rPr>
+          <w:rFonts w:hint="eastAsia"/>
+          <w:u w:val="single"/>
+        </w:rPr>
+        <w:t>使用建议的阈值 KIBA 值 12.1</w:t>
+      </w:r>
+      <w:r>
+        <w:rPr>
+          <w:rFonts w:hint="eastAsia"/>
+        </w:rPr>
+        <w:t>（He 等人，2017 年；Tang 等人，2014年）将数据</w:t>
+      </w:r>
+      <w:proofErr w:type="gramStart"/>
+      <w:r>
+        <w:rPr>
+          <w:rFonts w:hint="eastAsia"/>
+        </w:rPr>
+        <w:t>集分为</w:t>
+      </w:r>
+      <w:proofErr w:type="gramEnd"/>
+      <w:r>
+        <w:rPr>
+          <w:rFonts w:hint="eastAsia"/>
+        </w:rPr>
+        <w:t>正集和负集</w:t>
+      </w:r>
+    </w:p>
+    <w:p>
+      <w:r>
+        <w:rPr>
+          <w:rFonts w:hint="eastAsia"/>
+        </w:rPr>
+        <w:sym w:font="Wingdings" w:char="F0E0"/>
+      </w:r>
+      <w:r>
+        <w:rPr>
+          <w:rFonts w:hint="eastAsia"/>
+        </w:rPr>
+        <w:t>[使用非指定的数值，而是根据数据的整体特点来进行数据正负样本的划分</w:t>
+      </w:r>
+      <w:r>
+        <w:rPr>
+          <w:rFonts w:hint="eastAsia"/>
+        </w:rPr>
+        <w:sym w:font="Wingdings" w:char="F0E0"/>
+      </w:r>
+      <w:r>
+        <w:rPr>
+          <w:rFonts w:hint="eastAsia"/>
+        </w:rPr>
+        <w:t>如果测试集的效果好，才能说明该划分标准可行</w:t>
+      </w:r>
+      <w:r>
+        <w:rPr>
+          <w:rFonts w:hint="eastAsia"/>
+        </w:rPr>
+        <w:t>]</w:t>
+      </w:r>
       <w:r>
         <w:br/>
       </w:r>
@@ -73,7 +479,389 @@
         <w:rPr>
           <w:rFonts w:hint="eastAsia"/>
         </w:rPr>
-        <w:t>: improving compound–protein interaction prediction by sequence-based deep learning with self-attention mechanism and label reversal experiments. Bioinformatics 2020;36:4406–14. https://doi.org/10.1093/bioinformatics/btaa524.</w:t>
+        <w:t xml:space="preserve">: improving compound–protein interaction prediction by sequence-based deep learning with self-attention mechanism and label reversal experiments. Bioinformatics 2020;36:4406–14. </w:t>
+      </w:r>
+      <w:hyperlink r:id="rId6" w:history="1">
+        <w:r>
+          <w:rPr>
+            <w:rStyle w:val="af3"/>
+            <w:rFonts w:hint="eastAsia"/>
+          </w:rPr>
+          <w:t>https://doi.org/10.1093/bioinformatics/btaa524</w:t>
+        </w:r>
+      </w:hyperlink>
+      <w:r>
+        <w:rPr>
+          <w:rFonts w:hint="eastAsia"/>
+        </w:rPr>
+        <w:t>.</w:t>
+      </w:r>
+    </w:p>
+    <w:p/>
+    <w:p>
+      <w:pPr>
+        <w:rPr>
+          <w:rFonts w:hint="eastAsia"/>
+        </w:rPr>
+      </w:pPr>
+      <w:r>
+        <w:rPr>
+          <w:rFonts w:hint="eastAsia"/>
+        </w:rPr>
+        <w:t>1111</w:t>
+      </w:r>
+      <w:r>
+        <w:rPr>
+          <w:rFonts w:hint="eastAsia"/>
+        </w:rPr>
+        <w:fldChar w:fldCharType="begin"/>
+      </w:r>
+      <w:r>
+        <w:rPr>
+          <w:rFonts w:hint="eastAsia"/>
+        </w:rPr>
+        <w:instrText xml:space="preserve"> ADDIN ZOTERO_ITEM CSL_CITATION {"citationID":"jrOJZ9E8","properties":{"formattedCitation":"[1]","plainCitation":"[1]","noteIndex":0},"citationItems":[{"id":146,"uris":["http://zotero.org/users/14704831/items/BMV72WCN","http://zotero.org/users/14704831/items/WXBQ68GE"],"itemData":{"id":146,"type":"article-journal","abstract":"Prediction of drug-target interactions (DTIs) is a crucial step in drug discovery, and deep learning methods have shown great promise on various DTI datasets. However, existing approaches still face several challenges, including limited labeled data, hidden bias issue, and a lack of generalization ability to out-of-domain data. These challenges hinder the model’s capacity to learn truly informative interaction features, leading to shortcut learning and inferior predictive performance on novel drug-target pairs. To address these issues, we propose MlanDTI, a semi-supervised domain adaptive multilevel attention network (Mlan) for DTI prediction. We utilize two pre-trained BERT models to acquire bidirectional representations enriched with information from unlabeled data. Then, we introduce a multilevel attention mechanism, enabling the model to learn domain-invariant DTIs at different hierarchical levels. Moreover, we present a simple yet effective semi-supervised pseudo-labeling method to further enhance our model’s predictive ability in cross-domain scenarios. Experiments on four datasets show that MlanDTI achieves state-of-the-art performances over other methods under intra-domain settings and outperforms all other approaches under cross-domain settings. The source code is available at https://github.com/CMACH508/MlanDTI.","container-title":"Proceedings of the AAAI Conference on Artificial Intelligence","DOI":"10.1609/aaai.v38i1.27786","ISSN":"2374-3468, 2159-5399","issue":"1","journalAbbreviation":"AAAI","language":"en","page":"329-337","source":"DOI.org (Crossref)","title":"Multilevel Attention Network with Semi-supervised Domain Adaptation for Drug-Target Prediction","volume":"38","author":[{"family":"Xie","given":"Zhousan"},{"family":"Tu","given":"Shikui"},{"family":"Xu","given":"Lei"}],"issued":{"date-parts":[["2024",3,24]]}}}],"schema":"https://github.com/citation-style-language/schema/raw/master/csl-citation.json"} </w:instrText>
+      </w:r>
+      <w:r>
+        <w:rPr>
+          <w:rFonts w:hint="eastAsia"/>
+        </w:rPr>
+        <w:fldChar w:fldCharType="separate"/>
+      </w:r>
+      <w:r>
+        <w:rPr>
+          <w:rFonts w:ascii="等线" w:eastAsia="等线" w:hAnsi="等线" w:hint="eastAsia"/>
+        </w:rPr>
+        <w:t>[1]</w:t>
+      </w:r>
+      <w:r>
+        <w:rPr>
+          <w:rFonts w:hint="eastAsia"/>
+        </w:rPr>
+        <w:fldChar w:fldCharType="end"/>
+      </w:r>
+      <w:r>
+        <w:rPr>
+          <w:rFonts w:hint="eastAsia"/>
+        </w:rPr>
+        <w:t>222</w:t>
+      </w:r>
+      <w:r>
+        <w:rPr>
+          <w:rFonts w:hint="eastAsia"/>
+        </w:rPr>
+        <w:fldChar w:fldCharType="begin"/>
+      </w:r>
+      <w:r>
+        <w:rPr>
+          <w:rFonts w:hint="eastAsia"/>
+        </w:rPr>
+        <w:instrText xml:space="preserve"> ADDIN ZOTERO_ITEM CSL_CITATION {"citationID":"X85ZvYWn","properties":{"formattedCitation":"[2]","plainCitation":"[2]","noteIndex":0},"citationItems":[{"id":429,"uris":["http://zotero.org/users/14704831/items/SQ5H6YDR"],"itemData":{"id":429,"type":"article-journal","abstract":"Link prediction is a key problem for network-structured data. Link prediction heuristics use some score functions, such as common neighbors and Katz index, to measure the likelihood of links. They have obtained wide practical uses due to their simplicity, interpretability, and for some of them, scalability. However, every heuristic has a strong assumption on when two nodes are likely to link, which limits their effectiveness on networks where these assumptions fail. In this regard, </w:instrText>
+      </w:r>
+      <w:r>
+        <w:instrText>a more reasonable way should be learning a suitable heuristic from a given network instead of using prede</w:instrText>
+      </w:r>
+      <w:r>
+        <w:rPr>
+          <w:rFonts w:ascii="Times New Roman" w:hAnsi="Times New Roman" w:cs="Times New Roman"/>
+        </w:rPr>
+        <w:instrText>ﬁ</w:instrText>
+      </w:r>
+      <w:r>
+        <w:instrText xml:space="preserve">ned ones. By extracting a local subgraph around each target link, we aim to learn a function mapping the subgraph patterns to link existence, thus automatically learning a </w:instrText>
+      </w:r>
+      <w:r>
+        <w:rPr>
+          <w:rFonts w:ascii="等线" w:eastAsia="等线" w:hAnsi="等线" w:cs="等线" w:hint="eastAsia"/>
+        </w:rPr>
+        <w:instrText>“</w:instrText>
+      </w:r>
+      <w:r>
+        <w:instrText>heuristic</w:instrText>
+      </w:r>
+      <w:r>
+        <w:rPr>
+          <w:rFonts w:ascii="等线" w:eastAsia="等线" w:hAnsi="等线" w:cs="等线" w:hint="eastAsia"/>
+        </w:rPr>
+        <w:instrText>”</w:instrText>
+      </w:r>
+      <w:r>
+        <w:instrText xml:space="preserve"> that suits the current network. In this paper, we study this heuristic learning paradigm for link prediction. First, we develop a novel -decaying heuristic theory. The theory uni</w:instrText>
+      </w:r>
+      <w:r>
+        <w:rPr>
+          <w:rFonts w:ascii="Times New Roman" w:hAnsi="Times New Roman" w:cs="Times New Roman"/>
+        </w:rPr>
+        <w:instrText>ﬁ</w:instrText>
+      </w:r>
+      <w:r>
+        <w:instrText>es a wide range of heuristics in a single</w:instrText>
+      </w:r>
+      <w:r>
+        <w:rPr>
+          <w:rFonts w:hint="eastAsia"/>
+        </w:rPr>
+        <w:instrText xml:space="preserve"> framework, and proves that all these heuristics can be well approximated from local subgraphs. Our results show that local subgraphs reserve rich information related to link existence. Second, based on the -decaying theory, we propose a new method to learn heuristics from local subgraphs using a graph neural network (GNN). Its experimental results show unprecedented performance, working consistently well on a wide range of problems.","language":"en","source":"Zotero","title":"Link Prediction Based on Graph Neural Networks","author":[{"family":"Zhang","given":"Muhan"},{"family":"Chen","given":"Yixin"}]}}],"schema":"https://github.com/citation-style-language/schema/raw/master/csl-citation.json"} </w:instrText>
+      </w:r>
+      <w:r>
+        <w:rPr>
+          <w:rFonts w:hint="eastAsia"/>
+        </w:rPr>
+        <w:fldChar w:fldCharType="separate"/>
+      </w:r>
+      <w:r>
+        <w:rPr>
+          <w:rFonts w:ascii="等线" w:eastAsia="等线" w:hAnsi="等线" w:hint="eastAsia"/>
+        </w:rPr>
+        <w:t>[2]</w:t>
+      </w:r>
+      <w:r>
+        <w:rPr>
+          <w:rFonts w:hint="eastAsia"/>
+        </w:rPr>
+        <w:fldChar w:fldCharType="end"/>
+      </w:r>
+      <w:r>
+        <w:rPr>
+          <w:rFonts w:hint="eastAsia"/>
+        </w:rPr>
+        <w:t>33</w:t>
+      </w:r>
+      <w:r>
+        <w:rPr>
+          <w:rFonts w:hint="eastAsia"/>
+        </w:rPr>
+        <w:fldChar w:fldCharType="begin"/>
+      </w:r>
+      <w:r>
+        <w:rPr>
+          <w:rFonts w:hint="eastAsia"/>
+        </w:rPr>
+        <w:instrText xml:space="preserve"> ADDIN ZOTERO_ITEM CSL_CITATION {"citationID":"NAtCxP9Q","properties":{"formattedCitation":"[3]","plainCitation":"[3]","noteIndex":0},"citationItems":[{"id":431,"uris":["http://zotero.org/users/14704831/items/TZF364R4"],"itemData":{"id":431,"type":"article-journal","abstract":"Motivation: The use of drug combinations, termed polypharmacy, is common to treat patients with complex diseases or co-existing conditions. However, a major consequence of polypharmacy is a much higher risk of adverse side effects for the patient. Polypharmacy side effects emerge because of drug–drug interactions, in which activity of one drug may change, favorably or unfavorably, if taken with another drug. The knowledge of drug interactions is often limited because these complex r</w:instrText>
+      </w:r>
+      <w:r>
+        <w:instrText>elationships are rare, and are usually not observed in relatively small clinical testing. Discovering polypharmacy side effects thus remains an important challenge with signi</w:instrText>
+      </w:r>
+      <w:r>
+        <w:rPr>
+          <w:rFonts w:ascii="Times New Roman" w:hAnsi="Times New Roman" w:cs="Times New Roman"/>
+        </w:rPr>
+        <w:instrText>ﬁ</w:instrText>
+      </w:r>
+      <w:r>
+        <w:instrText>cant implications for patient mortality and morbidity.","container-title":"Bioin</w:instrText>
+      </w:r>
+      <w:r>
+        <w:rPr>
+          <w:rFonts w:hint="eastAsia"/>
+        </w:rPr>
+        <w:instrText xml:space="preserve">formatics","DOI":"10.1093/bioinformatics/bty294","ISSN":"1367-4803, 1367-4811","issue":"13","language":"en","license":"http://creativecommons.org/licenses/by-nc/4.0/","page":"i457-i466","source":"DOI.org (Crossref)","title":"Modeling polypharmacy side effects with graph convolutional networks","volume":"34","author":[{"family":"Zitnik","given":"Marinka"},{"family":"Agrawal","given":"Monica"},{"family":"Leskovec","given":"Jure"}],"issued":{"date-parts":[["2018",7,1]]}}}],"schema":"https://github.com/citation-style-language/schema/raw/master/csl-citation.json"} </w:instrText>
+      </w:r>
+      <w:r>
+        <w:rPr>
+          <w:rFonts w:hint="eastAsia"/>
+        </w:rPr>
+        <w:fldChar w:fldCharType="separate"/>
+      </w:r>
+      <w:r>
+        <w:rPr>
+          <w:rFonts w:ascii="等线" w:eastAsia="等线" w:hAnsi="等线" w:hint="eastAsia"/>
+        </w:rPr>
+        <w:t>[3]</w:t>
+      </w:r>
+      <w:r>
+        <w:rPr>
+          <w:rFonts w:hint="eastAsia"/>
+        </w:rPr>
+        <w:fldChar w:fldCharType="end"/>
+      </w:r>
+      <w:r>
+        <w:rPr>
+          <w:rFonts w:hint="eastAsia"/>
+        </w:rPr>
+        <w:t>44</w:t>
+      </w:r>
+      <w:r>
+        <w:rPr>
+          <w:rFonts w:hint="eastAsia"/>
+        </w:rPr>
+        <w:fldChar w:fldCharType="begin"/>
+      </w:r>
+      <w:r>
+        <w:rPr>
+          <w:rFonts w:hint="eastAsia"/>
+        </w:rPr>
+        <w:instrText xml:space="preserve"> ADDIN ZOTERO_ITEM CSL_CITATION {"citationID":"mtfzLbep","properties":{"formattedCitation":"[4]","plainCitation":"[4]","noteIndex":0},"citationItems":[{"id":433,"uris":["http://zotero.org/users/14704831/items/D4NHY67Q"],"itemData":{"id":433,"type":"articl</w:instrText>
+      </w:r>
+      <w:r>
+        <w:instrText>e-journal","abstract":"Developing new drugs is too expensive and time -consuming. Accurately predicting the interaction between drugs and targets will likely change how the drug is discovered. Machine learning-based protein</w:instrText>
+      </w:r>
+      <w:r>
+        <w:rPr>
+          <w:rFonts w:ascii="Cambria Math" w:hAnsi="Cambria Math" w:cs="Cambria Math"/>
+        </w:rPr>
+        <w:instrText>−</w:instrText>
+      </w:r>
+      <w:r>
+        <w:instrText>ligand interaction prediction has demonstrated significant potential. In this paper, computational methods, focusing on sequence and structure to study protein</w:instrText>
+      </w:r>
+      <w:r>
+        <w:rPr>
+          <w:rFonts w:ascii="Cambria Math" w:hAnsi="Cambria Math" w:cs="Cambria Math"/>
+        </w:rPr>
+        <w:instrText>−</w:instrText>
+      </w:r>
+      <w:r>
+        <w:instrText>ligand interactions, are examined. Therefore, this paper starts by presenting an overview of the data sets applied in this are</w:instrText>
+      </w:r>
+      <w:r>
+        <w:rPr>
+          <w:rFonts w:hint="eastAsia"/>
+        </w:rPr>
+        <w:instrText xml:space="preserve">a, as well as the various approaches applied for representing proteins and ligands. Then, sequence-based and structure-based classification criteria are subsequently utilized to categorize and summarize both the classical machine learning models and deep </w:instrText>
+      </w:r>
+      <w:r>
+        <w:instrText>learning models employed in protein</w:instrText>
+      </w:r>
+      <w:r>
+        <w:rPr>
+          <w:rFonts w:ascii="Cambria Math" w:hAnsi="Cambria Math" w:cs="Cambria Math"/>
+        </w:rPr>
+        <w:instrText>−</w:instrText>
+      </w:r>
+      <w:r>
+        <w:instrText>ligand interaction studies. Moreover, the evaluation methods and interpretability of these models are proposed. Furthermore, delving into the diverse applications of protein</w:instrText>
+      </w:r>
+      <w:r>
+        <w:rPr>
+          <w:rFonts w:ascii="Cambria Math" w:hAnsi="Cambria Math" w:cs="Cambria Math"/>
+        </w:rPr>
+        <w:instrText>−</w:instrText>
+      </w:r>
+      <w:r>
+        <w:instrText>ligand interaction models in drug research is</w:instrText>
+      </w:r>
+      <w:r>
+        <w:rPr>
+          <w:rFonts w:hint="eastAsia"/>
+        </w:rPr>
+        <w:instrText xml:space="preserve"> presented. Lastly, the current challenges and future directions in this field are addressed.","container-title":"Journal of Chemical Information and Modeling","DOI":"10.1021/acs.jcim.3c01841","ISSN":"1549-9596, 1549-960X","issue":"5","journalAbbreviation":"J. Chem. Inf. Model.","language":"en","license":"https://doi.org/10.15223/policy-029","page":"1456-1472","source":"DOI.org (Crossref)","title":"Machine Learning for Sequence and Structure-Based Protein–Ligand Interaction Prediction","volume":"64","author":[{"family":"Zhang","given":"Yunjiang"},{"family":"Li","given":"Shuyuan"},{"family":"Meng","given":"Kong"},{"family":"Sun","given":"Shaorui"}],"issued":{"date-parts":[["2024",3,11]]}}}],"schema":"https://github.com/citation-style-language/schema/raw/master/csl-citation.json"} </w:instrText>
+      </w:r>
+      <w:r>
+        <w:rPr>
+          <w:rFonts w:hint="eastAsia"/>
+        </w:rPr>
+        <w:fldChar w:fldCharType="separate"/>
+      </w:r>
+      <w:r>
+        <w:rPr>
+          <w:rFonts w:ascii="等线" w:eastAsia="等线" w:hAnsi="等线" w:hint="eastAsia"/>
+        </w:rPr>
+        <w:t>[4]</w:t>
+      </w:r>
+      <w:r>
+        <w:rPr>
+          <w:rFonts w:hint="eastAsia"/>
+        </w:rPr>
+        <w:fldChar w:fldCharType="end"/>
+      </w:r>
+      <w:r>
+        <w:rPr>
+          <w:rFonts w:hint="eastAsia"/>
+        </w:rPr>
+        <w:t>555</w:t>
+      </w:r>
+      <w:r>
+        <w:rPr>
+          <w:rFonts w:hint="eastAsia"/>
+        </w:rPr>
+        <w:fldChar w:fldCharType="begin"/>
+      </w:r>
+      <w:r>
+        <w:rPr>
+          <w:rFonts w:hint="eastAsia"/>
+        </w:rPr>
+        <w:instrText xml:space="preserve"> ADDIN ZOTERO_ITEM CSL_CITATION {"citationID":"bdKKaQyH","properties":{"formattedCitation":"[5]","plainCitation":"[5]","noteIndex":0},"citationItems":[{"id":437,"uris":["http://zotero.org/users/14704831/items/6K3YUNPP"],"itemData":{"id":437,"type":"article-journal","abstract":"Compound-Protein Interaction (CPI) prediction aims to predict the pattern and strength of compound-protein interactions for rational drug discovery. Existing deep learningbased methods utilize only the single modality of protein sequences or structures and lack the co-modeling of the joint distribution of the two modalities, which may lead to significant performance drops in complex real-world scenarios due to various factors, e.g., modality missing and domain shifting. More importantly, these methods only model protein sequences and structures at a single fixed scale, neglecting more fine-grained multi-scale information, such as those embedded in key protein fragments. In this paper, we propose a novel multi-scale Protein Sequence-structure Contrasting framework for CPI prediction (PSC-CPI), which captures the dependencies between protein sequences and structures through both intra-modality and cross-modality contrasting. We further apply length-variable protein augmentation to allow contrasting to be performed at different scales, from the amino acid level to the sequence level. Finally, in order to more fairly evaluate the model generalizability, we split the test data into four settings based on whether compounds and proteins have been observed during the training stage. Extensive experiments have shown that PSC-CPI generalizes well in all four settings, particularly in the more challenging “Unseen-Both” setting, where neither compounds nor proteins have been observed during training. Furthermore, even when encountering a situation of modality missing, i.e., inference with only single-modality data, PSC-CPI still exhibits comparable or even better performance than previous approaches.","container-title":"Proceedings of the AAAI Conference on Artificial Intelligence","DOI":"10.1609/aaai.v38i1.27784","ISSN":"2374-3468, 2159-5399","issue":"1","journalAbbreviation":"AAAI","language":"en","page":"310-319","source":"DOI.org (Crossref)","title":"PSC-CPI: Multi-Scale Protein Sequence-Structure Contrasting for Efficient and Generalizable Compound-Protein Interaction Prediction","title-short":"PSC-CPI","volume":"38","author":[{"family":"Wu","given":"Lirong"},{"family":"Huang","given":"Yufei"},{"family":"Tan","given":"Cheng"},{"family":"Gao","given":"Zhangyang"},{"family":"Hu","given":"Bozhen"},{"family":"Lin","given":"Haitao"},{"family":"Liu","given":"Zicheng"},{"family":"Li","given":"Stan Z."}],"issued":{"date-parts":[["2024",3,24]]}}}],"schema":"https://github.com/citation-style-language/schema/raw/master/csl-citation.json"} </w:instrText>
+      </w:r>
+      <w:r>
+        <w:rPr>
+          <w:rFonts w:hint="eastAsia"/>
+        </w:rPr>
+        <w:fldChar w:fldCharType="separate"/>
+      </w:r>
+      <w:r>
+        <w:rPr>
+          <w:rFonts w:ascii="等线" w:eastAsia="等线" w:hAnsi="等线" w:hint="eastAsia"/>
+        </w:rPr>
+        <w:t>[5]</w:t>
+      </w:r>
+      <w:r>
+        <w:rPr>
+          <w:rFonts w:hint="eastAsia"/>
+        </w:rPr>
+        <w:fldChar w:fldCharType="end"/>
+      </w:r>
+      <w:r>
+        <w:rPr>
+          <w:rFonts w:hint="eastAsia"/>
+        </w:rPr>
+        <w:t>666</w:t>
+      </w:r>
+      <w:r>
+        <w:rPr>
+          <w:rFonts w:hint="eastAsia"/>
+        </w:rPr>
+        <w:fldChar w:fldCharType="begin"/>
+      </w:r>
+      <w:r>
+        <w:rPr>
+          <w:rFonts w:hint="eastAsia"/>
+        </w:rPr>
+        <w:instrText xml:space="preserve"> ADDIN ZOTERO_ITEM CSL_CITATION {"citationID":"3N0oJiiF","properties":{"formattedCitation":"[6]","plainCitation":"[6]","noteIndex":0},"citationItems":[{"id":439,"uris":["http://zotero.org/users/14704831/items/5GDPGNW3"],"itemData":{"id":439,"type":"article-journal","abstract":"A key metric to assess molecular docking remains ligand enrichment against challenging decoys. Whereas the directory of useful decoys (DUD) has been widely used, clear areas for optimization have emerged. Here we describe an improved benchmarking set that includes more diverse targets such as GPCRs and ion channels, totaling 102 proteins with 22886 clustered ligands drawn from ChEMBL, each with 50 property-matched decoys drawn from ZINC. To ensure chemotype diversity, we cluster eac</w:instrText>
+      </w:r>
+      <w:r>
+        <w:instrText>h target’s ligands by their Bemis</w:instrText>
+      </w:r>
+      <w:r>
+        <w:rPr>
+          <w:rFonts w:ascii="Cambria Math" w:hAnsi="Cambria Math" w:cs="Cambria Math"/>
+        </w:rPr>
+        <w:instrText>−</w:instrText>
+      </w:r>
+      <w:r>
+        <w:instrText>Murcko atomic frameworks. We add net charge to the matched physicochemical properties and include only the most dissimilar decoys, by topology, from the ligands. An online automated tool (http://decoys.docking.org) genera</w:instrText>
+      </w:r>
+      <w:r>
+        <w:rPr>
+          <w:rFonts w:hint="eastAsia"/>
+        </w:rPr>
+        <w:instrText xml:space="preserve">tes these improved matched decoys for user-supplied ligands. We test this data set by docking all 102 targets, using the results to improve the balance between ligand desolvation and electrostatics in DOCK 3.6. The complete DUD-E benchmarking set is freely available at http://dude.docking.org.","container-title":"Journal of Medicinal Chemistry","DOI":"10.1021/jm300687e","ISSN":"0022-2623, 1520-4804","issue":"14","journalAbbreviation":"J. Med. Chem.","language":"en","license":"http://pubs.acs.org/page/policy/authorchoice_termsofuse.html","page":"6582-6594","source":"DOI.org (Crossref)","title":"Directory of Useful Decoys, Enhanced (DUD-E): Better Ligands and Decoys for Better Benchmarking","title-short":"Directory of Useful Decoys, Enhanced (DUD-E)","volume":"55","author":[{"family":"Mysinger","given":"Michael M."},{"family":"Carchia","given":"Michael"},{"family":"Irwin","given":"John. J."},{"family":"Shoichet","given":"Brian K."}],"issued":{"date-parts":[["2012",7,26]]}}}],"schema":"https://github.com/citation-style-language/schema/raw/master/csl-citation.json"} </w:instrText>
+      </w:r>
+      <w:r>
+        <w:rPr>
+          <w:rFonts w:hint="eastAsia"/>
+        </w:rPr>
+        <w:fldChar w:fldCharType="separate"/>
+      </w:r>
+      <w:r>
+        <w:rPr>
+          <w:rFonts w:ascii="等线" w:eastAsia="等线" w:hAnsi="等线" w:hint="eastAsia"/>
+        </w:rPr>
+        <w:t>[6]</w:t>
+      </w:r>
+      <w:r>
+        <w:rPr>
+          <w:rFonts w:hint="eastAsia"/>
+        </w:rPr>
+        <w:fldChar w:fldCharType="end"/>
+      </w:r>
+    </w:p>
+    <w:p>
+      <w:r>
+        <w:rPr>
+          <w:rFonts w:hint="eastAsia"/>
+        </w:rPr>
+        <w:t>参考文献：</w:t>
       </w:r>
     </w:p>
     <w:p>
@@ -82,6 +870,254 @@
           <w:rFonts w:hint="eastAsia"/>
         </w:rPr>
       </w:pPr>
+    </w:p>
+    <w:p>
+      <w:pPr>
+        <w:pStyle w:val="af5"/>
+        <w:rPr>
+          <w:rFonts w:ascii="等线" w:eastAsia="等线" w:hAnsi="等线"/>
+        </w:rPr>
+      </w:pPr>
+      <w:r>
+        <w:rPr>
+          <w:rFonts w:hint="eastAsia"/>
+        </w:rPr>
+        <w:fldChar w:fldCharType="begin"/>
+      </w:r>
+      <w:r>
+        <w:rPr>
+          <w:rFonts w:hint="eastAsia"/>
+        </w:rPr>
+        <w:instrText xml:space="preserve"> ADDIN ZOTERO_BIBL {"uncited":[],"omitted":[],"custom":[]} CSL_BIBLIOGRAPHY </w:instrText>
+      </w:r>
+      <w:r>
+        <w:rPr>
+          <w:rFonts w:hint="eastAsia"/>
+        </w:rPr>
+        <w:fldChar w:fldCharType="separate"/>
+      </w:r>
+      <w:r>
+        <w:rPr>
+          <w:rFonts w:ascii="等线" w:eastAsia="等线" w:hAnsi="等线"/>
+        </w:rPr>
+        <w:t>[1]</w:t>
+      </w:r>
+      <w:r>
+        <w:rPr>
+          <w:rFonts w:ascii="等线" w:eastAsia="等线" w:hAnsi="等线"/>
+        </w:rPr>
+        <w:tab/>
+        <w:t xml:space="preserve">Xie Z, Tu S, Xu L. Multilevel Attention Network with Semi-supervised Domain Adaptation for Drug-Target Prediction. AAAI </w:t>
+      </w:r>
+      <w:proofErr w:type="gramStart"/>
+      <w:r>
+        <w:rPr>
+          <w:rFonts w:ascii="等线" w:eastAsia="等线" w:hAnsi="等线"/>
+        </w:rPr>
+        <w:t>2024;38:329</w:t>
+      </w:r>
+      <w:proofErr w:type="gramEnd"/>
+      <w:r>
+        <w:rPr>
+          <w:rFonts w:ascii="等线" w:eastAsia="等线" w:hAnsi="等线"/>
+        </w:rPr>
+        <w:t>–37. https://doi.org/10.1609/aaai.v38i1.27786.</w:t>
+      </w:r>
+    </w:p>
+    <w:p>
+      <w:pPr>
+        <w:pStyle w:val="af5"/>
+        <w:rPr>
+          <w:rFonts w:ascii="等线" w:eastAsia="等线" w:hAnsi="等线"/>
+        </w:rPr>
+      </w:pPr>
+      <w:r>
+        <w:rPr>
+          <w:rFonts w:ascii="等线" w:eastAsia="等线" w:hAnsi="等线"/>
+        </w:rPr>
+        <w:t>[2]</w:t>
+      </w:r>
+      <w:r>
+        <w:rPr>
+          <w:rFonts w:ascii="等线" w:eastAsia="等线" w:hAnsi="等线"/>
+        </w:rPr>
+        <w:tab/>
+        <w:t>Zhang M, Chen Y. Link Prediction Based on Graph Neural Networks n.d.</w:t>
+      </w:r>
+    </w:p>
+    <w:p>
+      <w:pPr>
+        <w:pStyle w:val="af5"/>
+        <w:rPr>
+          <w:rFonts w:ascii="等线" w:eastAsia="等线" w:hAnsi="等线"/>
+        </w:rPr>
+      </w:pPr>
+      <w:r>
+        <w:rPr>
+          <w:rFonts w:ascii="等线" w:eastAsia="等线" w:hAnsi="等线"/>
+        </w:rPr>
+        <w:t>[3]</w:t>
+      </w:r>
+      <w:r>
+        <w:rPr>
+          <w:rFonts w:ascii="等线" w:eastAsia="等线" w:hAnsi="等线"/>
+        </w:rPr>
+        <w:tab/>
+        <w:t>Zitnik M, Agrawal M, Leskovec J. Modeling polypharmacy side effects with graph convolutional networks. Bioinformatics 2018;</w:t>
+      </w:r>
+      <w:proofErr w:type="gramStart"/>
+      <w:r>
+        <w:rPr>
+          <w:rFonts w:ascii="等线" w:eastAsia="等线" w:hAnsi="等线"/>
+        </w:rPr>
+        <w:t>34:i</w:t>
+      </w:r>
+      <w:proofErr w:type="gramEnd"/>
+      <w:r>
+        <w:rPr>
+          <w:rFonts w:ascii="等线" w:eastAsia="等线" w:hAnsi="等线"/>
+        </w:rPr>
+        <w:t>457–66. https://doi.org/10.1093/bioinformatics/bty294.</w:t>
+      </w:r>
+    </w:p>
+    <w:p>
+      <w:pPr>
+        <w:pStyle w:val="af5"/>
+        <w:rPr>
+          <w:rFonts w:ascii="等线" w:eastAsia="等线" w:hAnsi="等线"/>
+        </w:rPr>
+      </w:pPr>
+      <w:r>
+        <w:rPr>
+          <w:rFonts w:ascii="等线" w:eastAsia="等线" w:hAnsi="等线"/>
+        </w:rPr>
+        <w:t>[4]</w:t>
+      </w:r>
+      <w:r>
+        <w:rPr>
+          <w:rFonts w:ascii="等线" w:eastAsia="等线" w:hAnsi="等线"/>
+        </w:rPr>
+        <w:tab/>
+        <w:t xml:space="preserve">Zhang Y, Li S, Meng K, et al. Machine Learning for Sequence and Structure-Based Protein–Ligand Interaction Prediction. J Chem Inf Model </w:t>
+      </w:r>
+      <w:proofErr w:type="gramStart"/>
+      <w:r>
+        <w:rPr>
+          <w:rFonts w:ascii="等线" w:eastAsia="等线" w:hAnsi="等线"/>
+        </w:rPr>
+        <w:t>2024;64:1456</w:t>
+      </w:r>
+      <w:proofErr w:type="gramEnd"/>
+      <w:r>
+        <w:rPr>
+          <w:rFonts w:ascii="等线" w:eastAsia="等线" w:hAnsi="等线"/>
+        </w:rPr>
+        <w:t xml:space="preserve">–72. </w:t>
+      </w:r>
+      <w:r>
+        <w:rPr>
+          <w:rFonts w:ascii="等线" w:eastAsia="等线" w:hAnsi="等线"/>
+        </w:rPr>
+        <w:lastRenderedPageBreak/>
+        <w:t>https://doi.org/10.1021/acs.jcim.3c01841.</w:t>
+      </w:r>
+    </w:p>
+    <w:p>
+      <w:pPr>
+        <w:pStyle w:val="af5"/>
+        <w:rPr>
+          <w:rFonts w:ascii="等线" w:eastAsia="等线" w:hAnsi="等线"/>
+        </w:rPr>
+      </w:pPr>
+      <w:r>
+        <w:rPr>
+          <w:rFonts w:ascii="等线" w:eastAsia="等线" w:hAnsi="等线"/>
+        </w:rPr>
+        <w:t>[5]</w:t>
+      </w:r>
+      <w:r>
+        <w:rPr>
+          <w:rFonts w:ascii="等线" w:eastAsia="等线" w:hAnsi="等线"/>
+        </w:rPr>
+        <w:tab/>
+        <w:t xml:space="preserve">Wu L, Huang Y, Tan C, et al. PSC-CPI: Multi-Scale Protein Sequence-Structure Contrasting for Efficient and Generalizable Compound-Protein Interaction Prediction. AAAI </w:t>
+      </w:r>
+      <w:proofErr w:type="gramStart"/>
+      <w:r>
+        <w:rPr>
+          <w:rFonts w:ascii="等线" w:eastAsia="等线" w:hAnsi="等线"/>
+        </w:rPr>
+        <w:t>2024;38:310</w:t>
+      </w:r>
+      <w:proofErr w:type="gramEnd"/>
+      <w:r>
+        <w:rPr>
+          <w:rFonts w:ascii="等线" w:eastAsia="等线" w:hAnsi="等线"/>
+        </w:rPr>
+        <w:t>–9. https://doi.org/10.1609/aaai.v38i1.27784.</w:t>
+      </w:r>
+    </w:p>
+    <w:p>
+      <w:pPr>
+        <w:pStyle w:val="af5"/>
+        <w:rPr>
+          <w:rFonts w:ascii="等线" w:eastAsia="等线" w:hAnsi="等线"/>
+        </w:rPr>
+      </w:pPr>
+      <w:r>
+        <w:rPr>
+          <w:rFonts w:ascii="等线" w:eastAsia="等线" w:hAnsi="等线"/>
+        </w:rPr>
+        <w:t>[6]</w:t>
+      </w:r>
+      <w:r>
+        <w:rPr>
+          <w:rFonts w:ascii="等线" w:eastAsia="等线" w:hAnsi="等线"/>
+        </w:rPr>
+        <w:tab/>
+        <w:t xml:space="preserve">Mysinger MM, Carchia M, Irwin </w:t>
+      </w:r>
+      <w:proofErr w:type="spellStart"/>
+      <w:r>
+        <w:rPr>
+          <w:rFonts w:ascii="等线" w:eastAsia="等线" w:hAnsi="等线"/>
+        </w:rPr>
+        <w:t>JohnJ</w:t>
+      </w:r>
+      <w:proofErr w:type="spellEnd"/>
+      <w:r>
+        <w:rPr>
+          <w:rFonts w:ascii="等线" w:eastAsia="等线" w:hAnsi="等线"/>
+        </w:rPr>
+        <w:t xml:space="preserve">, et al. Directory of Useful Decoys, Enhanced (DUD-E): Better Ligands and Decoys for Better Benchmarking. J Med Chem </w:t>
+      </w:r>
+      <w:proofErr w:type="gramStart"/>
+      <w:r>
+        <w:rPr>
+          <w:rFonts w:ascii="等线" w:eastAsia="等线" w:hAnsi="等线"/>
+        </w:rPr>
+        <w:t>2012;55:6582</w:t>
+      </w:r>
+      <w:proofErr w:type="gramEnd"/>
+      <w:r>
+        <w:rPr>
+          <w:rFonts w:ascii="等线" w:eastAsia="等线" w:hAnsi="等线"/>
+        </w:rPr>
+        <w:t>–94. https://doi.org/10.1021/jm300687e.</w:t>
+      </w:r>
+    </w:p>
+    <w:p>
+      <w:pPr>
+        <w:rPr>
+          <w:rFonts w:hint="eastAsia"/>
+        </w:rPr>
+      </w:pPr>
+      <w:r>
+        <w:rPr>
+          <w:rFonts w:hint="eastAsia"/>
+        </w:rPr>
+        <w:fldChar w:fldCharType="end"/>
+      </w:r>
     </w:p>
     <w:sectPr>
       <w:pgSz w:w="11906" w:h="16838"/>
@@ -1159,6 +2195,44 @@
       <w14:ligatures w14:val="none"/>
     </w:rPr>
   </w:style>
+  <w:style w:type="character" w:styleId="af3">
+    <w:name w:val="Hyperlink"/>
+    <w:basedOn w:val="a0"/>
+    <w:uiPriority w:val="99"/>
+    <w:unhideWhenUsed/>
+    <w:rsid w:val="002B396F"/>
+    <w:rPr>
+      <w:color w:val="467886" w:themeColor="hyperlink"/>
+      <w:u w:val="single"/>
+    </w:rPr>
+  </w:style>
+  <w:style w:type="character" w:styleId="af4">
+    <w:name w:val="Unresolved Mention"/>
+    <w:basedOn w:val="a0"/>
+    <w:uiPriority w:val="99"/>
+    <w:semiHidden/>
+    <w:unhideWhenUsed/>
+    <w:rsid w:val="002B396F"/>
+    <w:rPr>
+      <w:color w:val="605E5C"/>
+      <w:shd w:val="clear" w:color="auto" w:fill="E1DFDD"/>
+    </w:rPr>
+  </w:style>
+  <w:style w:type="paragraph" w:styleId="af5">
+    <w:name w:val="Bibliography"/>
+    <w:basedOn w:val="a"/>
+    <w:next w:val="a"/>
+    <w:uiPriority w:val="37"/>
+    <w:unhideWhenUsed/>
+    <w:rsid w:val="00B02D7A"/>
+    <w:pPr>
+      <w:tabs>
+        <w:tab w:val="left" w:pos="384"/>
+      </w:tabs>
+      <w:spacing w:after="0" w:line="240" w:lineRule="auto"/>
+      <w:ind w:left="384" w:hanging="384"/>
+    </w:pPr>
+  </w:style>
 </w:styles>
 </file>
 

--- a/开题提交/新开题/备.docx
+++ b/开题提交/新开题/备.docx
@@ -6,7 +6,6 @@
       <w:pPr>
         <w:spacing w:after="0" w:line="240" w:lineRule="auto"/>
         <w:rPr>
-          <w:rFonts w:hint="eastAsia"/>
           <w:sz w:val="10"/>
           <w:szCs w:val="11"/>
         </w:rPr>
@@ -25,44 +24,14 @@
         <w:rPr>
           <w:rFonts w:hint="eastAsia"/>
         </w:rPr>
-        <w:t>考虑到基于化学基因组学的 CPI 建模是一项二元分类任务，一个设计合理的</w:t>
-      </w:r>
-      <w:proofErr w:type="gramStart"/>
-      <w:r>
-        <w:rPr>
-          <w:rFonts w:hint="eastAsia"/>
-        </w:rPr>
-        <w:t>数据集应主要</w:t>
-      </w:r>
-      <w:proofErr w:type="gramEnd"/>
-      <w:r>
-        <w:rPr>
-          <w:rFonts w:hint="eastAsia"/>
-        </w:rPr>
-        <w:t>包括特定配体与蛋白质 A 有相互作用但与蛋白质 B 没有相互作用的实例，这就迫使模型学习蛋白质信息，或者最好是相互作用特征，以区分这些实例。</w:t>
+        <w:t>考虑到基于化学基因组学的 CPI 建模是一项二元分类任务，一个设计合理的数据集应主要包括特定配体与蛋白质 A 有相互作用但与蛋白质 B 没有相互作用的实例，这就迫使模型学习蛋白质信息，或者最好是相互作用特征，以区分这些实例。</w:t>
       </w:r>
       <w:r>
         <w:rPr>
           <w:rFonts w:hint="eastAsia"/>
           <w:u w:val="single"/>
         </w:rPr>
-        <w:t>这种适当设计的数据</w:t>
-      </w:r>
-      <w:proofErr w:type="gramStart"/>
-      <w:r>
-        <w:rPr>
-          <w:rFonts w:hint="eastAsia"/>
-          <w:u w:val="single"/>
-        </w:rPr>
-        <w:t>集不能</w:t>
-      </w:r>
-      <w:proofErr w:type="gramEnd"/>
-      <w:r>
-        <w:rPr>
-          <w:rFonts w:hint="eastAsia"/>
-          <w:u w:val="single"/>
-        </w:rPr>
-        <w:t>用相互作用特征以外的其他信息（如配体模式）来区分</w:t>
+        <w:t>这种适当设计的数据集不能用相互作用特征以外的其他信息（如配体模式）来区分</w:t>
       </w:r>
       <w:r>
         <w:rPr>
@@ -100,49 +69,7 @@
         <w:rPr>
           <w:rFonts w:hint="eastAsia"/>
         </w:rPr>
-        <w:t>，与任一</w:t>
-      </w:r>
-      <w:proofErr w:type="gramStart"/>
-      <w:r>
-        <w:rPr>
-          <w:rFonts w:hint="eastAsia"/>
-        </w:rPr>
-        <w:t>个</w:t>
-      </w:r>
-      <w:proofErr w:type="gramEnd"/>
-      <w:r>
-        <w:rPr>
-          <w:rFonts w:hint="eastAsia"/>
-        </w:rPr>
-        <w:t>配体</w:t>
-      </w:r>
-      <w:proofErr w:type="gramStart"/>
-      <w:r>
-        <w:rPr>
-          <w:rFonts w:hint="eastAsia"/>
-        </w:rPr>
-        <w:t>所相关</w:t>
-      </w:r>
-      <w:proofErr w:type="gramEnd"/>
-      <w:r>
-        <w:rPr>
-          <w:rFonts w:hint="eastAsia"/>
-        </w:rPr>
-        <w:t>的样本对，包含了该配体与蛋白质A的正信息(有相互作用)，以及该配体与蛋白质B的负信息(无相互作用)的数据。则该数据集将迫使模型学习相互作用特征，且该数据</w:t>
-      </w:r>
-      <w:proofErr w:type="gramStart"/>
-      <w:r>
-        <w:rPr>
-          <w:rFonts w:hint="eastAsia"/>
-        </w:rPr>
-        <w:t>集不能</w:t>
-      </w:r>
-      <w:proofErr w:type="gramEnd"/>
-      <w:r>
-        <w:rPr>
-          <w:rFonts w:hint="eastAsia"/>
-        </w:rPr>
-        <w:t>用相互作用特征以外的其他信息(如配体模式或受体模式)来区分]</w:t>
+        <w:t>，与任一个配体所相关的样本对，包含了该配体与蛋白质A的正信息(有相互作用)，以及该配体与蛋白质B的负信息(无相互作用)的数据。则该数据集将迫使模型学习相互作用特征，且该数据集不能用相互作用特征以外的其他信息(如配体模式或受体模式)来区分]</w:t>
       </w:r>
     </w:p>
     <w:p/>
@@ -224,16 +151,8 @@
         <w:rPr>
           <w:rFonts w:hint="eastAsia"/>
         </w:rPr>
-        <w:t>、</w:t>
-      </w:r>
-      <w:proofErr w:type="spellStart"/>
-      <w:r>
-        <w:rPr>
-          <w:rFonts w:hint="eastAsia"/>
-        </w:rPr>
-        <w:t>p</w:t>
-      </w:r>
-      <w:proofErr w:type="spellEnd"/>
+        <w:t>、p</w:t>
+      </w:r>
       <m:oMath>
         <m:sSub>
           <m:sSubPr>
@@ -343,21 +262,7 @@
         <w:rPr>
           <w:rFonts w:hint="eastAsia"/>
         </w:rPr>
-        <w:t>，将原始数据</w:t>
-      </w:r>
-      <w:proofErr w:type="gramStart"/>
-      <w:r>
-        <w:rPr>
-          <w:rFonts w:hint="eastAsia"/>
-        </w:rPr>
-        <w:t>集分为</w:t>
-      </w:r>
-      <w:proofErr w:type="gramEnd"/>
-      <w:r>
-        <w:rPr>
-          <w:rFonts w:hint="eastAsia"/>
-        </w:rPr>
-        <w:t>阳性集和阴性集。</w:t>
+        <w:t>，将原始数据集分为阳性集和阴性集。</w:t>
       </w:r>
     </w:p>
     <w:p>
@@ -388,11 +293,9 @@
         </w:rPr>
         <w:t>和</w:t>
       </w:r>
-      <w:proofErr w:type="spellStart"/>
       <w:r>
         <w:t>Kd</w:t>
       </w:r>
-      <w:proofErr w:type="spellEnd"/>
       <w:r>
         <w:rPr>
           <w:rFonts w:hint="eastAsia"/>
@@ -410,21 +313,7 @@
         <w:rPr>
           <w:rFonts w:hint="eastAsia"/>
         </w:rPr>
-        <w:t>（He 等人，2017 年；Tang 等人，2014年）将数据</w:t>
-      </w:r>
-      <w:proofErr w:type="gramStart"/>
-      <w:r>
-        <w:rPr>
-          <w:rFonts w:hint="eastAsia"/>
-        </w:rPr>
-        <w:t>集分为</w:t>
-      </w:r>
-      <w:proofErr w:type="gramEnd"/>
-      <w:r>
-        <w:rPr>
-          <w:rFonts w:hint="eastAsia"/>
-        </w:rPr>
-        <w:t>正集和负集</w:t>
+        <w:t>（He 等人，2017 年；Tang 等人，2014年）将数据集分为正集和负集</w:t>
       </w:r>
     </w:p>
     <w:p>
@@ -465,21 +354,7 @@
         <w:rPr>
           <w:rFonts w:hint="eastAsia"/>
         </w:rPr>
-        <w:t xml:space="preserve">[1] Chen L, Tan X, Wang D, et al. </w:t>
-      </w:r>
-      <w:proofErr w:type="spellStart"/>
-      <w:r>
-        <w:rPr>
-          <w:rFonts w:hint="eastAsia"/>
-        </w:rPr>
-        <w:t>TransformerCPI</w:t>
-      </w:r>
-      <w:proofErr w:type="spellEnd"/>
-      <w:r>
-        <w:rPr>
-          <w:rFonts w:hint="eastAsia"/>
-        </w:rPr>
-        <w:t xml:space="preserve">: improving compound–protein interaction prediction by sequence-based deep learning with self-attention mechanism and label reversal experiments. Bioinformatics 2020;36:4406–14. </w:t>
+        <w:t xml:space="preserve">[1] Chen L, Tan X, Wang D, et al. TransformerCPI: improving compound–protein interaction prediction by sequence-based deep learning with self-attention mechanism and label reversal experiments. Bioinformatics 2020;36:4406–14. </w:t>
       </w:r>
       <w:hyperlink r:id="rId6" w:history="1">
         <w:r>
@@ -499,361 +374,83 @@
     </w:p>
     <w:p/>
     <w:p>
-      <w:pPr>
-        <w:rPr>
-          <w:rFonts w:hint="eastAsia"/>
-        </w:rPr>
-      </w:pPr>
-      <w:r>
-        <w:rPr>
-          <w:rFonts w:hint="eastAsia"/>
-        </w:rPr>
-        <w:t>1111</w:t>
-      </w:r>
-      <w:r>
-        <w:rPr>
-          <w:rFonts w:hint="eastAsia"/>
-        </w:rPr>
-        <w:fldChar w:fldCharType="begin"/>
-      </w:r>
-      <w:r>
-        <w:rPr>
-          <w:rFonts w:hint="eastAsia"/>
-        </w:rPr>
-        <w:instrText xml:space="preserve"> ADDIN ZOTERO_ITEM CSL_CITATION {"citationID":"jrOJZ9E8","properties":{"formattedCitation":"[1]","plainCitation":"[1]","noteIndex":0},"citationItems":[{"id":146,"uris":["http://zotero.org/users/14704831/items/BMV72WCN","http://zotero.org/users/14704831/items/WXBQ68GE"],"itemData":{"id":146,"type":"article-journal","abstract":"Prediction of drug-target interactions (DTIs) is a crucial step in drug discovery, and deep learning methods have shown great promise on various DTI datasets. However, existing approaches still face several challenges, including limited labeled data, hidden bias issue, and a lack of generalization ability to out-of-domain data. These challenges hinder the model’s capacity to learn truly informative interaction features, leading to shortcut learning and inferior predictive performance on novel drug-target pairs. To address these issues, we propose MlanDTI, a semi-supervised domain adaptive multilevel attention network (Mlan) for DTI prediction. We utilize two pre-trained BERT models to acquire bidirectional representations enriched with information from unlabeled data. Then, we introduce a multilevel attention mechanism, enabling the model to learn domain-invariant DTIs at different hierarchical levels. Moreover, we present a simple yet effective semi-supervised pseudo-labeling method to further enhance our model’s predictive ability in cross-domain scenarios. Experiments on four datasets show that MlanDTI achieves state-of-the-art performances over other methods under intra-domain settings and outperforms all other approaches under cross-domain settings. The source code is available at https://github.com/CMACH508/MlanDTI.","container-title":"Proceedings of the AAAI Conference on Artificial Intelligence","DOI":"10.1609/aaai.v38i1.27786","ISSN":"2374-3468, 2159-5399","issue":"1","journalAbbreviation":"AAAI","language":"en","page":"329-337","source":"DOI.org (Crossref)","title":"Multilevel Attention Network with Semi-supervised Domain Adaptation for Drug-Target Prediction","volume":"38","author":[{"family":"Xie","given":"Zhousan"},{"family":"Tu","given":"Shikui"},{"family":"Xu","given":"Lei"}],"issued":{"date-parts":[["2024",3,24]]}}}],"schema":"https://github.com/citation-style-language/schema/raw/master/csl-citation.json"} </w:instrText>
-      </w:r>
-      <w:r>
-        <w:rPr>
-          <w:rFonts w:hint="eastAsia"/>
-        </w:rPr>
-        <w:fldChar w:fldCharType="separate"/>
-      </w:r>
-      <w:r>
-        <w:rPr>
-          <w:rFonts w:ascii="等线" w:eastAsia="等线" w:hAnsi="等线" w:hint="eastAsia"/>
-        </w:rPr>
-        <w:t>[1]</w:t>
-      </w:r>
-      <w:r>
-        <w:rPr>
-          <w:rFonts w:hint="eastAsia"/>
-        </w:rPr>
-        <w:fldChar w:fldCharType="end"/>
-      </w:r>
-      <w:r>
-        <w:rPr>
-          <w:rFonts w:hint="eastAsia"/>
-        </w:rPr>
-        <w:t>222</w:t>
-      </w:r>
-      <w:r>
-        <w:rPr>
-          <w:rFonts w:hint="eastAsia"/>
-        </w:rPr>
-        <w:fldChar w:fldCharType="begin"/>
-      </w:r>
-      <w:r>
-        <w:rPr>
-          <w:rFonts w:hint="eastAsia"/>
-        </w:rPr>
-        <w:instrText xml:space="preserve"> ADDIN ZOTERO_ITEM CSL_CITATION {"citationID":"X85ZvYWn","properties":{"formattedCitation":"[2]","plainCitation":"[2]","noteIndex":0},"citationItems":[{"id":429,"uris":["http://zotero.org/users/14704831/items/SQ5H6YDR"],"itemData":{"id":429,"type":"article-journal","abstract":"Link prediction is a key problem for network-structured data. Link prediction heuristics use some score functions, such as common neighbors and Katz index, to measure the likelihood of links. They have obtained wide practical uses due to their simplicity, interpretability, and for some of them, scalability. However, every heuristic has a strong assumption on when two nodes are likely to link, which limits their effectiveness on networks where these assumptions fail. In this regard, </w:instrText>
-      </w:r>
-      <w:r>
-        <w:instrText>a more reasonable way should be learning a suitable heuristic from a given network instead of using prede</w:instrText>
-      </w:r>
-      <w:r>
-        <w:rPr>
-          <w:rFonts w:ascii="Times New Roman" w:hAnsi="Times New Roman" w:cs="Times New Roman"/>
-        </w:rPr>
-        <w:instrText>ﬁ</w:instrText>
-      </w:r>
-      <w:r>
-        <w:instrText xml:space="preserve">ned ones. By extracting a local subgraph around each target link, we aim to learn a function mapping the subgraph patterns to link existence, thus automatically learning a </w:instrText>
-      </w:r>
-      <w:r>
-        <w:rPr>
-          <w:rFonts w:ascii="等线" w:eastAsia="等线" w:hAnsi="等线" w:cs="等线" w:hint="eastAsia"/>
-        </w:rPr>
-        <w:instrText>“</w:instrText>
-      </w:r>
-      <w:r>
-        <w:instrText>heuristic</w:instrText>
-      </w:r>
-      <w:r>
-        <w:rPr>
-          <w:rFonts w:ascii="等线" w:eastAsia="等线" w:hAnsi="等线" w:cs="等线" w:hint="eastAsia"/>
-        </w:rPr>
-        <w:instrText>”</w:instrText>
-      </w:r>
-      <w:r>
-        <w:instrText xml:space="preserve"> that suits the current network. In this paper, we study this heuristic learning paradigm for link prediction. First, we develop a novel -decaying heuristic theory. The theory uni</w:instrText>
-      </w:r>
-      <w:r>
-        <w:rPr>
-          <w:rFonts w:ascii="Times New Roman" w:hAnsi="Times New Roman" w:cs="Times New Roman"/>
-        </w:rPr>
-        <w:instrText>ﬁ</w:instrText>
-      </w:r>
-      <w:r>
-        <w:instrText>es a wide range of heuristics in a single</w:instrText>
-      </w:r>
-      <w:r>
-        <w:rPr>
-          <w:rFonts w:hint="eastAsia"/>
-        </w:rPr>
-        <w:instrText xml:space="preserve"> framework, and proves that all these heuristics can be well approximated from local subgraphs. Our results show that local subgraphs reserve rich information related to link existence. Second, based on the -decaying theory, we propose a new method to learn heuristics from local subgraphs using a graph neural network (GNN). Its experimental results show unprecedented performance, working consistently well on a wide range of problems.","language":"en","source":"Zotero","title":"Link Prediction Based on Graph Neural Networks","author":[{"family":"Zhang","given":"Muhan"},{"family":"Chen","given":"Yixin"}]}}],"schema":"https://github.com/citation-style-language/schema/raw/master/csl-citation.json"} </w:instrText>
-      </w:r>
-      <w:r>
-        <w:rPr>
-          <w:rFonts w:hint="eastAsia"/>
-        </w:rPr>
-        <w:fldChar w:fldCharType="separate"/>
-      </w:r>
-      <w:r>
-        <w:rPr>
-          <w:rFonts w:ascii="等线" w:eastAsia="等线" w:hAnsi="等线" w:hint="eastAsia"/>
-        </w:rPr>
-        <w:t>[2]</w:t>
-      </w:r>
-      <w:r>
-        <w:rPr>
-          <w:rFonts w:hint="eastAsia"/>
-        </w:rPr>
-        <w:fldChar w:fldCharType="end"/>
-      </w:r>
-      <w:r>
-        <w:rPr>
-          <w:rFonts w:hint="eastAsia"/>
-        </w:rPr>
-        <w:t>33</w:t>
-      </w:r>
-      <w:r>
-        <w:rPr>
-          <w:rFonts w:hint="eastAsia"/>
-        </w:rPr>
-        <w:fldChar w:fldCharType="begin"/>
-      </w:r>
-      <w:r>
-        <w:rPr>
-          <w:rFonts w:hint="eastAsia"/>
-        </w:rPr>
-        <w:instrText xml:space="preserve"> ADDIN ZOTERO_ITEM CSL_CITATION {"citationID":"NAtCxP9Q","properties":{"formattedCitation":"[3]","plainCitation":"[3]","noteIndex":0},"citationItems":[{"id":431,"uris":["http://zotero.org/users/14704831/items/TZF364R4"],"itemData":{"id":431,"type":"article-journal","abstract":"Motivation: The use of drug combinations, termed polypharmacy, is common to treat patients with complex diseases or co-existing conditions. However, a major consequence of polypharmacy is a much higher risk of adverse side effects for the patient. Polypharmacy side effects emerge because of drug–drug interactions, in which activity of one drug may change, favorably or unfavorably, if taken with another drug. The knowledge of drug interactions is often limited because these complex r</w:instrText>
-      </w:r>
-      <w:r>
-        <w:instrText>elationships are rare, and are usually not observed in relatively small clinical testing. Discovering polypharmacy side effects thus remains an important challenge with signi</w:instrText>
-      </w:r>
-      <w:r>
-        <w:rPr>
-          <w:rFonts w:ascii="Times New Roman" w:hAnsi="Times New Roman" w:cs="Times New Roman"/>
-        </w:rPr>
-        <w:instrText>ﬁ</w:instrText>
-      </w:r>
-      <w:r>
-        <w:instrText>cant implications for patient mortality and morbidity.","container-title":"Bioin</w:instrText>
-      </w:r>
-      <w:r>
-        <w:rPr>
-          <w:rFonts w:hint="eastAsia"/>
-        </w:rPr>
-        <w:instrText xml:space="preserve">formatics","DOI":"10.1093/bioinformatics/bty294","ISSN":"1367-4803, 1367-4811","issue":"13","language":"en","license":"http://creativecommons.org/licenses/by-nc/4.0/","page":"i457-i466","source":"DOI.org (Crossref)","title":"Modeling polypharmacy side effects with graph convolutional networks","volume":"34","author":[{"family":"Zitnik","given":"Marinka"},{"family":"Agrawal","given":"Monica"},{"family":"Leskovec","given":"Jure"}],"issued":{"date-parts":[["2018",7,1]]}}}],"schema":"https://github.com/citation-style-language/schema/raw/master/csl-citation.json"} </w:instrText>
-      </w:r>
-      <w:r>
-        <w:rPr>
-          <w:rFonts w:hint="eastAsia"/>
-        </w:rPr>
-        <w:fldChar w:fldCharType="separate"/>
-      </w:r>
-      <w:r>
-        <w:rPr>
-          <w:rFonts w:ascii="等线" w:eastAsia="等线" w:hAnsi="等线" w:hint="eastAsia"/>
-        </w:rPr>
-        <w:t>[3]</w:t>
-      </w:r>
-      <w:r>
-        <w:rPr>
-          <w:rFonts w:hint="eastAsia"/>
-        </w:rPr>
-        <w:fldChar w:fldCharType="end"/>
-      </w:r>
-      <w:r>
-        <w:rPr>
-          <w:rFonts w:hint="eastAsia"/>
-        </w:rPr>
-        <w:t>44</w:t>
-      </w:r>
-      <w:r>
-        <w:rPr>
-          <w:rFonts w:hint="eastAsia"/>
-        </w:rPr>
-        <w:fldChar w:fldCharType="begin"/>
-      </w:r>
-      <w:r>
-        <w:rPr>
-          <w:rFonts w:hint="eastAsia"/>
-        </w:rPr>
-        <w:instrText xml:space="preserve"> ADDIN ZOTERO_ITEM CSL_CITATION {"citationID":"mtfzLbep","properties":{"formattedCitation":"[4]","plainCitation":"[4]","noteIndex":0},"citationItems":[{"id":433,"uris":["http://zotero.org/users/14704831/items/D4NHY67Q"],"itemData":{"id":433,"type":"articl</w:instrText>
-      </w:r>
-      <w:r>
-        <w:instrText>e-journal","abstract":"Developing new drugs is too expensive and time -consuming. Accurately predicting the interaction between drugs and targets will likely change how the drug is discovered. Machine learning-based protein</w:instrText>
-      </w:r>
-      <w:r>
-        <w:rPr>
-          <w:rFonts w:ascii="Cambria Math" w:hAnsi="Cambria Math" w:cs="Cambria Math"/>
-        </w:rPr>
-        <w:instrText>−</w:instrText>
-      </w:r>
-      <w:r>
-        <w:instrText>ligand interaction prediction has demonstrated significant potential. In this paper, computational methods, focusing on sequence and structure to study protein</w:instrText>
-      </w:r>
-      <w:r>
-        <w:rPr>
-          <w:rFonts w:ascii="Cambria Math" w:hAnsi="Cambria Math" w:cs="Cambria Math"/>
-        </w:rPr>
-        <w:instrText>−</w:instrText>
-      </w:r>
-      <w:r>
-        <w:instrText>ligand interactions, are examined. Therefore, this paper starts by presenting an overview of the data sets applied in this are</w:instrText>
-      </w:r>
-      <w:r>
-        <w:rPr>
-          <w:rFonts w:hint="eastAsia"/>
-        </w:rPr>
-        <w:instrText xml:space="preserve">a, as well as the various approaches applied for representing proteins and ligands. Then, sequence-based and structure-based classification criteria are subsequently utilized to categorize and summarize both the classical machine learning models and deep </w:instrText>
-      </w:r>
-      <w:r>
-        <w:instrText>learning models employed in protein</w:instrText>
-      </w:r>
-      <w:r>
-        <w:rPr>
-          <w:rFonts w:ascii="Cambria Math" w:hAnsi="Cambria Math" w:cs="Cambria Math"/>
-        </w:rPr>
-        <w:instrText>−</w:instrText>
-      </w:r>
-      <w:r>
-        <w:instrText>ligand interaction studies. Moreover, the evaluation methods and interpretability of these models are proposed. Furthermore, delving into the diverse applications of protein</w:instrText>
-      </w:r>
-      <w:r>
-        <w:rPr>
-          <w:rFonts w:ascii="Cambria Math" w:hAnsi="Cambria Math" w:cs="Cambria Math"/>
-        </w:rPr>
-        <w:instrText>−</w:instrText>
-      </w:r>
-      <w:r>
-        <w:instrText>ligand interaction models in drug research is</w:instrText>
-      </w:r>
-      <w:r>
-        <w:rPr>
-          <w:rFonts w:hint="eastAsia"/>
-        </w:rPr>
-        <w:instrText xml:space="preserve"> presented. Lastly, the current challenges and future directions in this field are addressed.","container-title":"Journal of Chemical Information and Modeling","DOI":"10.1021/acs.jcim.3c01841","ISSN":"1549-9596, 1549-960X","issue":"5","journalAbbreviation":"J. Chem. Inf. Model.","language":"en","license":"https://doi.org/10.15223/policy-029","page":"1456-1472","source":"DOI.org (Crossref)","title":"Machine Learning for Sequence and Structure-Based Protein–Ligand Interaction Prediction","volume":"64","author":[{"family":"Zhang","given":"Yunjiang"},{"family":"Li","given":"Shuyuan"},{"family":"Meng","given":"Kong"},{"family":"Sun","given":"Shaorui"}],"issued":{"date-parts":[["2024",3,11]]}}}],"schema":"https://github.com/citation-style-language/schema/raw/master/csl-citation.json"} </w:instrText>
-      </w:r>
-      <w:r>
-        <w:rPr>
-          <w:rFonts w:hint="eastAsia"/>
-        </w:rPr>
-        <w:fldChar w:fldCharType="separate"/>
-      </w:r>
-      <w:r>
-        <w:rPr>
-          <w:rFonts w:ascii="等线" w:eastAsia="等线" w:hAnsi="等线" w:hint="eastAsia"/>
-        </w:rPr>
-        <w:t>[4]</w:t>
-      </w:r>
-      <w:r>
-        <w:rPr>
-          <w:rFonts w:hint="eastAsia"/>
-        </w:rPr>
-        <w:fldChar w:fldCharType="end"/>
-      </w:r>
-      <w:r>
-        <w:rPr>
-          <w:rFonts w:hint="eastAsia"/>
-        </w:rPr>
-        <w:t>555</w:t>
-      </w:r>
-      <w:r>
-        <w:rPr>
-          <w:rFonts w:hint="eastAsia"/>
-        </w:rPr>
-        <w:fldChar w:fldCharType="begin"/>
-      </w:r>
-      <w:r>
-        <w:rPr>
-          <w:rFonts w:hint="eastAsia"/>
-        </w:rPr>
-        <w:instrText xml:space="preserve"> ADDIN ZOTERO_ITEM CSL_CITATION {"citationID":"bdKKaQyH","properties":{"formattedCitation":"[5]","plainCitation":"[5]","noteIndex":0},"citationItems":[{"id":437,"uris":["http://zotero.org/users/14704831/items/6K3YUNPP"],"itemData":{"id":437,"type":"article-journal","abstract":"Compound-Protein Interaction (CPI) prediction aims to predict the pattern and strength of compound-protein interactions for rational drug discovery. Existing deep learningbased methods utilize only the single modality of protein sequences or structures and lack the co-modeling of the joint distribution of the two modalities, which may lead to significant performance drops in complex real-world scenarios due to various factors, e.g., modality missing and domain shifting. More importantly, these methods only model protein sequences and structures at a single fixed scale, neglecting more fine-grained multi-scale information, such as those embedded in key protein fragments. In this paper, we propose a novel multi-scale Protein Sequence-structure Contrasting framework for CPI prediction (PSC-CPI), which captures the dependencies between protein sequences and structures through both intra-modality and cross-modality contrasting. We further apply length-variable protein augmentation to allow contrasting to be performed at different scales, from the amino acid level to the sequence level. Finally, in order to more fairly evaluate the model generalizability, we split the test data into four settings based on whether compounds and proteins have been observed during the training stage. Extensive experiments have shown that PSC-CPI generalizes well in all four settings, particularly in the more challenging “Unseen-Both” setting, where neither compounds nor proteins have been observed during training. Furthermore, even when encountering a situation of modality missing, i.e., inference with only single-modality data, PSC-CPI still exhibits comparable or even better performance than previous approaches.","container-title":"Proceedings of the AAAI Conference on Artificial Intelligence","DOI":"10.1609/aaai.v38i1.27784","ISSN":"2374-3468, 2159-5399","issue":"1","journalAbbreviation":"AAAI","language":"en","page":"310-319","source":"DOI.org (Crossref)","title":"PSC-CPI: Multi-Scale Protein Sequence-Structure Contrasting for Efficient and Generalizable Compound-Protein Interaction Prediction","title-short":"PSC-CPI","volume":"38","author":[{"family":"Wu","given":"Lirong"},{"family":"Huang","given":"Yufei"},{"family":"Tan","given":"Cheng"},{"family":"Gao","given":"Zhangyang"},{"family":"Hu","given":"Bozhen"},{"family":"Lin","given":"Haitao"},{"family":"Liu","given":"Zicheng"},{"family":"Li","given":"Stan Z."}],"issued":{"date-parts":[["2024",3,24]]}}}],"schema":"https://github.com/citation-style-language/schema/raw/master/csl-citation.json"} </w:instrText>
-      </w:r>
-      <w:r>
-        <w:rPr>
-          <w:rFonts w:hint="eastAsia"/>
-        </w:rPr>
-        <w:fldChar w:fldCharType="separate"/>
-      </w:r>
-      <w:r>
-        <w:rPr>
-          <w:rFonts w:ascii="等线" w:eastAsia="等线" w:hAnsi="等线" w:hint="eastAsia"/>
-        </w:rPr>
-        <w:t>[5]</w:t>
-      </w:r>
-      <w:r>
-        <w:rPr>
-          <w:rFonts w:hint="eastAsia"/>
-        </w:rPr>
-        <w:fldChar w:fldCharType="end"/>
-      </w:r>
-      <w:r>
-        <w:rPr>
-          <w:rFonts w:hint="eastAsia"/>
-        </w:rPr>
-        <w:t>666</w:t>
-      </w:r>
-      <w:r>
-        <w:rPr>
-          <w:rFonts w:hint="eastAsia"/>
-        </w:rPr>
-        <w:fldChar w:fldCharType="begin"/>
-      </w:r>
-      <w:r>
-        <w:rPr>
-          <w:rFonts w:hint="eastAsia"/>
-        </w:rPr>
-        <w:instrText xml:space="preserve"> ADDIN ZOTERO_ITEM CSL_CITATION {"citationID":"3N0oJiiF","properties":{"formattedCitation":"[6]","plainCitation":"[6]","noteIndex":0},"citationItems":[{"id":439,"uris":["http://zotero.org/users/14704831/items/5GDPGNW3"],"itemData":{"id":439,"type":"article-journal","abstract":"A key metric to assess molecular docking remains ligand enrichment against challenging decoys. Whereas the directory of useful decoys (DUD) has been widely used, clear areas for optimization have emerged. Here we describe an improved benchmarking set that includes more diverse targets such as GPCRs and ion channels, totaling 102 proteins with 22886 clustered ligands drawn from ChEMBL, each with 50 property-matched decoys drawn from ZINC. To ensure chemotype diversity, we cluster eac</w:instrText>
-      </w:r>
-      <w:r>
-        <w:instrText>h target’s ligands by their Bemis</w:instrText>
-      </w:r>
-      <w:r>
-        <w:rPr>
-          <w:rFonts w:ascii="Cambria Math" w:hAnsi="Cambria Math" w:cs="Cambria Math"/>
-        </w:rPr>
-        <w:instrText>−</w:instrText>
-      </w:r>
-      <w:r>
-        <w:instrText>Murcko atomic frameworks. We add net charge to the matched physicochemical properties and include only the most dissimilar decoys, by topology, from the ligands. An online automated tool (http://decoys.docking.org) genera</w:instrText>
-      </w:r>
-      <w:r>
-        <w:rPr>
-          <w:rFonts w:hint="eastAsia"/>
-        </w:rPr>
-        <w:instrText xml:space="preserve">tes these improved matched decoys for user-supplied ligands. We test this data set by docking all 102 targets, using the results to improve the balance between ligand desolvation and electrostatics in DOCK 3.6. The complete DUD-E benchmarking set is freely available at http://dude.docking.org.","container-title":"Journal of Medicinal Chemistry","DOI":"10.1021/jm300687e","ISSN":"0022-2623, 1520-4804","issue":"14","journalAbbreviation":"J. Med. Chem.","language":"en","license":"http://pubs.acs.org/page/policy/authorchoice_termsofuse.html","page":"6582-6594","source":"DOI.org (Crossref)","title":"Directory of Useful Decoys, Enhanced (DUD-E): Better Ligands and Decoys for Better Benchmarking","title-short":"Directory of Useful Decoys, Enhanced (DUD-E)","volume":"55","author":[{"family":"Mysinger","given":"Michael M."},{"family":"Carchia","given":"Michael"},{"family":"Irwin","given":"John. J."},{"family":"Shoichet","given":"Brian K."}],"issued":{"date-parts":[["2012",7,26]]}}}],"schema":"https://github.com/citation-style-language/schema/raw/master/csl-citation.json"} </w:instrText>
-      </w:r>
-      <w:r>
-        <w:rPr>
-          <w:rFonts w:hint="eastAsia"/>
-        </w:rPr>
-        <w:fldChar w:fldCharType="separate"/>
-      </w:r>
-      <w:r>
-        <w:rPr>
-          <w:rFonts w:ascii="等线" w:eastAsia="等线" w:hAnsi="等线" w:hint="eastAsia"/>
-        </w:rPr>
-        <w:t>[6]</w:t>
-      </w:r>
-      <w:r>
-        <w:rPr>
-          <w:rFonts w:hint="eastAsia"/>
-        </w:rPr>
-        <w:fldChar w:fldCharType="end"/>
+      <w:r>
+        <w:rPr>
+          <w:rFonts w:hint="eastAsia"/>
+        </w:rPr>
+        <w:t>先前将深度学习应用于药物靶点相互作用（</w:t>
+      </w:r>
+      <w:r>
+        <w:t>DTA</w:t>
+      </w:r>
+      <w:r>
+        <w:rPr>
+          <w:rFonts w:hint="eastAsia"/>
+        </w:rPr>
+        <w:t>）的方法</w:t>
+      </w:r>
+      <w:r>
+        <w:t>[7]</w:t>
+      </w:r>
+      <w:r>
+        <w:rPr>
+          <w:rFonts w:hint="eastAsia"/>
+        </w:rPr>
+        <w:t>、</w:t>
+      </w:r>
+      <w:r>
+        <w:t>[8]</w:t>
+      </w:r>
+      <w:r>
+        <w:rPr>
+          <w:rFonts w:hint="eastAsia"/>
+        </w:rPr>
+        <w:t>、</w:t>
+      </w:r>
+      <w:r>
+        <w:t>[9]</w:t>
+      </w:r>
+      <w:r>
+        <w:rPr>
+          <w:rFonts w:hint="eastAsia"/>
+        </w:rPr>
+        <w:t>使用目标蛋白质序列，其残基通常采用独热编码嵌入向量空间。随后，使用多个一维卷积层的编码器来获得蛋白质序列的最终表示。这种方法仅利用了目标蛋白质序列的一级结构信息。然而，三级结构信息对于药物靶点相互作用至关重要</w:t>
+      </w:r>
+      <w:r>
+        <w:t>[10]</w:t>
+      </w:r>
+      <w:r>
+        <w:rPr>
+          <w:rFonts w:hint="eastAsia"/>
+        </w:rPr>
+        <w:t>。尽管三维表示能够精确描述三级结构，但获取蛋白质的三维几何结构信息既耗时又具有挑战性。对于某些蛋白质类型，使用核磁共振（</w:t>
+      </w:r>
+      <w:r>
+        <w:t>NMR</w:t>
+      </w:r>
+      <w:r>
+        <w:rPr>
+          <w:rFonts w:hint="eastAsia"/>
+        </w:rPr>
+        <w:t>）或</w:t>
+      </w:r>
+      <w:r>
+        <w:t xml:space="preserve">X </w:t>
+      </w:r>
+      <w:r>
+        <w:rPr>
+          <w:rFonts w:hint="eastAsia"/>
+        </w:rPr>
+        <w:t>射线晶体学方法甚至无法获得</w:t>
+      </w:r>
+      <w:r>
+        <w:t>[45]</w:t>
+      </w:r>
+      <w:r>
+        <w:rPr>
+          <w:rFonts w:hint="eastAsia"/>
+        </w:rPr>
+        <w:t>。为了在复杂性和效率之间取得平衡，我们利用二维接触图信息作为三级结构的表示来表示蛋白质的图结构。</w:t>
       </w:r>
     </w:p>
     <w:p>
@@ -861,7 +458,69 @@
         <w:rPr>
           <w:rFonts w:hint="eastAsia"/>
         </w:rPr>
-        <w:t>参考文献：</w:t>
+        <w:t>在自然语言处理中，语言建模是自监督学习的一个常见案例，它通过诸如预测缺失的标记或序列中的下一个标记等预设任务来学习序列的表示</w:t>
+      </w:r>
+      <w:r>
+        <w:t>[16]</w:t>
+      </w:r>
+      <w:r>
+        <w:rPr>
+          <w:rFonts w:hint="eastAsia"/>
+        </w:rPr>
+        <w:t>。</w:t>
+      </w:r>
+      <w:r>
+        <w:t xml:space="preserve">TAPE </w:t>
+      </w:r>
+      <w:r>
+        <w:rPr>
+          <w:rFonts w:hint="eastAsia"/>
+        </w:rPr>
+        <w:t>是一种专门用于蛋白质表示的语言模型变体。</w:t>
+      </w:r>
+      <w:r>
+        <w:rPr>
+          <w:rFonts w:hint="eastAsia"/>
+        </w:rPr>
+        <w:t>。每个</w:t>
+      </w:r>
+      <w:r>
+        <w:t xml:space="preserve">vi </w:t>
+      </w:r>
+      <w:r>
+        <w:rPr>
+          <w:rFonts w:hint="eastAsia"/>
+        </w:rPr>
+        <w:t>都是上下文相关的，也就是说，残基出现在周围残基的环境中。因此，结构信息被隐式地编码到嵌入中。</w:t>
+      </w:r>
+    </w:p>
+    <w:p>
+      <w:pPr>
+        <w:rPr>
+          <w:rFonts w:hint="eastAsia"/>
+        </w:rPr>
+      </w:pPr>
+      <w:r>
+        <w:lastRenderedPageBreak/>
+        <w:t>The edges connecting the drug node and residue</w:t>
+      </w:r>
+      <w:r>
+        <w:rPr>
+          <w:rFonts w:hint="eastAsia"/>
+        </w:rPr>
+        <w:t xml:space="preserve"> </w:t>
+      </w:r>
+      <w:r>
+        <w:t>nodes in the protein graph indicate the interaction between</w:t>
+      </w:r>
+      <w:r>
+        <w:rPr>
+          <w:rFonts w:hint="eastAsia"/>
+        </w:rPr>
+        <w:t xml:space="preserve"> </w:t>
+      </w:r>
+      <w:r>
+        <w:t>residues and drug molecule as well as the binding site.</w:t>
       </w:r>
     </w:p>
     <w:p>
@@ -873,9 +532,430 @@
     </w:p>
     <w:p>
       <w:pPr>
+        <w:rPr>
+          <w:rFonts w:hint="eastAsia"/>
+        </w:rPr>
+      </w:pPr>
+      <w:r>
+        <w:rPr>
+          <w:rFonts w:hint="eastAsia"/>
+        </w:rPr>
+        <w:t>我们希望假设，我们的早期融合方法结合自注意力机制具有两个优势。首先，早期融合方法明确地对药物图和目标蛋白质图之间的相互作用进行建模。其次，自注意力机制使得学习模型更具可解释性，能够展示哪些残基与药物分子相互作用以及它们对结合过程的贡献程度。我们将在后续实验中验证这些假设。</w:t>
+      </w:r>
+    </w:p>
+    <w:p>
+      <w:pPr>
+        <w:rPr>
+          <w:rFonts w:hint="eastAsia"/>
+        </w:rPr>
+      </w:pPr>
+      <w:r>
+        <w:rPr>
+          <w:rFonts w:hint="eastAsia"/>
+        </w:rPr>
+        <w:t>[</w:t>
+      </w:r>
+      <w:r>
+        <w:t>GEFA: Early Fusion Approach in Drug-Target</w:t>
+      </w:r>
+      <w:r>
+        <w:rPr>
+          <w:rFonts w:hint="eastAsia"/>
+        </w:rPr>
+        <w:t xml:space="preserve"> </w:t>
+      </w:r>
+      <w:r>
+        <w:t>Affinity Prediction</w:t>
+      </w:r>
+      <w:r>
+        <w:rPr>
+          <w:rFonts w:hint="eastAsia"/>
+        </w:rPr>
+        <w:t>]</w:t>
+      </w:r>
+    </w:p>
+    <w:p/>
+    <w:p/>
+    <w:p/>
+    <w:p/>
+    <w:p/>
+    <w:p/>
+    <w:p/>
+    <w:p/>
+    <w:p>
+      <w:pPr>
+        <w:rPr>
+          <w:rFonts w:hint="eastAsia"/>
+        </w:rPr>
+      </w:pPr>
+    </w:p>
+    <w:p>
+      <w:r>
+        <w:rPr>
+          <w:rFonts w:hint="eastAsia"/>
+        </w:rPr>
+        <w:t>1111</w:t>
+      </w:r>
+      <w:r>
+        <w:rPr>
+          <w:rFonts w:hint="eastAsia"/>
+        </w:rPr>
+        <w:fldChar w:fldCharType="begin"/>
+      </w:r>
+      <w:r>
+        <w:rPr>
+          <w:rFonts w:hint="eastAsia"/>
+        </w:rPr>
+        <w:instrText xml:space="preserve"> ADDIN ZOTERO_ITEM CSL_CITATION {"citationID":"jrOJZ9E8","properties":{"formattedCitation":"[1]","plainCitation":"[1]","noteIndex":0},"citationItems":[{"id":146,"uris":["http://zotero.org/users/14704831/items/BMV72WCN","http://zotero.org/users/14704831/items/WXBQ68GE"],"itemData":{"id":146,"type":"article-journal","abstract":"Prediction of drug-target interactions (DTIs) is a crucial step in drug discovery, and deep learning methods have shown great promise on various DTI datasets. However, existing approaches still face several challenges, including limited labeled data, hidden bias issue, and a lack of generalization ability to out-of-domain data. These challenges hinder the model’s capacity to learn truly informative interaction features, leading to shortcut learning and inferior predictive performance on novel drug-target pairs. To address these issues, we propose MlanDTI, a semi-supervised domain adaptive multilevel attention network (Mlan) for DTI prediction. We utilize two pre-trained BERT models to acquire bidirectional representations enriched with information from unlabeled data. Then, we introduce a multilevel attention mechanism, enabling the model to learn domain-invariant DTIs at different hierarchical levels. Moreover, we present a simple yet effective semi-supervised pseudo-labeling method to further enhance our model’s predictive ability in cross-domain scenarios. Experiments on four datasets show that MlanDTI achieves state-of-the-art performances over other methods under intra-domain settings and outperforms all other approaches under cross-domain settings. The source code is available at https://github.com/CMACH508/MlanDTI.","container-title":"Proceedings of the AAAI Conference on Artificial Intelligence","DOI":"10.1609/aaai.v38i1.27786","ISSN":"2374-3468, 2159-5399","issue":"1","journalAbbreviation":"AAAI","language":"en","page":"329-337","source":"DOI.org (Crossref)","title":"Multilevel Attention Network with Semi-supervised Domain Adaptation for Drug-Target Prediction","volume":"38","author":[{"family":"Xie","given":"Zhousan"},{"family":"Tu","given":"Shikui"},{"family":"Xu","given":"Lei"}],"issued":{"date-parts":[["2024",3,24]]}}}],"schema":"https://github.com/citation-style-language/schema/raw/master/csl-citation.json"} </w:instrText>
+      </w:r>
+      <w:r>
+        <w:rPr>
+          <w:rFonts w:hint="eastAsia"/>
+        </w:rPr>
+        <w:fldChar w:fldCharType="separate"/>
+      </w:r>
+      <w:r>
+        <w:rPr>
+          <w:rFonts w:ascii="DengXian" w:eastAsia="DengXian" w:hAnsi="DengXian" w:hint="eastAsia"/>
+        </w:rPr>
+        <w:t>[1]</w:t>
+      </w:r>
+      <w:r>
+        <w:rPr>
+          <w:rFonts w:hint="eastAsia"/>
+        </w:rPr>
+        <w:fldChar w:fldCharType="end"/>
+      </w:r>
+      <w:r>
+        <w:rPr>
+          <w:rFonts w:hint="eastAsia"/>
+        </w:rPr>
+        <w:t>222</w:t>
+      </w:r>
+      <w:r>
+        <w:rPr>
+          <w:rFonts w:hint="eastAsia"/>
+        </w:rPr>
+        <w:fldChar w:fldCharType="begin"/>
+      </w:r>
+      <w:r>
+        <w:rPr>
+          <w:rFonts w:hint="eastAsia"/>
+        </w:rPr>
+        <w:instrText xml:space="preserve"> ADDIN ZOTERO_ITEM CSL_CITATION {"citationID":"X85ZvYWn","properties":{"formattedCitation":"[2]","plainCitation":"[2]","noteIndex":0},"citationItems":[{"id":429,"uris":["http://zotero.org/users/14704831/items/SQ5H6YDR"],"itemData":{"id":429,"type":"article-journal","abstract":"Link prediction is a key problem for network-structured data. Link prediction heuristics use some score functions, such as common neighbors and Katz index, to measure the likelihood of links. They have obtained wide practical uses due to their simplicity, interpretability, and for some of them, scalability. However, every heuristic has a strong assumption on when two nodes are likely to link, which limits their effectiveness on networks where these assumptions fail. In this regard, </w:instrText>
+      </w:r>
+      <w:r>
+        <w:instrText>a more reasonable way should be learning a suitable heuristic from a given network instead of using prede</w:instrText>
+      </w:r>
+      <w:r>
+        <w:rPr>
+          <w:rFonts w:ascii="Times New Roman" w:hAnsi="Times New Roman" w:cs="Times New Roman"/>
+        </w:rPr>
+        <w:instrText>ﬁ</w:instrText>
+      </w:r>
+      <w:r>
+        <w:instrText xml:space="preserve">ned ones. By extracting a local subgraph around each target link, we aim to learn a function mapping the subgraph patterns to link existence, thus automatically learning a </w:instrText>
+      </w:r>
+      <w:r>
+        <w:rPr>
+          <w:rFonts w:ascii="DengXian" w:eastAsia="DengXian" w:hAnsi="DengXian" w:cs="DengXian" w:hint="eastAsia"/>
+        </w:rPr>
+        <w:instrText>“</w:instrText>
+      </w:r>
+      <w:r>
+        <w:instrText>heuristic</w:instrText>
+      </w:r>
+      <w:r>
+        <w:rPr>
+          <w:rFonts w:ascii="DengXian" w:eastAsia="DengXian" w:hAnsi="DengXian" w:cs="DengXian" w:hint="eastAsia"/>
+        </w:rPr>
+        <w:instrText>”</w:instrText>
+      </w:r>
+      <w:r>
+        <w:instrText xml:space="preserve"> that suits the current network. In this paper, we study this heuristic learning paradigm for link prediction. First, we develop a novel -decaying heuristic theory. The theory uni</w:instrText>
+      </w:r>
+      <w:r>
+        <w:rPr>
+          <w:rFonts w:ascii="Times New Roman" w:hAnsi="Times New Roman" w:cs="Times New Roman"/>
+        </w:rPr>
+        <w:instrText>ﬁ</w:instrText>
+      </w:r>
+      <w:r>
+        <w:instrText>es a wide range of heuristics in a single</w:instrText>
+      </w:r>
+      <w:r>
+        <w:rPr>
+          <w:rFonts w:hint="eastAsia"/>
+        </w:rPr>
+        <w:instrText xml:space="preserve"> framework, and proves that all these heuristics can be well approximated from local subgraphs. Our results show that local subgraphs reserve rich information related to link existence. Second, based on the -decaying theory, we propose a new method to learn heuristics from local subgraphs using a graph neural network (GNN). Its experimental results show unprecedented performance, working consistently well on a wide range of problems.","language":"en","source":"Zotero","title":"Link Prediction Based on Graph Neural Networks","author":[{"family":"Zhang","given":"Muhan"},{"family":"Chen","given":"Yixin"}]}}],"schema":"https://github.com/citation-style-language/schema/raw/master/csl-citation.json"} </w:instrText>
+      </w:r>
+      <w:r>
+        <w:rPr>
+          <w:rFonts w:hint="eastAsia"/>
+        </w:rPr>
+        <w:fldChar w:fldCharType="separate"/>
+      </w:r>
+      <w:r>
+        <w:rPr>
+          <w:rFonts w:ascii="DengXian" w:eastAsia="DengXian" w:hAnsi="DengXian" w:hint="eastAsia"/>
+        </w:rPr>
+        <w:t>[2]</w:t>
+      </w:r>
+      <w:r>
+        <w:rPr>
+          <w:rFonts w:hint="eastAsia"/>
+        </w:rPr>
+        <w:fldChar w:fldCharType="end"/>
+      </w:r>
+      <w:r>
+        <w:rPr>
+          <w:rFonts w:hint="eastAsia"/>
+        </w:rPr>
+        <w:t>33</w:t>
+      </w:r>
+      <w:r>
+        <w:rPr>
+          <w:rFonts w:hint="eastAsia"/>
+        </w:rPr>
+        <w:fldChar w:fldCharType="begin"/>
+      </w:r>
+      <w:r>
+        <w:rPr>
+          <w:rFonts w:hint="eastAsia"/>
+        </w:rPr>
+        <w:instrText xml:space="preserve"> ADDIN ZOTERO_ITEM CSL_CITATION {"citationID":"NAtCxP9Q","properties":{"formattedCitation":"[3]","plainCitation":"[3]","noteIndex":0},"citationItems":[{"id":431,"uris":["http://zotero.org/users/14704831/items/TZF364R4"],"itemData":{"id":431,"type":"article-journal","abstract":"Motivation: The use of drug combinations, termed polypharmacy, is common to treat patients with complex diseases or co-existing conditions. However, a major consequence of polypharmacy is a much higher risk of adverse side effects for the patient. Polypharmacy side effects emerge because of drug–drug interactions, in which activity of one drug may change, favorably or unfavorably, if taken with another drug. The knowledge of drug interactions is often limited because these complex r</w:instrText>
+      </w:r>
+      <w:r>
+        <w:instrText>elationships are rare, and are usually not observed in relatively small clinical testing. Discovering polypharmacy side effects thus remains an important challenge with signi</w:instrText>
+      </w:r>
+      <w:r>
+        <w:rPr>
+          <w:rFonts w:ascii="Times New Roman" w:hAnsi="Times New Roman" w:cs="Times New Roman"/>
+        </w:rPr>
+        <w:instrText>ﬁ</w:instrText>
+      </w:r>
+      <w:r>
+        <w:instrText>cant implications for patient mortality and morbidity.","container-title":"Bioin</w:instrText>
+      </w:r>
+      <w:r>
+        <w:rPr>
+          <w:rFonts w:hint="eastAsia"/>
+        </w:rPr>
+        <w:instrText xml:space="preserve">formatics","DOI":"10.1093/bioinformatics/bty294","ISSN":"1367-4803, 1367-4811","issue":"13","language":"en","license":"http://creativecommons.org/licenses/by-nc/4.0/","page":"i457-i466","source":"DOI.org (Crossref)","title":"Modeling polypharmacy side effects with graph convolutional networks","volume":"34","author":[{"family":"Zitnik","given":"Marinka"},{"family":"Agrawal","given":"Monica"},{"family":"Leskovec","given":"Jure"}],"issued":{"date-parts":[["2018",7,1]]}}}],"schema":"https://github.com/citation-style-language/schema/raw/master/csl-citation.json"} </w:instrText>
+      </w:r>
+      <w:r>
+        <w:rPr>
+          <w:rFonts w:hint="eastAsia"/>
+        </w:rPr>
+        <w:fldChar w:fldCharType="separate"/>
+      </w:r>
+      <w:r>
+        <w:rPr>
+          <w:rFonts w:ascii="DengXian" w:eastAsia="DengXian" w:hAnsi="DengXian" w:hint="eastAsia"/>
+        </w:rPr>
+        <w:t>[3]</w:t>
+      </w:r>
+      <w:r>
+        <w:rPr>
+          <w:rFonts w:hint="eastAsia"/>
+        </w:rPr>
+        <w:fldChar w:fldCharType="end"/>
+      </w:r>
+      <w:r>
+        <w:rPr>
+          <w:rFonts w:hint="eastAsia"/>
+        </w:rPr>
+        <w:t>44</w:t>
+      </w:r>
+      <w:r>
+        <w:rPr>
+          <w:rFonts w:hint="eastAsia"/>
+        </w:rPr>
+        <w:fldChar w:fldCharType="begin"/>
+      </w:r>
+      <w:r>
+        <w:rPr>
+          <w:rFonts w:hint="eastAsia"/>
+        </w:rPr>
+        <w:instrText xml:space="preserve"> ADDIN ZOTERO_ITEM CSL_CITATION {"citationID":"mtfzLbep","properties":{"formattedCitation":"[4]","plainCitation":"[4]","noteIndex":0},"citationItems":[{"id":433,"uris":["http://zotero.org/users/14704831/items/D4NHY67Q"],"itemData":{"id":433,"type":"articl</w:instrText>
+      </w:r>
+      <w:r>
+        <w:instrText>e-journal","abstract":"Developing new drugs is too expensive and time -consuming. Accurately predicting the interaction between drugs and targets will likely change how the drug is discovered. Machine learning-based protein</w:instrText>
+      </w:r>
+      <w:r>
+        <w:rPr>
+          <w:rFonts w:ascii="Cambria Math" w:hAnsi="Cambria Math" w:cs="Cambria Math"/>
+        </w:rPr>
+        <w:instrText>−</w:instrText>
+      </w:r>
+      <w:r>
+        <w:instrText>ligand interaction prediction has demonstrated significant potential. In this paper, computational methods, focusing on sequence and structure to study protein</w:instrText>
+      </w:r>
+      <w:r>
+        <w:rPr>
+          <w:rFonts w:ascii="Cambria Math" w:hAnsi="Cambria Math" w:cs="Cambria Math"/>
+        </w:rPr>
+        <w:instrText>−</w:instrText>
+      </w:r>
+      <w:r>
+        <w:instrText>ligand interactions, are examined. Therefore, this paper starts by presenting an overview of the data sets applied in this are</w:instrText>
+      </w:r>
+      <w:r>
+        <w:rPr>
+          <w:rFonts w:hint="eastAsia"/>
+        </w:rPr>
+        <w:instrText xml:space="preserve">a, as well as the various approaches applied for representing proteins and ligands. Then, sequence-based and structure-based classification criteria are subsequently utilized to categorize and summarize both the classical machine learning models and deep </w:instrText>
+      </w:r>
+      <w:r>
+        <w:instrText>learning models employed in protein</w:instrText>
+      </w:r>
+      <w:r>
+        <w:rPr>
+          <w:rFonts w:ascii="Cambria Math" w:hAnsi="Cambria Math" w:cs="Cambria Math"/>
+        </w:rPr>
+        <w:instrText>−</w:instrText>
+      </w:r>
+      <w:r>
+        <w:instrText>ligand interaction studies. Moreover, the evaluation methods and interpretability of these models are proposed. Furthermore, delving into the diverse applications of protein</w:instrText>
+      </w:r>
+      <w:r>
+        <w:rPr>
+          <w:rFonts w:ascii="Cambria Math" w:hAnsi="Cambria Math" w:cs="Cambria Math"/>
+        </w:rPr>
+        <w:instrText>−</w:instrText>
+      </w:r>
+      <w:r>
+        <w:instrText>ligand interaction models in drug research is</w:instrText>
+      </w:r>
+      <w:r>
+        <w:rPr>
+          <w:rFonts w:hint="eastAsia"/>
+        </w:rPr>
+        <w:instrText xml:space="preserve"> presented. Lastly, the current challenges and future directions in this field are addressed.","container-title":"Journal of Chemical Information and Modeling","DOI":"10.1021/acs.jcim.3c01841","ISSN":"1549-9596, 1549-960X","issue":"5","journalAbbreviation":"J. Chem. Inf. Model.","language":"en","license":"https://doi.org/10.15223/policy-029","page":"1456-1472","source":"DOI.org (Crossref)","title":"Machine Learning for Sequence and Structure-Based Protein–Ligand Interaction Prediction","volume":"64","author":[{"family":"Zhang","given":"Yunjiang"},{"family":"Li","given":"Shuyuan"},{"family":"Meng","given":"Kong"},{"family":"Sun","given":"Shaorui"}],"issued":{"date-parts":[["2024",3,11]]}}}],"schema":"https://github.com/citation-style-language/schema/raw/master/csl-citation.json"} </w:instrText>
+      </w:r>
+      <w:r>
+        <w:rPr>
+          <w:rFonts w:hint="eastAsia"/>
+        </w:rPr>
+        <w:fldChar w:fldCharType="separate"/>
+      </w:r>
+      <w:r>
+        <w:rPr>
+          <w:rFonts w:ascii="DengXian" w:eastAsia="DengXian" w:hAnsi="DengXian" w:hint="eastAsia"/>
+        </w:rPr>
+        <w:t>[4]</w:t>
+      </w:r>
+      <w:r>
+        <w:rPr>
+          <w:rFonts w:hint="eastAsia"/>
+        </w:rPr>
+        <w:fldChar w:fldCharType="end"/>
+      </w:r>
+      <w:r>
+        <w:rPr>
+          <w:rFonts w:hint="eastAsia"/>
+        </w:rPr>
+        <w:t>555</w:t>
+      </w:r>
+      <w:r>
+        <w:rPr>
+          <w:rFonts w:hint="eastAsia"/>
+        </w:rPr>
+        <w:fldChar w:fldCharType="begin"/>
+      </w:r>
+      <w:r>
+        <w:rPr>
+          <w:rFonts w:hint="eastAsia"/>
+        </w:rPr>
+        <w:instrText xml:space="preserve"> ADDIN ZOTERO_ITEM CSL_CITATION {"citationID":"bdKKaQyH","properties":{"formattedCitation":"[5]","plainCitation":"[5]","noteIndex":0},"citationItems":[{"id":437,"uris":["http://zotero.org/users/14704831/items/6K3YUNPP"],"itemData":{"id":437,"type":"article-journal","abstract":"Compound-Protein Interaction (CPI) prediction aims to predict the pattern and strength of compound-protein interactions for rational drug discovery. Existing deep learningbased methods utilize only the single modality of protein sequences or structures and lack the co-modeling of the joint distribution of the two modalities, which may lead to significant performance drops in complex real-world scenarios due to various factors, e.g., modality missing and domain shifting. More importantly, these methods only model protein sequences and structures at a single fixed scale, neglecting more fine-grained multi-scale information, such as those embedded in key protein fragments. In this paper, we propose a novel multi-scale Protein Sequence-structure Contrasting framework for CPI prediction (PSC-CPI), which captures the dependencies between protein sequences and structures through both intra-modality and cross-modality contrasting. We further apply length-variable protein augmentation to allow contrasting to be performed at different scales, from the amino acid level to the sequence level. Finally, in order to more fairly evaluate the model generalizability, we split the test data into four settings based on whether compounds and proteins have been observed during the training stage. Extensive experiments have shown that PSC-CPI generalizes well in all four settings, particularly in the more challenging “Unseen-Both” setting, where neither compounds nor proteins have been observed during training. Furthermore, even when encountering a situation of modality missing, i.e., inference with only single-modality data, PSC-CPI still exhibits comparable or even better performance than previous approaches.","container-title":"Proceedings of the AAAI Conference on Artificial Intelligence","DOI":"10.1609/aaai.v38i1.27784","ISSN":"2374-3468, 2159-5399","issue":"1","journalAbbreviation":"AAAI","language":"en","page":"310-319","source":"DOI.org (Crossref)","title":"PSC-CPI: Multi-Scale Protein Sequence-Structure Contrasting for Efficient and Generalizable Compound-Protein Interaction Prediction","title-short":"PSC-CPI","volume":"38","author":[{"family":"Wu","given":"Lirong"},{"family":"Huang","given":"Yufei"},{"family":"Tan","given":"Cheng"},{"family":"Gao","given":"Zhangyang"},{"family":"Hu","given":"Bozhen"},{"family":"Lin","given":"Haitao"},{"family":"Liu","given":"Zicheng"},{"family":"Li","given":"Stan Z."}],"issued":{"date-parts":[["2024",3,24]]}}}],"schema":"https://github.com/citation-style-language/schema/raw/master/csl-citation.json"} </w:instrText>
+      </w:r>
+      <w:r>
+        <w:rPr>
+          <w:rFonts w:hint="eastAsia"/>
+        </w:rPr>
+        <w:fldChar w:fldCharType="separate"/>
+      </w:r>
+      <w:r>
+        <w:rPr>
+          <w:rFonts w:ascii="DengXian" w:eastAsia="DengXian" w:hAnsi="DengXian" w:hint="eastAsia"/>
+        </w:rPr>
+        <w:t>[5]</w:t>
+      </w:r>
+      <w:r>
+        <w:rPr>
+          <w:rFonts w:hint="eastAsia"/>
+        </w:rPr>
+        <w:fldChar w:fldCharType="end"/>
+      </w:r>
+      <w:r>
+        <w:rPr>
+          <w:rFonts w:hint="eastAsia"/>
+        </w:rPr>
+        <w:t>666</w:t>
+      </w:r>
+      <w:r>
+        <w:rPr>
+          <w:rFonts w:hint="eastAsia"/>
+        </w:rPr>
+        <w:fldChar w:fldCharType="begin"/>
+      </w:r>
+      <w:r>
+        <w:rPr>
+          <w:rFonts w:hint="eastAsia"/>
+        </w:rPr>
+        <w:instrText xml:space="preserve"> ADDIN ZOTERO_ITEM CSL_CITATION {"citationID":"3N0oJiiF","properties":{"formattedCitation":"[6]","plainCitation":"[6]","noteIndex":0},"citationItems":[{"id":439,"uris":["http://zotero.org/users/14704831/items/5GDPGNW3"],"itemData":{"id":439,"type":"article-journal","abstract":"A key metric to assess molecular docking remains ligand enrichment against challenging decoys. Whereas the directory of useful decoys (DUD) has been widely used, clear areas for optimization have emerged. Here we describe an improved benchmarking set that includes more diverse targets such as GPCRs and ion channels, totaling 102 proteins with 22886 clustered ligands drawn from ChEMBL, each with 50 property-matched decoys drawn from ZINC. To ensure chemotype diversity, we cluster eac</w:instrText>
+      </w:r>
+      <w:r>
+        <w:instrText>h target’s ligands by their Bemis</w:instrText>
+      </w:r>
+      <w:r>
+        <w:rPr>
+          <w:rFonts w:ascii="Cambria Math" w:hAnsi="Cambria Math" w:cs="Cambria Math"/>
+        </w:rPr>
+        <w:instrText>−</w:instrText>
+      </w:r>
+      <w:r>
+        <w:instrText>Murcko atomic frameworks. We add net charge to the matched physicochemical properties and include only the most dissimilar decoys, by topology, from the ligands. An online automated tool (http://decoys.docking.org) genera</w:instrText>
+      </w:r>
+      <w:r>
+        <w:rPr>
+          <w:rFonts w:hint="eastAsia"/>
+        </w:rPr>
+        <w:instrText xml:space="preserve">tes these improved matched decoys for user-supplied ligands. We test this data set by docking all 102 targets, using the results to improve the balance between ligand desolvation and electrostatics in DOCK 3.6. The complete DUD-E benchmarking set is freely available at http://dude.docking.org.","container-title":"Journal of Medicinal Chemistry","DOI":"10.1021/jm300687e","ISSN":"0022-2623, 1520-4804","issue":"14","journalAbbreviation":"J. Med. Chem.","language":"en","license":"http://pubs.acs.org/page/policy/authorchoice_termsofuse.html","page":"6582-6594","source":"DOI.org (Crossref)","title":"Directory of Useful Decoys, Enhanced (DUD-E): Better Ligands and Decoys for Better Benchmarking","title-short":"Directory of Useful Decoys, Enhanced (DUD-E)","volume":"55","author":[{"family":"Mysinger","given":"Michael M."},{"family":"Carchia","given":"Michael"},{"family":"Irwin","given":"John. J."},{"family":"Shoichet","given":"Brian K."}],"issued":{"date-parts":[["2012",7,26]]}}}],"schema":"https://github.com/citation-style-language/schema/raw/master/csl-citation.json"} </w:instrText>
+      </w:r>
+      <w:r>
+        <w:rPr>
+          <w:rFonts w:hint="eastAsia"/>
+        </w:rPr>
+        <w:fldChar w:fldCharType="separate"/>
+      </w:r>
+      <w:r>
+        <w:rPr>
+          <w:rFonts w:ascii="DengXian" w:eastAsia="DengXian" w:hAnsi="DengXian" w:hint="eastAsia"/>
+        </w:rPr>
+        <w:t>[6]</w:t>
+      </w:r>
+      <w:r>
+        <w:rPr>
+          <w:rFonts w:hint="eastAsia"/>
+        </w:rPr>
+        <w:fldChar w:fldCharType="end"/>
+      </w:r>
+    </w:p>
+    <w:p>
+      <w:r>
+        <w:rPr>
+          <w:rFonts w:hint="eastAsia"/>
+        </w:rPr>
+        <w:t>参考文献：</w:t>
+      </w:r>
+    </w:p>
+    <w:p/>
+    <w:p>
+      <w:pPr>
         <w:pStyle w:val="af5"/>
         <w:rPr>
-          <w:rFonts w:ascii="等线" w:eastAsia="等线" w:hAnsi="等线"/>
+          <w:rFonts w:ascii="DengXian" w:eastAsia="DengXian" w:hAnsi="DengXian"/>
         </w:rPr>
       </w:pPr>
       <w:r>
@@ -898,48 +978,34 @@
       </w:r>
       <w:r>
         <w:rPr>
-          <w:rFonts w:ascii="等线" w:eastAsia="等线" w:hAnsi="等线"/>
+          <w:rFonts w:ascii="DengXian" w:eastAsia="DengXian" w:hAnsi="DengXian"/>
         </w:rPr>
         <w:t>[1]</w:t>
       </w:r>
       <w:r>
         <w:rPr>
-          <w:rFonts w:ascii="等线" w:eastAsia="等线" w:hAnsi="等线"/>
+          <w:rFonts w:ascii="DengXian" w:eastAsia="DengXian" w:hAnsi="DengXian"/>
         </w:rPr>
         <w:tab/>
-        <w:t xml:space="preserve">Xie Z, Tu S, Xu L. Multilevel Attention Network with Semi-supervised Domain Adaptation for Drug-Target Prediction. AAAI </w:t>
-      </w:r>
-      <w:proofErr w:type="gramStart"/>
-      <w:r>
-        <w:rPr>
-          <w:rFonts w:ascii="等线" w:eastAsia="等线" w:hAnsi="等线"/>
-        </w:rPr>
-        <w:t>2024;38:329</w:t>
-      </w:r>
-      <w:proofErr w:type="gramEnd"/>
-      <w:r>
-        <w:rPr>
-          <w:rFonts w:ascii="等线" w:eastAsia="等线" w:hAnsi="等线"/>
-        </w:rPr>
-        <w:t>–37. https://doi.org/10.1609/aaai.v38i1.27786.</w:t>
+        <w:t>Xie Z, Tu S, Xu L. Multilevel Attention Network with Semi-supervised Domain Adaptation for Drug-Target Prediction. AAAI 2024;38:329–37. https://doi.org/10.1609/aaai.v38i1.27786.</w:t>
       </w:r>
     </w:p>
     <w:p>
       <w:pPr>
         <w:pStyle w:val="af5"/>
         <w:rPr>
-          <w:rFonts w:ascii="等线" w:eastAsia="等线" w:hAnsi="等线"/>
+          <w:rFonts w:ascii="DengXian" w:eastAsia="DengXian" w:hAnsi="DengXian"/>
         </w:rPr>
       </w:pPr>
       <w:r>
         <w:rPr>
-          <w:rFonts w:ascii="等线" w:eastAsia="等线" w:hAnsi="等线"/>
+          <w:rFonts w:ascii="DengXian" w:eastAsia="DengXian" w:hAnsi="DengXian"/>
         </w:rPr>
         <w:t>[2]</w:t>
       </w:r>
       <w:r>
         <w:rPr>
-          <w:rFonts w:ascii="等线" w:eastAsia="等线" w:hAnsi="等线"/>
+          <w:rFonts w:ascii="DengXian" w:eastAsia="DengXian" w:hAnsi="DengXian"/>
         </w:rPr>
         <w:tab/>
         <w:t>Zhang M, Chen Y. Link Prediction Based on Graph Neural Networks n.d.</w:t>
@@ -949,169 +1015,88 @@
       <w:pPr>
         <w:pStyle w:val="af5"/>
         <w:rPr>
-          <w:rFonts w:ascii="等线" w:eastAsia="等线" w:hAnsi="等线"/>
+          <w:rFonts w:ascii="DengXian" w:eastAsia="DengXian" w:hAnsi="DengXian"/>
         </w:rPr>
       </w:pPr>
       <w:r>
         <w:rPr>
-          <w:rFonts w:ascii="等线" w:eastAsia="等线" w:hAnsi="等线"/>
+          <w:rFonts w:ascii="DengXian" w:eastAsia="DengXian" w:hAnsi="DengXian"/>
         </w:rPr>
         <w:t>[3]</w:t>
       </w:r>
       <w:r>
         <w:rPr>
-          <w:rFonts w:ascii="等线" w:eastAsia="等线" w:hAnsi="等线"/>
+          <w:rFonts w:ascii="DengXian" w:eastAsia="DengXian" w:hAnsi="DengXian"/>
         </w:rPr>
         <w:tab/>
-        <w:t>Zitnik M, Agrawal M, Leskovec J. Modeling polypharmacy side effects with graph convolutional networks. Bioinformatics 2018;</w:t>
-      </w:r>
-      <w:proofErr w:type="gramStart"/>
-      <w:r>
-        <w:rPr>
-          <w:rFonts w:ascii="等线" w:eastAsia="等线" w:hAnsi="等线"/>
-        </w:rPr>
-        <w:t>34:i</w:t>
-      </w:r>
-      <w:proofErr w:type="gramEnd"/>
-      <w:r>
-        <w:rPr>
-          <w:rFonts w:ascii="等线" w:eastAsia="等线" w:hAnsi="等线"/>
-        </w:rPr>
-        <w:t>457–66. https://doi.org/10.1093/bioinformatics/bty294.</w:t>
+        <w:t>Zitnik M, Agrawal M, Leskovec J. Modeling polypharmacy side effects with graph convolutional networks. Bioinformatics 2018;34:i457–66. https://doi.org/10.1093/bioinformatics/bty294.</w:t>
       </w:r>
     </w:p>
     <w:p>
       <w:pPr>
         <w:pStyle w:val="af5"/>
         <w:rPr>
-          <w:rFonts w:ascii="等线" w:eastAsia="等线" w:hAnsi="等线"/>
+          <w:rFonts w:ascii="DengXian" w:eastAsia="DengXian" w:hAnsi="DengXian"/>
         </w:rPr>
       </w:pPr>
       <w:r>
         <w:rPr>
-          <w:rFonts w:ascii="等线" w:eastAsia="等线" w:hAnsi="等线"/>
+          <w:rFonts w:ascii="DengXian" w:eastAsia="DengXian" w:hAnsi="DengXian"/>
         </w:rPr>
         <w:t>[4]</w:t>
       </w:r>
       <w:r>
         <w:rPr>
-          <w:rFonts w:ascii="等线" w:eastAsia="等线" w:hAnsi="等线"/>
+          <w:rFonts w:ascii="DengXian" w:eastAsia="DengXian" w:hAnsi="DengXian"/>
         </w:rPr>
         <w:tab/>
-        <w:t xml:space="preserve">Zhang Y, Li S, Meng K, et al. Machine Learning for Sequence and Structure-Based Protein–Ligand Interaction Prediction. J Chem Inf Model </w:t>
-      </w:r>
-      <w:proofErr w:type="gramStart"/>
-      <w:r>
-        <w:rPr>
-          <w:rFonts w:ascii="等线" w:eastAsia="等线" w:hAnsi="等线"/>
-        </w:rPr>
-        <w:t>2024;64:1456</w:t>
-      </w:r>
-      <w:proofErr w:type="gramEnd"/>
-      <w:r>
-        <w:rPr>
-          <w:rFonts w:ascii="等线" w:eastAsia="等线" w:hAnsi="等线"/>
-        </w:rPr>
-        <w:t xml:space="preserve">–72. </w:t>
-      </w:r>
-      <w:r>
-        <w:rPr>
-          <w:rFonts w:ascii="等线" w:eastAsia="等线" w:hAnsi="等线"/>
-        </w:rPr>
-        <w:lastRenderedPageBreak/>
-        <w:t>https://doi.org/10.1021/acs.jcim.3c01841.</w:t>
+        <w:t>Zhang Y, Li S, Meng K, et al. Machine Learning for Sequence and Structure-Based Protein–Ligand Interaction Prediction. J Chem Inf Model 2024;64:1456–72. https://doi.org/10.1021/acs.jcim.3c01841.</w:t>
       </w:r>
     </w:p>
     <w:p>
       <w:pPr>
         <w:pStyle w:val="af5"/>
         <w:rPr>
-          <w:rFonts w:ascii="等线" w:eastAsia="等线" w:hAnsi="等线"/>
+          <w:rFonts w:ascii="DengXian" w:eastAsia="DengXian" w:hAnsi="DengXian"/>
         </w:rPr>
       </w:pPr>
       <w:r>
         <w:rPr>
-          <w:rFonts w:ascii="等线" w:eastAsia="等线" w:hAnsi="等线"/>
+          <w:rFonts w:ascii="DengXian" w:eastAsia="DengXian" w:hAnsi="DengXian"/>
         </w:rPr>
         <w:t>[5]</w:t>
       </w:r>
       <w:r>
         <w:rPr>
-          <w:rFonts w:ascii="等线" w:eastAsia="等线" w:hAnsi="等线"/>
+          <w:rFonts w:ascii="DengXian" w:eastAsia="DengXian" w:hAnsi="DengXian"/>
         </w:rPr>
         <w:tab/>
-        <w:t xml:space="preserve">Wu L, Huang Y, Tan C, et al. PSC-CPI: Multi-Scale Protein Sequence-Structure Contrasting for Efficient and Generalizable Compound-Protein Interaction Prediction. AAAI </w:t>
-      </w:r>
-      <w:proofErr w:type="gramStart"/>
-      <w:r>
-        <w:rPr>
-          <w:rFonts w:ascii="等线" w:eastAsia="等线" w:hAnsi="等线"/>
-        </w:rPr>
-        <w:t>2024;38:310</w:t>
-      </w:r>
-      <w:proofErr w:type="gramEnd"/>
-      <w:r>
-        <w:rPr>
-          <w:rFonts w:ascii="等线" w:eastAsia="等线" w:hAnsi="等线"/>
-        </w:rPr>
-        <w:t>–9. https://doi.org/10.1609/aaai.v38i1.27784.</w:t>
+        <w:t>Wu L, Huang Y, Tan C, et al. PSC-CPI: Multi-Scale Protein Sequence-Structure Contrasting for Efficient and Generalizable Compound-Protein Interaction Prediction. AAAI 2024;38:310–9. https://doi.org/10.1609/aaai.v38i1.27784.</w:t>
       </w:r>
     </w:p>
     <w:p>
       <w:pPr>
         <w:pStyle w:val="af5"/>
         <w:rPr>
-          <w:rFonts w:ascii="等线" w:eastAsia="等线" w:hAnsi="等线"/>
+          <w:rFonts w:ascii="DengXian" w:eastAsia="DengXian" w:hAnsi="DengXian"/>
         </w:rPr>
       </w:pPr>
       <w:r>
         <w:rPr>
-          <w:rFonts w:ascii="等线" w:eastAsia="等线" w:hAnsi="等线"/>
-        </w:rPr>
+          <w:rFonts w:ascii="DengXian" w:eastAsia="DengXian" w:hAnsi="DengXian"/>
+        </w:rPr>
+        <w:lastRenderedPageBreak/>
         <w:t>[6]</w:t>
       </w:r>
       <w:r>
         <w:rPr>
-          <w:rFonts w:ascii="等线" w:eastAsia="等线" w:hAnsi="等线"/>
+          <w:rFonts w:ascii="DengXian" w:eastAsia="DengXian" w:hAnsi="DengXian"/>
         </w:rPr>
         <w:tab/>
-        <w:t xml:space="preserve">Mysinger MM, Carchia M, Irwin </w:t>
-      </w:r>
-      <w:proofErr w:type="spellStart"/>
-      <w:r>
-        <w:rPr>
-          <w:rFonts w:ascii="等线" w:eastAsia="等线" w:hAnsi="等线"/>
-        </w:rPr>
-        <w:t>JohnJ</w:t>
-      </w:r>
-      <w:proofErr w:type="spellEnd"/>
-      <w:r>
-        <w:rPr>
-          <w:rFonts w:ascii="等线" w:eastAsia="等线" w:hAnsi="等线"/>
-        </w:rPr>
-        <w:t xml:space="preserve">, et al. Directory of Useful Decoys, Enhanced (DUD-E): Better Ligands and Decoys for Better Benchmarking. J Med Chem </w:t>
-      </w:r>
-      <w:proofErr w:type="gramStart"/>
-      <w:r>
-        <w:rPr>
-          <w:rFonts w:ascii="等线" w:eastAsia="等线" w:hAnsi="等线"/>
-        </w:rPr>
-        <w:t>2012;55:6582</w:t>
-      </w:r>
-      <w:proofErr w:type="gramEnd"/>
-      <w:r>
-        <w:rPr>
-          <w:rFonts w:ascii="等线" w:eastAsia="等线" w:hAnsi="等线"/>
-        </w:rPr>
-        <w:t>–94. https://doi.org/10.1021/jm300687e.</w:t>
+        <w:t>Mysinger MM, Carchia M, Irwin JohnJ, et al. Directory of Useful Decoys, Enhanced (DUD-E): Better Ligands and Decoys for Better Benchmarking. J Med Chem 2012;55:6582–94. https://doi.org/10.1021/jm300687e.</w:t>
       </w:r>
     </w:p>
     <w:p>
-      <w:pPr>
-        <w:rPr>
-          <w:rFonts w:hint="eastAsia"/>
-        </w:rPr>
-      </w:pPr>
       <w:r>
         <w:rPr>
           <w:rFonts w:hint="eastAsia"/>
@@ -1135,9 +1120,6 @@
     <w:p>
       <w:pPr>
         <w:spacing w:after="0" w:line="240" w:lineRule="auto"/>
-        <w:rPr>
-          <w:rFonts w:hint="eastAsia"/>
-        </w:rPr>
       </w:pPr>
       <w:r>
         <w:separator/>
@@ -1148,9 +1130,6 @@
     <w:p>
       <w:pPr>
         <w:spacing w:after="0" w:line="240" w:lineRule="auto"/>
-        <w:rPr>
-          <w:rFonts w:hint="eastAsia"/>
-        </w:rPr>
       </w:pPr>
       <w:r>
         <w:continuationSeparator/>
@@ -1166,9 +1145,6 @@
     <w:p>
       <w:pPr>
         <w:spacing w:after="0" w:line="240" w:lineRule="auto"/>
-        <w:rPr>
-          <w:rFonts w:hint="eastAsia"/>
-        </w:rPr>
       </w:pPr>
       <w:r>
         <w:separator/>
@@ -1179,9 +1155,6 @@
     <w:p>
       <w:pPr>
         <w:spacing w:after="0" w:line="240" w:lineRule="auto"/>
-        <w:rPr>
-          <w:rFonts w:hint="eastAsia"/>
-        </w:rPr>
       </w:pPr>
       <w:r>
         <w:continuationSeparator/>
@@ -2189,7 +2162,7 @@
       <w:spacing w:before="100" w:beforeAutospacing="1" w:after="100" w:afterAutospacing="1" w:line="240" w:lineRule="auto"/>
     </w:pPr>
     <w:rPr>
-      <w:rFonts w:ascii="宋体" w:eastAsia="宋体" w:hAnsi="宋体" w:cs="宋体"/>
+      <w:rFonts w:ascii="SimSun" w:eastAsia="SimSun" w:hAnsi="SimSun" w:cs="SimSun"/>
       <w:kern w:val="0"/>
       <w:sz w:val="24"/>
       <w14:ligatures w14:val="none"/>

--- a/开题提交/新开题/备.docx
+++ b/开题提交/新开题/备.docx
@@ -6,6 +6,7 @@
       <w:pPr>
         <w:spacing w:after="0" w:line="240" w:lineRule="auto"/>
         <w:rPr>
+          <w:rFonts w:hint="eastAsia"/>
           <w:sz w:val="10"/>
           <w:szCs w:val="11"/>
         </w:rPr>
@@ -20,18 +21,53 @@
       </w:r>
     </w:p>
     <w:p>
-      <w:r>
-        <w:rPr>
-          <w:rFonts w:hint="eastAsia"/>
-        </w:rPr>
-        <w:t>考虑到基于化学基因组学的 CPI 建模是一项二元分类任务，一个设计合理的数据集应主要包括特定配体与蛋白质 A 有相互作用但与蛋白质 B 没有相互作用的实例，这就迫使模型学习蛋白质信息，或者最好是相互作用特征，以区分这些实例。</w:t>
+      <w:pPr>
+        <w:rPr>
+          <w:rFonts w:hint="eastAsia"/>
+        </w:rPr>
+      </w:pPr>
+      <w:r>
+        <w:rPr>
+          <w:rFonts w:hint="eastAsia"/>
+        </w:rPr>
+        <w:t>考虑到基于化学基因组学的 CPI 建模是一项二元分类任务，一个设计合理的</w:t>
+      </w:r>
+      <w:proofErr w:type="gramStart"/>
+      <w:r>
+        <w:rPr>
+          <w:rFonts w:hint="eastAsia"/>
+        </w:rPr>
+        <w:t>数据集应主要</w:t>
+      </w:r>
+      <w:proofErr w:type="gramEnd"/>
+      <w:r>
+        <w:rPr>
+          <w:rFonts w:hint="eastAsia"/>
+        </w:rPr>
+        <w:t>包括特定配体与蛋白质 A 有相互作用但与蛋白质 B 没有相互作用的实例，这就迫使模型学习蛋白质信息，或者最好是相互作用特征，以区分这些实例。</w:t>
       </w:r>
       <w:r>
         <w:rPr>
           <w:rFonts w:hint="eastAsia"/>
           <w:u w:val="single"/>
         </w:rPr>
-        <w:t>这种适当设计的数据集不能用相互作用特征以外的其他信息（如配体模式）来区分</w:t>
+        <w:t>这种适当设计的数据</w:t>
+      </w:r>
+      <w:proofErr w:type="gramStart"/>
+      <w:r>
+        <w:rPr>
+          <w:rFonts w:hint="eastAsia"/>
+          <w:u w:val="single"/>
+        </w:rPr>
+        <w:t>集不能</w:t>
+      </w:r>
+      <w:proofErr w:type="gramEnd"/>
+      <w:r>
+        <w:rPr>
+          <w:rFonts w:hint="eastAsia"/>
+          <w:u w:val="single"/>
+        </w:rPr>
+        <w:t>用相互作用特征以外的其他信息（如配体模式）来区分</w:t>
       </w:r>
       <w:r>
         <w:rPr>
@@ -41,6 +77,11 @@
       </w:r>
     </w:p>
     <w:p>
+      <w:pPr>
+        <w:rPr>
+          <w:rFonts w:hint="eastAsia"/>
+        </w:rPr>
+      </w:pPr>
       <w:r>
         <w:rPr>
           <w:rFonts w:hint="eastAsia"/>
@@ -69,11 +110,64 @@
         <w:rPr>
           <w:rFonts w:hint="eastAsia"/>
         </w:rPr>
-        <w:t>，与任一个配体所相关的样本对，包含了该配体与蛋白质A的正信息(有相互作用)，以及该配体与蛋白质B的负信息(无相互作用)的数据。则该数据集将迫使模型学习相互作用特征，且该数据集不能用相互作用特征以外的其他信息(如配体模式或受体模式)来区分]</w:t>
-      </w:r>
-    </w:p>
-    <w:p/>
-    <w:p>
+        <w:t>，与任一</w:t>
+      </w:r>
+      <w:proofErr w:type="gramStart"/>
+      <w:r>
+        <w:rPr>
+          <w:rFonts w:hint="eastAsia"/>
+        </w:rPr>
+        <w:t>个</w:t>
+      </w:r>
+      <w:proofErr w:type="gramEnd"/>
+      <w:r>
+        <w:rPr>
+          <w:rFonts w:hint="eastAsia"/>
+        </w:rPr>
+        <w:t>配体</w:t>
+      </w:r>
+      <w:proofErr w:type="gramStart"/>
+      <w:r>
+        <w:rPr>
+          <w:rFonts w:hint="eastAsia"/>
+        </w:rPr>
+        <w:t>所相关</w:t>
+      </w:r>
+      <w:proofErr w:type="gramEnd"/>
+      <w:r>
+        <w:rPr>
+          <w:rFonts w:hint="eastAsia"/>
+        </w:rPr>
+        <w:t>的样本对，包含了该配体与蛋白质A的正信息(有相互作用)，以及该配体与蛋白质B的负信息(无相互作用)的数据。则该数据集将迫使模型学习相互作用特征，且该数据</w:t>
+      </w:r>
+      <w:proofErr w:type="gramStart"/>
+      <w:r>
+        <w:rPr>
+          <w:rFonts w:hint="eastAsia"/>
+        </w:rPr>
+        <w:t>集不能</w:t>
+      </w:r>
+      <w:proofErr w:type="gramEnd"/>
+      <w:r>
+        <w:rPr>
+          <w:rFonts w:hint="eastAsia"/>
+        </w:rPr>
+        <w:t>用相互作用特征以外的其他信息(如配体模式或受体模式)来区分]</w:t>
+      </w:r>
+    </w:p>
+    <w:p>
+      <w:pPr>
+        <w:rPr>
+          <w:rFonts w:hint="eastAsia"/>
+        </w:rPr>
+      </w:pPr>
+    </w:p>
+    <w:p>
+      <w:pPr>
+        <w:rPr>
+          <w:rFonts w:hint="eastAsia"/>
+        </w:rPr>
+      </w:pPr>
       <w:r>
         <w:rPr>
           <w:rFonts w:hint="eastAsia"/>
@@ -151,8 +245,16 @@
         <w:rPr>
           <w:rFonts w:hint="eastAsia"/>
         </w:rPr>
-        <w:t>、p</w:t>
-      </w:r>
+        <w:t>、</w:t>
+      </w:r>
+      <w:proofErr w:type="spellStart"/>
+      <w:r>
+        <w:rPr>
+          <w:rFonts w:hint="eastAsia"/>
+        </w:rPr>
+        <w:t>p</w:t>
+      </w:r>
+      <w:proofErr w:type="spellEnd"/>
       <m:oMath>
         <m:sSub>
           <m:sSubPr>
@@ -262,10 +364,29 @@
         <w:rPr>
           <w:rFonts w:hint="eastAsia"/>
         </w:rPr>
-        <w:t>，将原始数据集分为阳性集和阴性集。</w:t>
-      </w:r>
-    </w:p>
-    <w:p>
+        <w:t>，将原始数据</w:t>
+      </w:r>
+      <w:proofErr w:type="gramStart"/>
+      <w:r>
+        <w:rPr>
+          <w:rFonts w:hint="eastAsia"/>
+        </w:rPr>
+        <w:t>集分为</w:t>
+      </w:r>
+      <w:proofErr w:type="gramEnd"/>
+      <w:r>
+        <w:rPr>
+          <w:rFonts w:hint="eastAsia"/>
+        </w:rPr>
+        <w:t>阳性集和阴性集。</w:t>
+      </w:r>
+    </w:p>
+    <w:p>
+      <w:pPr>
+        <w:rPr>
+          <w:rFonts w:hint="eastAsia"/>
+        </w:rPr>
+      </w:pPr>
       <w:r>
         <w:t xml:space="preserve">KIBA </w:t>
       </w:r>
@@ -293,9 +414,11 @@
         </w:rPr>
         <w:t>和</w:t>
       </w:r>
+      <w:proofErr w:type="spellStart"/>
       <w:r>
         <w:t>Kd</w:t>
       </w:r>
+      <w:proofErr w:type="spellEnd"/>
       <w:r>
         <w:rPr>
           <w:rFonts w:hint="eastAsia"/>
@@ -313,10 +436,29 @@
         <w:rPr>
           <w:rFonts w:hint="eastAsia"/>
         </w:rPr>
-        <w:t>（He 等人，2017 年；Tang 等人，2014年）将数据集分为正集和负集</w:t>
-      </w:r>
-    </w:p>
-    <w:p>
+        <w:t>（He 等人，2017 年；Tang 等人，2014年）将数据</w:t>
+      </w:r>
+      <w:proofErr w:type="gramStart"/>
+      <w:r>
+        <w:rPr>
+          <w:rFonts w:hint="eastAsia"/>
+        </w:rPr>
+        <w:t>集分为</w:t>
+      </w:r>
+      <w:proofErr w:type="gramEnd"/>
+      <w:r>
+        <w:rPr>
+          <w:rFonts w:hint="eastAsia"/>
+        </w:rPr>
+        <w:t>正集和负集</w:t>
+      </w:r>
+    </w:p>
+    <w:p>
+      <w:pPr>
+        <w:rPr>
+          <w:rFonts w:hint="eastAsia"/>
+        </w:rPr>
+      </w:pPr>
       <w:r>
         <w:rPr>
           <w:rFonts w:hint="eastAsia"/>
@@ -354,7 +496,21 @@
         <w:rPr>
           <w:rFonts w:hint="eastAsia"/>
         </w:rPr>
-        <w:t xml:space="preserve">[1] Chen L, Tan X, Wang D, et al. TransformerCPI: improving compound–protein interaction prediction by sequence-based deep learning with self-attention mechanism and label reversal experiments. Bioinformatics 2020;36:4406–14. </w:t>
+        <w:t xml:space="preserve">[1] Chen L, Tan X, Wang D, et al. </w:t>
+      </w:r>
+      <w:proofErr w:type="spellStart"/>
+      <w:r>
+        <w:rPr>
+          <w:rFonts w:hint="eastAsia"/>
+        </w:rPr>
+        <w:t>TransformerCPI</w:t>
+      </w:r>
+      <w:proofErr w:type="spellEnd"/>
+      <w:r>
+        <w:rPr>
+          <w:rFonts w:hint="eastAsia"/>
+        </w:rPr>
+        <w:t xml:space="preserve">: improving compound–protein interaction prediction by sequence-based deep learning with self-attention mechanism and label reversal experiments. Bioinformatics 2020;36:4406–14. </w:t>
       </w:r>
       <w:hyperlink r:id="rId6" w:history="1">
         <w:r>
@@ -372,13 +528,32 @@
         <w:t>.</w:t>
       </w:r>
     </w:p>
-    <w:p/>
-    <w:p>
-      <w:r>
-        <w:rPr>
-          <w:rFonts w:hint="eastAsia"/>
-        </w:rPr>
-        <w:t>先前将深度学习应用于药物靶点相互作用（</w:t>
+    <w:p>
+      <w:pPr>
+        <w:rPr>
+          <w:rFonts w:hint="eastAsia"/>
+        </w:rPr>
+      </w:pPr>
+    </w:p>
+    <w:p>
+      <w:pPr>
+        <w:rPr>
+          <w:rFonts w:hint="eastAsia"/>
+        </w:rPr>
+      </w:pPr>
+      <w:proofErr w:type="gramStart"/>
+      <w:r>
+        <w:rPr>
+          <w:rFonts w:hint="eastAsia"/>
+        </w:rPr>
+        <w:t>先前将</w:t>
+      </w:r>
+      <w:proofErr w:type="gramEnd"/>
+      <w:r>
+        <w:rPr>
+          <w:rFonts w:hint="eastAsia"/>
+        </w:rPr>
+        <w:t>深度学习应用于药物靶点相互作用（</w:t>
       </w:r>
       <w:r>
         <w:t>DTA</w:t>
@@ -450,10 +625,29 @@
         <w:rPr>
           <w:rFonts w:hint="eastAsia"/>
         </w:rPr>
-        <w:t>。为了在复杂性和效率之间取得平衡，我们利用二维接触图信息作为三级结构的表示来表示蛋白质的图结构。</w:t>
-      </w:r>
-    </w:p>
-    <w:p>
+        <w:t>。为了在复杂性和效率之间取得平衡，我们利用二</w:t>
+      </w:r>
+      <w:proofErr w:type="gramStart"/>
+      <w:r>
+        <w:rPr>
+          <w:rFonts w:hint="eastAsia"/>
+        </w:rPr>
+        <w:t>维接触图信息</w:t>
+      </w:r>
+      <w:proofErr w:type="gramEnd"/>
+      <w:r>
+        <w:rPr>
+          <w:rFonts w:hint="eastAsia"/>
+        </w:rPr>
+        <w:t>作为三级结构的表示来表示蛋白质的图结构。</w:t>
+      </w:r>
+    </w:p>
+    <w:p>
+      <w:pPr>
+        <w:rPr>
+          <w:rFonts w:hint="eastAsia"/>
+        </w:rPr>
+      </w:pPr>
       <w:r>
         <w:rPr>
           <w:rFonts w:hint="eastAsia"/>
@@ -531,11 +725,6 @@
       </w:pPr>
     </w:p>
     <w:p>
-      <w:pPr>
-        <w:rPr>
-          <w:rFonts w:hint="eastAsia"/>
-        </w:rPr>
-      </w:pPr>
       <w:r>
         <w:rPr>
           <w:rFonts w:hint="eastAsia"/>
@@ -544,6 +733,55 @@
       </w:r>
     </w:p>
     <w:p>
+      <w:r>
+        <w:rPr>
+          <w:rFonts w:hint="eastAsia"/>
+        </w:rPr>
+        <w:t>尽管通过在表示学习阶段向目标图添加药物节点解决了目标表示的变化问题，但构象变化（即</w:t>
+      </w:r>
+      <w:r>
+        <w:rPr>
+          <w:rFonts w:hint="eastAsia"/>
+          <w:color w:val="FF0000"/>
+        </w:rPr>
+        <w:t>残基-残基边连接的变化</w:t>
+      </w:r>
+      <w:r>
+        <w:rPr>
+          <w:rFonts w:hint="eastAsia"/>
+        </w:rPr>
+        <w:t>）并未得到解决。如果能够学习边的变化，就能表达出药物-目标结合所引起的构象变化。</w:t>
+      </w:r>
+    </w:p>
+    <w:p>
+      <w:r>
+        <w:rPr>
+          <w:rFonts w:hint="eastAsia"/>
+        </w:rPr>
+        <w:t>此外，如果能将药物信息结合到寻找</w:t>
+      </w:r>
+      <w:r>
+        <w:rPr>
+          <w:rFonts w:hint="eastAsia"/>
+          <w:color w:val="FF0000"/>
+        </w:rPr>
+        <w:t>药物-残基边</w:t>
+      </w:r>
+      <w:r>
+        <w:rPr>
+          <w:rFonts w:hint="eastAsia"/>
+        </w:rPr>
+        <w:t>的过程中，结合过程的建模将会更加准确。</w:t>
+      </w:r>
+    </w:p>
+    <w:p>
+      <w:pPr>
+        <w:rPr>
+          <w:rFonts w:hint="eastAsia"/>
+        </w:rPr>
+      </w:pPr>
+    </w:p>
+    <w:p>
       <w:pPr>
         <w:rPr>
           <w:rFonts w:hint="eastAsia"/>
@@ -574,22 +812,75 @@
         <w:t>]</w:t>
       </w:r>
     </w:p>
-    <w:p/>
-    <w:p/>
-    <w:p/>
-    <w:p/>
-    <w:p/>
-    <w:p/>
-    <w:p/>
-    <w:p/>
-    <w:p>
-      <w:pPr>
-        <w:rPr>
-          <w:rFonts w:hint="eastAsia"/>
-        </w:rPr>
-      </w:pPr>
-    </w:p>
-    <w:p>
+    <w:p>
+      <w:pPr>
+        <w:rPr>
+          <w:rFonts w:hint="eastAsia"/>
+        </w:rPr>
+      </w:pPr>
+    </w:p>
+    <w:p>
+      <w:pPr>
+        <w:rPr>
+          <w:rFonts w:hint="eastAsia"/>
+        </w:rPr>
+      </w:pPr>
+    </w:p>
+    <w:p>
+      <w:pPr>
+        <w:rPr>
+          <w:rFonts w:hint="eastAsia"/>
+        </w:rPr>
+      </w:pPr>
+    </w:p>
+    <w:p>
+      <w:pPr>
+        <w:rPr>
+          <w:rFonts w:hint="eastAsia"/>
+        </w:rPr>
+      </w:pPr>
+    </w:p>
+    <w:p>
+      <w:pPr>
+        <w:rPr>
+          <w:rFonts w:hint="eastAsia"/>
+        </w:rPr>
+      </w:pPr>
+    </w:p>
+    <w:p>
+      <w:pPr>
+        <w:rPr>
+          <w:rFonts w:hint="eastAsia"/>
+        </w:rPr>
+      </w:pPr>
+    </w:p>
+    <w:p>
+      <w:pPr>
+        <w:rPr>
+          <w:rFonts w:hint="eastAsia"/>
+        </w:rPr>
+      </w:pPr>
+    </w:p>
+    <w:p>
+      <w:pPr>
+        <w:rPr>
+          <w:rFonts w:hint="eastAsia"/>
+        </w:rPr>
+      </w:pPr>
+    </w:p>
+    <w:p>
+      <w:pPr>
+        <w:rPr>
+          <w:rFonts w:hint="eastAsia"/>
+        </w:rPr>
+      </w:pPr>
+    </w:p>
+    <w:p>
+      <w:pPr>
+        <w:rPr>
+          <w:rFonts w:hint="eastAsia"/>
+        </w:rPr>
+      </w:pPr>
       <w:r>
         <w:rPr>
           <w:rFonts w:hint="eastAsia"/>
@@ -616,7 +907,7 @@
       </w:r>
       <w:r>
         <w:rPr>
-          <w:rFonts w:ascii="DengXian" w:eastAsia="DengXian" w:hAnsi="DengXian" w:hint="eastAsia"/>
+          <w:rFonts w:ascii="等线" w:eastAsia="等线" w:hAnsi="等线" w:hint="eastAsia"/>
         </w:rPr>
         <w:t>[1]</w:t>
       </w:r>
@@ -658,7 +949,7 @@
       </w:r>
       <w:r>
         <w:rPr>
-          <w:rFonts w:ascii="DengXian" w:eastAsia="DengXian" w:hAnsi="DengXian" w:cs="DengXian" w:hint="eastAsia"/>
+          <w:rFonts w:ascii="等线" w:eastAsia="等线" w:hAnsi="等线" w:cs="等线" w:hint="eastAsia"/>
         </w:rPr>
         <w:instrText>“</w:instrText>
       </w:r>
@@ -667,7 +958,7 @@
       </w:r>
       <w:r>
         <w:rPr>
-          <w:rFonts w:ascii="DengXian" w:eastAsia="DengXian" w:hAnsi="DengXian" w:cs="DengXian" w:hint="eastAsia"/>
+          <w:rFonts w:ascii="等线" w:eastAsia="等线" w:hAnsi="等线" w:cs="等线" w:hint="eastAsia"/>
         </w:rPr>
         <w:instrText>”</w:instrText>
       </w:r>
@@ -697,7 +988,7 @@
       </w:r>
       <w:r>
         <w:rPr>
-          <w:rFonts w:ascii="DengXian" w:eastAsia="DengXian" w:hAnsi="DengXian" w:hint="eastAsia"/>
+          <w:rFonts w:ascii="等线" w:eastAsia="等线" w:hAnsi="等线" w:hint="eastAsia"/>
         </w:rPr>
         <w:t>[2]</w:t>
       </w:r>
@@ -751,7 +1042,7 @@
       </w:r>
       <w:r>
         <w:rPr>
-          <w:rFonts w:ascii="DengXian" w:eastAsia="DengXian" w:hAnsi="DengXian" w:hint="eastAsia"/>
+          <w:rFonts w:ascii="等线" w:eastAsia="等线" w:hAnsi="等线" w:hint="eastAsia"/>
         </w:rPr>
         <w:t>[3]</w:t>
       </w:r>
@@ -841,7 +1132,7 @@
       </w:r>
       <w:r>
         <w:rPr>
-          <w:rFonts w:ascii="DengXian" w:eastAsia="DengXian" w:hAnsi="DengXian" w:hint="eastAsia"/>
+          <w:rFonts w:ascii="等线" w:eastAsia="等线" w:hAnsi="等线" w:hint="eastAsia"/>
         </w:rPr>
         <w:t>[4]</w:t>
       </w:r>
@@ -877,7 +1168,7 @@
       </w:r>
       <w:r>
         <w:rPr>
-          <w:rFonts w:ascii="DengXian" w:eastAsia="DengXian" w:hAnsi="DengXian" w:hint="eastAsia"/>
+          <w:rFonts w:ascii="等线" w:eastAsia="等线" w:hAnsi="等线" w:hint="eastAsia"/>
         </w:rPr>
         <w:t>[5]</w:t>
       </w:r>
@@ -931,7 +1222,7 @@
       </w:r>
       <w:r>
         <w:rPr>
-          <w:rFonts w:ascii="DengXian" w:eastAsia="DengXian" w:hAnsi="DengXian" w:hint="eastAsia"/>
+          <w:rFonts w:ascii="等线" w:eastAsia="等线" w:hAnsi="等线" w:hint="eastAsia"/>
         </w:rPr>
         <w:t>[6]</w:t>
       </w:r>
@@ -941,8 +1232,49 @@
         </w:rPr>
         <w:fldChar w:fldCharType="end"/>
       </w:r>
-    </w:p>
-    <w:p>
+      <w:r>
+        <w:rPr>
+          <w:rFonts w:hint="eastAsia"/>
+        </w:rPr>
+        <w:t>77</w:t>
+      </w:r>
+      <w:r>
+        <w:rPr>
+          <w:rFonts w:hint="eastAsia"/>
+        </w:rPr>
+        <w:fldChar w:fldCharType="begin"/>
+      </w:r>
+      <w:r>
+        <w:rPr>
+          <w:rFonts w:hint="eastAsia"/>
+        </w:rPr>
+        <w:instrText xml:space="preserve"> ADDIN ZOTERO_ITEM CSL_CITATION {"citationID":"ZLyGU8Q4","properties":{"formattedCitation":"[7]","plainCitation":"[7]","noteIndex":0},"citationItems":[{"id":441,"uris":["http://zotero.org/users/14704831/items/F9DJPWD6"],"itemData":{"id":441,"type":"article-journal","abstract":"Recently, deep learning has become the essential methodology for Drug–Target Interaction (DTI) prediction. However, the existing learning-based representation methods embed the prior knowledge encapsulated by the training data and, as such, acquire redundant domain information irrelevant to the DTI prediction, compromising the generalization capability of a deep network to unfamiliar instances. To tackle this limitation, we propose a novel DTI prediction method using Multi-Modal feature fusion and Domain Generalization (MMDG-DTI). Specifically, we first use pre-trained Large Language Models (LLMs) to obtain generalized textual features covering nearly the whole biological text vocabulary, with the capacity to handle unseen samples and extract robust and discriminative features. In parallel, we propose a unified structural feature extractor based on a hybrid Graph Neural Network (GNN). The extractor improves the performance of MMDG-DTI by extracting features from another modality and discarding the representation of domain-specific prior substructures. Then, we integrate the complementary information of LLM and GNN features using an innovative classifier, while enhancing the generalization ability with the help of Domain Adversarial Training (DAT) and contrastive learning. Last, we propose a novel cross-domain evaluation protocol to enhance the predication fidelity in practical applications. The quantitative and visualization results obtained on several benchmarking datasets demonstrate that MMDG-DTI achieves state-of-the-art performance under both single-domain and cross-domain settings, confirming the superiority of the proposed method. The datasets and codes will be available on the project homepage: https://github.com/JU-HuaY/MMDG-DTI.","container-title":"Pattern Recognition","DOI":"10.1016/j.patcog.2024.110887","ISSN":"00313203","journalAbbreviation":"Pattern Recognition","language":"en","page":"110887","source":"DOI.org (Crossref)","title":"MMDG-DTI: Drug–target interaction prediction via multimodal feature fusion and domain generalization","title-short":"MMDG-DTI","volume":"157","author":[{"family":"Hua","given":"Yang"},{"family":"Feng","given":"Zhenhua"},{"family":"Song","given":"Xiaoning"},{"family":"Wu","given":"Xiao-Jun"},{"family":"Kittler","given":"Josef"}],"issued":{"date-parts":[["2025",1]]}}}],"schema":"https://github.com/citation-style-language/schema/raw/master/csl-citation.json"} </w:instrText>
+      </w:r>
+      <w:r>
+        <w:rPr>
+          <w:rFonts w:hint="eastAsia"/>
+        </w:rPr>
+        <w:fldChar w:fldCharType="separate"/>
+      </w:r>
+      <w:r>
+        <w:rPr>
+          <w:rFonts w:ascii="等线" w:eastAsia="等线" w:hAnsi="等线" w:hint="eastAsia"/>
+        </w:rPr>
+        <w:t>[7]</w:t>
+      </w:r>
+      <w:r>
+        <w:rPr>
+          <w:rFonts w:hint="eastAsia"/>
+        </w:rPr>
+        <w:fldChar w:fldCharType="end"/>
+      </w:r>
+    </w:p>
+    <w:p>
+      <w:pPr>
+        <w:rPr>
+          <w:rFonts w:hint="eastAsia"/>
+        </w:rPr>
+      </w:pPr>
       <w:r>
         <w:rPr>
           <w:rFonts w:hint="eastAsia"/>
@@ -950,12 +1282,18 @@
         <w:t>参考文献：</w:t>
       </w:r>
     </w:p>
-    <w:p/>
+    <w:p>
+      <w:pPr>
+        <w:rPr>
+          <w:rFonts w:hint="eastAsia"/>
+        </w:rPr>
+      </w:pPr>
+    </w:p>
     <w:p>
       <w:pPr>
         <w:pStyle w:val="af5"/>
         <w:rPr>
-          <w:rFonts w:ascii="DengXian" w:eastAsia="DengXian" w:hAnsi="DengXian"/>
+          <w:rFonts w:ascii="等线" w:eastAsia="等线" w:hAnsi="等线"/>
         </w:rPr>
       </w:pPr>
       <w:r>
@@ -978,34 +1316,48 @@
       </w:r>
       <w:r>
         <w:rPr>
-          <w:rFonts w:ascii="DengXian" w:eastAsia="DengXian" w:hAnsi="DengXian"/>
+          <w:rFonts w:ascii="等线" w:eastAsia="等线" w:hAnsi="等线"/>
         </w:rPr>
         <w:t>[1]</w:t>
       </w:r>
       <w:r>
         <w:rPr>
-          <w:rFonts w:ascii="DengXian" w:eastAsia="DengXian" w:hAnsi="DengXian"/>
+          <w:rFonts w:ascii="等线" w:eastAsia="等线" w:hAnsi="等线"/>
         </w:rPr>
         <w:tab/>
-        <w:t>Xie Z, Tu S, Xu L. Multilevel Attention Network with Semi-supervised Domain Adaptation for Drug-Target Prediction. AAAI 2024;38:329–37. https://doi.org/10.1609/aaai.v38i1.27786.</w:t>
+        <w:t xml:space="preserve">Xie Z, Tu S, Xu L. Multilevel Attention Network with Semi-supervised Domain Adaptation for Drug-Target Prediction. AAAI </w:t>
+      </w:r>
+      <w:proofErr w:type="gramStart"/>
+      <w:r>
+        <w:rPr>
+          <w:rFonts w:ascii="等线" w:eastAsia="等线" w:hAnsi="等线"/>
+        </w:rPr>
+        <w:t>2024;38:329</w:t>
+      </w:r>
+      <w:proofErr w:type="gramEnd"/>
+      <w:r>
+        <w:rPr>
+          <w:rFonts w:ascii="等线" w:eastAsia="等线" w:hAnsi="等线"/>
+        </w:rPr>
+        <w:t>–37. https://doi.org/10.1609/aaai.v38i1.27786.</w:t>
       </w:r>
     </w:p>
     <w:p>
       <w:pPr>
         <w:pStyle w:val="af5"/>
         <w:rPr>
-          <w:rFonts w:ascii="DengXian" w:eastAsia="DengXian" w:hAnsi="DengXian"/>
-        </w:rPr>
-      </w:pPr>
-      <w:r>
-        <w:rPr>
-          <w:rFonts w:ascii="DengXian" w:eastAsia="DengXian" w:hAnsi="DengXian"/>
+          <w:rFonts w:ascii="等线" w:eastAsia="等线" w:hAnsi="等线"/>
+        </w:rPr>
+      </w:pPr>
+      <w:r>
+        <w:rPr>
+          <w:rFonts w:ascii="等线" w:eastAsia="等线" w:hAnsi="等线"/>
         </w:rPr>
         <w:t>[2]</w:t>
       </w:r>
       <w:r>
         <w:rPr>
-          <w:rFonts w:ascii="DengXian" w:eastAsia="DengXian" w:hAnsi="DengXian"/>
+          <w:rFonts w:ascii="等线" w:eastAsia="等线" w:hAnsi="等线"/>
         </w:rPr>
         <w:tab/>
         <w:t>Zhang M, Chen Y. Link Prediction Based on Graph Neural Networks n.d.</w:t>
@@ -1015,88 +1367,198 @@
       <w:pPr>
         <w:pStyle w:val="af5"/>
         <w:rPr>
-          <w:rFonts w:ascii="DengXian" w:eastAsia="DengXian" w:hAnsi="DengXian"/>
-        </w:rPr>
-      </w:pPr>
-      <w:r>
-        <w:rPr>
-          <w:rFonts w:ascii="DengXian" w:eastAsia="DengXian" w:hAnsi="DengXian"/>
-        </w:rPr>
+          <w:rFonts w:ascii="等线" w:eastAsia="等线" w:hAnsi="等线"/>
+        </w:rPr>
+      </w:pPr>
+      <w:r>
+        <w:rPr>
+          <w:rFonts w:ascii="等线" w:eastAsia="等线" w:hAnsi="等线"/>
+        </w:rPr>
+        <w:lastRenderedPageBreak/>
         <w:t>[3]</w:t>
       </w:r>
       <w:r>
         <w:rPr>
-          <w:rFonts w:ascii="DengXian" w:eastAsia="DengXian" w:hAnsi="DengXian"/>
+          <w:rFonts w:ascii="等线" w:eastAsia="等线" w:hAnsi="等线"/>
         </w:rPr>
         <w:tab/>
-        <w:t>Zitnik M, Agrawal M, Leskovec J. Modeling polypharmacy side effects with graph convolutional networks. Bioinformatics 2018;34:i457–66. https://doi.org/10.1093/bioinformatics/bty294.</w:t>
+        <w:t>Zitnik M, Agrawal M, Leskovec J. Modeling polypharmacy side effects with graph convolutional networks. Bioinformatics 2018;</w:t>
+      </w:r>
+      <w:proofErr w:type="gramStart"/>
+      <w:r>
+        <w:rPr>
+          <w:rFonts w:ascii="等线" w:eastAsia="等线" w:hAnsi="等线"/>
+        </w:rPr>
+        <w:t>34:i</w:t>
+      </w:r>
+      <w:proofErr w:type="gramEnd"/>
+      <w:r>
+        <w:rPr>
+          <w:rFonts w:ascii="等线" w:eastAsia="等线" w:hAnsi="等线"/>
+        </w:rPr>
+        <w:t>457–66. https://doi.org/10.1093/bioinformatics/bty294.</w:t>
       </w:r>
     </w:p>
     <w:p>
       <w:pPr>
         <w:pStyle w:val="af5"/>
         <w:rPr>
-          <w:rFonts w:ascii="DengXian" w:eastAsia="DengXian" w:hAnsi="DengXian"/>
-        </w:rPr>
-      </w:pPr>
-      <w:r>
-        <w:rPr>
-          <w:rFonts w:ascii="DengXian" w:eastAsia="DengXian" w:hAnsi="DengXian"/>
+          <w:rFonts w:ascii="等线" w:eastAsia="等线" w:hAnsi="等线"/>
+        </w:rPr>
+      </w:pPr>
+      <w:r>
+        <w:rPr>
+          <w:rFonts w:ascii="等线" w:eastAsia="等线" w:hAnsi="等线"/>
         </w:rPr>
         <w:t>[4]</w:t>
       </w:r>
       <w:r>
         <w:rPr>
-          <w:rFonts w:ascii="DengXian" w:eastAsia="DengXian" w:hAnsi="DengXian"/>
+          <w:rFonts w:ascii="等线" w:eastAsia="等线" w:hAnsi="等线"/>
         </w:rPr>
         <w:tab/>
-        <w:t>Zhang Y, Li S, Meng K, et al. Machine Learning for Sequence and Structure-Based Protein–Ligand Interaction Prediction. J Chem Inf Model 2024;64:1456–72. https://doi.org/10.1021/acs.jcim.3c01841.</w:t>
+        <w:t xml:space="preserve">Zhang Y, Li S, Meng K, et al. Machine Learning for Sequence and Structure-Based Protein–Ligand Interaction Prediction. J Chem Inf Model </w:t>
+      </w:r>
+      <w:proofErr w:type="gramStart"/>
+      <w:r>
+        <w:rPr>
+          <w:rFonts w:ascii="等线" w:eastAsia="等线" w:hAnsi="等线"/>
+        </w:rPr>
+        <w:t>2024;64:1456</w:t>
+      </w:r>
+      <w:proofErr w:type="gramEnd"/>
+      <w:r>
+        <w:rPr>
+          <w:rFonts w:ascii="等线" w:eastAsia="等线" w:hAnsi="等线"/>
+        </w:rPr>
+        <w:t>–72. https://doi.org/10.1021/acs.jcim.3c01841.</w:t>
       </w:r>
     </w:p>
     <w:p>
       <w:pPr>
         <w:pStyle w:val="af5"/>
         <w:rPr>
-          <w:rFonts w:ascii="DengXian" w:eastAsia="DengXian" w:hAnsi="DengXian"/>
-        </w:rPr>
-      </w:pPr>
-      <w:r>
-        <w:rPr>
-          <w:rFonts w:ascii="DengXian" w:eastAsia="DengXian" w:hAnsi="DengXian"/>
+          <w:rFonts w:ascii="等线" w:eastAsia="等线" w:hAnsi="等线"/>
+        </w:rPr>
+      </w:pPr>
+      <w:r>
+        <w:rPr>
+          <w:rFonts w:ascii="等线" w:eastAsia="等线" w:hAnsi="等线"/>
         </w:rPr>
         <w:t>[5]</w:t>
       </w:r>
       <w:r>
         <w:rPr>
-          <w:rFonts w:ascii="DengXian" w:eastAsia="DengXian" w:hAnsi="DengXian"/>
+          <w:rFonts w:ascii="等线" w:eastAsia="等线" w:hAnsi="等线"/>
         </w:rPr>
         <w:tab/>
-        <w:t>Wu L, Huang Y, Tan C, et al. PSC-CPI: Multi-Scale Protein Sequence-Structure Contrasting for Efficient and Generalizable Compound-Protein Interaction Prediction. AAAI 2024;38:310–9. https://doi.org/10.1609/aaai.v38i1.27784.</w:t>
+        <w:t xml:space="preserve">Wu L, Huang Y, Tan C, et al. PSC-CPI: Multi-Scale Protein Sequence-Structure Contrasting for Efficient and Generalizable Compound-Protein Interaction Prediction. AAAI </w:t>
+      </w:r>
+      <w:proofErr w:type="gramStart"/>
+      <w:r>
+        <w:rPr>
+          <w:rFonts w:ascii="等线" w:eastAsia="等线" w:hAnsi="等线"/>
+        </w:rPr>
+        <w:t>2024;38:310</w:t>
+      </w:r>
+      <w:proofErr w:type="gramEnd"/>
+      <w:r>
+        <w:rPr>
+          <w:rFonts w:ascii="等线" w:eastAsia="等线" w:hAnsi="等线"/>
+        </w:rPr>
+        <w:t>–9. https://doi.org/10.1609/aaai.v38i1.27784.</w:t>
       </w:r>
     </w:p>
     <w:p>
       <w:pPr>
         <w:pStyle w:val="af5"/>
         <w:rPr>
-          <w:rFonts w:ascii="DengXian" w:eastAsia="DengXian" w:hAnsi="DengXian"/>
-        </w:rPr>
-      </w:pPr>
-      <w:r>
-        <w:rPr>
-          <w:rFonts w:ascii="DengXian" w:eastAsia="DengXian" w:hAnsi="DengXian"/>
-        </w:rPr>
-        <w:lastRenderedPageBreak/>
+          <w:rFonts w:ascii="等线" w:eastAsia="等线" w:hAnsi="等线"/>
+        </w:rPr>
+      </w:pPr>
+      <w:r>
+        <w:rPr>
+          <w:rFonts w:ascii="等线" w:eastAsia="等线" w:hAnsi="等线"/>
+        </w:rPr>
         <w:t>[6]</w:t>
       </w:r>
       <w:r>
         <w:rPr>
-          <w:rFonts w:ascii="DengXian" w:eastAsia="DengXian" w:hAnsi="DengXian"/>
+          <w:rFonts w:ascii="等线" w:eastAsia="等线" w:hAnsi="等线"/>
         </w:rPr>
         <w:tab/>
-        <w:t>Mysinger MM, Carchia M, Irwin JohnJ, et al. Directory of Useful Decoys, Enhanced (DUD-E): Better Ligands and Decoys for Better Benchmarking. J Med Chem 2012;55:6582–94. https://doi.org/10.1021/jm300687e.</w:t>
-      </w:r>
-    </w:p>
-    <w:p>
+        <w:t xml:space="preserve">Mysinger MM, Carchia M, Irwin </w:t>
+      </w:r>
+      <w:proofErr w:type="spellStart"/>
+      <w:r>
+        <w:rPr>
+          <w:rFonts w:ascii="等线" w:eastAsia="等线" w:hAnsi="等线"/>
+        </w:rPr>
+        <w:t>JohnJ</w:t>
+      </w:r>
+      <w:proofErr w:type="spellEnd"/>
+      <w:r>
+        <w:rPr>
+          <w:rFonts w:ascii="等线" w:eastAsia="等线" w:hAnsi="等线"/>
+        </w:rPr>
+        <w:t xml:space="preserve">, et al. Directory of Useful Decoys, Enhanced (DUD-E): Better Ligands and Decoys for Better Benchmarking. J Med Chem </w:t>
+      </w:r>
+      <w:proofErr w:type="gramStart"/>
+      <w:r>
+        <w:rPr>
+          <w:rFonts w:ascii="等线" w:eastAsia="等线" w:hAnsi="等线"/>
+        </w:rPr>
+        <w:t>2012;55:6582</w:t>
+      </w:r>
+      <w:proofErr w:type="gramEnd"/>
+      <w:r>
+        <w:rPr>
+          <w:rFonts w:ascii="等线" w:eastAsia="等线" w:hAnsi="等线"/>
+        </w:rPr>
+        <w:t>–94. https://doi.org/10.1021/jm300687e.</w:t>
+      </w:r>
+    </w:p>
+    <w:p>
+      <w:pPr>
+        <w:pStyle w:val="af5"/>
+        <w:rPr>
+          <w:rFonts w:ascii="等线" w:eastAsia="等线" w:hAnsi="等线"/>
+        </w:rPr>
+      </w:pPr>
+      <w:r>
+        <w:rPr>
+          <w:rFonts w:ascii="等线" w:eastAsia="等线" w:hAnsi="等线"/>
+        </w:rPr>
+        <w:t>[7]</w:t>
+      </w:r>
+      <w:r>
+        <w:rPr>
+          <w:rFonts w:ascii="等线" w:eastAsia="等线" w:hAnsi="等线"/>
+        </w:rPr>
+        <w:tab/>
+        <w:t xml:space="preserve">Hua Y, Feng Z, Song X, et al. MMDG-DTI: Drug–target interaction prediction via multimodal feature fusion and domain generalization. Pattern Recognition </w:t>
+      </w:r>
+      <w:proofErr w:type="gramStart"/>
+      <w:r>
+        <w:rPr>
+          <w:rFonts w:ascii="等线" w:eastAsia="等线" w:hAnsi="等线"/>
+        </w:rPr>
+        <w:t>2025;157:110887</w:t>
+      </w:r>
+      <w:proofErr w:type="gramEnd"/>
+      <w:r>
+        <w:rPr>
+          <w:rFonts w:ascii="等线" w:eastAsia="等线" w:hAnsi="等线"/>
+        </w:rPr>
+        <w:t>. https://doi.org/10.1016/j.patcog.2024.110887.</w:t>
+      </w:r>
+    </w:p>
+    <w:p>
+      <w:pPr>
+        <w:rPr>
+          <w:rFonts w:hint="eastAsia"/>
+        </w:rPr>
+      </w:pPr>
       <w:r>
         <w:rPr>
           <w:rFonts w:hint="eastAsia"/>
@@ -1120,6 +1582,9 @@
     <w:p>
       <w:pPr>
         <w:spacing w:after="0" w:line="240" w:lineRule="auto"/>
+        <w:rPr>
+          <w:rFonts w:hint="eastAsia"/>
+        </w:rPr>
       </w:pPr>
       <w:r>
         <w:separator/>
@@ -1130,6 +1595,9 @@
     <w:p>
       <w:pPr>
         <w:spacing w:after="0" w:line="240" w:lineRule="auto"/>
+        <w:rPr>
+          <w:rFonts w:hint="eastAsia"/>
+        </w:rPr>
       </w:pPr>
       <w:r>
         <w:continuationSeparator/>
@@ -1145,6 +1613,9 @@
     <w:p>
       <w:pPr>
         <w:spacing w:after="0" w:line="240" w:lineRule="auto"/>
+        <w:rPr>
+          <w:rFonts w:hint="eastAsia"/>
+        </w:rPr>
       </w:pPr>
       <w:r>
         <w:separator/>
@@ -1155,6 +1626,9 @@
     <w:p>
       <w:pPr>
         <w:spacing w:after="0" w:line="240" w:lineRule="auto"/>
+        <w:rPr>
+          <w:rFonts w:hint="eastAsia"/>
+        </w:rPr>
       </w:pPr>
       <w:r>
         <w:continuationSeparator/>
@@ -2162,7 +2636,7 @@
       <w:spacing w:before="100" w:beforeAutospacing="1" w:after="100" w:afterAutospacing="1" w:line="240" w:lineRule="auto"/>
     </w:pPr>
     <w:rPr>
-      <w:rFonts w:ascii="SimSun" w:eastAsia="SimSun" w:hAnsi="SimSun" w:cs="SimSun"/>
+      <w:rFonts w:ascii="宋体" w:eastAsia="宋体" w:hAnsi="宋体" w:cs="宋体"/>
       <w:kern w:val="0"/>
       <w:sz w:val="24"/>
       <w14:ligatures w14:val="none"/>

--- a/开题提交/新开题/备.docx
+++ b/开题提交/新开题/备.docx
@@ -6,7 +6,6 @@
       <w:pPr>
         <w:spacing w:after="0" w:line="240" w:lineRule="auto"/>
         <w:rPr>
-          <w:rFonts w:hint="eastAsia"/>
           <w:sz w:val="10"/>
           <w:szCs w:val="11"/>
         </w:rPr>
@@ -21,53 +20,18 @@
       </w:r>
     </w:p>
     <w:p>
-      <w:pPr>
-        <w:rPr>
-          <w:rFonts w:hint="eastAsia"/>
-        </w:rPr>
-      </w:pPr>
-      <w:r>
-        <w:rPr>
-          <w:rFonts w:hint="eastAsia"/>
-        </w:rPr>
-        <w:t>考虑到基于化学基因组学的 CPI 建模是一项二元分类任务，一个设计合理的</w:t>
-      </w:r>
-      <w:proofErr w:type="gramStart"/>
-      <w:r>
-        <w:rPr>
-          <w:rFonts w:hint="eastAsia"/>
-        </w:rPr>
-        <w:t>数据集应主要</w:t>
-      </w:r>
-      <w:proofErr w:type="gramEnd"/>
-      <w:r>
-        <w:rPr>
-          <w:rFonts w:hint="eastAsia"/>
-        </w:rPr>
-        <w:t>包括特定配体与蛋白质 A 有相互作用但与蛋白质 B 没有相互作用的实例，这就迫使模型学习蛋白质信息，或者最好是相互作用特征，以区分这些实例。</w:t>
+      <w:r>
+        <w:rPr>
+          <w:rFonts w:hint="eastAsia"/>
+        </w:rPr>
+        <w:t>考虑到基于化学基因组学的 CPI 建模是一项二元分类任务，一个设计合理的数据集应主要包括特定配体与蛋白质 A 有相互作用但与蛋白质 B 没有相互作用的实例，这就迫使模型学习蛋白质信息，或者最好是相互作用特征，以区分这些实例。</w:t>
       </w:r>
       <w:r>
         <w:rPr>
           <w:rFonts w:hint="eastAsia"/>
           <w:u w:val="single"/>
         </w:rPr>
-        <w:t>这种适当设计的数据</w:t>
-      </w:r>
-      <w:proofErr w:type="gramStart"/>
-      <w:r>
-        <w:rPr>
-          <w:rFonts w:hint="eastAsia"/>
-          <w:u w:val="single"/>
-        </w:rPr>
-        <w:t>集不能</w:t>
-      </w:r>
-      <w:proofErr w:type="gramEnd"/>
-      <w:r>
-        <w:rPr>
-          <w:rFonts w:hint="eastAsia"/>
-          <w:u w:val="single"/>
-        </w:rPr>
-        <w:t>用相互作用特征以外的其他信息（如配体模式）来区分</w:t>
+        <w:t>这种适当设计的数据集不能用相互作用特征以外的其他信息（如配体模式）来区分</w:t>
       </w:r>
       <w:r>
         <w:rPr>
@@ -77,11 +41,6 @@
       </w:r>
     </w:p>
     <w:p>
-      <w:pPr>
-        <w:rPr>
-          <w:rFonts w:hint="eastAsia"/>
-        </w:rPr>
-      </w:pPr>
       <w:r>
         <w:rPr>
           <w:rFonts w:hint="eastAsia"/>
@@ -110,64 +69,11 @@
         <w:rPr>
           <w:rFonts w:hint="eastAsia"/>
         </w:rPr>
-        <w:t>，与任一</w:t>
-      </w:r>
-      <w:proofErr w:type="gramStart"/>
-      <w:r>
-        <w:rPr>
-          <w:rFonts w:hint="eastAsia"/>
-        </w:rPr>
-        <w:t>个</w:t>
-      </w:r>
-      <w:proofErr w:type="gramEnd"/>
-      <w:r>
-        <w:rPr>
-          <w:rFonts w:hint="eastAsia"/>
-        </w:rPr>
-        <w:t>配体</w:t>
-      </w:r>
-      <w:proofErr w:type="gramStart"/>
-      <w:r>
-        <w:rPr>
-          <w:rFonts w:hint="eastAsia"/>
-        </w:rPr>
-        <w:t>所相关</w:t>
-      </w:r>
-      <w:proofErr w:type="gramEnd"/>
-      <w:r>
-        <w:rPr>
-          <w:rFonts w:hint="eastAsia"/>
-        </w:rPr>
-        <w:t>的样本对，包含了该配体与蛋白质A的正信息(有相互作用)，以及该配体与蛋白质B的负信息(无相互作用)的数据。则该数据集将迫使模型学习相互作用特征，且该数据</w:t>
-      </w:r>
-      <w:proofErr w:type="gramStart"/>
-      <w:r>
-        <w:rPr>
-          <w:rFonts w:hint="eastAsia"/>
-        </w:rPr>
-        <w:t>集不能</w:t>
-      </w:r>
-      <w:proofErr w:type="gramEnd"/>
-      <w:r>
-        <w:rPr>
-          <w:rFonts w:hint="eastAsia"/>
-        </w:rPr>
-        <w:t>用相互作用特征以外的其他信息(如配体模式或受体模式)来区分]</w:t>
-      </w:r>
-    </w:p>
-    <w:p>
-      <w:pPr>
-        <w:rPr>
-          <w:rFonts w:hint="eastAsia"/>
-        </w:rPr>
-      </w:pPr>
-    </w:p>
-    <w:p>
-      <w:pPr>
-        <w:rPr>
-          <w:rFonts w:hint="eastAsia"/>
-        </w:rPr>
-      </w:pPr>
+        <w:t>，与任一个配体所相关的样本对，包含了该配体与蛋白质A的正信息(有相互作用)，以及该配体与蛋白质B的负信息(无相互作用)的数据。则该数据集将迫使模型学习相互作用特征，且该数据集不能用相互作用特征以外的其他信息(如配体模式或受体模式)来区分]</w:t>
+      </w:r>
+    </w:p>
+    <w:p/>
+    <w:p>
       <w:r>
         <w:rPr>
           <w:rFonts w:hint="eastAsia"/>
@@ -245,16 +151,8 @@
         <w:rPr>
           <w:rFonts w:hint="eastAsia"/>
         </w:rPr>
-        <w:t>、</w:t>
-      </w:r>
-      <w:proofErr w:type="spellStart"/>
-      <w:r>
-        <w:rPr>
-          <w:rFonts w:hint="eastAsia"/>
-        </w:rPr>
-        <w:t>p</w:t>
-      </w:r>
-      <w:proofErr w:type="spellEnd"/>
+        <w:t>、p</w:t>
+      </w:r>
       <m:oMath>
         <m:sSub>
           <m:sSubPr>
@@ -364,29 +262,10 @@
         <w:rPr>
           <w:rFonts w:hint="eastAsia"/>
         </w:rPr>
-        <w:t>，将原始数据</w:t>
-      </w:r>
-      <w:proofErr w:type="gramStart"/>
-      <w:r>
-        <w:rPr>
-          <w:rFonts w:hint="eastAsia"/>
-        </w:rPr>
-        <w:t>集分为</w:t>
-      </w:r>
-      <w:proofErr w:type="gramEnd"/>
-      <w:r>
-        <w:rPr>
-          <w:rFonts w:hint="eastAsia"/>
-        </w:rPr>
-        <w:t>阳性集和阴性集。</w:t>
-      </w:r>
-    </w:p>
-    <w:p>
-      <w:pPr>
-        <w:rPr>
-          <w:rFonts w:hint="eastAsia"/>
-        </w:rPr>
-      </w:pPr>
+        <w:t>，将原始数据集分为阳性集和阴性集。</w:t>
+      </w:r>
+    </w:p>
+    <w:p>
       <w:r>
         <w:t xml:space="preserve">KIBA </w:t>
       </w:r>
@@ -414,11 +293,9 @@
         </w:rPr>
         <w:t>和</w:t>
       </w:r>
-      <w:proofErr w:type="spellStart"/>
       <w:r>
         <w:t>Kd</w:t>
       </w:r>
-      <w:proofErr w:type="spellEnd"/>
       <w:r>
         <w:rPr>
           <w:rFonts w:hint="eastAsia"/>
@@ -436,29 +313,10 @@
         <w:rPr>
           <w:rFonts w:hint="eastAsia"/>
         </w:rPr>
-        <w:t>（He 等人，2017 年；Tang 等人，2014年）将数据</w:t>
-      </w:r>
-      <w:proofErr w:type="gramStart"/>
-      <w:r>
-        <w:rPr>
-          <w:rFonts w:hint="eastAsia"/>
-        </w:rPr>
-        <w:t>集分为</w:t>
-      </w:r>
-      <w:proofErr w:type="gramEnd"/>
-      <w:r>
-        <w:rPr>
-          <w:rFonts w:hint="eastAsia"/>
-        </w:rPr>
-        <w:t>正集和负集</w:t>
-      </w:r>
-    </w:p>
-    <w:p>
-      <w:pPr>
-        <w:rPr>
-          <w:rFonts w:hint="eastAsia"/>
-        </w:rPr>
-      </w:pPr>
+        <w:t>（He 等人，2017 年；Tang 等人，2014年）将数据集分为正集和负集</w:t>
+      </w:r>
+    </w:p>
+    <w:p>
       <w:r>
         <w:rPr>
           <w:rFonts w:hint="eastAsia"/>
@@ -496,21 +354,7 @@
         <w:rPr>
           <w:rFonts w:hint="eastAsia"/>
         </w:rPr>
-        <w:t xml:space="preserve">[1] Chen L, Tan X, Wang D, et al. </w:t>
-      </w:r>
-      <w:proofErr w:type="spellStart"/>
-      <w:r>
-        <w:rPr>
-          <w:rFonts w:hint="eastAsia"/>
-        </w:rPr>
-        <w:t>TransformerCPI</w:t>
-      </w:r>
-      <w:proofErr w:type="spellEnd"/>
-      <w:r>
-        <w:rPr>
-          <w:rFonts w:hint="eastAsia"/>
-        </w:rPr>
-        <w:t xml:space="preserve">: improving compound–protein interaction prediction by sequence-based deep learning with self-attention mechanism and label reversal experiments. Bioinformatics 2020;36:4406–14. </w:t>
+        <w:t xml:space="preserve">[1] Chen L, Tan X, Wang D, et al. TransformerCPI: improving compound–protein interaction prediction by sequence-based deep learning with self-attention mechanism and label reversal experiments. Bioinformatics 2020;36:4406–14. </w:t>
       </w:r>
       <w:hyperlink r:id="rId6" w:history="1">
         <w:r>
@@ -528,32 +372,13 @@
         <w:t>.</w:t>
       </w:r>
     </w:p>
-    <w:p>
-      <w:pPr>
-        <w:rPr>
-          <w:rFonts w:hint="eastAsia"/>
-        </w:rPr>
-      </w:pPr>
-    </w:p>
-    <w:p>
-      <w:pPr>
-        <w:rPr>
-          <w:rFonts w:hint="eastAsia"/>
-        </w:rPr>
-      </w:pPr>
-      <w:proofErr w:type="gramStart"/>
-      <w:r>
-        <w:rPr>
-          <w:rFonts w:hint="eastAsia"/>
-        </w:rPr>
-        <w:t>先前将</w:t>
-      </w:r>
-      <w:proofErr w:type="gramEnd"/>
-      <w:r>
-        <w:rPr>
-          <w:rFonts w:hint="eastAsia"/>
-        </w:rPr>
-        <w:t>深度学习应用于药物靶点相互作用（</w:t>
+    <w:p/>
+    <w:p>
+      <w:r>
+        <w:rPr>
+          <w:rFonts w:hint="eastAsia"/>
+        </w:rPr>
+        <w:t>先前将深度学习应用于药物靶点相互作用（</w:t>
       </w:r>
       <w:r>
         <w:t>DTA</w:t>
@@ -625,29 +450,10 @@
         <w:rPr>
           <w:rFonts w:hint="eastAsia"/>
         </w:rPr>
-        <w:t>。为了在复杂性和效率之间取得平衡，我们利用二</w:t>
-      </w:r>
-      <w:proofErr w:type="gramStart"/>
-      <w:r>
-        <w:rPr>
-          <w:rFonts w:hint="eastAsia"/>
-        </w:rPr>
-        <w:t>维接触图信息</w:t>
-      </w:r>
-      <w:proofErr w:type="gramEnd"/>
-      <w:r>
-        <w:rPr>
-          <w:rFonts w:hint="eastAsia"/>
-        </w:rPr>
-        <w:t>作为三级结构的表示来表示蛋白质的图结构。</w:t>
-      </w:r>
-    </w:p>
-    <w:p>
-      <w:pPr>
-        <w:rPr>
-          <w:rFonts w:hint="eastAsia"/>
-        </w:rPr>
-      </w:pPr>
+        <w:t>。为了在复杂性和效率之间取得平衡，我们利用二维接触图信息作为三级结构的表示来表示蛋白质的图结构。</w:t>
+      </w:r>
+    </w:p>
+    <w:p>
       <w:r>
         <w:rPr>
           <w:rFonts w:hint="eastAsia"/>
@@ -689,11 +495,6 @@
       </w:r>
     </w:p>
     <w:p>
-      <w:pPr>
-        <w:rPr>
-          <w:rFonts w:hint="eastAsia"/>
-        </w:rPr>
-      </w:pPr>
       <w:r>
         <w:lastRenderedPageBreak/>
         <w:t>The edges connecting the drug node and residue</w:t>
@@ -754,6 +555,11 @@
       </w:r>
     </w:p>
     <w:p>
+      <w:pPr>
+        <w:rPr>
+          <w:rFonts w:hint="eastAsia"/>
+        </w:rPr>
+      </w:pPr>
       <w:r>
         <w:rPr>
           <w:rFonts w:hint="eastAsia"/>
@@ -775,6 +581,33 @@
       </w:r>
     </w:p>
     <w:p>
+      <w:r>
+        <w:rPr>
+          <w:rFonts w:hint="eastAsia"/>
+        </w:rPr>
+        <w:t>[</w:t>
+      </w:r>
+      <w:r>
+        <w:t>GEFA: Early Fusion Approach in Drug-Target</w:t>
+      </w:r>
+      <w:r>
+        <w:rPr>
+          <w:rFonts w:hint="eastAsia"/>
+        </w:rPr>
+        <w:t xml:space="preserve"> </w:t>
+      </w:r>
+      <w:r>
+        <w:t>Affinity Prediction</w:t>
+      </w:r>
+      <w:r>
+        <w:rPr>
+          <w:rFonts w:hint="eastAsia"/>
+        </w:rPr>
+        <w:t>]</w:t>
+      </w:r>
+    </w:p>
+    <w:p/>
+    <w:p>
       <w:pPr>
         <w:rPr>
           <w:rFonts w:hint="eastAsia"/>
@@ -782,6 +615,79 @@
       </w:pPr>
     </w:p>
     <w:p>
+      <w:r>
+        <w:t xml:space="preserve">Zhao </w:t>
+      </w:r>
+      <w:r>
+        <w:rPr>
+          <w:rFonts w:hint="eastAsia"/>
+        </w:rPr>
+        <w:t>等人</w:t>
+      </w:r>
+      <w:r>
+        <w:t>[18]</w:t>
+      </w:r>
+      <w:r>
+        <w:rPr>
+          <w:rFonts w:hint="eastAsia"/>
+        </w:rPr>
+        <w:t>通过为</w:t>
+      </w:r>
+      <w:r>
+        <w:t xml:space="preserve">Davis </w:t>
+      </w:r>
+      <w:r>
+        <w:rPr>
+          <w:rFonts w:hint="eastAsia"/>
+        </w:rPr>
+        <w:t>和</w:t>
+      </w:r>
+      <w:r>
+        <w:t xml:space="preserve"> KIBA </w:t>
+      </w:r>
+      <w:r>
+        <w:rPr>
+          <w:rFonts w:hint="eastAsia"/>
+        </w:rPr>
+        <w:t>数据集分别设置</w:t>
+      </w:r>
+      <w:r>
+        <w:t xml:space="preserve">5.0 </w:t>
+      </w:r>
+      <w:r>
+        <w:rPr>
+          <w:rFonts w:hint="eastAsia"/>
+        </w:rPr>
+        <w:t>和</w:t>
+      </w:r>
+      <w:r>
+        <w:t xml:space="preserve"> 12.1 </w:t>
+      </w:r>
+      <w:r>
+        <w:rPr>
+          <w:rFonts w:hint="eastAsia"/>
+        </w:rPr>
+        <w:t>的阈值构建</w:t>
+      </w:r>
+    </w:p>
+    <w:p>
+      <w:r>
+        <w:rPr>
+          <w:rFonts w:hint="eastAsia"/>
+        </w:rPr>
+        <w:t>了这两个二分类数据集</w:t>
+      </w:r>
+    </w:p>
+    <w:p>
+      <w:r>
+        <w:rPr>
+          <w:rFonts w:hint="eastAsia"/>
+        </w:rPr>
+        <w:t>[1]Hua Y, Feng Z, Song X, et al. MMDG-DTI: Drug–target interaction prediction via multimodal feature fusion and domain generalization. Pattern Recognition 2025;157:110887. https://doi.org/10.1016/j.patcog.2024.110887.</w:t>
+      </w:r>
+    </w:p>
+    <w:p/>
+    <w:p>
       <w:pPr>
         <w:rPr>
           <w:rFonts w:hint="eastAsia"/>
@@ -791,25 +697,60 @@
         <w:rPr>
           <w:rFonts w:hint="eastAsia"/>
         </w:rPr>
-        <w:t>[</w:t>
-      </w:r>
-      <w:r>
-        <w:t>GEFA: Early Fusion Approach in Drug-Target</w:t>
-      </w:r>
-      <w:r>
-        <w:rPr>
-          <w:rFonts w:hint="eastAsia"/>
-        </w:rPr>
-        <w:t xml:space="preserve"> </w:t>
-      </w:r>
-      <w:r>
-        <w:t>Affinity Prediction</w:t>
-      </w:r>
-      <w:r>
-        <w:rPr>
-          <w:rFonts w:hint="eastAsia"/>
-        </w:rPr>
-        <w:t>]</w:t>
+        <w:t>最终我们获得了包含</w:t>
+      </w:r>
+      <w:r>
+        <w:t xml:space="preserve">129,107 </w:t>
+      </w:r>
+      <w:r>
+        <w:rPr>
+          <w:rFonts w:hint="eastAsia"/>
+        </w:rPr>
+        <w:t>个样本的</w:t>
+      </w:r>
+      <w:r>
+        <w:t xml:space="preserve">BindingDB </w:t>
+      </w:r>
+      <w:r>
+        <w:rPr>
+          <w:rFonts w:hint="eastAsia"/>
+        </w:rPr>
+        <w:t>数据集。对于分类任务，我们以</w:t>
+      </w:r>
+      <w:r>
+        <w:t xml:space="preserve">pKi </w:t>
+      </w:r>
+      <w:r>
+        <w:rPr>
+          <w:rFonts w:hint="eastAsia"/>
+        </w:rPr>
+        <w:t>值</w:t>
+      </w:r>
+      <w:r>
+        <w:t xml:space="preserve"> 6.5 </w:t>
+      </w:r>
+      <w:r>
+        <w:rPr>
+          <w:rFonts w:hint="eastAsia"/>
+        </w:rPr>
+        <w:t>作为阈值将正负配对分开。</w:t>
+      </w:r>
+    </w:p>
+    <w:p>
+      <w:r>
+        <w:rPr>
+          <w:rFonts w:hint="eastAsia"/>
+        </w:rPr>
+        <w:t>Davis</w:t>
+      </w:r>
+      <w:r>
+        <w:rPr>
+          <w:rFonts w:hint="eastAsia"/>
+        </w:rPr>
+        <w:t>的</w:t>
+      </w:r>
+      <w:r>
+        <w:t xml:space="preserve"> pKi 值分布严重倾斜，约为 5.0。使用与 BindingDB 相同的阈值会造成类别不平衡。因此，我们在 Davis 模型中使用了 6.0 的阈值，以缓解类别不平衡问题。</w:t>
       </w:r>
     </w:p>
     <w:p>
@@ -818,69 +759,35 @@
           <w:rFonts w:hint="eastAsia"/>
         </w:rPr>
       </w:pPr>
-    </w:p>
+      <w:r>
+        <w:rPr>
+          <w:rFonts w:hint="eastAsia"/>
+        </w:rPr>
+        <w:t>尽管</w:t>
+      </w:r>
+      <w:r>
+        <w:t xml:space="preserve"> HyperAttentionDTI 获得了最佳召回得分，但在药物发现任务中，精确度比召回得分更重要，因为精确度得分低意味着假阳性率高，这会导致毫无意义的成本和时间消耗。</w:t>
+      </w:r>
+    </w:p>
+    <w:p>
+      <w:r>
+        <w:rPr>
+          <w:rFonts w:hint="eastAsia"/>
+        </w:rPr>
+        <w:t>[1] Heo R, Lee D, Kim BJ, et al. KNU-DTI: KNowledge United Drug-Target Interaction prediction. Computers in Biology and Medicine 2025;189:109927. https://doi.org/10.1016/j.compbiomed.2025.109927.</w:t>
+      </w:r>
+    </w:p>
+    <w:p/>
+    <w:p/>
+    <w:p/>
+    <w:p/>
+    <w:p/>
     <w:p>
       <w:pPr>
         <w:rPr>
           <w:rFonts w:hint="eastAsia"/>
         </w:rPr>
       </w:pPr>
-    </w:p>
-    <w:p>
-      <w:pPr>
-        <w:rPr>
-          <w:rFonts w:hint="eastAsia"/>
-        </w:rPr>
-      </w:pPr>
-    </w:p>
-    <w:p>
-      <w:pPr>
-        <w:rPr>
-          <w:rFonts w:hint="eastAsia"/>
-        </w:rPr>
-      </w:pPr>
-    </w:p>
-    <w:p>
-      <w:pPr>
-        <w:rPr>
-          <w:rFonts w:hint="eastAsia"/>
-        </w:rPr>
-      </w:pPr>
-    </w:p>
-    <w:p>
-      <w:pPr>
-        <w:rPr>
-          <w:rFonts w:hint="eastAsia"/>
-        </w:rPr>
-      </w:pPr>
-    </w:p>
-    <w:p>
-      <w:pPr>
-        <w:rPr>
-          <w:rFonts w:hint="eastAsia"/>
-        </w:rPr>
-      </w:pPr>
-    </w:p>
-    <w:p>
-      <w:pPr>
-        <w:rPr>
-          <w:rFonts w:hint="eastAsia"/>
-        </w:rPr>
-      </w:pPr>
-    </w:p>
-    <w:p>
-      <w:pPr>
-        <w:rPr>
-          <w:rFonts w:hint="eastAsia"/>
-        </w:rPr>
-      </w:pPr>
-    </w:p>
-    <w:p>
-      <w:pPr>
-        <w:rPr>
-          <w:rFonts w:hint="eastAsia"/>
-        </w:rPr>
-      </w:pPr>
       <w:r>
         <w:rPr>
           <w:rFonts w:hint="eastAsia"/>
@@ -894,10 +801,7 @@
         <w:fldChar w:fldCharType="begin"/>
       </w:r>
       <w:r>
-        <w:rPr>
-          <w:rFonts w:hint="eastAsia"/>
-        </w:rPr>
-        <w:instrText xml:space="preserve"> ADDIN ZOTERO_ITEM CSL_CITATION {"citationID":"jrOJZ9E8","properties":{"formattedCitation":"[1]","plainCitation":"[1]","noteIndex":0},"citationItems":[{"id":146,"uris":["http://zotero.org/users/14704831/items/BMV72WCN","http://zotero.org/users/14704831/items/WXBQ68GE"],"itemData":{"id":146,"type":"article-journal","abstract":"Prediction of drug-target interactions (DTIs) is a crucial step in drug discovery, and deep learning methods have shown great promise on various DTI datasets. However, existing approaches still face several challenges, including limited labeled data, hidden bias issue, and a lack of generalization ability to out-of-domain data. These challenges hinder the model’s capacity to learn truly informative interaction features, leading to shortcut learning and inferior predictive performance on novel drug-target pairs. To address these issues, we propose MlanDTI, a semi-supervised domain adaptive multilevel attention network (Mlan) for DTI prediction. We utilize two pre-trained BERT models to acquire bidirectional representations enriched with information from unlabeled data. Then, we introduce a multilevel attention mechanism, enabling the model to learn domain-invariant DTIs at different hierarchical levels. Moreover, we present a simple yet effective semi-supervised pseudo-labeling method to further enhance our model’s predictive ability in cross-domain scenarios. Experiments on four datasets show that MlanDTI achieves state-of-the-art performances over other methods under intra-domain settings and outperforms all other approaches under cross-domain settings. The source code is available at https://github.com/CMACH508/MlanDTI.","container-title":"Proceedings of the AAAI Conference on Artificial Intelligence","DOI":"10.1609/aaai.v38i1.27786","ISSN":"2374-3468, 2159-5399","issue":"1","journalAbbreviation":"AAAI","language":"en","page":"329-337","source":"DOI.org (Crossref)","title":"Multilevel Attention Network with Semi-supervised Domain Adaptation for Drug-Target Prediction","volume":"38","author":[{"family":"Xie","given":"Zhousan"},{"family":"Tu","given":"Shikui"},{"family":"Xu","given":"Lei"}],"issued":{"date-parts":[["2024",3,24]]}}}],"schema":"https://github.com/citation-style-language/schema/raw/master/csl-citation.json"} </w:instrText>
+        <w:instrText xml:space="preserve"> ADDIN ZOTERO_ITEM CSL_CITATION {"citationID":"jrOJZ9E8","properties":{"formattedCitation":"[1]","plainCitation":"[1]","noteIndex":0},"citationItems":[{"id":131,"uris":["http://zotero.org/users/14704831/items/BMV72WCN","http://zotero.org/users/14704831/items/WXBQ68GE"],"itemData":{"id":131,"type":"article-journal","abstract":"Prediction of drug-target interactions (DTIs) is a crucial step in drug discovery, and deep learning methods have shown great promise on various DTI datasets. However, existing approaches still face several challenges, including limited labeled data, hidden bias issue, and a lack of generalization ability to out-of-domain data. These challenges hinder the model’s capacity to learn truly informative interaction features, leading to shortcut learning and inferior predictive performance on novel drug-target pairs. To address these issues, we propose MlanDTI, a semi-supervised domain adaptive multilevel attention network (Mlan) for DTI prediction. We utilize two pre-trained BERT models to acquire bidirectional representations enriched with information from unlabeled data. Then, we introduce a multilevel attention mechanism, enabling the model to learn domain-invariant DTIs at different hierarchical levels. Moreover, we present a simple yet effective semi-supervised pseudo-labeling method to further enhance our model’s predictive ability in cross-domain scenarios. Experiments on four datasets show that MlanDTI achieves state-of-the-art performances over other methods under intra-domain settings and outperforms all other approaches under cross-domain settings. The source code is available at https://github.com/CMACH508/MlanDTI.","container-title":"Proceedings of the AAAI Conference on Artificial Intelligence","DOI":"10.1609/aaai.v38i1.27786","ISSN":"2374-3468, 2159-5399","issue":"1","journalAbbreviation":"AAAI","language":"en","page":"329-337","source":"DOI.org (Crossref)","title":"Multilevel Attention Network with Semi-supervised Domain Adaptation for Drug-Target Prediction","volume":"38","author":[{"family":"Xie","given":"Zhousan"},{"family":"Tu","given":"Shikui"},{"family":"Xu","given":"Lei"}],"issued":{"date-parts":[["2024",3,24]]}}}],"schema":"https://github.com/citation-style-language/schema/raw/master/csl-citation.json"} </w:instrText>
       </w:r>
       <w:r>
         <w:rPr>
@@ -907,7 +811,7 @@
       </w:r>
       <w:r>
         <w:rPr>
-          <w:rFonts w:ascii="等线" w:eastAsia="等线" w:hAnsi="等线" w:hint="eastAsia"/>
+          <w:rFonts w:ascii="DengXian" w:eastAsia="DengXian" w:hAnsi="DengXian" w:hint="eastAsia"/>
         </w:rPr>
         <w:t>[1]</w:t>
       </w:r>
@@ -930,55 +834,25 @@
         <w:fldChar w:fldCharType="begin"/>
       </w:r>
       <w:r>
-        <w:rPr>
-          <w:rFonts w:hint="eastAsia"/>
-        </w:rPr>
-        <w:instrText xml:space="preserve"> ADDIN ZOTERO_ITEM CSL_CITATION {"citationID":"X85ZvYWn","properties":{"formattedCitation":"[2]","plainCitation":"[2]","noteIndex":0},"citationItems":[{"id":429,"uris":["http://zotero.org/users/14704831/items/SQ5H6YDR"],"itemData":{"id":429,"type":"article-journal","abstract":"Link prediction is a key problem for network-structured data. Link prediction heuristics use some score functions, such as common neighbors and Katz index, to measure the likelihood of links. They have obtained wide practical uses due to their simplicity, interpretability, and for some of them, scalability. However, every heuristic has a strong assumption on when two nodes are likely to link, which limits their effectiveness on networks where these assumptions fail. In this regard, </w:instrText>
-      </w:r>
-      <w:r>
-        <w:instrText>a more reasonable way should be learning a suitable heuristic from a given network instead of using prede</w:instrText>
-      </w:r>
-      <w:r>
-        <w:rPr>
-          <w:rFonts w:ascii="Times New Roman" w:hAnsi="Times New Roman" w:cs="Times New Roman"/>
+        <w:instrText xml:space="preserve"> ADDIN ZOTERO_ITEM CSL_CITATION {"citationID":"X85ZvYWn","properties":{"formattedCitation":"[2]","plainCitation":"[2]","noteIndex":0},"citationItems":[{"id":389,"uris":["http://zotero.org/users/14704831/items/SQ5H6YDR"],"itemData":{"id":389,"type":"article-journal","abstract":"Link prediction is a key problem for network-structured data. Link prediction heuristics use some score functions, such as common neighbors and Katz index, to measure the likelihood of links. They have obtained wide practical uses due to their simplicity, interpretability, and for some of them, scalability. However, every heuristic has a strong assumption on when two nodes are likely to link, which limits their effectiveness on networks where these assumptions fail. In this regard, a more reasonable way should be learning a suitable heuristic from a given network instead of using prede</w:instrText>
+      </w:r>
+      <w:r>
+        <w:rPr>
+          <w:rFonts w:ascii="Courier New" w:hAnsi="Courier New" w:cs="Courier New"/>
         </w:rPr>
         <w:instrText>ﬁ</w:instrText>
       </w:r>
       <w:r>
-        <w:instrText xml:space="preserve">ned ones. By extracting a local subgraph around each target link, we aim to learn a function mapping the subgraph patterns to link existence, thus automatically learning a </w:instrText>
-      </w:r>
-      <w:r>
-        <w:rPr>
-          <w:rFonts w:ascii="等线" w:eastAsia="等线" w:hAnsi="等线" w:cs="等线" w:hint="eastAsia"/>
-        </w:rPr>
-        <w:instrText>“</w:instrText>
-      </w:r>
-      <w:r>
-        <w:instrText>heuristic</w:instrText>
-      </w:r>
-      <w:r>
-        <w:rPr>
-          <w:rFonts w:ascii="等线" w:eastAsia="等线" w:hAnsi="等线" w:cs="等线" w:hint="eastAsia"/>
-        </w:rPr>
-        <w:instrText>”</w:instrText>
-      </w:r>
-      <w:r>
-        <w:instrText xml:space="preserve"> that suits the current network. In this paper, we study this heuristic learning paradigm for link prediction. First, we develop a novel -decaying heuristic theory. The theory uni</w:instrText>
-      </w:r>
-      <w:r>
-        <w:rPr>
-          <w:rFonts w:ascii="Times New Roman" w:hAnsi="Times New Roman" w:cs="Times New Roman"/>
+        <w:instrText>ned ones. By extracting a local subgraph around each target link, we aim to learn a function mapping the subgraph patterns to link existence, thus automatically learning a “heuristic” that suits the current network. In this paper, we study this heuristic learning paradigm for link prediction. First, we develop a novel -decaying heuristic theory. The theory uni</w:instrText>
+      </w:r>
+      <w:r>
+        <w:rPr>
+          <w:rFonts w:ascii="Courier New" w:hAnsi="Courier New" w:cs="Courier New"/>
         </w:rPr>
         <w:instrText>ﬁ</w:instrText>
       </w:r>
       <w:r>
-        <w:instrText>es a wide range of heuristics in a single</w:instrText>
-      </w:r>
-      <w:r>
-        <w:rPr>
-          <w:rFonts w:hint="eastAsia"/>
-        </w:rPr>
-        <w:instrText xml:space="preserve"> framework, and proves that all these heuristics can be well approximated from local subgraphs. Our results show that local subgraphs reserve rich information related to link existence. Second, based on the -decaying theory, we propose a new method to learn heuristics from local subgraphs using a graph neural network (GNN). Its experimental results show unprecedented performance, working consistently well on a wide range of problems.","language":"en","source":"Zotero","title":"Link Prediction Based on Graph Neural Networks","author":[{"family":"Zhang","given":"Muhan"},{"family":"Chen","given":"Yixin"}]}}],"schema":"https://github.com/citation-style-language/schema/raw/master/csl-citation.json"} </w:instrText>
+        <w:instrText xml:space="preserve">es a wide range of heuristics in a single framework, and proves that all these heuristics can be well approximated from local subgraphs. Our results show that local subgraphs reserve rich information related to link existence. Second, based on the -decaying theory, we propose a new method to learn heuristics from local subgraphs using a graph neural network (GNN). Its experimental results show unprecedented performance, working consistently well on a wide range of problems.","language":"en","source":"Zotero","title":"Link Prediction Based on Graph Neural Networks","author":[{"family":"Zhang","given":"Muhan"},{"family":"Chen","given":"Yixin"}]}}],"schema":"https://github.com/citation-style-language/schema/raw/master/csl-citation.json"} </w:instrText>
       </w:r>
       <w:r>
         <w:rPr>
@@ -988,7 +862,7 @@
       </w:r>
       <w:r>
         <w:rPr>
-          <w:rFonts w:ascii="等线" w:eastAsia="等线" w:hAnsi="等线" w:hint="eastAsia"/>
+          <w:rFonts w:ascii="DengXian" w:eastAsia="DengXian" w:hAnsi="DengXian" w:hint="eastAsia"/>
         </w:rPr>
         <w:t>[2]</w:t>
       </w:r>
@@ -1011,28 +885,16 @@
         <w:fldChar w:fldCharType="begin"/>
       </w:r>
       <w:r>
-        <w:rPr>
-          <w:rFonts w:hint="eastAsia"/>
-        </w:rPr>
-        <w:instrText xml:space="preserve"> ADDIN ZOTERO_ITEM CSL_CITATION {"citationID":"NAtCxP9Q","properties":{"formattedCitation":"[3]","plainCitation":"[3]","noteIndex":0},"citationItems":[{"id":431,"uris":["http://zotero.org/users/14704831/items/TZF364R4"],"itemData":{"id":431,"type":"article-journal","abstract":"Motivation: The use of drug combinations, termed polypharmacy, is common to treat patients with complex diseases or co-existing conditions. However, a major consequence of polypharmacy is a much higher risk of adverse side effects for the patient. Polypharmacy side effects emerge because of drug–drug interactions, in which activity of one drug may change, favorably or unfavorably, if taken with another drug. The knowledge of drug interactions is often limited because these complex r</w:instrText>
-      </w:r>
-      <w:r>
-        <w:instrText>elationships are rare, and are usually not observed in relatively small clinical testing. Discovering polypharmacy side effects thus remains an important challenge with signi</w:instrText>
-      </w:r>
-      <w:r>
-        <w:rPr>
-          <w:rFonts w:ascii="Times New Roman" w:hAnsi="Times New Roman" w:cs="Times New Roman"/>
+        <w:instrText xml:space="preserve"> ADDIN ZOTERO_ITEM CSL_CITATION {"citationID":"NAtCxP9Q","properties":{"formattedCitation":"[3]","plainCitation":"[3]","noteIndex":0},"citationItems":[{"id":388,"uris":["http://zotero.org/users/14704831/items/TZF364R4"],"itemData":{"id":388,"type":"article-journal","abstract":"Motivation: The use of drug combinations, termed polypharmacy, is common to treat patients with complex diseases or co-existing conditions. However, a major consequence of polypharmacy is a much higher risk of adverse side effects for the patient. Polypharmacy side effects emerge because of drug–drug interactions, in which activity of one drug may change, favorably or unfavorably, if taken with another drug. The knowledge of drug interactions is often limited because these complex relationships are rare, and are usually not observed in relatively small clinical testing. Discovering polypharmacy side effects thus remains an important challenge with signi</w:instrText>
+      </w:r>
+      <w:r>
+        <w:rPr>
+          <w:rFonts w:ascii="Courier New" w:hAnsi="Courier New" w:cs="Courier New"/>
         </w:rPr>
         <w:instrText>ﬁ</w:instrText>
       </w:r>
       <w:r>
-        <w:instrText>cant implications for patient mortality and morbidity.","container-title":"Bioin</w:instrText>
-      </w:r>
-      <w:r>
-        <w:rPr>
-          <w:rFonts w:hint="eastAsia"/>
-        </w:rPr>
-        <w:instrText xml:space="preserve">formatics","DOI":"10.1093/bioinformatics/bty294","ISSN":"1367-4803, 1367-4811","issue":"13","language":"en","license":"http://creativecommons.org/licenses/by-nc/4.0/","page":"i457-i466","source":"DOI.org (Crossref)","title":"Modeling polypharmacy side effects with graph convolutional networks","volume":"34","author":[{"family":"Zitnik","given":"Marinka"},{"family":"Agrawal","given":"Monica"},{"family":"Leskovec","given":"Jure"}],"issued":{"date-parts":[["2018",7,1]]}}}],"schema":"https://github.com/citation-style-language/schema/raw/master/csl-citation.json"} </w:instrText>
+        <w:instrText xml:space="preserve">cant implications for patient mortality and morbidity.","container-title":"Bioinformatics","DOI":"10.1093/bioinformatics/bty294","ISSN":"1367-4803, 1367-4811","issue":"13","language":"en","license":"http://creativecommons.org/licenses/by-nc/4.0/","page":"i457-i466","source":"DOI.org (Crossref)","title":"Modeling polypharmacy side effects with graph convolutional networks","volume":"34","author":[{"family":"Zitnik","given":"Marinka"},{"family":"Agrawal","given":"Monica"},{"family":"Leskovec","given":"Jure"}],"issued":{"date-parts":[["2018",7,1]]}}}],"schema":"https://github.com/citation-style-language/schema/raw/master/csl-citation.json"} </w:instrText>
       </w:r>
       <w:r>
         <w:rPr>
@@ -1042,7 +904,7 @@
       </w:r>
       <w:r>
         <w:rPr>
-          <w:rFonts w:ascii="等线" w:eastAsia="等线" w:hAnsi="等线" w:hint="eastAsia"/>
+          <w:rFonts w:ascii="DengXian" w:eastAsia="DengXian" w:hAnsi="DengXian" w:hint="eastAsia"/>
         </w:rPr>
         <w:t>[3]</w:t>
       </w:r>
@@ -1065,13 +927,7 @@
         <w:fldChar w:fldCharType="begin"/>
       </w:r>
       <w:r>
-        <w:rPr>
-          <w:rFonts w:hint="eastAsia"/>
-        </w:rPr>
-        <w:instrText xml:space="preserve"> ADDIN ZOTERO_ITEM CSL_CITATION {"citationID":"mtfzLbep","properties":{"formattedCitation":"[4]","plainCitation":"[4]","noteIndex":0},"citationItems":[{"id":433,"uris":["http://zotero.org/users/14704831/items/D4NHY67Q"],"itemData":{"id":433,"type":"articl</w:instrText>
-      </w:r>
-      <w:r>
-        <w:instrText>e-journal","abstract":"Developing new drugs is too expensive and time -consuming. Accurately predicting the interaction between drugs and targets will likely change how the drug is discovered. Machine learning-based protein</w:instrText>
+        <w:instrText xml:space="preserve"> ADDIN ZOTERO_ITEM CSL_CITATION {"citationID":"mtfzLbep","properties":{"formattedCitation":"[4]","plainCitation":"[4]","noteIndex":0},"citationItems":[{"id":387,"uris":["http://zotero.org/users/14704831/items/D4NHY67Q"],"itemData":{"id":387,"type":"article-journal","abstract":"Developing new drugs is too expensive and time -consuming. Accurately predicting the interaction between drugs and targets will likely change how the drug is discovered. Machine learning-based protein</w:instrText>
       </w:r>
       <w:r>
         <w:rPr>
@@ -1089,16 +945,7 @@
         <w:instrText>−</w:instrText>
       </w:r>
       <w:r>
-        <w:instrText>ligand interactions, are examined. Therefore, this paper starts by presenting an overview of the data sets applied in this are</w:instrText>
-      </w:r>
-      <w:r>
-        <w:rPr>
-          <w:rFonts w:hint="eastAsia"/>
-        </w:rPr>
-        <w:instrText xml:space="preserve">a, as well as the various approaches applied for representing proteins and ligands. Then, sequence-based and structure-based classification criteria are subsequently utilized to categorize and summarize both the classical machine learning models and deep </w:instrText>
-      </w:r>
-      <w:r>
-        <w:instrText>learning models employed in protein</w:instrText>
+        <w:instrText>ligand interactions, are examined. Therefore, this paper starts by presenting an overview of the data sets applied in this area, as well as the various approaches applied for representing proteins and ligands. Then, sequence-based and structure-based classification criteria are subsequently utilized to categorize and summarize both the classical machine learning models and deep learning models employed in protein</w:instrText>
       </w:r>
       <w:r>
         <w:rPr>
@@ -1116,13 +963,7 @@
         <w:instrText>−</w:instrText>
       </w:r>
       <w:r>
-        <w:instrText>ligand interaction models in drug research is</w:instrText>
-      </w:r>
-      <w:r>
-        <w:rPr>
-          <w:rFonts w:hint="eastAsia"/>
-        </w:rPr>
-        <w:instrText xml:space="preserve"> presented. Lastly, the current challenges and future directions in this field are addressed.","container-title":"Journal of Chemical Information and Modeling","DOI":"10.1021/acs.jcim.3c01841","ISSN":"1549-9596, 1549-960X","issue":"5","journalAbbreviation":"J. Chem. Inf. Model.","language":"en","license":"https://doi.org/10.15223/policy-029","page":"1456-1472","source":"DOI.org (Crossref)","title":"Machine Learning for Sequence and Structure-Based Protein–Ligand Interaction Prediction","volume":"64","author":[{"family":"Zhang","given":"Yunjiang"},{"family":"Li","given":"Shuyuan"},{"family":"Meng","given":"Kong"},{"family":"Sun","given":"Shaorui"}],"issued":{"date-parts":[["2024",3,11]]}}}],"schema":"https://github.com/citation-style-language/schema/raw/master/csl-citation.json"} </w:instrText>
+        <w:instrText xml:space="preserve">ligand interaction models in drug research is presented. Lastly, the current challenges and future directions in this field are addressed.","container-title":"Journal of Chemical Information and Modeling","DOI":"10.1021/acs.jcim.3c01841","ISSN":"1549-9596, 1549-960X","issue":"5","journalAbbreviation":"J. Chem. Inf. Model.","language":"en","license":"https://doi.org/10.15223/policy-029","page":"1456-1472","source":"DOI.org (Crossref)","title":"Machine Learning for Sequence and Structure-Based Protein–Ligand Interaction Prediction","volume":"64","author":[{"family":"Zhang","given":"Yunjiang"},{"family":"Li","given":"Shuyuan"},{"family":"Meng","given":"Kong"},{"family":"Sun","given":"Shaorui"}],"issued":{"date-parts":[["2024",3,11]]}}}],"schema":"https://github.com/citation-style-language/schema/raw/master/csl-citation.json"} </w:instrText>
       </w:r>
       <w:r>
         <w:rPr>
@@ -1132,7 +973,7 @@
       </w:r>
       <w:r>
         <w:rPr>
-          <w:rFonts w:ascii="等线" w:eastAsia="等线" w:hAnsi="等线" w:hint="eastAsia"/>
+          <w:rFonts w:ascii="DengXian" w:eastAsia="DengXian" w:hAnsi="DengXian" w:hint="eastAsia"/>
         </w:rPr>
         <w:t>[4]</w:t>
       </w:r>
@@ -1155,10 +996,7 @@
         <w:fldChar w:fldCharType="begin"/>
       </w:r>
       <w:r>
-        <w:rPr>
-          <w:rFonts w:hint="eastAsia"/>
-        </w:rPr>
-        <w:instrText xml:space="preserve"> ADDIN ZOTERO_ITEM CSL_CITATION {"citationID":"bdKKaQyH","properties":{"formattedCitation":"[5]","plainCitation":"[5]","noteIndex":0},"citationItems":[{"id":437,"uris":["http://zotero.org/users/14704831/items/6K3YUNPP"],"itemData":{"id":437,"type":"article-journal","abstract":"Compound-Protein Interaction (CPI) prediction aims to predict the pattern and strength of compound-protein interactions for rational drug discovery. Existing deep learningbased methods utilize only the single modality of protein sequences or structures and lack the co-modeling of the joint distribution of the two modalities, which may lead to significant performance drops in complex real-world scenarios due to various factors, e.g., modality missing and domain shifting. More importantly, these methods only model protein sequences and structures at a single fixed scale, neglecting more fine-grained multi-scale information, such as those embedded in key protein fragments. In this paper, we propose a novel multi-scale Protein Sequence-structure Contrasting framework for CPI prediction (PSC-CPI), which captures the dependencies between protein sequences and structures through both intra-modality and cross-modality contrasting. We further apply length-variable protein augmentation to allow contrasting to be performed at different scales, from the amino acid level to the sequence level. Finally, in order to more fairly evaluate the model generalizability, we split the test data into four settings based on whether compounds and proteins have been observed during the training stage. Extensive experiments have shown that PSC-CPI generalizes well in all four settings, particularly in the more challenging “Unseen-Both” setting, where neither compounds nor proteins have been observed during training. Furthermore, even when encountering a situation of modality missing, i.e., inference with only single-modality data, PSC-CPI still exhibits comparable or even better performance than previous approaches.","container-title":"Proceedings of the AAAI Conference on Artificial Intelligence","DOI":"10.1609/aaai.v38i1.27784","ISSN":"2374-3468, 2159-5399","issue":"1","journalAbbreviation":"AAAI","language":"en","page":"310-319","source":"DOI.org (Crossref)","title":"PSC-CPI: Multi-Scale Protein Sequence-Structure Contrasting for Efficient and Generalizable Compound-Protein Interaction Prediction","title-short":"PSC-CPI","volume":"38","author":[{"family":"Wu","given":"Lirong"},{"family":"Huang","given":"Yufei"},{"family":"Tan","given":"Cheng"},{"family":"Gao","given":"Zhangyang"},{"family":"Hu","given":"Bozhen"},{"family":"Lin","given":"Haitao"},{"family":"Liu","given":"Zicheng"},{"family":"Li","given":"Stan Z."}],"issued":{"date-parts":[["2024",3,24]]}}}],"schema":"https://github.com/citation-style-language/schema/raw/master/csl-citation.json"} </w:instrText>
+        <w:instrText xml:space="preserve"> ADDIN ZOTERO_ITEM CSL_CITATION {"citationID":"bdKKaQyH","properties":{"formattedCitation":"[5]","plainCitation":"[5]","noteIndex":0},"citationItems":[{"id":383,"uris":["http://zotero.org/users/14704831/items/6K3YUNPP"],"itemData":{"id":383,"type":"article-journal","abstract":"Compound-Protein Interaction (CPI) prediction aims to predict the pattern and strength of compound-protein interactions for rational drug discovery. Existing deep learningbased methods utilize only the single modality of protein sequences or structures and lack the co-modeling of the joint distribution of the two modalities, which may lead to significant performance drops in complex real-world scenarios due to various factors, e.g., modality missing and domain shifting. More importantly, these methods only model protein sequences and structures at a single fixed scale, neglecting more fine-grained multi-scale information, such as those embedded in key protein fragments. In this paper, we propose a novel multi-scale Protein Sequence-structure Contrasting framework for CPI prediction (PSC-CPI), which captures the dependencies between protein sequences and structures through both intra-modality and cross-modality contrasting. We further apply length-variable protein augmentation to allow contrasting to be performed at different scales, from the amino acid level to the sequence level. Finally, in order to more fairly evaluate the model generalizability, we split the test data into four settings based on whether compounds and proteins have been observed during the training stage. Extensive experiments have shown that PSC-CPI generalizes well in all four settings, particularly in the more challenging “Unseen-Both” setting, where neither compounds nor proteins have been observed during training. Furthermore, even when encountering a situation of modality missing, i.e., inference with only single-modality data, PSC-CPI still exhibits comparable or even better performance than previous approaches.","container-title":"Proceedings of the AAAI Conference on Artificial Intelligence","DOI":"10.1609/aaai.v38i1.27784","ISSN":"2374-3468, 2159-5399","issue":"1","journalAbbreviation":"AAAI","language":"en","page":"310-319","source":"DOI.org (Crossref)","title":"PSC-CPI: Multi-Scale Protein Sequence-Structure Contrasting for Efficient and Generalizable Compound-Protein Interaction Prediction","title-short":"PSC-CPI","volume":"38","author":[{"family":"Wu","given":"Lirong"},{"family":"Huang","given":"Yufei"},{"family":"Tan","given":"Cheng"},{"family":"Gao","given":"Zhangyang"},{"family":"Hu","given":"Bozhen"},{"family":"Lin","given":"Haitao"},{"family":"Liu","given":"Zicheng"},{"family":"Li","given":"Stan Z."}],"issued":{"date-parts":[["2024",3,24]]}}}],"schema":"https://github.com/citation-style-language/schema/raw/master/csl-citation.json"} </w:instrText>
       </w:r>
       <w:r>
         <w:rPr>
@@ -1168,7 +1006,7 @@
       </w:r>
       <w:r>
         <w:rPr>
-          <w:rFonts w:ascii="等线" w:eastAsia="等线" w:hAnsi="等线" w:hint="eastAsia"/>
+          <w:rFonts w:ascii="DengXian" w:eastAsia="DengXian" w:hAnsi="DengXian" w:hint="eastAsia"/>
         </w:rPr>
         <w:t>[5]</w:t>
       </w:r>
@@ -1191,13 +1029,7 @@
         <w:fldChar w:fldCharType="begin"/>
       </w:r>
       <w:r>
-        <w:rPr>
-          <w:rFonts w:hint="eastAsia"/>
-        </w:rPr>
-        <w:instrText xml:space="preserve"> ADDIN ZOTERO_ITEM CSL_CITATION {"citationID":"3N0oJiiF","properties":{"formattedCitation":"[6]","plainCitation":"[6]","noteIndex":0},"citationItems":[{"id":439,"uris":["http://zotero.org/users/14704831/items/5GDPGNW3"],"itemData":{"id":439,"type":"article-journal","abstract":"A key metric to assess molecular docking remains ligand enrichment against challenging decoys. Whereas the directory of useful decoys (DUD) has been widely used, clear areas for optimization have emerged. Here we describe an improved benchmarking set that includes more diverse targets such as GPCRs and ion channels, totaling 102 proteins with 22886 clustered ligands drawn from ChEMBL, each with 50 property-matched decoys drawn from ZINC. To ensure chemotype diversity, we cluster eac</w:instrText>
-      </w:r>
-      <w:r>
-        <w:instrText>h target’s ligands by their Bemis</w:instrText>
+        <w:instrText xml:space="preserve"> ADDIN ZOTERO_ITEM CSL_CITATION {"citationID":"3N0oJiiF","properties":{"formattedCitation":"[6]","plainCitation":"[6]","noteIndex":0},"citationItems":[{"id":382,"uris":["http://zotero.org/users/14704831/items/5GDPGNW3"],"itemData":{"id":382,"type":"article-journal","abstract":"A key metric to assess molecular docking remains ligand enrichment against challenging decoys. Whereas the directory of useful decoys (DUD) has been widely used, clear areas for optimization have emerged. Here we describe an improved benchmarking set that includes more diverse targets such as GPCRs and ion channels, totaling 102 proteins with 22886 clustered ligands drawn from ChEMBL, each with 50 property-matched decoys drawn from ZINC. To ensure chemotype diversity, we cluster each target’s ligands by their Bemis</w:instrText>
       </w:r>
       <w:r>
         <w:rPr>
@@ -1206,13 +1038,7 @@
         <w:instrText>−</w:instrText>
       </w:r>
       <w:r>
-        <w:instrText>Murcko atomic frameworks. We add net charge to the matched physicochemical properties and include only the most dissimilar decoys, by topology, from the ligands. An online automated tool (http://decoys.docking.org) genera</w:instrText>
-      </w:r>
-      <w:r>
-        <w:rPr>
-          <w:rFonts w:hint="eastAsia"/>
-        </w:rPr>
-        <w:instrText xml:space="preserve">tes these improved matched decoys for user-supplied ligands. We test this data set by docking all 102 targets, using the results to improve the balance between ligand desolvation and electrostatics in DOCK 3.6. The complete DUD-E benchmarking set is freely available at http://dude.docking.org.","container-title":"Journal of Medicinal Chemistry","DOI":"10.1021/jm300687e","ISSN":"0022-2623, 1520-4804","issue":"14","journalAbbreviation":"J. Med. Chem.","language":"en","license":"http://pubs.acs.org/page/policy/authorchoice_termsofuse.html","page":"6582-6594","source":"DOI.org (Crossref)","title":"Directory of Useful Decoys, Enhanced (DUD-E): Better Ligands and Decoys for Better Benchmarking","title-short":"Directory of Useful Decoys, Enhanced (DUD-E)","volume":"55","author":[{"family":"Mysinger","given":"Michael M."},{"family":"Carchia","given":"Michael"},{"family":"Irwin","given":"John. J."},{"family":"Shoichet","given":"Brian K."}],"issued":{"date-parts":[["2012",7,26]]}}}],"schema":"https://github.com/citation-style-language/schema/raw/master/csl-citation.json"} </w:instrText>
+        <w:instrText xml:space="preserve">Murcko atomic frameworks. We add net charge to the matched physicochemical properties and include only the most dissimilar decoys, by topology, from the ligands. An online automated tool (http://decoys.docking.org) generates these improved matched decoys for user-supplied ligands. We test this data set by docking all 102 targets, using the results to improve the balance between ligand desolvation and electrostatics in DOCK 3.6. The complete DUD-E benchmarking set is freely available at http://dude.docking.org.","container-title":"Journal of Medicinal Chemistry","DOI":"10.1021/jm300687e","ISSN":"0022-2623, 1520-4804","issue":"14","journalAbbreviation":"J. Med. Chem.","language":"en","license":"http://pubs.acs.org/page/policy/authorchoice_termsofuse.html","page":"6582-6594","source":"DOI.org (Crossref)","title":"Directory of Useful Decoys, Enhanced (DUD-E): Better Ligands and Decoys for Better Benchmarking","title-short":"Directory of Useful Decoys, Enhanced (DUD-E)","volume":"55","author":[{"family":"Mysinger","given":"Michael M."},{"family":"Carchia","given":"Michael"},{"family":"Irwin","given":"John. J."},{"family":"Shoichet","given":"Brian K."}],"issued":{"date-parts":[["2012",7,26]]}}}],"schema":"https://github.com/citation-style-language/schema/raw/master/csl-citation.json"} </w:instrText>
       </w:r>
       <w:r>
         <w:rPr>
@@ -1222,7 +1048,7 @@
       </w:r>
       <w:r>
         <w:rPr>
-          <w:rFonts w:ascii="等线" w:eastAsia="等线" w:hAnsi="等线" w:hint="eastAsia"/>
+          <w:rFonts w:ascii="DengXian" w:eastAsia="DengXian" w:hAnsi="DengXian" w:hint="eastAsia"/>
         </w:rPr>
         <w:t>[6]</w:t>
       </w:r>
@@ -1245,10 +1071,7 @@
         <w:fldChar w:fldCharType="begin"/>
       </w:r>
       <w:r>
-        <w:rPr>
-          <w:rFonts w:hint="eastAsia"/>
-        </w:rPr>
-        <w:instrText xml:space="preserve"> ADDIN ZOTERO_ITEM CSL_CITATION {"citationID":"ZLyGU8Q4","properties":{"formattedCitation":"[7]","plainCitation":"[7]","noteIndex":0},"citationItems":[{"id":441,"uris":["http://zotero.org/users/14704831/items/F9DJPWD6"],"itemData":{"id":441,"type":"article-journal","abstract":"Recently, deep learning has become the essential methodology for Drug–Target Interaction (DTI) prediction. However, the existing learning-based representation methods embed the prior knowledge encapsulated by the training data and, as such, acquire redundant domain information irrelevant to the DTI prediction, compromising the generalization capability of a deep network to unfamiliar instances. To tackle this limitation, we propose a novel DTI prediction method using Multi-Modal feature fusion and Domain Generalization (MMDG-DTI). Specifically, we first use pre-trained Large Language Models (LLMs) to obtain generalized textual features covering nearly the whole biological text vocabulary, with the capacity to handle unseen samples and extract robust and discriminative features. In parallel, we propose a unified structural feature extractor based on a hybrid Graph Neural Network (GNN). The extractor improves the performance of MMDG-DTI by extracting features from another modality and discarding the representation of domain-specific prior substructures. Then, we integrate the complementary information of LLM and GNN features using an innovative classifier, while enhancing the generalization ability with the help of Domain Adversarial Training (DAT) and contrastive learning. Last, we propose a novel cross-domain evaluation protocol to enhance the predication fidelity in practical applications. The quantitative and visualization results obtained on several benchmarking datasets demonstrate that MMDG-DTI achieves state-of-the-art performance under both single-domain and cross-domain settings, confirming the superiority of the proposed method. The datasets and codes will be available on the project homepage: https://github.com/JU-HuaY/MMDG-DTI.","container-title":"Pattern Recognition","DOI":"10.1016/j.patcog.2024.110887","ISSN":"00313203","journalAbbreviation":"Pattern Recognition","language":"en","page":"110887","source":"DOI.org (Crossref)","title":"MMDG-DTI: Drug–target interaction prediction via multimodal feature fusion and domain generalization","title-short":"MMDG-DTI","volume":"157","author":[{"family":"Hua","given":"Yang"},{"family":"Feng","given":"Zhenhua"},{"family":"Song","given":"Xiaoning"},{"family":"Wu","given":"Xiao-Jun"},{"family":"Kittler","given":"Josef"}],"issued":{"date-parts":[["2025",1]]}}}],"schema":"https://github.com/citation-style-language/schema/raw/master/csl-citation.json"} </w:instrText>
+        <w:instrText xml:space="preserve"> ADDIN ZOTERO_ITEM CSL_CITATION {"citationID":"ZLyGU8Q4","properties":{"formattedCitation":"[7]","plainCitation":"[7]","noteIndex":0},"citationItems":[{"id":381,"uris":["http://zotero.org/users/14704831/items/F9DJPWD6"],"itemData":{"id":381,"type":"article-journal","abstract":"Recently, deep learning has become the essential methodology for Drug–Target Interaction (DTI) prediction. However, the existing learning-based representation methods embed the prior knowledge encapsulated by the training data and, as such, acquire redundant domain information irrelevant to the DTI prediction, compromising the generalization capability of a deep network to unfamiliar instances. To tackle this limitation, we propose a novel DTI prediction method using Multi-Modal feature fusion and Domain Generalization (MMDG-DTI). Specifically, we first use pre-trained Large Language Models (LLMs) to obtain generalized textual features covering nearly the whole biological text vocabulary, with the capacity to handle unseen samples and extract robust and discriminative features. In parallel, we propose a unified structural feature extractor based on a hybrid Graph Neural Network (GNN). The extractor improves the performance of MMDG-DTI by extracting features from another modality and discarding the representation of domain-specific prior substructures. Then, we integrate the complementary information of LLM and GNN features using an innovative classifier, while enhancing the generalization ability with the help of Domain Adversarial Training (DAT) and contrastive learning. Last, we propose a novel cross-domain evaluation protocol to enhance the predication fidelity in practical applications. The quantitative and visualization results obtained on several benchmarking datasets demonstrate that MMDG-DTI achieves state-of-the-art performance under both single-domain and cross-domain settings, confirming the superiority of the proposed method. The datasets and codes will be available on the project homepage: https://github.com/JU-HuaY/MMDG-DTI.","container-title":"Pattern Recognition","DOI":"10.1016/j.patcog.2024.110887","ISSN":"00313203","journalAbbreviation":"Pattern Recognition","language":"en","page":"110887","source":"DOI.org (Crossref)","title":"MMDG-DTI: Drug–target interaction prediction via multimodal feature fusion and domain generalization","title-short":"MMDG-DTI","volume":"157","author":[{"family":"Hua","given":"Yang"},{"family":"Feng","given":"Zhenhua"},{"family":"Song","given":"Xiaoning"},{"family":"Wu","given":"Xiao-Jun"},{"family":"Kittler","given":"Josef"}],"issued":{"date-parts":[["2025",1]]}}}],"schema":"https://github.com/citation-style-language/schema/raw/master/csl-citation.json"} </w:instrText>
       </w:r>
       <w:r>
         <w:rPr>
@@ -1258,7 +1081,7 @@
       </w:r>
       <w:r>
         <w:rPr>
-          <w:rFonts w:ascii="等线" w:eastAsia="等线" w:hAnsi="等线" w:hint="eastAsia"/>
+          <w:rFonts w:ascii="DengXian" w:eastAsia="DengXian" w:hAnsi="DengXian" w:hint="eastAsia"/>
         </w:rPr>
         <w:t>[7]</w:t>
       </w:r>
@@ -1268,13 +1091,32 @@
         </w:rPr>
         <w:fldChar w:fldCharType="end"/>
       </w:r>
-    </w:p>
-    <w:p>
-      <w:pPr>
-        <w:rPr>
-          <w:rFonts w:hint="eastAsia"/>
-        </w:rPr>
-      </w:pPr>
+      <w:r>
+        <w:rPr>
+          <w:rFonts w:hint="eastAsia"/>
+        </w:rPr>
+        <w:t>88</w:t>
+      </w:r>
+      <w:r>
+        <w:fldChar w:fldCharType="begin"/>
+      </w:r>
+      <w:r>
+        <w:instrText xml:space="preserve"> ADDIN ZOTERO_ITEM CSL_CITATION {"citationID":"nj6hxAQf","properties":{"formattedCitation":"[8]","plainCitation":"[8]","noteIndex":0},"citationItems":[{"id":432,"uris":["http://zotero.org/users/14704831/items/HFQK5DNF"],"itemData":{"id":432,"type":"article-journal","abstract":"Motivation: Accurately predicting drug-target protein interactions (DTI) is a cornerstone of drug discovery, enabling the identification of potential therapeutic compounds. Sequence-based prediction models, despite their simplicity, hold great promise in extracting essential information directly from raw sequences. However, the focus in recent DTI studies has increasingly shifted toward enhancing algorithmic complexity, often at the expense of fully leveraging robust sequence representation learning methods. This shift has led to the underestimation and gradual neglect of methodologies aimed at effectively capturing discriminative features from sequences. Our work seeks to address this oversight by emphasizing the value of well-constructed sequence representation algorithms, demonstrating that even with simple interaction mapping algorithm techniques, accurate DTI models can be achieved. By prioritizing meaningful information extraction over excessive model complexity, we aim to advance the development of practical and generalizable DTI prediction frameworks.","container-title":"Computers in Biology and Medicine","DOI":"10.1016/j.compbiomed.2025.109927","ISSN":"00104825","journalAbbreviation":"Computers in Biology and Medicine","language":"en","page":"109927","source":"DOI.org (Crossref)","title":"KNU-DTI: KNowledge United Drug-Target Interaction prediction","title-short":"KNU-DTI","volume":"189","author":[{"family":"Heo","given":"Ryong"},{"family":"Lee","given":"Dahyeon"},{"family":"Kim","given":"Byung Ju"},{"family":"Seo","given":"Sangmin"},{"family":"Park","given":"Sanghyun"},{"family":"Park","given":"Chihyun"}],"issued":{"date-parts":[["2025",5]]}}}],"schema":"https://github.com/citation-style-language/schema/raw/master/csl-citation.json"} </w:instrText>
+      </w:r>
+      <w:r>
+        <w:fldChar w:fldCharType="separate"/>
+      </w:r>
+      <w:r>
+        <w:rPr>
+          <w:rFonts w:ascii="DengXian" w:eastAsia="DengXian" w:hAnsi="DengXian"/>
+        </w:rPr>
+        <w:t>[8]</w:t>
+      </w:r>
+      <w:r>
+        <w:fldChar w:fldCharType="end"/>
+      </w:r>
+    </w:p>
+    <w:p>
       <w:r>
         <w:rPr>
           <w:rFonts w:hint="eastAsia"/>
@@ -1282,18 +1124,12 @@
         <w:t>参考文献：</w:t>
       </w:r>
     </w:p>
-    <w:p>
-      <w:pPr>
-        <w:rPr>
-          <w:rFonts w:hint="eastAsia"/>
-        </w:rPr>
-      </w:pPr>
-    </w:p>
+    <w:p/>
     <w:p>
       <w:pPr>
         <w:pStyle w:val="af5"/>
         <w:rPr>
-          <w:rFonts w:ascii="等线" w:eastAsia="等线" w:hAnsi="等线"/>
+          <w:rFonts w:ascii="DengXian" w:eastAsia="DengXian" w:hAnsi="DengXian"/>
         </w:rPr>
       </w:pPr>
       <w:r>
@@ -1316,48 +1152,34 @@
       </w:r>
       <w:r>
         <w:rPr>
-          <w:rFonts w:ascii="等线" w:eastAsia="等线" w:hAnsi="等线"/>
+          <w:rFonts w:ascii="DengXian" w:eastAsia="DengXian" w:hAnsi="DengXian"/>
         </w:rPr>
         <w:t>[1]</w:t>
       </w:r>
       <w:r>
         <w:rPr>
-          <w:rFonts w:ascii="等线" w:eastAsia="等线" w:hAnsi="等线"/>
+          <w:rFonts w:ascii="DengXian" w:eastAsia="DengXian" w:hAnsi="DengXian"/>
         </w:rPr>
         <w:tab/>
-        <w:t xml:space="preserve">Xie Z, Tu S, Xu L. Multilevel Attention Network with Semi-supervised Domain Adaptation for Drug-Target Prediction. AAAI </w:t>
-      </w:r>
-      <w:proofErr w:type="gramStart"/>
-      <w:r>
-        <w:rPr>
-          <w:rFonts w:ascii="等线" w:eastAsia="等线" w:hAnsi="等线"/>
-        </w:rPr>
-        <w:t>2024;38:329</w:t>
-      </w:r>
-      <w:proofErr w:type="gramEnd"/>
-      <w:r>
-        <w:rPr>
-          <w:rFonts w:ascii="等线" w:eastAsia="等线" w:hAnsi="等线"/>
-        </w:rPr>
-        <w:t>–37. https://doi.org/10.1609/aaai.v38i1.27786.</w:t>
+        <w:t>Xie Z, Tu S, Xu L. Multilevel Attention Network with Semi-supervised Domain Adaptation for Drug-Target Prediction. AAAI 2024;38:329–37. https://doi.org/10.1609/aaai.v38i1.27786.</w:t>
       </w:r>
     </w:p>
     <w:p>
       <w:pPr>
         <w:pStyle w:val="af5"/>
         <w:rPr>
-          <w:rFonts w:ascii="等线" w:eastAsia="等线" w:hAnsi="等线"/>
+          <w:rFonts w:ascii="DengXian" w:eastAsia="DengXian" w:hAnsi="DengXian"/>
         </w:rPr>
       </w:pPr>
       <w:r>
         <w:rPr>
-          <w:rFonts w:ascii="等线" w:eastAsia="等线" w:hAnsi="等线"/>
+          <w:rFonts w:ascii="DengXian" w:eastAsia="DengXian" w:hAnsi="DengXian"/>
         </w:rPr>
         <w:t>[2]</w:t>
       </w:r>
       <w:r>
         <w:rPr>
-          <w:rFonts w:ascii="等线" w:eastAsia="等线" w:hAnsi="等线"/>
+          <w:rFonts w:ascii="DengXian" w:eastAsia="DengXian" w:hAnsi="DengXian"/>
         </w:rPr>
         <w:tab/>
         <w:t>Zhang M, Chen Y. Link Prediction Based on Graph Neural Networks n.d.</w:t>
@@ -1367,198 +1189,129 @@
       <w:pPr>
         <w:pStyle w:val="af5"/>
         <w:rPr>
-          <w:rFonts w:ascii="等线" w:eastAsia="等线" w:hAnsi="等线"/>
+          <w:rFonts w:ascii="DengXian" w:eastAsia="DengXian" w:hAnsi="DengXian"/>
         </w:rPr>
       </w:pPr>
       <w:r>
         <w:rPr>
-          <w:rFonts w:ascii="等线" w:eastAsia="等线" w:hAnsi="等线"/>
-        </w:rPr>
-        <w:lastRenderedPageBreak/>
+          <w:rFonts w:ascii="DengXian" w:eastAsia="DengXian" w:hAnsi="DengXian"/>
+        </w:rPr>
         <w:t>[3]</w:t>
       </w:r>
       <w:r>
         <w:rPr>
-          <w:rFonts w:ascii="等线" w:eastAsia="等线" w:hAnsi="等线"/>
+          <w:rFonts w:ascii="DengXian" w:eastAsia="DengXian" w:hAnsi="DengXian"/>
         </w:rPr>
         <w:tab/>
-        <w:t>Zitnik M, Agrawal M, Leskovec J. Modeling polypharmacy side effects with graph convolutional networks. Bioinformatics 2018;</w:t>
-      </w:r>
-      <w:proofErr w:type="gramStart"/>
-      <w:r>
-        <w:rPr>
-          <w:rFonts w:ascii="等线" w:eastAsia="等线" w:hAnsi="等线"/>
-        </w:rPr>
-        <w:t>34:i</w:t>
-      </w:r>
-      <w:proofErr w:type="gramEnd"/>
-      <w:r>
-        <w:rPr>
-          <w:rFonts w:ascii="等线" w:eastAsia="等线" w:hAnsi="等线"/>
-        </w:rPr>
-        <w:t>457–66. https://doi.org/10.1093/bioinformatics/bty294.</w:t>
+        <w:t>Zitnik M, Agrawal M, Leskovec J. Modeling polypharmacy side effects with graph convolutional networks. Bioinformatics 2018;34:i457–66. https://doi.org/10.1093/bioinformatics/bty294.</w:t>
       </w:r>
     </w:p>
     <w:p>
       <w:pPr>
         <w:pStyle w:val="af5"/>
         <w:rPr>
-          <w:rFonts w:ascii="等线" w:eastAsia="等线" w:hAnsi="等线"/>
+          <w:rFonts w:ascii="DengXian" w:eastAsia="DengXian" w:hAnsi="DengXian"/>
         </w:rPr>
       </w:pPr>
       <w:r>
         <w:rPr>
-          <w:rFonts w:ascii="等线" w:eastAsia="等线" w:hAnsi="等线"/>
+          <w:rFonts w:ascii="DengXian" w:eastAsia="DengXian" w:hAnsi="DengXian"/>
         </w:rPr>
         <w:t>[4]</w:t>
       </w:r>
       <w:r>
         <w:rPr>
-          <w:rFonts w:ascii="等线" w:eastAsia="等线" w:hAnsi="等线"/>
+          <w:rFonts w:ascii="DengXian" w:eastAsia="DengXian" w:hAnsi="DengXian"/>
         </w:rPr>
         <w:tab/>
-        <w:t xml:space="preserve">Zhang Y, Li S, Meng K, et al. Machine Learning for Sequence and Structure-Based Protein–Ligand Interaction Prediction. J Chem Inf Model </w:t>
-      </w:r>
-      <w:proofErr w:type="gramStart"/>
-      <w:r>
-        <w:rPr>
-          <w:rFonts w:ascii="等线" w:eastAsia="等线" w:hAnsi="等线"/>
-        </w:rPr>
-        <w:t>2024;64:1456</w:t>
-      </w:r>
-      <w:proofErr w:type="gramEnd"/>
-      <w:r>
-        <w:rPr>
-          <w:rFonts w:ascii="等线" w:eastAsia="等线" w:hAnsi="等线"/>
-        </w:rPr>
-        <w:t>–72. https://doi.org/10.1021/acs.jcim.3c01841.</w:t>
+        <w:t>Zhang Y, Li S, Meng K, et al. Machine Learning for Sequence and Structure-Based Protein–Ligand Interaction Prediction. J Chem Inf Model 2024;64:1456–72. https://doi.org/10.1021/acs.jcim.3c01841.</w:t>
       </w:r>
     </w:p>
     <w:p>
       <w:pPr>
         <w:pStyle w:val="af5"/>
         <w:rPr>
-          <w:rFonts w:ascii="等线" w:eastAsia="等线" w:hAnsi="等线"/>
+          <w:rFonts w:ascii="DengXian" w:eastAsia="DengXian" w:hAnsi="DengXian"/>
         </w:rPr>
       </w:pPr>
       <w:r>
         <w:rPr>
-          <w:rFonts w:ascii="等线" w:eastAsia="等线" w:hAnsi="等线"/>
+          <w:rFonts w:ascii="DengXian" w:eastAsia="DengXian" w:hAnsi="DengXian"/>
         </w:rPr>
         <w:t>[5]</w:t>
       </w:r>
       <w:r>
         <w:rPr>
-          <w:rFonts w:ascii="等线" w:eastAsia="等线" w:hAnsi="等线"/>
+          <w:rFonts w:ascii="DengXian" w:eastAsia="DengXian" w:hAnsi="DengXian"/>
         </w:rPr>
         <w:tab/>
-        <w:t xml:space="preserve">Wu L, Huang Y, Tan C, et al. PSC-CPI: Multi-Scale Protein Sequence-Structure Contrasting for Efficient and Generalizable Compound-Protein Interaction Prediction. AAAI </w:t>
-      </w:r>
-      <w:proofErr w:type="gramStart"/>
-      <w:r>
-        <w:rPr>
-          <w:rFonts w:ascii="等线" w:eastAsia="等线" w:hAnsi="等线"/>
-        </w:rPr>
-        <w:t>2024;38:310</w:t>
-      </w:r>
-      <w:proofErr w:type="gramEnd"/>
-      <w:r>
-        <w:rPr>
-          <w:rFonts w:ascii="等线" w:eastAsia="等线" w:hAnsi="等线"/>
-        </w:rPr>
-        <w:t>–9. https://doi.org/10.1609/aaai.v38i1.27784.</w:t>
+        <w:t>Wu L, Huang Y, Tan C, et al. PSC-CPI: Multi-Scale Protein Sequence-Structure Contrasting for Efficient and Generalizable Compound-Protein Interaction Prediction. AAAI 2024;38:310–9. https://doi.org/10.1609/aaai.v38i1.27784.</w:t>
       </w:r>
     </w:p>
     <w:p>
       <w:pPr>
         <w:pStyle w:val="af5"/>
         <w:rPr>
-          <w:rFonts w:ascii="等线" w:eastAsia="等线" w:hAnsi="等线"/>
+          <w:rFonts w:ascii="DengXian" w:eastAsia="DengXian" w:hAnsi="DengXian"/>
         </w:rPr>
       </w:pPr>
       <w:r>
         <w:rPr>
-          <w:rFonts w:ascii="等线" w:eastAsia="等线" w:hAnsi="等线"/>
+          <w:rFonts w:ascii="DengXian" w:eastAsia="DengXian" w:hAnsi="DengXian"/>
         </w:rPr>
         <w:t>[6]</w:t>
       </w:r>
       <w:r>
         <w:rPr>
-          <w:rFonts w:ascii="等线" w:eastAsia="等线" w:hAnsi="等线"/>
+          <w:rFonts w:ascii="DengXian" w:eastAsia="DengXian" w:hAnsi="DengXian"/>
         </w:rPr>
         <w:tab/>
-        <w:t xml:space="preserve">Mysinger MM, Carchia M, Irwin </w:t>
-      </w:r>
-      <w:proofErr w:type="spellStart"/>
-      <w:r>
-        <w:rPr>
-          <w:rFonts w:ascii="等线" w:eastAsia="等线" w:hAnsi="等线"/>
-        </w:rPr>
-        <w:t>JohnJ</w:t>
-      </w:r>
-      <w:proofErr w:type="spellEnd"/>
-      <w:r>
-        <w:rPr>
-          <w:rFonts w:ascii="等线" w:eastAsia="等线" w:hAnsi="等线"/>
-        </w:rPr>
-        <w:t xml:space="preserve">, et al. Directory of Useful Decoys, Enhanced (DUD-E): Better Ligands and Decoys for Better Benchmarking. J Med Chem </w:t>
-      </w:r>
-      <w:proofErr w:type="gramStart"/>
-      <w:r>
-        <w:rPr>
-          <w:rFonts w:ascii="等线" w:eastAsia="等线" w:hAnsi="等线"/>
-        </w:rPr>
-        <w:t>2012;55:6582</w:t>
-      </w:r>
-      <w:proofErr w:type="gramEnd"/>
-      <w:r>
-        <w:rPr>
-          <w:rFonts w:ascii="等线" w:eastAsia="等线" w:hAnsi="等线"/>
-        </w:rPr>
-        <w:t>–94. https://doi.org/10.1021/jm300687e.</w:t>
+        <w:t>Mysinger MM, Carchia M, Irwin JohnJ, et al. Directory of Useful Decoys, Enhanced (DUD-E): Better Ligands and Decoys for Better Benchmarking. J Med Chem 2012;55:6582–94. https://doi.org/10.1021/jm300687e.</w:t>
       </w:r>
     </w:p>
     <w:p>
       <w:pPr>
         <w:pStyle w:val="af5"/>
         <w:rPr>
-          <w:rFonts w:ascii="等线" w:eastAsia="等线" w:hAnsi="等线"/>
+          <w:rFonts w:ascii="DengXian" w:eastAsia="DengXian" w:hAnsi="DengXian"/>
         </w:rPr>
       </w:pPr>
       <w:r>
         <w:rPr>
-          <w:rFonts w:ascii="等线" w:eastAsia="等线" w:hAnsi="等线"/>
+          <w:rFonts w:ascii="DengXian" w:eastAsia="DengXian" w:hAnsi="DengXian"/>
         </w:rPr>
         <w:t>[7]</w:t>
       </w:r>
       <w:r>
         <w:rPr>
-          <w:rFonts w:ascii="等线" w:eastAsia="等线" w:hAnsi="等线"/>
+          <w:rFonts w:ascii="DengXian" w:eastAsia="DengXian" w:hAnsi="DengXian"/>
         </w:rPr>
         <w:tab/>
-        <w:t xml:space="preserve">Hua Y, Feng Z, Song X, et al. MMDG-DTI: Drug–target interaction prediction via multimodal feature fusion and domain generalization. Pattern Recognition </w:t>
-      </w:r>
-      <w:proofErr w:type="gramStart"/>
-      <w:r>
-        <w:rPr>
-          <w:rFonts w:ascii="等线" w:eastAsia="等线" w:hAnsi="等线"/>
-        </w:rPr>
-        <w:t>2025;157:110887</w:t>
-      </w:r>
-      <w:proofErr w:type="gramEnd"/>
-      <w:r>
-        <w:rPr>
-          <w:rFonts w:ascii="等线" w:eastAsia="等线" w:hAnsi="等线"/>
-        </w:rPr>
-        <w:t>. https://doi.org/10.1016/j.patcog.2024.110887.</w:t>
+        <w:t>Hua Y, Feng Z, Song X, et al. MMDG-DTI: Drug–target interaction prediction via multimodal feature fusion and domain generalization. Pattern Recognition 2025;157:110887. https://doi.org/10.1016/j.patcog.2024.110887.</w:t>
       </w:r>
     </w:p>
     <w:p>
       <w:pPr>
-        <w:rPr>
-          <w:rFonts w:hint="eastAsia"/>
+        <w:pStyle w:val="af5"/>
+        <w:rPr>
+          <w:rFonts w:ascii="DengXian" w:eastAsia="DengXian" w:hAnsi="DengXian"/>
         </w:rPr>
       </w:pPr>
+      <w:r>
+        <w:rPr>
+          <w:rFonts w:ascii="DengXian" w:eastAsia="DengXian" w:hAnsi="DengXian"/>
+        </w:rPr>
+        <w:t>[8]</w:t>
+      </w:r>
+      <w:r>
+        <w:rPr>
+          <w:rFonts w:ascii="DengXian" w:eastAsia="DengXian" w:hAnsi="DengXian"/>
+        </w:rPr>
+        <w:tab/>
+        <w:t>Heo R, Lee D, Kim BJ, et al. KNU-DTI: KNowledge United Drug-Target Interaction prediction. Computers in Biology and Medicine 2025;189:109927. https://doi.org/10.1016/j.compbiomed.2025.109927.</w:t>
+      </w:r>
+    </w:p>
+    <w:p>
       <w:r>
         <w:rPr>
           <w:rFonts w:hint="eastAsia"/>
@@ -1582,9 +1335,6 @@
     <w:p>
       <w:pPr>
         <w:spacing w:after="0" w:line="240" w:lineRule="auto"/>
-        <w:rPr>
-          <w:rFonts w:hint="eastAsia"/>
-        </w:rPr>
       </w:pPr>
       <w:r>
         <w:separator/>
@@ -1595,9 +1345,6 @@
     <w:p>
       <w:pPr>
         <w:spacing w:after="0" w:line="240" w:lineRule="auto"/>
-        <w:rPr>
-          <w:rFonts w:hint="eastAsia"/>
-        </w:rPr>
       </w:pPr>
       <w:r>
         <w:continuationSeparator/>
@@ -1613,9 +1360,6 @@
     <w:p>
       <w:pPr>
         <w:spacing w:after="0" w:line="240" w:lineRule="auto"/>
-        <w:rPr>
-          <w:rFonts w:hint="eastAsia"/>
-        </w:rPr>
       </w:pPr>
       <w:r>
         <w:separator/>
@@ -1626,9 +1370,6 @@
     <w:p>
       <w:pPr>
         <w:spacing w:after="0" w:line="240" w:lineRule="auto"/>
-        <w:rPr>
-          <w:rFonts w:hint="eastAsia"/>
-        </w:rPr>
       </w:pPr>
       <w:r>
         <w:continuationSeparator/>
@@ -2636,7 +2377,7 @@
       <w:spacing w:before="100" w:beforeAutospacing="1" w:after="100" w:afterAutospacing="1" w:line="240" w:lineRule="auto"/>
     </w:pPr>
     <w:rPr>
-      <w:rFonts w:ascii="宋体" w:eastAsia="宋体" w:hAnsi="宋体" w:cs="宋体"/>
+      <w:rFonts w:ascii="SimSun" w:eastAsia="SimSun" w:hAnsi="SimSun" w:cs="SimSun"/>
       <w:kern w:val="0"/>
       <w:sz w:val="24"/>
       <w14:ligatures w14:val="none"/>

--- a/开题提交/新开题/备.docx
+++ b/开题提交/新开题/备.docx
@@ -6,6 +6,7 @@
       <w:pPr>
         <w:spacing w:after="0" w:line="240" w:lineRule="auto"/>
         <w:rPr>
+          <w:rFonts w:hint="eastAsia"/>
           <w:sz w:val="10"/>
           <w:szCs w:val="11"/>
         </w:rPr>
@@ -20,18 +21,53 @@
       </w:r>
     </w:p>
     <w:p>
-      <w:r>
-        <w:rPr>
-          <w:rFonts w:hint="eastAsia"/>
-        </w:rPr>
-        <w:t>考虑到基于化学基因组学的 CPI 建模是一项二元分类任务，一个设计合理的数据集应主要包括特定配体与蛋白质 A 有相互作用但与蛋白质 B 没有相互作用的实例，这就迫使模型学习蛋白质信息，或者最好是相互作用特征，以区分这些实例。</w:t>
+      <w:pPr>
+        <w:rPr>
+          <w:rFonts w:hint="eastAsia"/>
+        </w:rPr>
+      </w:pPr>
+      <w:r>
+        <w:rPr>
+          <w:rFonts w:hint="eastAsia"/>
+        </w:rPr>
+        <w:t>考虑到基于化学基因组学的 CPI 建模是一项二元分类任务，一个设计合理的</w:t>
+      </w:r>
+      <w:proofErr w:type="gramStart"/>
+      <w:r>
+        <w:rPr>
+          <w:rFonts w:hint="eastAsia"/>
+        </w:rPr>
+        <w:t>数据集应主要</w:t>
+      </w:r>
+      <w:proofErr w:type="gramEnd"/>
+      <w:r>
+        <w:rPr>
+          <w:rFonts w:hint="eastAsia"/>
+        </w:rPr>
+        <w:t>包括特定配体与蛋白质 A 有相互作用但与蛋白质 B 没有相互作用的实例，这就迫使模型学习蛋白质信息，或者最好是相互作用特征，以区分这些实例。</w:t>
       </w:r>
       <w:r>
         <w:rPr>
           <w:rFonts w:hint="eastAsia"/>
           <w:u w:val="single"/>
         </w:rPr>
-        <w:t>这种适当设计的数据集不能用相互作用特征以外的其他信息（如配体模式）来区分</w:t>
+        <w:t>这种适当设计的数据</w:t>
+      </w:r>
+      <w:proofErr w:type="gramStart"/>
+      <w:r>
+        <w:rPr>
+          <w:rFonts w:hint="eastAsia"/>
+          <w:u w:val="single"/>
+        </w:rPr>
+        <w:t>集不能</w:t>
+      </w:r>
+      <w:proofErr w:type="gramEnd"/>
+      <w:r>
+        <w:rPr>
+          <w:rFonts w:hint="eastAsia"/>
+          <w:u w:val="single"/>
+        </w:rPr>
+        <w:t>用相互作用特征以外的其他信息（如配体模式）来区分</w:t>
       </w:r>
       <w:r>
         <w:rPr>
@@ -41,6 +77,11 @@
       </w:r>
     </w:p>
     <w:p>
+      <w:pPr>
+        <w:rPr>
+          <w:rFonts w:hint="eastAsia"/>
+        </w:rPr>
+      </w:pPr>
       <w:r>
         <w:rPr>
           <w:rFonts w:hint="eastAsia"/>
@@ -69,11 +110,64 @@
         <w:rPr>
           <w:rFonts w:hint="eastAsia"/>
         </w:rPr>
-        <w:t>，与任一个配体所相关的样本对，包含了该配体与蛋白质A的正信息(有相互作用)，以及该配体与蛋白质B的负信息(无相互作用)的数据。则该数据集将迫使模型学习相互作用特征，且该数据集不能用相互作用特征以外的其他信息(如配体模式或受体模式)来区分]</w:t>
-      </w:r>
-    </w:p>
-    <w:p/>
-    <w:p>
+        <w:t>，与任一</w:t>
+      </w:r>
+      <w:proofErr w:type="gramStart"/>
+      <w:r>
+        <w:rPr>
+          <w:rFonts w:hint="eastAsia"/>
+        </w:rPr>
+        <w:t>个</w:t>
+      </w:r>
+      <w:proofErr w:type="gramEnd"/>
+      <w:r>
+        <w:rPr>
+          <w:rFonts w:hint="eastAsia"/>
+        </w:rPr>
+        <w:t>配体</w:t>
+      </w:r>
+      <w:proofErr w:type="gramStart"/>
+      <w:r>
+        <w:rPr>
+          <w:rFonts w:hint="eastAsia"/>
+        </w:rPr>
+        <w:t>所相关</w:t>
+      </w:r>
+      <w:proofErr w:type="gramEnd"/>
+      <w:r>
+        <w:rPr>
+          <w:rFonts w:hint="eastAsia"/>
+        </w:rPr>
+        <w:t>的样本对，包含了该配体与蛋白质A的正信息(有相互作用)，以及该配体与蛋白质B的负信息(无相互作用)的数据。则该数据集将迫使模型学习相互作用特征，且该数据</w:t>
+      </w:r>
+      <w:proofErr w:type="gramStart"/>
+      <w:r>
+        <w:rPr>
+          <w:rFonts w:hint="eastAsia"/>
+        </w:rPr>
+        <w:t>集不能</w:t>
+      </w:r>
+      <w:proofErr w:type="gramEnd"/>
+      <w:r>
+        <w:rPr>
+          <w:rFonts w:hint="eastAsia"/>
+        </w:rPr>
+        <w:t>用相互作用特征以外的其他信息(如配体模式或受体模式)来区分]</w:t>
+      </w:r>
+    </w:p>
+    <w:p>
+      <w:pPr>
+        <w:rPr>
+          <w:rFonts w:hint="eastAsia"/>
+        </w:rPr>
+      </w:pPr>
+    </w:p>
+    <w:p>
+      <w:pPr>
+        <w:rPr>
+          <w:rFonts w:hint="eastAsia"/>
+        </w:rPr>
+      </w:pPr>
       <w:r>
         <w:rPr>
           <w:rFonts w:hint="eastAsia"/>
@@ -262,10 +356,29 @@
         <w:rPr>
           <w:rFonts w:hint="eastAsia"/>
         </w:rPr>
-        <w:t>，将原始数据集分为阳性集和阴性集。</w:t>
-      </w:r>
-    </w:p>
-    <w:p>
+        <w:t>，将原始数据</w:t>
+      </w:r>
+      <w:proofErr w:type="gramStart"/>
+      <w:r>
+        <w:rPr>
+          <w:rFonts w:hint="eastAsia"/>
+        </w:rPr>
+        <w:t>集分为</w:t>
+      </w:r>
+      <w:proofErr w:type="gramEnd"/>
+      <w:r>
+        <w:rPr>
+          <w:rFonts w:hint="eastAsia"/>
+        </w:rPr>
+        <w:t>阳性集和阴性集。</w:t>
+      </w:r>
+    </w:p>
+    <w:p>
+      <w:pPr>
+        <w:rPr>
+          <w:rFonts w:hint="eastAsia"/>
+        </w:rPr>
+      </w:pPr>
       <w:r>
         <w:t xml:space="preserve">KIBA </w:t>
       </w:r>
@@ -293,9 +406,11 @@
         </w:rPr>
         <w:t>和</w:t>
       </w:r>
+      <w:proofErr w:type="spellStart"/>
       <w:r>
         <w:t>Kd</w:t>
       </w:r>
+      <w:proofErr w:type="spellEnd"/>
       <w:r>
         <w:rPr>
           <w:rFonts w:hint="eastAsia"/>
@@ -313,10 +428,29 @@
         <w:rPr>
           <w:rFonts w:hint="eastAsia"/>
         </w:rPr>
-        <w:t>（He 等人，2017 年；Tang 等人，2014年）将数据集分为正集和负集</w:t>
-      </w:r>
-    </w:p>
-    <w:p>
+        <w:t>（He 等人，2017 年；Tang 等人，2014年）将数据</w:t>
+      </w:r>
+      <w:proofErr w:type="gramStart"/>
+      <w:r>
+        <w:rPr>
+          <w:rFonts w:hint="eastAsia"/>
+        </w:rPr>
+        <w:t>集分为</w:t>
+      </w:r>
+      <w:proofErr w:type="gramEnd"/>
+      <w:r>
+        <w:rPr>
+          <w:rFonts w:hint="eastAsia"/>
+        </w:rPr>
+        <w:t>正集和负集</w:t>
+      </w:r>
+    </w:p>
+    <w:p>
+      <w:pPr>
+        <w:rPr>
+          <w:rFonts w:hint="eastAsia"/>
+        </w:rPr>
+      </w:pPr>
       <w:r>
         <w:rPr>
           <w:rFonts w:hint="eastAsia"/>
@@ -354,7 +488,21 @@
         <w:rPr>
           <w:rFonts w:hint="eastAsia"/>
         </w:rPr>
-        <w:t xml:space="preserve">[1] Chen L, Tan X, Wang D, et al. TransformerCPI: improving compound–protein interaction prediction by sequence-based deep learning with self-attention mechanism and label reversal experiments. Bioinformatics 2020;36:4406–14. </w:t>
+        <w:t xml:space="preserve">[1] Chen L, Tan X, Wang D, et al. </w:t>
+      </w:r>
+      <w:proofErr w:type="spellStart"/>
+      <w:r>
+        <w:rPr>
+          <w:rFonts w:hint="eastAsia"/>
+        </w:rPr>
+        <w:t>TransformerCPI</w:t>
+      </w:r>
+      <w:proofErr w:type="spellEnd"/>
+      <w:r>
+        <w:rPr>
+          <w:rFonts w:hint="eastAsia"/>
+        </w:rPr>
+        <w:t xml:space="preserve">: improving compound–protein interaction prediction by sequence-based deep learning with self-attention mechanism and label reversal experiments. Bioinformatics 2020;36:4406–14. </w:t>
       </w:r>
       <w:hyperlink r:id="rId6" w:history="1">
         <w:r>
@@ -372,13 +520,32 @@
         <w:t>.</w:t>
       </w:r>
     </w:p>
-    <w:p/>
-    <w:p>
-      <w:r>
-        <w:rPr>
-          <w:rFonts w:hint="eastAsia"/>
-        </w:rPr>
-        <w:t>先前将深度学习应用于药物靶点相互作用（</w:t>
+    <w:p>
+      <w:pPr>
+        <w:rPr>
+          <w:rFonts w:hint="eastAsia"/>
+        </w:rPr>
+      </w:pPr>
+    </w:p>
+    <w:p>
+      <w:pPr>
+        <w:rPr>
+          <w:rFonts w:hint="eastAsia"/>
+        </w:rPr>
+      </w:pPr>
+      <w:proofErr w:type="gramStart"/>
+      <w:r>
+        <w:rPr>
+          <w:rFonts w:hint="eastAsia"/>
+        </w:rPr>
+        <w:t>先前将</w:t>
+      </w:r>
+      <w:proofErr w:type="gramEnd"/>
+      <w:r>
+        <w:rPr>
+          <w:rFonts w:hint="eastAsia"/>
+        </w:rPr>
+        <w:t>深度学习应用于药物靶点相互作用（</w:t>
       </w:r>
       <w:r>
         <w:t>DTA</w:t>
@@ -450,10 +617,29 @@
         <w:rPr>
           <w:rFonts w:hint="eastAsia"/>
         </w:rPr>
-        <w:t>。为了在复杂性和效率之间取得平衡，我们利用二维接触图信息作为三级结构的表示来表示蛋白质的图结构。</w:t>
-      </w:r>
-    </w:p>
-    <w:p>
+        <w:t>。为了在复杂性和效率之间取得平衡，我们利用二</w:t>
+      </w:r>
+      <w:proofErr w:type="gramStart"/>
+      <w:r>
+        <w:rPr>
+          <w:rFonts w:hint="eastAsia"/>
+        </w:rPr>
+        <w:t>维接触图信息</w:t>
+      </w:r>
+      <w:proofErr w:type="gramEnd"/>
+      <w:r>
+        <w:rPr>
+          <w:rFonts w:hint="eastAsia"/>
+        </w:rPr>
+        <w:t>作为三级结构的表示来表示蛋白质的图结构。</w:t>
+      </w:r>
+    </w:p>
+    <w:p>
+      <w:pPr>
+        <w:rPr>
+          <w:rFonts w:hint="eastAsia"/>
+        </w:rPr>
+      </w:pPr>
       <w:r>
         <w:rPr>
           <w:rFonts w:hint="eastAsia"/>
@@ -495,6 +681,11 @@
       </w:r>
     </w:p>
     <w:p>
+      <w:pPr>
+        <w:rPr>
+          <w:rFonts w:hint="eastAsia"/>
+        </w:rPr>
+      </w:pPr>
       <w:r>
         <w:lastRenderedPageBreak/>
         <w:t>The edges connecting the drug node and residue</w:t>
@@ -526,6 +717,11 @@
       </w:pPr>
     </w:p>
     <w:p>
+      <w:pPr>
+        <w:rPr>
+          <w:rFonts w:hint="eastAsia"/>
+        </w:rPr>
+      </w:pPr>
       <w:r>
         <w:rPr>
           <w:rFonts w:hint="eastAsia"/>
@@ -534,6 +730,11 @@
       </w:r>
     </w:p>
     <w:p>
+      <w:pPr>
+        <w:rPr>
+          <w:rFonts w:hint="eastAsia"/>
+        </w:rPr>
+      </w:pPr>
       <w:r>
         <w:rPr>
           <w:rFonts w:hint="eastAsia"/>
@@ -581,6 +782,11 @@
       </w:r>
     </w:p>
     <w:p>
+      <w:pPr>
+        <w:rPr>
+          <w:rFonts w:hint="eastAsia"/>
+        </w:rPr>
+      </w:pPr>
       <w:r>
         <w:rPr>
           <w:rFonts w:hint="eastAsia"/>
@@ -606,15 +812,26 @@
         <w:t>]</w:t>
       </w:r>
     </w:p>
-    <w:p/>
-    <w:p>
-      <w:pPr>
-        <w:rPr>
-          <w:rFonts w:hint="eastAsia"/>
-        </w:rPr>
-      </w:pPr>
-    </w:p>
-    <w:p>
+    <w:p>
+      <w:pPr>
+        <w:rPr>
+          <w:rFonts w:hint="eastAsia"/>
+        </w:rPr>
+      </w:pPr>
+    </w:p>
+    <w:p>
+      <w:pPr>
+        <w:rPr>
+          <w:rFonts w:hint="eastAsia"/>
+        </w:rPr>
+      </w:pPr>
+    </w:p>
+    <w:p>
+      <w:pPr>
+        <w:rPr>
+          <w:rFonts w:hint="eastAsia"/>
+        </w:rPr>
+      </w:pPr>
       <w:r>
         <w:t xml:space="preserve">Zhao </w:t>
       </w:r>
@@ -671,6 +888,11 @@
       </w:r>
     </w:p>
     <w:p>
+      <w:pPr>
+        <w:rPr>
+          <w:rFonts w:hint="eastAsia"/>
+        </w:rPr>
+      </w:pPr>
       <w:r>
         <w:rPr>
           <w:rFonts w:hint="eastAsia"/>
@@ -679,14 +901,53 @@
       </w:r>
     </w:p>
     <w:p>
-      <w:r>
-        <w:rPr>
-          <w:rFonts w:hint="eastAsia"/>
-        </w:rPr>
-        <w:t>[1]Hua Y, Feng Z, Song X, et al. MMDG-DTI: Drug–target interaction prediction via multimodal feature fusion and domain generalization. Pattern Recognition 2025;157:110887. https://doi.org/10.1016/j.patcog.2024.110887.</w:t>
-      </w:r>
-    </w:p>
-    <w:p/>
+      <w:pPr>
+        <w:rPr>
+          <w:rFonts w:hint="eastAsia"/>
+        </w:rPr>
+      </w:pPr>
+      <w:r>
+        <w:rPr>
+          <w:rFonts w:hint="eastAsia"/>
+        </w:rPr>
+        <w:t>[</w:t>
+      </w:r>
+      <w:proofErr w:type="gramStart"/>
+      <w:r>
+        <w:rPr>
+          <w:rFonts w:hint="eastAsia"/>
+        </w:rPr>
+        <w:t>1]Hua</w:t>
+      </w:r>
+      <w:proofErr w:type="gramEnd"/>
+      <w:r>
+        <w:rPr>
+          <w:rFonts w:hint="eastAsia"/>
+        </w:rPr>
+        <w:t xml:space="preserve"> Y, Feng Z, Song X, et al. MMDG-DTI: Drug–target interaction prediction via multimodal feature fusion and domain generalization. Pattern Recognition </w:t>
+      </w:r>
+      <w:proofErr w:type="gramStart"/>
+      <w:r>
+        <w:rPr>
+          <w:rFonts w:hint="eastAsia"/>
+        </w:rPr>
+        <w:t>2025;157:110887</w:t>
+      </w:r>
+      <w:proofErr w:type="gramEnd"/>
+      <w:r>
+        <w:rPr>
+          <w:rFonts w:hint="eastAsia"/>
+        </w:rPr>
+        <w:t>. https://doi.org/10.1016/j.patcog.2024.110887.</w:t>
+      </w:r>
+    </w:p>
+    <w:p>
+      <w:pPr>
+        <w:rPr>
+          <w:rFonts w:hint="eastAsia"/>
+        </w:rPr>
+      </w:pPr>
+    </w:p>
     <w:p>
       <w:pPr>
         <w:rPr>
@@ -702,14 +963,27 @@
       <w:r>
         <w:t xml:space="preserve">129,107 </w:t>
       </w:r>
-      <w:r>
-        <w:rPr>
-          <w:rFonts w:hint="eastAsia"/>
-        </w:rPr>
-        <w:t>个样本的</w:t>
-      </w:r>
-      <w:r>
-        <w:t xml:space="preserve">BindingDB </w:t>
+      <w:proofErr w:type="gramStart"/>
+      <w:r>
+        <w:rPr>
+          <w:rFonts w:hint="eastAsia"/>
+        </w:rPr>
+        <w:t>个</w:t>
+      </w:r>
+      <w:proofErr w:type="gramEnd"/>
+      <w:r>
+        <w:rPr>
+          <w:rFonts w:hint="eastAsia"/>
+        </w:rPr>
+        <w:t>样本的</w:t>
+      </w:r>
+      <w:proofErr w:type="spellStart"/>
+      <w:r>
+        <w:t>BindingDB</w:t>
+      </w:r>
+      <w:proofErr w:type="spellEnd"/>
+      <w:r>
+        <w:t xml:space="preserve"> </w:t>
       </w:r>
       <w:r>
         <w:rPr>
@@ -717,8 +991,13 @@
         </w:rPr>
         <w:t>数据集。对于分类任务，我们以</w:t>
       </w:r>
-      <w:r>
-        <w:t xml:space="preserve">pKi </w:t>
+      <w:proofErr w:type="spellStart"/>
+      <w:r>
+        <w:t>pKi</w:t>
+      </w:r>
+      <w:proofErr w:type="spellEnd"/>
+      <w:r>
+        <w:t xml:space="preserve"> </w:t>
       </w:r>
       <w:r>
         <w:rPr>
@@ -737,6 +1016,11 @@
       </w:r>
     </w:p>
     <w:p>
+      <w:pPr>
+        <w:rPr>
+          <w:rFonts w:hint="eastAsia"/>
+        </w:rPr>
+      </w:pPr>
       <w:r>
         <w:rPr>
           <w:rFonts w:hint="eastAsia"/>
@@ -750,7 +1034,23 @@
         <w:t>的</w:t>
       </w:r>
       <w:r>
-        <w:t xml:space="preserve"> pKi 值分布严重倾斜，约为 5.0。使用与 BindingDB 相同的阈值会造成类别不平衡。因此，我们在 Davis 模型中使用了 6.0 的阈值，以缓解类别不平衡问题。</w:t>
+        <w:t xml:space="preserve"> </w:t>
+      </w:r>
+      <w:proofErr w:type="spellStart"/>
+      <w:r>
+        <w:t>pKi</w:t>
+      </w:r>
+      <w:proofErr w:type="spellEnd"/>
+      <w:r>
+        <w:t xml:space="preserve"> 值分布严重倾斜，约为 5.0。使用与 </w:t>
+      </w:r>
+      <w:proofErr w:type="spellStart"/>
+      <w:r>
+        <w:t>BindingDB</w:t>
+      </w:r>
+      <w:proofErr w:type="spellEnd"/>
+      <w:r>
+        <w:t xml:space="preserve"> 相同的阈值会造成类别不平衡。因此，我们在 Davis 模型中使用了 6.0 的阈值，以缓解类别不平衡问题。</w:t>
       </w:r>
     </w:p>
     <w:p>
@@ -766,22 +1066,93 @@
         <w:t>尽管</w:t>
       </w:r>
       <w:r>
-        <w:t xml:space="preserve"> HyperAttentionDTI 获得了最佳召回得分，但在药物发现任务中，精确度比召回得分更重要，因为精确度得分低意味着假阳性率高，这会导致毫无意义的成本和时间消耗。</w:t>
-      </w:r>
-    </w:p>
-    <w:p>
-      <w:r>
-        <w:rPr>
-          <w:rFonts w:hint="eastAsia"/>
-        </w:rPr>
-        <w:t>[1] Heo R, Lee D, Kim BJ, et al. KNU-DTI: KNowledge United Drug-Target Interaction prediction. Computers in Biology and Medicine 2025;189:109927. https://doi.org/10.1016/j.compbiomed.2025.109927.</w:t>
-      </w:r>
-    </w:p>
-    <w:p/>
-    <w:p/>
-    <w:p/>
-    <w:p/>
-    <w:p/>
+        <w:t xml:space="preserve"> </w:t>
+      </w:r>
+      <w:proofErr w:type="spellStart"/>
+      <w:r>
+        <w:t>HyperAttentionDTI</w:t>
+      </w:r>
+      <w:proofErr w:type="spellEnd"/>
+      <w:r>
+        <w:t xml:space="preserve"> 获得了最佳召回得分，但在药物发现任务中，精确度比召回得分更重要，因为精确度得分低意味着假阳性率高，这会导致毫无意义的成本和时间消耗。</w:t>
+      </w:r>
+    </w:p>
+    <w:p>
+      <w:pPr>
+        <w:rPr>
+          <w:rFonts w:hint="eastAsia"/>
+        </w:rPr>
+      </w:pPr>
+      <w:r>
+        <w:rPr>
+          <w:rFonts w:hint="eastAsia"/>
+        </w:rPr>
+        <w:t xml:space="preserve">[1] Heo R, Lee D, Kim BJ, et al. KNU-DTI: </w:t>
+      </w:r>
+      <w:proofErr w:type="spellStart"/>
+      <w:r>
+        <w:rPr>
+          <w:rFonts w:hint="eastAsia"/>
+        </w:rPr>
+        <w:t>KNowledge</w:t>
+      </w:r>
+      <w:proofErr w:type="spellEnd"/>
+      <w:r>
+        <w:rPr>
+          <w:rFonts w:hint="eastAsia"/>
+        </w:rPr>
+        <w:t xml:space="preserve"> United Drug-Target Interaction prediction. Computers in Biology and Medicine </w:t>
+      </w:r>
+      <w:proofErr w:type="gramStart"/>
+      <w:r>
+        <w:rPr>
+          <w:rFonts w:hint="eastAsia"/>
+        </w:rPr>
+        <w:t>2025;189:109927</w:t>
+      </w:r>
+      <w:proofErr w:type="gramEnd"/>
+      <w:r>
+        <w:rPr>
+          <w:rFonts w:hint="eastAsia"/>
+        </w:rPr>
+        <w:t>. https://doi.org/10.1016/j.compbiomed.2025.109927.</w:t>
+      </w:r>
+    </w:p>
+    <w:p>
+      <w:pPr>
+        <w:rPr>
+          <w:rFonts w:hint="eastAsia"/>
+        </w:rPr>
+      </w:pPr>
+    </w:p>
+    <w:p>
+      <w:pPr>
+        <w:rPr>
+          <w:rFonts w:hint="eastAsia"/>
+        </w:rPr>
+      </w:pPr>
+    </w:p>
+    <w:p>
+      <w:pPr>
+        <w:rPr>
+          <w:rFonts w:hint="eastAsia"/>
+        </w:rPr>
+      </w:pPr>
+    </w:p>
+    <w:p>
+      <w:pPr>
+        <w:rPr>
+          <w:rFonts w:hint="eastAsia"/>
+        </w:rPr>
+      </w:pPr>
+    </w:p>
+    <w:p>
+      <w:pPr>
+        <w:rPr>
+          <w:rFonts w:hint="eastAsia"/>
+        </w:rPr>
+      </w:pPr>
+    </w:p>
     <w:p>
       <w:pPr>
         <w:rPr>
@@ -801,7 +1172,10 @@
         <w:fldChar w:fldCharType="begin"/>
       </w:r>
       <w:r>
-        <w:instrText xml:space="preserve"> ADDIN ZOTERO_ITEM CSL_CITATION {"citationID":"jrOJZ9E8","properties":{"formattedCitation":"[1]","plainCitation":"[1]","noteIndex":0},"citationItems":[{"id":131,"uris":["http://zotero.org/users/14704831/items/BMV72WCN","http://zotero.org/users/14704831/items/WXBQ68GE"],"itemData":{"id":131,"type":"article-journal","abstract":"Prediction of drug-target interactions (DTIs) is a crucial step in drug discovery, and deep learning methods have shown great promise on various DTI datasets. However, existing approaches still face several challenges, including limited labeled data, hidden bias issue, and a lack of generalization ability to out-of-domain data. These challenges hinder the model’s capacity to learn truly informative interaction features, leading to shortcut learning and inferior predictive performance on novel drug-target pairs. To address these issues, we propose MlanDTI, a semi-supervised domain adaptive multilevel attention network (Mlan) for DTI prediction. We utilize two pre-trained BERT models to acquire bidirectional representations enriched with information from unlabeled data. Then, we introduce a multilevel attention mechanism, enabling the model to learn domain-invariant DTIs at different hierarchical levels. Moreover, we present a simple yet effective semi-supervised pseudo-labeling method to further enhance our model’s predictive ability in cross-domain scenarios. Experiments on four datasets show that MlanDTI achieves state-of-the-art performances over other methods under intra-domain settings and outperforms all other approaches under cross-domain settings. The source code is available at https://github.com/CMACH508/MlanDTI.","container-title":"Proceedings of the AAAI Conference on Artificial Intelligence","DOI":"10.1609/aaai.v38i1.27786","ISSN":"2374-3468, 2159-5399","issue":"1","journalAbbreviation":"AAAI","language":"en","page":"329-337","source":"DOI.org (Crossref)","title":"Multilevel Attention Network with Semi-supervised Domain Adaptation for Drug-Target Prediction","volume":"38","author":[{"family":"Xie","given":"Zhousan"},{"family":"Tu","given":"Shikui"},{"family":"Xu","given":"Lei"}],"issued":{"date-parts":[["2024",3,24]]}}}],"schema":"https://github.com/citation-style-language/schema/raw/master/csl-citation.json"} </w:instrText>
+        <w:rPr>
+          <w:rFonts w:hint="eastAsia"/>
+        </w:rPr>
+        <w:instrText xml:space="preserve"> ADDIN ZOTERO_ITEM CSL_CITATION {"citationID":"jrOJZ9E8","properties":{"formattedCitation":"[1]","plainCitation":"[1]","noteIndex":0},"citationItems":[{"id":146,"uris":["http://zotero.org/users/14704831/items/BMV72WCN","http://zotero.org/users/14704831/items/WXBQ68GE"],"itemData":{"id":146,"type":"article-journal","abstract":"Prediction of drug-target interactions (DTIs) is a crucial step in drug discovery, and deep learning methods have shown great promise on various DTI datasets. However, existing approaches still face several challenges, including limited labeled data, hidden bias issue, and a lack of generalization ability to out-of-domain data. These challenges hinder the model’s capacity to learn truly informative interaction features, leading to shortcut learning and inferior predictive performance on novel drug-target pairs. To address these issues, we propose MlanDTI, a semi-supervised domain adaptive multilevel attention network (Mlan) for DTI prediction. We utilize two pre-trained BERT models to acquire bidirectional representations enriched with information from unlabeled data. Then, we introduce a multilevel attention mechanism, enabling the model to learn domain-invariant DTIs at different hierarchical levels. Moreover, we present a simple yet effective semi-supervised pseudo-labeling method to further enhance our model’s predictive ability in cross-domain scenarios. Experiments on four datasets show that MlanDTI achieves state-of-the-art performances over other methods under intra-domain settings and outperforms all other approaches under cross-domain settings. The source code is available at https://github.com/CMACH508/MlanDTI.","container-title":"Proceedings of the AAAI Conference on Artificial Intelligence","DOI":"10.1609/aaai.v38i1.27786","ISSN":"2374-3468, 2159-5399","issue":"1","journalAbbreviation":"AAAI","language":"en","page":"329-337","source":"DOI.org (Crossref)","title":"Multilevel Attention Network with Semi-supervised Domain Adaptation for Drug-Target Prediction","volume":"38","author":[{"family":"Xie","given":"Zhousan"},{"family":"Tu","given":"Shikui"},{"family":"Xu","given":"Lei"}],"issued":{"date-parts":[["2024",3,24]]}}}],"schema":"https://github.com/citation-style-language/schema/raw/master/csl-citation.json"} </w:instrText>
       </w:r>
       <w:r>
         <w:rPr>
@@ -811,7 +1185,7 @@
       </w:r>
       <w:r>
         <w:rPr>
-          <w:rFonts w:ascii="DengXian" w:eastAsia="DengXian" w:hAnsi="DengXian" w:hint="eastAsia"/>
+          <w:rFonts w:ascii="等线" w:eastAsia="等线" w:hAnsi="等线" w:hint="eastAsia"/>
         </w:rPr>
         <w:t>[1]</w:t>
       </w:r>
@@ -834,25 +1208,55 @@
         <w:fldChar w:fldCharType="begin"/>
       </w:r>
       <w:r>
-        <w:instrText xml:space="preserve"> ADDIN ZOTERO_ITEM CSL_CITATION {"citationID":"X85ZvYWn","properties":{"formattedCitation":"[2]","plainCitation":"[2]","noteIndex":0},"citationItems":[{"id":389,"uris":["http://zotero.org/users/14704831/items/SQ5H6YDR"],"itemData":{"id":389,"type":"article-journal","abstract":"Link prediction is a key problem for network-structured data. Link prediction heuristics use some score functions, such as common neighbors and Katz index, to measure the likelihood of links. They have obtained wide practical uses due to their simplicity, interpretability, and for some of them, scalability. However, every heuristic has a strong assumption on when two nodes are likely to link, which limits their effectiveness on networks where these assumptions fail. In this regard, a more reasonable way should be learning a suitable heuristic from a given network instead of using prede</w:instrText>
-      </w:r>
-      <w:r>
-        <w:rPr>
-          <w:rFonts w:ascii="Courier New" w:hAnsi="Courier New" w:cs="Courier New"/>
+        <w:rPr>
+          <w:rFonts w:hint="eastAsia"/>
+        </w:rPr>
+        <w:instrText xml:space="preserve"> ADDIN ZOTERO_ITEM CSL_CITATION {"citationID":"X85ZvYWn","properties":{"formattedCitation":"[2]","plainCitation":"[2]","noteIndex":0},"citationItems":[{"id":429,"uris":["http://zotero.org/users/14704831/items/SQ5H6YDR"],"itemData":{"id":429,"type":"article-journal","abstract":"Link prediction is a key problem for network-structured data. Link prediction heuristics use some score functions, such as common neighbors and Katz index, to measure the likelihood of links. They have obtained wide practical uses due to their simplicity, interpretability, and for some of them, scalability. However, every heuristic has a strong assumption on when two nodes are likely to link, which limits their effectiveness on networks where these assumptions fail. In this regard, </w:instrText>
+      </w:r>
+      <w:r>
+        <w:instrText>a more reasonable way should be learning a suitable heuristic from a given network instead of using prede</w:instrText>
+      </w:r>
+      <w:r>
+        <w:rPr>
+          <w:rFonts w:ascii="Times New Roman" w:hAnsi="Times New Roman" w:cs="Times New Roman"/>
         </w:rPr>
         <w:instrText>ﬁ</w:instrText>
       </w:r>
       <w:r>
-        <w:instrText>ned ones. By extracting a local subgraph around each target link, we aim to learn a function mapping the subgraph patterns to link existence, thus automatically learning a “heuristic” that suits the current network. In this paper, we study this heuristic learning paradigm for link prediction. First, we develop a novel -decaying heuristic theory. The theory uni</w:instrText>
-      </w:r>
-      <w:r>
-        <w:rPr>
-          <w:rFonts w:ascii="Courier New" w:hAnsi="Courier New" w:cs="Courier New"/>
+        <w:instrText xml:space="preserve">ned ones. By extracting a local subgraph around each target link, we aim to learn a function mapping the subgraph patterns to link existence, thus automatically learning a </w:instrText>
+      </w:r>
+      <w:r>
+        <w:rPr>
+          <w:rFonts w:ascii="等线" w:eastAsia="等线" w:hAnsi="等线" w:cs="等线" w:hint="eastAsia"/>
+        </w:rPr>
+        <w:instrText>“</w:instrText>
+      </w:r>
+      <w:r>
+        <w:instrText>heuristic</w:instrText>
+      </w:r>
+      <w:r>
+        <w:rPr>
+          <w:rFonts w:ascii="等线" w:eastAsia="等线" w:hAnsi="等线" w:cs="等线" w:hint="eastAsia"/>
+        </w:rPr>
+        <w:instrText>”</w:instrText>
+      </w:r>
+      <w:r>
+        <w:instrText xml:space="preserve"> that suits the current network. In this paper, we study this heuristic learning paradigm for link prediction. First, we develop a novel -decaying heuristic theory. The theory uni</w:instrText>
+      </w:r>
+      <w:r>
+        <w:rPr>
+          <w:rFonts w:ascii="Times New Roman" w:hAnsi="Times New Roman" w:cs="Times New Roman"/>
         </w:rPr>
         <w:instrText>ﬁ</w:instrText>
       </w:r>
       <w:r>
-        <w:instrText xml:space="preserve">es a wide range of heuristics in a single framework, and proves that all these heuristics can be well approximated from local subgraphs. Our results show that local subgraphs reserve rich information related to link existence. Second, based on the -decaying theory, we propose a new method to learn heuristics from local subgraphs using a graph neural network (GNN). Its experimental results show unprecedented performance, working consistently well on a wide range of problems.","language":"en","source":"Zotero","title":"Link Prediction Based on Graph Neural Networks","author":[{"family":"Zhang","given":"Muhan"},{"family":"Chen","given":"Yixin"}]}}],"schema":"https://github.com/citation-style-language/schema/raw/master/csl-citation.json"} </w:instrText>
+        <w:instrText>es a wide range of heuristics in a single</w:instrText>
+      </w:r>
+      <w:r>
+        <w:rPr>
+          <w:rFonts w:hint="eastAsia"/>
+        </w:rPr>
+        <w:instrText xml:space="preserve"> framework, and proves that all these heuristics can be well approximated from local subgraphs. Our results show that local subgraphs reserve rich information related to link existence. Second, based on the -decaying theory, we propose a new method to learn heuristics from local subgraphs using a graph neural network (GNN). Its experimental results show unprecedented performance, working consistently well on a wide range of problems.","language":"en","source":"Zotero","title":"Link Prediction Based on Graph Neural Networks","author":[{"family":"Zhang","given":"Muhan"},{"family":"Chen","given":"Yixin"}]}}],"schema":"https://github.com/citation-style-language/schema/raw/master/csl-citation.json"} </w:instrText>
       </w:r>
       <w:r>
         <w:rPr>
@@ -862,7 +1266,7 @@
       </w:r>
       <w:r>
         <w:rPr>
-          <w:rFonts w:ascii="DengXian" w:eastAsia="DengXian" w:hAnsi="DengXian" w:hint="eastAsia"/>
+          <w:rFonts w:ascii="等线" w:eastAsia="等线" w:hAnsi="等线" w:hint="eastAsia"/>
         </w:rPr>
         <w:t>[2]</w:t>
       </w:r>
@@ -885,16 +1289,28 @@
         <w:fldChar w:fldCharType="begin"/>
       </w:r>
       <w:r>
-        <w:instrText xml:space="preserve"> ADDIN ZOTERO_ITEM CSL_CITATION {"citationID":"NAtCxP9Q","properties":{"formattedCitation":"[3]","plainCitation":"[3]","noteIndex":0},"citationItems":[{"id":388,"uris":["http://zotero.org/users/14704831/items/TZF364R4"],"itemData":{"id":388,"type":"article-journal","abstract":"Motivation: The use of drug combinations, termed polypharmacy, is common to treat patients with complex diseases or co-existing conditions. However, a major consequence of polypharmacy is a much higher risk of adverse side effects for the patient. Polypharmacy side effects emerge because of drug–drug interactions, in which activity of one drug may change, favorably or unfavorably, if taken with another drug. The knowledge of drug interactions is often limited because these complex relationships are rare, and are usually not observed in relatively small clinical testing. Discovering polypharmacy side effects thus remains an important challenge with signi</w:instrText>
-      </w:r>
-      <w:r>
-        <w:rPr>
-          <w:rFonts w:ascii="Courier New" w:hAnsi="Courier New" w:cs="Courier New"/>
+        <w:rPr>
+          <w:rFonts w:hint="eastAsia"/>
+        </w:rPr>
+        <w:instrText xml:space="preserve"> ADDIN ZOTERO_ITEM CSL_CITATION {"citationID":"NAtCxP9Q","properties":{"formattedCitation":"[3]","plainCitation":"[3]","noteIndex":0},"citationItems":[{"id":431,"uris":["http://zotero.org/users/14704831/items/TZF364R4"],"itemData":{"id":431,"type":"article-journal","abstract":"Motivation: The use of drug combinations, termed polypharmacy, is common to treat patients with complex diseases or co-existing conditions. However, a major consequence of polypharmacy is a much higher risk of adverse side effects for the patient. Polypharmacy side effects emerge because of drug–drug interactions, in which activity of one drug may change, favorably or unfavorably, if taken with another drug. The knowledge of drug interactions is often limited because these complex r</w:instrText>
+      </w:r>
+      <w:r>
+        <w:instrText>elationships are rare, and are usually not observed in relatively small clinical testing. Discovering polypharmacy side effects thus remains an important challenge with signi</w:instrText>
+      </w:r>
+      <w:r>
+        <w:rPr>
+          <w:rFonts w:ascii="Times New Roman" w:hAnsi="Times New Roman" w:cs="Times New Roman"/>
         </w:rPr>
         <w:instrText>ﬁ</w:instrText>
       </w:r>
       <w:r>
-        <w:instrText xml:space="preserve">cant implications for patient mortality and morbidity.","container-title":"Bioinformatics","DOI":"10.1093/bioinformatics/bty294","ISSN":"1367-4803, 1367-4811","issue":"13","language":"en","license":"http://creativecommons.org/licenses/by-nc/4.0/","page":"i457-i466","source":"DOI.org (Crossref)","title":"Modeling polypharmacy side effects with graph convolutional networks","volume":"34","author":[{"family":"Zitnik","given":"Marinka"},{"family":"Agrawal","given":"Monica"},{"family":"Leskovec","given":"Jure"}],"issued":{"date-parts":[["2018",7,1]]}}}],"schema":"https://github.com/citation-style-language/schema/raw/master/csl-citation.json"} </w:instrText>
+        <w:instrText>cant implications for patient mortality and morbidity.","container-title":"Bioin</w:instrText>
+      </w:r>
+      <w:r>
+        <w:rPr>
+          <w:rFonts w:hint="eastAsia"/>
+        </w:rPr>
+        <w:instrText xml:space="preserve">formatics","DOI":"10.1093/bioinformatics/bty294","ISSN":"1367-4803, 1367-4811","issue":"13","language":"en","license":"http://creativecommons.org/licenses/by-nc/4.0/","page":"i457-i466","source":"DOI.org (Crossref)","title":"Modeling polypharmacy side effects with graph convolutional networks","volume":"34","author":[{"family":"Zitnik","given":"Marinka"},{"family":"Agrawal","given":"Monica"},{"family":"Leskovec","given":"Jure"}],"issued":{"date-parts":[["2018",7,1]]}}}],"schema":"https://github.com/citation-style-language/schema/raw/master/csl-citation.json"} </w:instrText>
       </w:r>
       <w:r>
         <w:rPr>
@@ -904,7 +1320,7 @@
       </w:r>
       <w:r>
         <w:rPr>
-          <w:rFonts w:ascii="DengXian" w:eastAsia="DengXian" w:hAnsi="DengXian" w:hint="eastAsia"/>
+          <w:rFonts w:ascii="等线" w:eastAsia="等线" w:hAnsi="等线" w:hint="eastAsia"/>
         </w:rPr>
         <w:t>[3]</w:t>
       </w:r>
@@ -927,7 +1343,13 @@
         <w:fldChar w:fldCharType="begin"/>
       </w:r>
       <w:r>
-        <w:instrText xml:space="preserve"> ADDIN ZOTERO_ITEM CSL_CITATION {"citationID":"mtfzLbep","properties":{"formattedCitation":"[4]","plainCitation":"[4]","noteIndex":0},"citationItems":[{"id":387,"uris":["http://zotero.org/users/14704831/items/D4NHY67Q"],"itemData":{"id":387,"type":"article-journal","abstract":"Developing new drugs is too expensive and time -consuming. Accurately predicting the interaction between drugs and targets will likely change how the drug is discovered. Machine learning-based protein</w:instrText>
+        <w:rPr>
+          <w:rFonts w:hint="eastAsia"/>
+        </w:rPr>
+        <w:instrText xml:space="preserve"> ADDIN ZOTERO_ITEM CSL_CITATION {"citationID":"mtfzLbep","properties":{"formattedCitation":"[4]","plainCitation":"[4]","noteIndex":0},"citationItems":[{"id":433,"uris":["http://zotero.org/users/14704831/items/D4NHY67Q"],"itemData":{"id":433,"type":"articl</w:instrText>
+      </w:r>
+      <w:r>
+        <w:instrText>e-journal","abstract":"Developing new drugs is too expensive and time -consuming. Accurately predicting the interaction between drugs and targets will likely change how the drug is discovered. Machine learning-based protein</w:instrText>
       </w:r>
       <w:r>
         <w:rPr>
@@ -945,7 +1367,16 @@
         <w:instrText>−</w:instrText>
       </w:r>
       <w:r>
-        <w:instrText>ligand interactions, are examined. Therefore, this paper starts by presenting an overview of the data sets applied in this area, as well as the various approaches applied for representing proteins and ligands. Then, sequence-based and structure-based classification criteria are subsequently utilized to categorize and summarize both the classical machine learning models and deep learning models employed in protein</w:instrText>
+        <w:instrText>ligand interactions, are examined. Therefore, this paper starts by presenting an overview of the data sets applied in this are</w:instrText>
+      </w:r>
+      <w:r>
+        <w:rPr>
+          <w:rFonts w:hint="eastAsia"/>
+        </w:rPr>
+        <w:instrText xml:space="preserve">a, as well as the various approaches applied for representing proteins and ligands. Then, sequence-based and structure-based classification criteria are subsequently utilized to categorize and summarize both the classical machine learning models and deep </w:instrText>
+      </w:r>
+      <w:r>
+        <w:instrText>learning models employed in protein</w:instrText>
       </w:r>
       <w:r>
         <w:rPr>
@@ -963,7 +1394,13 @@
         <w:instrText>−</w:instrText>
       </w:r>
       <w:r>
-        <w:instrText xml:space="preserve">ligand interaction models in drug research is presented. Lastly, the current challenges and future directions in this field are addressed.","container-title":"Journal of Chemical Information and Modeling","DOI":"10.1021/acs.jcim.3c01841","ISSN":"1549-9596, 1549-960X","issue":"5","journalAbbreviation":"J. Chem. Inf. Model.","language":"en","license":"https://doi.org/10.15223/policy-029","page":"1456-1472","source":"DOI.org (Crossref)","title":"Machine Learning for Sequence and Structure-Based Protein–Ligand Interaction Prediction","volume":"64","author":[{"family":"Zhang","given":"Yunjiang"},{"family":"Li","given":"Shuyuan"},{"family":"Meng","given":"Kong"},{"family":"Sun","given":"Shaorui"}],"issued":{"date-parts":[["2024",3,11]]}}}],"schema":"https://github.com/citation-style-language/schema/raw/master/csl-citation.json"} </w:instrText>
+        <w:instrText>ligand interaction models in drug research is</w:instrText>
+      </w:r>
+      <w:r>
+        <w:rPr>
+          <w:rFonts w:hint="eastAsia"/>
+        </w:rPr>
+        <w:instrText xml:space="preserve"> presented. Lastly, the current challenges and future directions in this field are addressed.","container-title":"Journal of Chemical Information and Modeling","DOI":"10.1021/acs.jcim.3c01841","ISSN":"1549-9596, 1549-960X","issue":"5","journalAbbreviation":"J. Chem. Inf. Model.","language":"en","license":"https://doi.org/10.15223/policy-029","page":"1456-1472","source":"DOI.org (Crossref)","title":"Machine Learning for Sequence and Structure-Based Protein–Ligand Interaction Prediction","volume":"64","author":[{"family":"Zhang","given":"Yunjiang"},{"family":"Li","given":"Shuyuan"},{"family":"Meng","given":"Kong"},{"family":"Sun","given":"Shaorui"}],"issued":{"date-parts":[["2024",3,11]]}}}],"schema":"https://github.com/citation-style-language/schema/raw/master/csl-citation.json"} </w:instrText>
       </w:r>
       <w:r>
         <w:rPr>
@@ -973,7 +1410,7 @@
       </w:r>
       <w:r>
         <w:rPr>
-          <w:rFonts w:ascii="DengXian" w:eastAsia="DengXian" w:hAnsi="DengXian" w:hint="eastAsia"/>
+          <w:rFonts w:ascii="等线" w:eastAsia="等线" w:hAnsi="等线" w:hint="eastAsia"/>
         </w:rPr>
         <w:t>[4]</w:t>
       </w:r>
@@ -996,7 +1433,10 @@
         <w:fldChar w:fldCharType="begin"/>
       </w:r>
       <w:r>
-        <w:instrText xml:space="preserve"> ADDIN ZOTERO_ITEM CSL_CITATION {"citationID":"bdKKaQyH","properties":{"formattedCitation":"[5]","plainCitation":"[5]","noteIndex":0},"citationItems":[{"id":383,"uris":["http://zotero.org/users/14704831/items/6K3YUNPP"],"itemData":{"id":383,"type":"article-journal","abstract":"Compound-Protein Interaction (CPI) prediction aims to predict the pattern and strength of compound-protein interactions for rational drug discovery. Existing deep learningbased methods utilize only the single modality of protein sequences or structures and lack the co-modeling of the joint distribution of the two modalities, which may lead to significant performance drops in complex real-world scenarios due to various factors, e.g., modality missing and domain shifting. More importantly, these methods only model protein sequences and structures at a single fixed scale, neglecting more fine-grained multi-scale information, such as those embedded in key protein fragments. In this paper, we propose a novel multi-scale Protein Sequence-structure Contrasting framework for CPI prediction (PSC-CPI), which captures the dependencies between protein sequences and structures through both intra-modality and cross-modality contrasting. We further apply length-variable protein augmentation to allow contrasting to be performed at different scales, from the amino acid level to the sequence level. Finally, in order to more fairly evaluate the model generalizability, we split the test data into four settings based on whether compounds and proteins have been observed during the training stage. Extensive experiments have shown that PSC-CPI generalizes well in all four settings, particularly in the more challenging “Unseen-Both” setting, where neither compounds nor proteins have been observed during training. Furthermore, even when encountering a situation of modality missing, i.e., inference with only single-modality data, PSC-CPI still exhibits comparable or even better performance than previous approaches.","container-title":"Proceedings of the AAAI Conference on Artificial Intelligence","DOI":"10.1609/aaai.v38i1.27784","ISSN":"2374-3468, 2159-5399","issue":"1","journalAbbreviation":"AAAI","language":"en","page":"310-319","source":"DOI.org (Crossref)","title":"PSC-CPI: Multi-Scale Protein Sequence-Structure Contrasting for Efficient and Generalizable Compound-Protein Interaction Prediction","title-short":"PSC-CPI","volume":"38","author":[{"family":"Wu","given":"Lirong"},{"family":"Huang","given":"Yufei"},{"family":"Tan","given":"Cheng"},{"family":"Gao","given":"Zhangyang"},{"family":"Hu","given":"Bozhen"},{"family":"Lin","given":"Haitao"},{"family":"Liu","given":"Zicheng"},{"family":"Li","given":"Stan Z."}],"issued":{"date-parts":[["2024",3,24]]}}}],"schema":"https://github.com/citation-style-language/schema/raw/master/csl-citation.json"} </w:instrText>
+        <w:rPr>
+          <w:rFonts w:hint="eastAsia"/>
+        </w:rPr>
+        <w:instrText xml:space="preserve"> ADDIN ZOTERO_ITEM CSL_CITATION {"citationID":"bdKKaQyH","properties":{"formattedCitation":"[5]","plainCitation":"[5]","noteIndex":0},"citationItems":[{"id":437,"uris":["http://zotero.org/users/14704831/items/6K3YUNPP"],"itemData":{"id":437,"type":"article-journal","abstract":"Compound-Protein Interaction (CPI) prediction aims to predict the pattern and strength of compound-protein interactions for rational drug discovery. Existing deep learningbased methods utilize only the single modality of protein sequences or structures and lack the co-modeling of the joint distribution of the two modalities, which may lead to significant performance drops in complex real-world scenarios due to various factors, e.g., modality missing and domain shifting. More importantly, these methods only model protein sequences and structures at a single fixed scale, neglecting more fine-grained multi-scale information, such as those embedded in key protein fragments. In this paper, we propose a novel multi-scale Protein Sequence-structure Contrasting framework for CPI prediction (PSC-CPI), which captures the dependencies between protein sequences and structures through both intra-modality and cross-modality contrasting. We further apply length-variable protein augmentation to allow contrasting to be performed at different scales, from the amino acid level to the sequence level. Finally, in order to more fairly evaluate the model generalizability, we split the test data into four settings based on whether compounds and proteins have been observed during the training stage. Extensive experiments have shown that PSC-CPI generalizes well in all four settings, particularly in the more challenging “Unseen-Both” setting, where neither compounds nor proteins have been observed during training. Furthermore, even when encountering a situation of modality missing, i.e., inference with only single-modality data, PSC-CPI still exhibits comparable or even better performance than previous approaches.","container-title":"Proceedings of the AAAI Conference on Artificial Intelligence","DOI":"10.1609/aaai.v38i1.27784","ISSN":"2374-3468, 2159-5399","issue":"1","journalAbbreviation":"AAAI","language":"en","page":"310-319","source":"DOI.org (Crossref)","title":"PSC-CPI: Multi-Scale Protein Sequence-Structure Contrasting for Efficient and Generalizable Compound-Protein Interaction Prediction","title-short":"PSC-CPI","volume":"38","author":[{"family":"Wu","given":"Lirong"},{"family":"Huang","given":"Yufei"},{"family":"Tan","given":"Cheng"},{"family":"Gao","given":"Zhangyang"},{"family":"Hu","given":"Bozhen"},{"family":"Lin","given":"Haitao"},{"family":"Liu","given":"Zicheng"},{"family":"Li","given":"Stan Z."}],"issued":{"date-parts":[["2024",3,24]]}}}],"schema":"https://github.com/citation-style-language/schema/raw/master/csl-citation.json"} </w:instrText>
       </w:r>
       <w:r>
         <w:rPr>
@@ -1006,7 +1446,7 @@
       </w:r>
       <w:r>
         <w:rPr>
-          <w:rFonts w:ascii="DengXian" w:eastAsia="DengXian" w:hAnsi="DengXian" w:hint="eastAsia"/>
+          <w:rFonts w:ascii="等线" w:eastAsia="等线" w:hAnsi="等线" w:hint="eastAsia"/>
         </w:rPr>
         <w:t>[5]</w:t>
       </w:r>
@@ -1029,7 +1469,13 @@
         <w:fldChar w:fldCharType="begin"/>
       </w:r>
       <w:r>
-        <w:instrText xml:space="preserve"> ADDIN ZOTERO_ITEM CSL_CITATION {"citationID":"3N0oJiiF","properties":{"formattedCitation":"[6]","plainCitation":"[6]","noteIndex":0},"citationItems":[{"id":382,"uris":["http://zotero.org/users/14704831/items/5GDPGNW3"],"itemData":{"id":382,"type":"article-journal","abstract":"A key metric to assess molecular docking remains ligand enrichment against challenging decoys. Whereas the directory of useful decoys (DUD) has been widely used, clear areas for optimization have emerged. Here we describe an improved benchmarking set that includes more diverse targets such as GPCRs and ion channels, totaling 102 proteins with 22886 clustered ligands drawn from ChEMBL, each with 50 property-matched decoys drawn from ZINC. To ensure chemotype diversity, we cluster each target’s ligands by their Bemis</w:instrText>
+        <w:rPr>
+          <w:rFonts w:hint="eastAsia"/>
+        </w:rPr>
+        <w:instrText xml:space="preserve"> ADDIN ZOTERO_ITEM CSL_CITATION {"citationID":"3N0oJiiF","properties":{"formattedCitation":"[6]","plainCitation":"[6]","noteIndex":0},"citationItems":[{"id":439,"uris":["http://zotero.org/users/14704831/items/5GDPGNW3"],"itemData":{"id":439,"type":"article-journal","abstract":"A key metric to assess molecular docking remains ligand enrichment against challenging decoys. Whereas the directory of useful decoys (DUD) has been widely used, clear areas for optimization have emerged. Here we describe an improved benchmarking set that includes more diverse targets such as GPCRs and ion channels, totaling 102 proteins with 22886 clustered ligands drawn from ChEMBL, each with 50 property-matched decoys drawn from ZINC. To ensure chemotype diversity, we cluster eac</w:instrText>
+      </w:r>
+      <w:r>
+        <w:instrText>h target’s ligands by their Bemis</w:instrText>
       </w:r>
       <w:r>
         <w:rPr>
@@ -1038,7 +1484,13 @@
         <w:instrText>−</w:instrText>
       </w:r>
       <w:r>
-        <w:instrText xml:space="preserve">Murcko atomic frameworks. We add net charge to the matched physicochemical properties and include only the most dissimilar decoys, by topology, from the ligands. An online automated tool (http://decoys.docking.org) generates these improved matched decoys for user-supplied ligands. We test this data set by docking all 102 targets, using the results to improve the balance between ligand desolvation and electrostatics in DOCK 3.6. The complete DUD-E benchmarking set is freely available at http://dude.docking.org.","container-title":"Journal of Medicinal Chemistry","DOI":"10.1021/jm300687e","ISSN":"0022-2623, 1520-4804","issue":"14","journalAbbreviation":"J. Med. Chem.","language":"en","license":"http://pubs.acs.org/page/policy/authorchoice_termsofuse.html","page":"6582-6594","source":"DOI.org (Crossref)","title":"Directory of Useful Decoys, Enhanced (DUD-E): Better Ligands and Decoys for Better Benchmarking","title-short":"Directory of Useful Decoys, Enhanced (DUD-E)","volume":"55","author":[{"family":"Mysinger","given":"Michael M."},{"family":"Carchia","given":"Michael"},{"family":"Irwin","given":"John. J."},{"family":"Shoichet","given":"Brian K."}],"issued":{"date-parts":[["2012",7,26]]}}}],"schema":"https://github.com/citation-style-language/schema/raw/master/csl-citation.json"} </w:instrText>
+        <w:instrText>Murcko atomic frameworks. We add net charge to the matched physicochemical properties and include only the most dissimilar decoys, by topology, from the ligands. An online automated tool (http://decoys.docking.org) genera</w:instrText>
+      </w:r>
+      <w:r>
+        <w:rPr>
+          <w:rFonts w:hint="eastAsia"/>
+        </w:rPr>
+        <w:instrText xml:space="preserve">tes these improved matched decoys for user-supplied ligands. We test this data set by docking all 102 targets, using the results to improve the balance between ligand desolvation and electrostatics in DOCK 3.6. The complete DUD-E benchmarking set is freely available at http://dude.docking.org.","container-title":"Journal of Medicinal Chemistry","DOI":"10.1021/jm300687e","ISSN":"0022-2623, 1520-4804","issue":"14","journalAbbreviation":"J. Med. Chem.","language":"en","license":"http://pubs.acs.org/page/policy/authorchoice_termsofuse.html","page":"6582-6594","source":"DOI.org (Crossref)","title":"Directory of Useful Decoys, Enhanced (DUD-E): Better Ligands and Decoys for Better Benchmarking","title-short":"Directory of Useful Decoys, Enhanced (DUD-E)","volume":"55","author":[{"family":"Mysinger","given":"Michael M."},{"family":"Carchia","given":"Michael"},{"family":"Irwin","given":"John. J."},{"family":"Shoichet","given":"Brian K."}],"issued":{"date-parts":[["2012",7,26]]}}}],"schema":"https://github.com/citation-style-language/schema/raw/master/csl-citation.json"} </w:instrText>
       </w:r>
       <w:r>
         <w:rPr>
@@ -1048,7 +1500,7 @@
       </w:r>
       <w:r>
         <w:rPr>
-          <w:rFonts w:ascii="DengXian" w:eastAsia="DengXian" w:hAnsi="DengXian" w:hint="eastAsia"/>
+          <w:rFonts w:ascii="等线" w:eastAsia="等线" w:hAnsi="等线" w:hint="eastAsia"/>
         </w:rPr>
         <w:t>[6]</w:t>
       </w:r>
@@ -1071,7 +1523,10 @@
         <w:fldChar w:fldCharType="begin"/>
       </w:r>
       <w:r>
-        <w:instrText xml:space="preserve"> ADDIN ZOTERO_ITEM CSL_CITATION {"citationID":"ZLyGU8Q4","properties":{"formattedCitation":"[7]","plainCitation":"[7]","noteIndex":0},"citationItems":[{"id":381,"uris":["http://zotero.org/users/14704831/items/F9DJPWD6"],"itemData":{"id":381,"type":"article-journal","abstract":"Recently, deep learning has become the essential methodology for Drug–Target Interaction (DTI) prediction. However, the existing learning-based representation methods embed the prior knowledge encapsulated by the training data and, as such, acquire redundant domain information irrelevant to the DTI prediction, compromising the generalization capability of a deep network to unfamiliar instances. To tackle this limitation, we propose a novel DTI prediction method using Multi-Modal feature fusion and Domain Generalization (MMDG-DTI). Specifically, we first use pre-trained Large Language Models (LLMs) to obtain generalized textual features covering nearly the whole biological text vocabulary, with the capacity to handle unseen samples and extract robust and discriminative features. In parallel, we propose a unified structural feature extractor based on a hybrid Graph Neural Network (GNN). The extractor improves the performance of MMDG-DTI by extracting features from another modality and discarding the representation of domain-specific prior substructures. Then, we integrate the complementary information of LLM and GNN features using an innovative classifier, while enhancing the generalization ability with the help of Domain Adversarial Training (DAT) and contrastive learning. Last, we propose a novel cross-domain evaluation protocol to enhance the predication fidelity in practical applications. The quantitative and visualization results obtained on several benchmarking datasets demonstrate that MMDG-DTI achieves state-of-the-art performance under both single-domain and cross-domain settings, confirming the superiority of the proposed method. The datasets and codes will be available on the project homepage: https://github.com/JU-HuaY/MMDG-DTI.","container-title":"Pattern Recognition","DOI":"10.1016/j.patcog.2024.110887","ISSN":"00313203","journalAbbreviation":"Pattern Recognition","language":"en","page":"110887","source":"DOI.org (Crossref)","title":"MMDG-DTI: Drug–target interaction prediction via multimodal feature fusion and domain generalization","title-short":"MMDG-DTI","volume":"157","author":[{"family":"Hua","given":"Yang"},{"family":"Feng","given":"Zhenhua"},{"family":"Song","given":"Xiaoning"},{"family":"Wu","given":"Xiao-Jun"},{"family":"Kittler","given":"Josef"}],"issued":{"date-parts":[["2025",1]]}}}],"schema":"https://github.com/citation-style-language/schema/raw/master/csl-citation.json"} </w:instrText>
+        <w:rPr>
+          <w:rFonts w:hint="eastAsia"/>
+        </w:rPr>
+        <w:instrText xml:space="preserve"> ADDIN ZOTERO_ITEM CSL_CITATION {"citationID":"ZLyGU8Q4","properties":{"formattedCitation":"[7]","plainCitation":"[7]","noteIndex":0},"citationItems":[{"id":441,"uris":["http://zotero.org/users/14704831/items/F9DJPWD6"],"itemData":{"id":441,"type":"article-journal","abstract":"Recently, deep learning has become the essential methodology for Drug–Target Interaction (DTI) prediction. However, the existing learning-based representation methods embed the prior knowledge encapsulated by the training data and, as such, acquire redundant domain information irrelevant to the DTI prediction, compromising the generalization capability of a deep network to unfamiliar instances. To tackle this limitation, we propose a novel DTI prediction method using Multi-Modal feature fusion and Domain Generalization (MMDG-DTI). Specifically, we first use pre-trained Large Language Models (LLMs) to obtain generalized textual features covering nearly the whole biological text vocabulary, with the capacity to handle unseen samples and extract robust and discriminative features. In parallel, we propose a unified structural feature extractor based on a hybrid Graph Neural Network (GNN). The extractor improves the performance of MMDG-DTI by extracting features from another modality and discarding the representation of domain-specific prior substructures. Then, we integrate the complementary information of LLM and GNN features using an innovative classifier, while enhancing the generalization ability with the help of Domain Adversarial Training (DAT) and contrastive learning. Last, we propose a novel cross-domain evaluation protocol to enhance the predication fidelity in practical applications. The quantitative and visualization results obtained on several benchmarking datasets demonstrate that MMDG-DTI achieves state-of-the-art performance under both single-domain and cross-domain settings, confirming the superiority of the proposed method. The datasets and codes will be available on the project homepage: https://github.com/JU-HuaY/MMDG-DTI.","container-title":"Pattern Recognition","DOI":"10.1016/j.patcog.2024.110887","ISSN":"00313203","journalAbbreviation":"Pattern Recognition","language":"en","page":"110887","source":"DOI.org (Crossref)","title":"MMDG-DTI: Drug–target interaction prediction via multimodal feature fusion and domain generalization","title-short":"MMDG-DTI","volume":"157","author":[{"family":"Hua","given":"Yang"},{"family":"Feng","given":"Zhenhua"},{"family":"Song","given":"Xiaoning"},{"family":"Wu","given":"Xiao-Jun"},{"family":"Kittler","given":"Josef"}],"issued":{"date-parts":[["2025",1]]}}}],"schema":"https://github.com/citation-style-language/schema/raw/master/csl-citation.json"} </w:instrText>
       </w:r>
       <w:r>
         <w:rPr>
@@ -1081,7 +1536,7 @@
       </w:r>
       <w:r>
         <w:rPr>
-          <w:rFonts w:ascii="DengXian" w:eastAsia="DengXian" w:hAnsi="DengXian" w:hint="eastAsia"/>
+          <w:rFonts w:ascii="等线" w:eastAsia="等线" w:hAnsi="等线" w:hint="eastAsia"/>
         </w:rPr>
         <w:t>[7]</w:t>
       </w:r>
@@ -1101,22 +1556,345 @@
         <w:fldChar w:fldCharType="begin"/>
       </w:r>
       <w:r>
-        <w:instrText xml:space="preserve"> ADDIN ZOTERO_ITEM CSL_CITATION {"citationID":"nj6hxAQf","properties":{"formattedCitation":"[8]","plainCitation":"[8]","noteIndex":0},"citationItems":[{"id":432,"uris":["http://zotero.org/users/14704831/items/HFQK5DNF"],"itemData":{"id":432,"type":"article-journal","abstract":"Motivation: Accurately predicting drug-target protein interactions (DTI) is a cornerstone of drug discovery, enabling the identification of potential therapeutic compounds. Sequence-based prediction models, despite their simplicity, hold great promise in extracting essential information directly from raw sequences. However, the focus in recent DTI studies has increasingly shifted toward enhancing algorithmic complexity, often at the expense of fully leveraging robust sequence representation learning methods. This shift has led to the underestimation and gradual neglect of methodologies aimed at effectively capturing discriminative features from sequences. Our work seeks to address this oversight by emphasizing the value of well-constructed sequence representation algorithms, demonstrating that even with simple interaction mapping algorithm techniques, accurate DTI models can be achieved. By prioritizing meaningful information extraction over excessive model complexity, we aim to advance the development of practical and generalizable DTI prediction frameworks.","container-title":"Computers in Biology and Medicine","DOI":"10.1016/j.compbiomed.2025.109927","ISSN":"00104825","journalAbbreviation":"Computers in Biology and Medicine","language":"en","page":"109927","source":"DOI.org (Crossref)","title":"KNU-DTI: KNowledge United Drug-Target Interaction prediction","title-short":"KNU-DTI","volume":"189","author":[{"family":"Heo","given":"Ryong"},{"family":"Lee","given":"Dahyeon"},{"family":"Kim","given":"Byung Ju"},{"family":"Seo","given":"Sangmin"},{"family":"Park","given":"Sanghyun"},{"family":"Park","given":"Chihyun"}],"issued":{"date-parts":[["2025",5]]}}}],"schema":"https://github.com/citation-style-language/schema/raw/master/csl-citation.json"} </w:instrText>
+        <w:rPr>
+          <w:rFonts w:hint="eastAsia"/>
+        </w:rPr>
+        <w:instrText xml:space="preserve"> ADDIN ZOTERO_ITEM CSL_CITATION {"citationID":"nj6hxAQf","properties":{"formattedCitation":"[8]","plainCitation":"[8]","noteIndex":0},"citationItems":[{"id":442,"uris":["http://zotero.org/users/14704831/items/HFQK5DNF"],"itemData":{"id":442,"type":"article-journal","abstract":"Motivation: Accurately predicting drug-target protein interactions (DTI) is a cornerstone of drug discovery, enabling the identification of potential therapeutic compounds. Sequence-based prediction models, despite their simplicity, hold great promise in extracting essential information directly from raw sequences. However, the focus in recent DTI studies has increasingly shifted toward enhancing algorithmic complexity, often at the expense of fully leveraging robust sequence representation learning methods. This shift has led to the underestimation and gradual neglect of methodologies aimed at effectively capturing discriminative features from sequences. Our work seeks to address this oversight by emphasizing the value of well-constructed sequence representation algorithms, demonstrating that even with simple interaction mapping algorithm techniques, accurate DTI models can be achieved. By prioritizing meaningful information extraction over excessive model complexity, we aim to advance the development of practical and generalizable DTI prediction frameworks.","container-title":"Computers in Biology and Medicine","DOI":"10.1016/j.compbiomed.2025.109927","ISSN":"00104825","journalAbbreviation":"Computers in Biology and Medicine","language":"en","page":"109927","source":"DOI.org (Crossref)","title":"KNU-DTI: KNowledge United Drug-Target Interaction prediction","title-short":"KNU-DTI","volume":"189","author":[{"family":"Heo","given":"Ryong"},{"family":"Lee","given":"Dahyeon"},{"family":"Kim","given":"Byung Ju"},{"family":"Seo","given":"Sangmin"},{"family":"Park","given":"Sanghyun"},{"family":"Park","given":"Chihyun"}],"issued":{"date-parts":[["2025",5]]}}}],"schema":"https://github.com/citation-style-language/schema/raw/master/csl-citation.json"} </w:instrText>
       </w:r>
       <w:r>
         <w:fldChar w:fldCharType="separate"/>
       </w:r>
       <w:r>
         <w:rPr>
-          <w:rFonts w:ascii="DengXian" w:eastAsia="DengXian" w:hAnsi="DengXian"/>
+          <w:rFonts w:ascii="等线" w:eastAsia="等线" w:hAnsi="等线"/>
         </w:rPr>
         <w:t>[8]</w:t>
       </w:r>
       <w:r>
         <w:fldChar w:fldCharType="end"/>
       </w:r>
-    </w:p>
-    <w:p>
+      <w:r>
+        <w:rPr>
+          <w:rFonts w:hint="eastAsia"/>
+        </w:rPr>
+        <w:t>99</w:t>
+      </w:r>
+      <w:r>
+        <w:rPr>
+          <w:rFonts w:hint="eastAsia"/>
+        </w:rPr>
+        <w:fldChar w:fldCharType="begin"/>
+      </w:r>
+      <w:r>
+        <w:rPr>
+          <w:rFonts w:hint="eastAsia"/>
+        </w:rPr>
+        <w:instrText xml:space="preserve"> ADDIN ZOTERO_ITEM CSL_CITATION {"citationID":"LPXjGDlC","properties":{"formattedCitation":"[9]","plainCitation":"[9]","noteIndex":0},"citationItems":[{"id":445,"uris":["http://zotero.org/users/14704831/items/4FT3T8KP"],"itemData":{"id":445,"type":"paper-conference","abstract":"Drug Target Interaction (DTI) focuses on exploring the interactions between specific drug molecules and their biological targets to assess the efficacy and safety of drugs. Significant advancements have been made in integrating computational techniques compared to traditional approaches, including machine learning-based DTI models, deep learning-based DTI models, and knowledge graph-based DTI models. However, these models often depend on rich contextual and structural information, which can lead to reduced prediction accuracy when dealing with sparse data and pose challenges in cold start scenarios. To address this limitation, we propose a novel DTI prediction method called MuRLDTI. Specifically, we employ DQN-based reinforcement learning to the DTI task to solve the cold-start problem by leveraging learned knowledge to transfer to the unknown drug-target interaction. Additionally, we utilize biological information from multiple sources, including sequence features and compound features, to reinforce the learned environmental information and improve the prediction accuracy. Experimental results on three benchmark datasets demonstrate that our model outperforms the baselines, validating the effectiveness of the proposed approach.","container-title":"ICASSP 2025 - 2025 IEEE International Conference on Acoustics, Speech and Signal Processing (ICASSP)","DOI":"10.1109/ICASSP49660.2025.10888048","event-place":"Hyderabad, India","event-title":"ICASSP 2025 - 2025 IEEE International Conference on Acoustics, Speech and Signal Processing (ICASSP)","ISBN":"979-8-3503-6874-1","language":"en","license":"https://doi.org/10.15223/policy-029","page":"1-5","publisher":"IEEE","publisher-place":"Hyderabad, India","source":"DOI.org (Crossref)","title":"MuRL-DTI: A Multimodal Feature Fusion Reinforcement Learning Approach for Cold Start in Drug-Target Interactions","title-short":"MuRL-DTI","URL":"https://ieeexplore.ieee.org/document/10888048/","author":[{"family":"Liu","given":"Yao"},{"family":"Wang","given":"Xin"},{"family":"Liu","given":"Ye"},{"family":"Dou","given":"Dandan"}],"accessed":{"date-parts":[["2025",4,4]]},"issued":{"date-parts":[["2025",4,6]]}}}],"schema":"https://github.com/citation-style-language/schema/raw/master/csl-citation.json"} </w:instrText>
+      </w:r>
+      <w:r>
+        <w:rPr>
+          <w:rFonts w:hint="eastAsia"/>
+        </w:rPr>
+        <w:fldChar w:fldCharType="separate"/>
+      </w:r>
+      <w:r>
+        <w:rPr>
+          <w:rFonts w:ascii="等线" w:eastAsia="等线" w:hAnsi="等线" w:hint="eastAsia"/>
+        </w:rPr>
+        <w:t>[9]</w:t>
+      </w:r>
+      <w:r>
+        <w:rPr>
+          <w:rFonts w:hint="eastAsia"/>
+        </w:rPr>
+        <w:fldChar w:fldCharType="end"/>
+      </w:r>
+      <w:r>
+        <w:rPr>
+          <w:rFonts w:hint="eastAsia"/>
+        </w:rPr>
+        <w:t>10</w:t>
+      </w:r>
+      <w:r>
+        <w:rPr>
+          <w:rFonts w:hint="eastAsia"/>
+        </w:rPr>
+        <w:fldChar w:fldCharType="begin"/>
+      </w:r>
+      <w:r>
+        <w:rPr>
+          <w:rFonts w:hint="eastAsia"/>
+        </w:rPr>
+        <w:instrText xml:space="preserve"> ADDIN ZOTERO_ITEM CSL_CITATION {"citationID":"MLlyIBN2","properties":{"formattedCitation":"[10]","plainCitation":"[10]","noteIndex":0},"citationItems":[{"id":447,"uris":["http://zotero.org/users/14704831/items/NUTR635P"],"itemData":{"id":447,"type":"article-journal","abstract":"Abstract\n            The emergence of large-scale genomic, chemical and pharmacological data provides new opportunities for drug discovery and repositioning. In this work, we develop a computational pipeline, called DTINet, to predict novel drug–target interactions from a constructed heterogeneous network, which integrates diverse drug-related information. DTINet focuses on learning a low-dimensional vector representation of features, which accurately explains the topological properties of individual nodes in the heterogeneous network, and then makes prediction based on these representations via a vector space projection scheme. DTINet achieves substantial performance improvement over other state-of-the-art methods for drug–target interaction prediction. Moreover, we experimentally validate the novel interactions between three drugs and the cyclooxygenase proteins predicted by DTINet, and demonstrate the new potential applications of these identified cyclooxygenase inhibitors in preventing inflammatory diseases. These results indicate that DTINet can provide a practically useful tool for integrating heterogeneous information to predict new drug–target interactions and repurpose existing drugs.","container-title":"Nature Communications","DOI":"10.1038/s41467-017-00680-8","ISSN":"2041-1723","issue":"1","journalAbbreviation":"Nat Commun","language":"en","page":"573","source":"DOI.org (Crossref)","title":"A network integration approach for drug-target interaction prediction and computational drug repositioning from heterogeneous information","volume":"8","author":[{"family":"Luo","given":"Yunan"},{"family":"Zhao","given":"Xinbin"},{"family":"Zhou","given":"Jingtian"},{"family":"Yang","given":"Jinglin"},{"family":"Zhang","given":"Yanqing"},{"family":"Kuang","given":"Wenhua"},{"family":"Peng","given":"Jian"},{"family":"Chen","given":"Ligong"},{"family":"Zeng","given":"Jianyang"}],"issued":{"date-parts":[["2017",9,18]]}}}],"schema":"https://github.com/citation-style-language/schema/raw/master/csl-citation.json"} </w:instrText>
+      </w:r>
+      <w:r>
+        <w:rPr>
+          <w:rFonts w:hint="eastAsia"/>
+        </w:rPr>
+        <w:fldChar w:fldCharType="separate"/>
+      </w:r>
+      <w:r>
+        <w:rPr>
+          <w:rFonts w:ascii="等线" w:eastAsia="等线" w:hAnsi="等线" w:hint="eastAsia"/>
+        </w:rPr>
+        <w:t>[10]</w:t>
+      </w:r>
+      <w:r>
+        <w:rPr>
+          <w:rFonts w:hint="eastAsia"/>
+        </w:rPr>
+        <w:fldChar w:fldCharType="end"/>
+      </w:r>
+      <w:r>
+        <w:rPr>
+          <w:rFonts w:hint="eastAsia"/>
+        </w:rPr>
+        <w:t>11</w:t>
+      </w:r>
+      <w:r>
+        <w:rPr>
+          <w:rFonts w:hint="eastAsia"/>
+        </w:rPr>
+        <w:fldChar w:fldCharType="begin"/>
+      </w:r>
+      <w:r>
+        <w:rPr>
+          <w:rFonts w:hint="eastAsia"/>
+        </w:rPr>
+        <w:instrText xml:space="preserve"> ADDIN ZOTERO_ITEM CSL_CITATION {"citationID":"Hib9qG4b","properties":{"formattedCitation":"[11]","plainCitation":"[11]","noteIndex":0},"citationItems":[{"id":449,"uris":["http://zotero.org/users/14704831/items/68LXISTU"],"itemData":{"id":449,"type":"arti</w:instrText>
+      </w:r>
+      <w:r>
+        <w:instrText>cle-journal","abstract":"Motivation: The identi</w:instrText>
+      </w:r>
+      <w:r>
+        <w:rPr>
+          <w:rFonts w:ascii="Times New Roman" w:hAnsi="Times New Roman" w:cs="Times New Roman"/>
+        </w:rPr>
+        <w:instrText>ﬁ</w:instrText>
+      </w:r>
+      <w:r>
+        <w:instrText>cation of interactions between drugs and target proteins is a key area in genomic drug discovery. Therefore, there is a strong incentive to develop new methods capable of detecting these potential drug</w:instrText>
+      </w:r>
+      <w:r>
+        <w:rPr>
+          <w:rFonts w:ascii="等线" w:eastAsia="等线" w:hAnsi="等线" w:cs="等线" w:hint="eastAsia"/>
+        </w:rPr>
+        <w:instrText>–</w:instrText>
+      </w:r>
+      <w:r>
+        <w:instrText>target interactions ef</w:instrText>
+      </w:r>
+      <w:r>
+        <w:rPr>
+          <w:rFonts w:ascii="Times New Roman" w:hAnsi="Times New Roman" w:cs="Times New Roman"/>
+        </w:rPr>
+        <w:instrText>ﬁ</w:instrText>
+      </w:r>
+      <w:r>
+        <w:instrText>ciently.","container-title":"Bioinformatics","DOI":"10.1093/bioinformatics/btn162","ISSN":"1367-4811, 1367-4803","issue":"13","language":"en","license":"http://creativecommons.org/licenses/by-nc/2.0/uk/","page":"i232-i240","source":"DOI.</w:instrText>
+      </w:r>
+      <w:r>
+        <w:rPr>
+          <w:rFonts w:hint="eastAsia"/>
+        </w:rPr>
+        <w:instrText xml:space="preserve">org (Crossref)","title":"Prediction of drug–target interaction networks from the integration of chemical and genomic spaces","volume":"24","author":[{"family":"Yamanishi","given":"Yoshihiro"},{"family":"Araki","given":"Michihiro"},{"family":"Gutteridge","given":"Alex"},{"family":"Honda","given":"Wataru"},{"family":"Kanehisa","given":"Minoru"}],"issued":{"date-parts":[["2008",7,1]]}}}],"schema":"https://github.com/citation-style-language/schema/raw/master/csl-citation.json"} </w:instrText>
+      </w:r>
+      <w:r>
+        <w:rPr>
+          <w:rFonts w:hint="eastAsia"/>
+        </w:rPr>
+        <w:fldChar w:fldCharType="separate"/>
+      </w:r>
+      <w:r>
+        <w:rPr>
+          <w:rFonts w:ascii="等线" w:eastAsia="等线" w:hAnsi="等线" w:hint="eastAsia"/>
+        </w:rPr>
+        <w:t>[11]</w:t>
+      </w:r>
+      <w:r>
+        <w:rPr>
+          <w:rFonts w:hint="eastAsia"/>
+        </w:rPr>
+        <w:fldChar w:fldCharType="end"/>
+      </w:r>
+      <w:r>
+        <w:rPr>
+          <w:rFonts w:hint="eastAsia"/>
+        </w:rPr>
+        <w:t>12</w:t>
+      </w:r>
+      <w:r>
+        <w:rPr>
+          <w:rFonts w:hint="eastAsia"/>
+        </w:rPr>
+        <w:fldChar w:fldCharType="begin"/>
+      </w:r>
+      <w:r>
+        <w:rPr>
+          <w:rFonts w:hint="eastAsia"/>
+        </w:rPr>
+        <w:instrText xml:space="preserve"> ADDIN ZOTERO_ITEM CSL_CITATION {"citationID":"8A7gPhMt","properties":{"formattedCitation":"[12]","plainCitation":"[12]","noteIndex":0},"citationItems":[{"id":451,"uris":["http://zotero.org/users/14704831/items/UK8Z7JRP"],"itemData":{"id":451,"type":"pape</w:instrText>
+      </w:r>
+      <w:r>
+        <w:instrText>r-conference","abstract":"The in silico prediction of potential drug-target interactions is of critical importance in drug research. Existing computational methods have achieved remarkable prediction accuracy, however usually obtain poor prediction ef</w:instrText>
+      </w:r>
+      <w:r>
+        <w:rPr>
+          <w:rFonts w:ascii="Times New Roman" w:hAnsi="Times New Roman" w:cs="Times New Roman"/>
+        </w:rPr>
+        <w:instrText>ﬁ</w:instrText>
+      </w:r>
+      <w:r>
+        <w:instrText>ciency due to computational problems. To improve the prediction ef</w:instrText>
+      </w:r>
+      <w:r>
+        <w:rPr>
+          <w:rFonts w:ascii="Times New Roman" w:hAnsi="Times New Roman" w:cs="Times New Roman"/>
+        </w:rPr>
+        <w:instrText>ﬁ</w:instrText>
+      </w:r>
+      <w:r>
+        <w:instrText>ciency, we propose to predict drug targets based on integration of heterogeneous features with anchor graph hashing and ensemble learning. First, we encode each drug as a 5682-bit vector, and</w:instrText>
+      </w:r>
+      <w:r>
+        <w:rPr>
+          <w:rFonts w:hint="eastAsia"/>
+        </w:rPr>
+        <w:instrText xml:space="preserve"> each target as a 4198-bit vector using their heterogeneous features respectively. Then, these vectors are embedded into lowdimensional Hamming Space using anchor graph hashing. Next, we append hashing bits of a target to hashing bits of a drug as a vector to represent the drug-target pair. Finally, vectors of positive samples composed of known drug-target pairs and randomly selected negative samples are used to train and evaluate the ensemble learning model. The performance of the proposed method is eval</w:instrText>
+      </w:r>
+      <w:r>
+        <w:instrText>uated on simulative target prediction of 1094 drugs from DrugBank. Extensive comparison experiments demonstrate that the proposed method can achieve high prediction ef</w:instrText>
+      </w:r>
+      <w:r>
+        <w:rPr>
+          <w:rFonts w:ascii="Times New Roman" w:hAnsi="Times New Roman" w:cs="Times New Roman"/>
+        </w:rPr>
+        <w:instrText>ﬁ</w:instrText>
+      </w:r>
+      <w:r>
+        <w:instrText>ciency while preserving satisfactory accuracy. In fact, it is 99.3 times faster and onl</w:instrText>
+      </w:r>
+      <w:r>
+        <w:rPr>
+          <w:rFonts w:hint="eastAsia"/>
+        </w:rPr>
+        <w:instrText xml:space="preserve">y 0.001 less in AUC than the best literature method “Pairwise Kernel Method”.","container-title":"2018 International Joint Conference on Neural Networks (IJCNN)","DOI":"10.1109/IJCNN.2018.8489028","event-place":"Rio de Janeiro","event-title":"2018 International Joint Conference on Neural Networks (IJCNN)","ISBN":"978-1-5090-6014-6","language":"en","page":"1-7","publisher":"IEEE","publisher-place":"Rio de Janeiro","source":"DOI.org (Crossref)","title":"Predicting Drug Targets from Heterogeneous Spaces using Anchor Graph Hashing and Ensemble Learning","URL":"https://ieeexplore.ieee.org/document/8489028/","author":[{"family":"Zheng","given":"Yi"},{"family":"Peng","given":"Hui"},{"family":"Zhang","given":"Xiaocai"},{"family":"Gao","given":"Xiaoying"},{"family":"Li","given":"Jinyan"}],"accessed":{"date-parts":[["2025",4,4]]},"issued":{"date-parts":[["2018",7]]}}}],"schema":"https://github.com/citation-style-language/schema/raw/master/csl-citation.json"} </w:instrText>
+      </w:r>
+      <w:r>
+        <w:rPr>
+          <w:rFonts w:hint="eastAsia"/>
+        </w:rPr>
+        <w:fldChar w:fldCharType="separate"/>
+      </w:r>
+      <w:r>
+        <w:rPr>
+          <w:rFonts w:ascii="等线" w:eastAsia="等线" w:hAnsi="等线" w:hint="eastAsia"/>
+        </w:rPr>
+        <w:t>[12]</w:t>
+      </w:r>
+      <w:r>
+        <w:rPr>
+          <w:rFonts w:hint="eastAsia"/>
+        </w:rPr>
+        <w:fldChar w:fldCharType="end"/>
+      </w:r>
+      <w:r>
+        <w:rPr>
+          <w:rFonts w:hint="eastAsia"/>
+        </w:rPr>
+        <w:t>13</w:t>
+      </w:r>
+      <w:r>
+        <w:rPr>
+          <w:rFonts w:hint="eastAsia"/>
+        </w:rPr>
+        <w:fldChar w:fldCharType="begin"/>
+      </w:r>
+      <w:r>
+        <w:rPr>
+          <w:rFonts w:hint="eastAsia"/>
+        </w:rPr>
+        <w:instrText xml:space="preserve"> ADDIN ZOTERO_ITEM CSL_CITATION {"citationID":"x8w2Hk0y","properties":{"formattedCitation":"[13]","plainCitation":"[13]","noteIndex":0},"citationItems":[{"id":453,"uris":["http://zotero.org/users/14704831/items/CRBRJYUP"],"itemData":{"id":453,"type":"arti</w:instrText>
+      </w:r>
+      <w:r>
+        <w:instrText>cle-journal","abstract":"Accurate prediction of drug</w:instrText>
+      </w:r>
+      <w:r>
+        <w:rPr>
+          <w:rFonts w:ascii="Cambria Math" w:hAnsi="Cambria Math" w:cs="Cambria Math"/>
+        </w:rPr>
+        <w:instrText>−</w:instrText>
+      </w:r>
+      <w:r>
+        <w:instrText>target interactions (DTIs) is pivotal for accelerating the processes of drug discovery and drug repurposing. MVCL-DTI, a novel model leveraging heterogeneous graphs for predicting DTIs, tackles the chal</w:instrText>
+      </w:r>
+      <w:r>
+        <w:rPr>
+          <w:rFonts w:hint="eastAsia"/>
+        </w:rPr>
+        <w:instrText xml:space="preserve">lenge of synthesizing information from varied biological subnetworks. It integrates neighbor view, meta-path view, and diffusion view to capture semantic features and employs an attention-based contrastive learning approach, along with a multiview attentionweighted fusion module, to effectively integrate and adaptively weight the information from the different views. Tested under various conditions on benchmark data sets, including varying positive-to-negative sample ratios, conducting hard negative sampling experiments, and masking known DTIs with different ratios, as well as redundant DTIs with various similarity metrics, MVCL-DTI exhibits strong robust generalization. The model is then employed to predict novel DTIs, with a particular focus on COVID-19related drugs, highlighting its practical applicability. Ultimately, through features visualization and computational properties analysis, we’ve pinpointed critical elements, including Gene Ontology and substituent nodes, along with a proper initialization strategy, underscoring their vital role in DTI prediction tasks.","container-title":"Journal of Chemical Information and Modeling","DOI":"10.1021/acs.jcim.4c02073","ISSN":"1549-9596, 1549-960X","issue":"2","journalAbbreviation":"J. Chem. Inf. Model.","language":"en","license":"https://doi.org/10.15223/policy-029","page":"1009-1026","source":"DOI.org (Crossref)","title":"MVCL-DTI: Predicting Drug–Target Interactions Using a Multiview Contrastive Learning Model on a Heterogeneous Graph","title-short":"MVCL-DTI","volume":"65","author":[{"family":"Zhang","given":"Bei"},{"family":"Quan","given":"Lijun"},{"family":"Zhang","given":"Zhijun"},{"family":"Cao","given":"Lexin"},{"family":"Chen","given":"Qiufeng"},{"family":"Peng","given":"Liangchen"},{"family":"Wang","given":"Junkai"},{"family":"Jiang","given":"Yelu"},{"family":"Nie","given":"Liangpeng"},{"family":"Li","given":"Geng"},{"family":"Wu","given":"Tingfang"},{"family":"Lyu","given":"Qiang"}],"issued":{"date-parts":[["2025",1,27]]}}}],"schema":"https://github.com/citation-style-language/schema/raw/master/csl-citation.json"} </w:instrText>
+      </w:r>
+      <w:r>
+        <w:rPr>
+          <w:rFonts w:hint="eastAsia"/>
+        </w:rPr>
+        <w:fldChar w:fldCharType="separate"/>
+      </w:r>
+      <w:r>
+        <w:rPr>
+          <w:rFonts w:ascii="等线" w:eastAsia="等线" w:hAnsi="等线" w:hint="eastAsia"/>
+        </w:rPr>
+        <w:t>[13]</w:t>
+      </w:r>
+      <w:r>
+        <w:rPr>
+          <w:rFonts w:hint="eastAsia"/>
+        </w:rPr>
+        <w:fldChar w:fldCharType="end"/>
+      </w:r>
+      <w:r>
+        <w:rPr>
+          <w:rFonts w:hint="eastAsia"/>
+        </w:rPr>
+        <w:t>14</w:t>
+      </w:r>
+      <w:r>
+        <w:rPr>
+          <w:rFonts w:hint="eastAsia"/>
+        </w:rPr>
+        <w:fldChar w:fldCharType="begin"/>
+      </w:r>
+      <w:r>
+        <w:rPr>
+          <w:rFonts w:hint="eastAsia"/>
+        </w:rPr>
+        <w:instrText xml:space="preserve"> ADDIN ZOTERO_ITEM CSL_CITATION {"citationID":"1EFoBVB3","properties":{"formattedCitation":"[14]","plainCitation":"[14]","noteIndex":0},"citationItems":[{"id":455,"uris":["http://zotero.org/users/14704831/items/ANV5QIFM"],"itemData":{"id":455,"type":"article-journal","abstract":"Drug Target Interaction (DTI) prediction is one of the main challenges in the pharmaceutical and drug discovery domains due to its high costs, time-consuming nature, and complexity of manual experiments required to evaluate interactions between large numbers of drugs and targets. In addition, a single drug can bind to multiple targets. In contrast, a single target can also bind to a number of drugs; this complicates the DTI task. Existing silico models often struggle with these challenges, particularly in managing diverse datasets. To address these issues, we introduce the Weighted Average Ensemble Drug–Target Interaction (WAE-DTI) model. Our approach integrates several descriptors and fingerprint representations to enhance prediction accuracy and generalization, namely atom pair fingerprint, Avalon, MACCS, MH, Morgan, RDKit, SEC, topological torsion, and LDP for drug representation, and ESM-2 for target representation. WAE-DTI employs a weighted average ensemble technique to handle diverse datasets effectively. The model demonstrates significant improvements over state-of-the-art methods, achieving an average mean squared error of 0.190 ±0.001 on the Davis dataset, 0.127 ±0.001 on Kiba, 0.143 ±0.001 on DTC, 0.284 ±0.004 on Metz, 0.308 ±0.001 on ToxCast, and 0.934 ±0.004 on STITCH. As for the classification task, WAE-DTI outperforms existing models with an AUPRC of 0.943 ±0.001 on BioSNAP, 0.474 ±0.011 on Davis, and 0.707 ±0.005 on BindingDB. Our code is publicly available at 1.","container-title":"Informatics in Medicine Unlocked","DOI":"10.1016/j.imu.2024.101604","ISSN":"23529148","journalAbbreviation":"Informatics in Medicine Unlocked","language":"en","page":"101604","source":"DOI.org (Crossref)","title":"WAE-DTI: Ensemble-based architecture for drug–target interaction prediction using descriptors and embeddings","title-short":"WAE-DTI","volume":"52","author":[{"family":"Sha’ban","given":"Tariq"},{"family":"Mustafa","given":"Ahmad M."},{"family":"Ali","given":"Mostafa Z."}],"issued":{"date-parts":[["2025"]]}}}],"schema":"https://github.com/citation-style-language/schema/raw/master/csl-citation.json"} </w:instrText>
+      </w:r>
+      <w:r>
+        <w:rPr>
+          <w:rFonts w:hint="eastAsia"/>
+        </w:rPr>
+        <w:fldChar w:fldCharType="separate"/>
+      </w:r>
+      <w:r>
+        <w:rPr>
+          <w:rFonts w:ascii="等线" w:eastAsia="等线" w:hAnsi="等线" w:hint="eastAsia"/>
+        </w:rPr>
+        <w:t>[14]</w:t>
+      </w:r>
+      <w:r>
+        <w:rPr>
+          <w:rFonts w:hint="eastAsia"/>
+        </w:rPr>
+        <w:fldChar w:fldCharType="end"/>
+      </w:r>
+    </w:p>
+    <w:p>
+      <w:pPr>
+        <w:rPr>
+          <w:rFonts w:hint="eastAsia"/>
+        </w:rPr>
+      </w:pPr>
       <w:r>
         <w:rPr>
           <w:rFonts w:hint="eastAsia"/>
@@ -1124,12 +1902,18 @@
         <w:t>参考文献：</w:t>
       </w:r>
     </w:p>
-    <w:p/>
+    <w:p>
+      <w:pPr>
+        <w:rPr>
+          <w:rFonts w:hint="eastAsia"/>
+        </w:rPr>
+      </w:pPr>
+    </w:p>
     <w:p>
       <w:pPr>
         <w:pStyle w:val="af5"/>
         <w:rPr>
-          <w:rFonts w:ascii="DengXian" w:eastAsia="DengXian" w:hAnsi="DengXian"/>
+          <w:rFonts w:ascii="等线" w:eastAsia="等线" w:hAnsi="等线"/>
         </w:rPr>
       </w:pPr>
       <w:r>
@@ -1152,34 +1936,48 @@
       </w:r>
       <w:r>
         <w:rPr>
-          <w:rFonts w:ascii="DengXian" w:eastAsia="DengXian" w:hAnsi="DengXian"/>
+          <w:rFonts w:ascii="等线" w:eastAsia="等线" w:hAnsi="等线"/>
         </w:rPr>
         <w:t>[1]</w:t>
       </w:r>
       <w:r>
         <w:rPr>
-          <w:rFonts w:ascii="DengXian" w:eastAsia="DengXian" w:hAnsi="DengXian"/>
+          <w:rFonts w:ascii="等线" w:eastAsia="等线" w:hAnsi="等线"/>
         </w:rPr>
         <w:tab/>
-        <w:t>Xie Z, Tu S, Xu L. Multilevel Attention Network with Semi-supervised Domain Adaptation for Drug-Target Prediction. AAAI 2024;38:329–37. https://doi.org/10.1609/aaai.v38i1.27786.</w:t>
+        <w:t xml:space="preserve">Xie Z, Tu S, Xu L. Multilevel Attention Network with Semi-supervised Domain Adaptation for Drug-Target Prediction. AAAI </w:t>
+      </w:r>
+      <w:proofErr w:type="gramStart"/>
+      <w:r>
+        <w:rPr>
+          <w:rFonts w:ascii="等线" w:eastAsia="等线" w:hAnsi="等线"/>
+        </w:rPr>
+        <w:t>2024;38:329</w:t>
+      </w:r>
+      <w:proofErr w:type="gramEnd"/>
+      <w:r>
+        <w:rPr>
+          <w:rFonts w:ascii="等线" w:eastAsia="等线" w:hAnsi="等线"/>
+        </w:rPr>
+        <w:t>–37. https://doi.org/10.1609/aaai.v38i1.27786.</w:t>
       </w:r>
     </w:p>
     <w:p>
       <w:pPr>
         <w:pStyle w:val="af5"/>
         <w:rPr>
-          <w:rFonts w:ascii="DengXian" w:eastAsia="DengXian" w:hAnsi="DengXian"/>
-        </w:rPr>
-      </w:pPr>
-      <w:r>
-        <w:rPr>
-          <w:rFonts w:ascii="DengXian" w:eastAsia="DengXian" w:hAnsi="DengXian"/>
+          <w:rFonts w:ascii="等线" w:eastAsia="等线" w:hAnsi="等线"/>
+        </w:rPr>
+      </w:pPr>
+      <w:r>
+        <w:rPr>
+          <w:rFonts w:ascii="等线" w:eastAsia="等线" w:hAnsi="等线"/>
         </w:rPr>
         <w:t>[2]</w:t>
       </w:r>
       <w:r>
         <w:rPr>
-          <w:rFonts w:ascii="DengXian" w:eastAsia="DengXian" w:hAnsi="DengXian"/>
+          <w:rFonts w:ascii="等线" w:eastAsia="等线" w:hAnsi="等线"/>
         </w:rPr>
         <w:tab/>
         <w:t>Zhang M, Chen Y. Link Prediction Based on Graph Neural Networks n.d.</w:t>
@@ -1189,129 +1987,429 @@
       <w:pPr>
         <w:pStyle w:val="af5"/>
         <w:rPr>
-          <w:rFonts w:ascii="DengXian" w:eastAsia="DengXian" w:hAnsi="DengXian"/>
-        </w:rPr>
-      </w:pPr>
-      <w:r>
-        <w:rPr>
-          <w:rFonts w:ascii="DengXian" w:eastAsia="DengXian" w:hAnsi="DengXian"/>
+          <w:rFonts w:ascii="等线" w:eastAsia="等线" w:hAnsi="等线"/>
+        </w:rPr>
+      </w:pPr>
+      <w:r>
+        <w:rPr>
+          <w:rFonts w:ascii="等线" w:eastAsia="等线" w:hAnsi="等线"/>
         </w:rPr>
         <w:t>[3]</w:t>
       </w:r>
       <w:r>
         <w:rPr>
-          <w:rFonts w:ascii="DengXian" w:eastAsia="DengXian" w:hAnsi="DengXian"/>
+          <w:rFonts w:ascii="等线" w:eastAsia="等线" w:hAnsi="等线"/>
         </w:rPr>
         <w:tab/>
-        <w:t>Zitnik M, Agrawal M, Leskovec J. Modeling polypharmacy side effects with graph convolutional networks. Bioinformatics 2018;34:i457–66. https://doi.org/10.1093/bioinformatics/bty294.</w:t>
+        <w:t>Zitnik M, Agrawal M, Leskovec J. Modeling polypharmacy side effects with graph convolutional networks. Bioinformatics 2018;</w:t>
+      </w:r>
+      <w:proofErr w:type="gramStart"/>
+      <w:r>
+        <w:rPr>
+          <w:rFonts w:ascii="等线" w:eastAsia="等线" w:hAnsi="等线"/>
+        </w:rPr>
+        <w:t>34:i</w:t>
+      </w:r>
+      <w:proofErr w:type="gramEnd"/>
+      <w:r>
+        <w:rPr>
+          <w:rFonts w:ascii="等线" w:eastAsia="等线" w:hAnsi="等线"/>
+        </w:rPr>
+        <w:t>457–66. https://doi.org/10.1093/bioinformatics/bty294.</w:t>
       </w:r>
     </w:p>
     <w:p>
       <w:pPr>
         <w:pStyle w:val="af5"/>
         <w:rPr>
-          <w:rFonts w:ascii="DengXian" w:eastAsia="DengXian" w:hAnsi="DengXian"/>
-        </w:rPr>
-      </w:pPr>
-      <w:r>
-        <w:rPr>
-          <w:rFonts w:ascii="DengXian" w:eastAsia="DengXian" w:hAnsi="DengXian"/>
+          <w:rFonts w:ascii="等线" w:eastAsia="等线" w:hAnsi="等线"/>
+        </w:rPr>
+      </w:pPr>
+      <w:r>
+        <w:rPr>
+          <w:rFonts w:ascii="等线" w:eastAsia="等线" w:hAnsi="等线"/>
         </w:rPr>
         <w:t>[4]</w:t>
       </w:r>
       <w:r>
         <w:rPr>
-          <w:rFonts w:ascii="DengXian" w:eastAsia="DengXian" w:hAnsi="DengXian"/>
+          <w:rFonts w:ascii="等线" w:eastAsia="等线" w:hAnsi="等线"/>
         </w:rPr>
         <w:tab/>
-        <w:t>Zhang Y, Li S, Meng K, et al. Machine Learning for Sequence and Structure-Based Protein–Ligand Interaction Prediction. J Chem Inf Model 2024;64:1456–72. https://doi.org/10.1021/acs.jcim.3c01841.</w:t>
+        <w:t xml:space="preserve">Zhang Y, Li S, Meng K, et al. Machine Learning for Sequence and Structure-Based Protein–Ligand Interaction Prediction. J Chem Inf Model </w:t>
+      </w:r>
+      <w:proofErr w:type="gramStart"/>
+      <w:r>
+        <w:rPr>
+          <w:rFonts w:ascii="等线" w:eastAsia="等线" w:hAnsi="等线"/>
+        </w:rPr>
+        <w:t>2024;64:1456</w:t>
+      </w:r>
+      <w:proofErr w:type="gramEnd"/>
+      <w:r>
+        <w:rPr>
+          <w:rFonts w:ascii="等线" w:eastAsia="等线" w:hAnsi="等线"/>
+        </w:rPr>
+        <w:t>–72. https://doi.org/10.1021/acs.jcim.3c01841.</w:t>
       </w:r>
     </w:p>
     <w:p>
       <w:pPr>
         <w:pStyle w:val="af5"/>
         <w:rPr>
-          <w:rFonts w:ascii="DengXian" w:eastAsia="DengXian" w:hAnsi="DengXian"/>
-        </w:rPr>
-      </w:pPr>
-      <w:r>
-        <w:rPr>
-          <w:rFonts w:ascii="DengXian" w:eastAsia="DengXian" w:hAnsi="DengXian"/>
+          <w:rFonts w:ascii="等线" w:eastAsia="等线" w:hAnsi="等线"/>
+        </w:rPr>
+      </w:pPr>
+      <w:r>
+        <w:rPr>
+          <w:rFonts w:ascii="等线" w:eastAsia="等线" w:hAnsi="等线"/>
         </w:rPr>
         <w:t>[5]</w:t>
       </w:r>
       <w:r>
         <w:rPr>
-          <w:rFonts w:ascii="DengXian" w:eastAsia="DengXian" w:hAnsi="DengXian"/>
+          <w:rFonts w:ascii="等线" w:eastAsia="等线" w:hAnsi="等线"/>
         </w:rPr>
         <w:tab/>
-        <w:t>Wu L, Huang Y, Tan C, et al. PSC-CPI: Multi-Scale Protein Sequence-Structure Contrasting for Efficient and Generalizable Compound-Protein Interaction Prediction. AAAI 2024;38:310–9. https://doi.org/10.1609/aaai.v38i1.27784.</w:t>
+        <w:t xml:space="preserve">Wu L, Huang Y, Tan C, et al. PSC-CPI: Multi-Scale Protein Sequence-Structure Contrasting for Efficient and Generalizable Compound-Protein Interaction Prediction. AAAI </w:t>
+      </w:r>
+      <w:proofErr w:type="gramStart"/>
+      <w:r>
+        <w:rPr>
+          <w:rFonts w:ascii="等线" w:eastAsia="等线" w:hAnsi="等线"/>
+        </w:rPr>
+        <w:t>2024;38:310</w:t>
+      </w:r>
+      <w:proofErr w:type="gramEnd"/>
+      <w:r>
+        <w:rPr>
+          <w:rFonts w:ascii="等线" w:eastAsia="等线" w:hAnsi="等线"/>
+        </w:rPr>
+        <w:t>–9. https://doi.org/10.1609/aaai.v38i1.27784.</w:t>
       </w:r>
     </w:p>
     <w:p>
       <w:pPr>
         <w:pStyle w:val="af5"/>
         <w:rPr>
-          <w:rFonts w:ascii="DengXian" w:eastAsia="DengXian" w:hAnsi="DengXian"/>
-        </w:rPr>
-      </w:pPr>
-      <w:r>
-        <w:rPr>
-          <w:rFonts w:ascii="DengXian" w:eastAsia="DengXian" w:hAnsi="DengXian"/>
+          <w:rFonts w:ascii="等线" w:eastAsia="等线" w:hAnsi="等线"/>
+        </w:rPr>
+      </w:pPr>
+      <w:r>
+        <w:rPr>
+          <w:rFonts w:ascii="等线" w:eastAsia="等线" w:hAnsi="等线"/>
         </w:rPr>
         <w:t>[6]</w:t>
       </w:r>
       <w:r>
         <w:rPr>
-          <w:rFonts w:ascii="DengXian" w:eastAsia="DengXian" w:hAnsi="DengXian"/>
+          <w:rFonts w:ascii="等线" w:eastAsia="等线" w:hAnsi="等线"/>
         </w:rPr>
         <w:tab/>
-        <w:t>Mysinger MM, Carchia M, Irwin JohnJ, et al. Directory of Useful Decoys, Enhanced (DUD-E): Better Ligands and Decoys for Better Benchmarking. J Med Chem 2012;55:6582–94. https://doi.org/10.1021/jm300687e.</w:t>
+        <w:t xml:space="preserve">Mysinger MM, Carchia M, Irwin </w:t>
+      </w:r>
+      <w:proofErr w:type="spellStart"/>
+      <w:r>
+        <w:rPr>
+          <w:rFonts w:ascii="等线" w:eastAsia="等线" w:hAnsi="等线"/>
+        </w:rPr>
+        <w:t>JohnJ</w:t>
+      </w:r>
+      <w:proofErr w:type="spellEnd"/>
+      <w:r>
+        <w:rPr>
+          <w:rFonts w:ascii="等线" w:eastAsia="等线" w:hAnsi="等线"/>
+        </w:rPr>
+        <w:t xml:space="preserve">, et al. Directory of Useful Decoys, Enhanced (DUD-E): Better Ligands and Decoys for Better Benchmarking. J Med Chem </w:t>
+      </w:r>
+      <w:proofErr w:type="gramStart"/>
+      <w:r>
+        <w:rPr>
+          <w:rFonts w:ascii="等线" w:eastAsia="等线" w:hAnsi="等线"/>
+        </w:rPr>
+        <w:t>2012;55:6582</w:t>
+      </w:r>
+      <w:proofErr w:type="gramEnd"/>
+      <w:r>
+        <w:rPr>
+          <w:rFonts w:ascii="等线" w:eastAsia="等线" w:hAnsi="等线"/>
+        </w:rPr>
+        <w:t>–94. https://doi.org/10.1021/jm300687e.</w:t>
       </w:r>
     </w:p>
     <w:p>
       <w:pPr>
         <w:pStyle w:val="af5"/>
         <w:rPr>
-          <w:rFonts w:ascii="DengXian" w:eastAsia="DengXian" w:hAnsi="DengXian"/>
-        </w:rPr>
-      </w:pPr>
-      <w:r>
-        <w:rPr>
-          <w:rFonts w:ascii="DengXian" w:eastAsia="DengXian" w:hAnsi="DengXian"/>
+          <w:rFonts w:ascii="等线" w:eastAsia="等线" w:hAnsi="等线"/>
+        </w:rPr>
+      </w:pPr>
+      <w:r>
+        <w:rPr>
+          <w:rFonts w:ascii="等线" w:eastAsia="等线" w:hAnsi="等线"/>
         </w:rPr>
         <w:t>[7]</w:t>
       </w:r>
       <w:r>
         <w:rPr>
-          <w:rFonts w:ascii="DengXian" w:eastAsia="DengXian" w:hAnsi="DengXian"/>
+          <w:rFonts w:ascii="等线" w:eastAsia="等线" w:hAnsi="等线"/>
         </w:rPr>
         <w:tab/>
-        <w:t>Hua Y, Feng Z, Song X, et al. MMDG-DTI: Drug–target interaction prediction via multimodal feature fusion and domain generalization. Pattern Recognition 2025;157:110887. https://doi.org/10.1016/j.patcog.2024.110887.</w:t>
+        <w:t xml:space="preserve">Hua Y, Feng Z, Song X, et al. MMDG-DTI: Drug–target interaction prediction via multimodal feature fusion and domain generalization. Pattern Recognition </w:t>
+      </w:r>
+      <w:proofErr w:type="gramStart"/>
+      <w:r>
+        <w:rPr>
+          <w:rFonts w:ascii="等线" w:eastAsia="等线" w:hAnsi="等线"/>
+        </w:rPr>
+        <w:t>2025;157:110887</w:t>
+      </w:r>
+      <w:proofErr w:type="gramEnd"/>
+      <w:r>
+        <w:rPr>
+          <w:rFonts w:ascii="等线" w:eastAsia="等线" w:hAnsi="等线"/>
+        </w:rPr>
+        <w:t>. https://doi.org/10.1016/j.patcog.2024.110887.</w:t>
       </w:r>
     </w:p>
     <w:p>
       <w:pPr>
         <w:pStyle w:val="af5"/>
         <w:rPr>
-          <w:rFonts w:ascii="DengXian" w:eastAsia="DengXian" w:hAnsi="DengXian"/>
-        </w:rPr>
-      </w:pPr>
-      <w:r>
-        <w:rPr>
-          <w:rFonts w:ascii="DengXian" w:eastAsia="DengXian" w:hAnsi="DengXian"/>
+          <w:rFonts w:ascii="等线" w:eastAsia="等线" w:hAnsi="等线"/>
+        </w:rPr>
+      </w:pPr>
+      <w:r>
+        <w:rPr>
+          <w:rFonts w:ascii="等线" w:eastAsia="等线" w:hAnsi="等线"/>
         </w:rPr>
         <w:t>[8]</w:t>
       </w:r>
       <w:r>
         <w:rPr>
-          <w:rFonts w:ascii="DengXian" w:eastAsia="DengXian" w:hAnsi="DengXian"/>
+          <w:rFonts w:ascii="等线" w:eastAsia="等线" w:hAnsi="等线"/>
         </w:rPr>
         <w:tab/>
-        <w:t>Heo R, Lee D, Kim BJ, et al. KNU-DTI: KNowledge United Drug-Target Interaction prediction. Computers in Biology and Medicine 2025;189:109927. https://doi.org/10.1016/j.compbiomed.2025.109927.</w:t>
-      </w:r>
-    </w:p>
-    <w:p>
+        <w:t xml:space="preserve">Heo R, Lee D, Kim BJ, et al. KNU-DTI: </w:t>
+      </w:r>
+      <w:proofErr w:type="spellStart"/>
+      <w:r>
+        <w:rPr>
+          <w:rFonts w:ascii="等线" w:eastAsia="等线" w:hAnsi="等线"/>
+        </w:rPr>
+        <w:t>KNowledge</w:t>
+      </w:r>
+      <w:proofErr w:type="spellEnd"/>
+      <w:r>
+        <w:rPr>
+          <w:rFonts w:ascii="等线" w:eastAsia="等线" w:hAnsi="等线"/>
+        </w:rPr>
+        <w:t xml:space="preserve"> United Drug-Target Interaction prediction. Computers in Biology and Medicine </w:t>
+      </w:r>
+      <w:proofErr w:type="gramStart"/>
+      <w:r>
+        <w:rPr>
+          <w:rFonts w:ascii="等线" w:eastAsia="等线" w:hAnsi="等线"/>
+        </w:rPr>
+        <w:t>2025;189:109927</w:t>
+      </w:r>
+      <w:proofErr w:type="gramEnd"/>
+      <w:r>
+        <w:rPr>
+          <w:rFonts w:ascii="等线" w:eastAsia="等线" w:hAnsi="等线"/>
+        </w:rPr>
+        <w:t>. https://doi.org/10.1016/j.compbiomed.2025.109927.</w:t>
+      </w:r>
+    </w:p>
+    <w:p>
+      <w:pPr>
+        <w:pStyle w:val="af5"/>
+        <w:rPr>
+          <w:rFonts w:ascii="等线" w:eastAsia="等线" w:hAnsi="等线"/>
+        </w:rPr>
+      </w:pPr>
+      <w:r>
+        <w:rPr>
+          <w:rFonts w:ascii="等线" w:eastAsia="等线" w:hAnsi="等线"/>
+        </w:rPr>
+        <w:t>[9]</w:t>
+      </w:r>
+      <w:r>
+        <w:rPr>
+          <w:rFonts w:ascii="等线" w:eastAsia="等线" w:hAnsi="等线"/>
+        </w:rPr>
+        <w:tab/>
+        <w:t>Liu Y, Wang X, Liu Y, et al. MuRL-DTI: A Multimodal Feature Fusion Reinforcement Learning Approach for Cold Start in Drug-Target Interactions. ICASSP 2025 - 2025 IEEE International Conference on Acoustics, Speech and Signal Processing (ICASSP), Hyderabad, India: IEEE; 2025, p. 1–5. https://doi.org/10.1109/ICASSP49660.2025.10888048.</w:t>
+      </w:r>
+    </w:p>
+    <w:p>
+      <w:pPr>
+        <w:pStyle w:val="af5"/>
+        <w:rPr>
+          <w:rFonts w:ascii="等线" w:eastAsia="等线" w:hAnsi="等线"/>
+        </w:rPr>
+      </w:pPr>
+      <w:r>
+        <w:rPr>
+          <w:rFonts w:ascii="等线" w:eastAsia="等线" w:hAnsi="等线"/>
+        </w:rPr>
+        <w:t>[10]</w:t>
+      </w:r>
+      <w:r>
+        <w:rPr>
+          <w:rFonts w:ascii="等线" w:eastAsia="等线" w:hAnsi="等线"/>
+        </w:rPr>
+        <w:tab/>
+        <w:t xml:space="preserve">Luo Y, Zhao X, Zhou J, et al. A network integration approach for drug-target interaction prediction and computational drug repositioning from heterogeneous information. Nat Commun </w:t>
+      </w:r>
+      <w:proofErr w:type="gramStart"/>
+      <w:r>
+        <w:rPr>
+          <w:rFonts w:ascii="等线" w:eastAsia="等线" w:hAnsi="等线"/>
+        </w:rPr>
+        <w:t>2017;8:573</w:t>
+      </w:r>
+      <w:proofErr w:type="gramEnd"/>
+      <w:r>
+        <w:rPr>
+          <w:rFonts w:ascii="等线" w:eastAsia="等线" w:hAnsi="等线"/>
+        </w:rPr>
+        <w:t>. https://doi.org/10.1038/s41467-017-00680-8.</w:t>
+      </w:r>
+    </w:p>
+    <w:p>
+      <w:pPr>
+        <w:pStyle w:val="af5"/>
+        <w:rPr>
+          <w:rFonts w:ascii="等线" w:eastAsia="等线" w:hAnsi="等线"/>
+        </w:rPr>
+      </w:pPr>
+      <w:r>
+        <w:rPr>
+          <w:rFonts w:ascii="等线" w:eastAsia="等线" w:hAnsi="等线"/>
+        </w:rPr>
+        <w:lastRenderedPageBreak/>
+        <w:t>[11]</w:t>
+      </w:r>
+      <w:r>
+        <w:rPr>
+          <w:rFonts w:ascii="等线" w:eastAsia="等线" w:hAnsi="等线"/>
+        </w:rPr>
+        <w:tab/>
+        <w:t>Yamanishi Y, Araki M, Gutteridge A, et al. Prediction of drug–target interaction networks from the integration of chemical and genomic spaces. Bioinformatics 2008;</w:t>
+      </w:r>
+      <w:proofErr w:type="gramStart"/>
+      <w:r>
+        <w:rPr>
+          <w:rFonts w:ascii="等线" w:eastAsia="等线" w:hAnsi="等线"/>
+        </w:rPr>
+        <w:t>24:i</w:t>
+      </w:r>
+      <w:proofErr w:type="gramEnd"/>
+      <w:r>
+        <w:rPr>
+          <w:rFonts w:ascii="等线" w:eastAsia="等线" w:hAnsi="等线"/>
+        </w:rPr>
+        <w:t>232–40. https://doi.org/10.1093/bioinformatics/btn162.</w:t>
+      </w:r>
+    </w:p>
+    <w:p>
+      <w:pPr>
+        <w:pStyle w:val="af5"/>
+        <w:rPr>
+          <w:rFonts w:ascii="等线" w:eastAsia="等线" w:hAnsi="等线"/>
+        </w:rPr>
+      </w:pPr>
+      <w:r>
+        <w:rPr>
+          <w:rFonts w:ascii="等线" w:eastAsia="等线" w:hAnsi="等线"/>
+        </w:rPr>
+        <w:t>[12]</w:t>
+      </w:r>
+      <w:r>
+        <w:rPr>
+          <w:rFonts w:ascii="等线" w:eastAsia="等线" w:hAnsi="等线"/>
+        </w:rPr>
+        <w:tab/>
+        <w:t>Zheng Y, Peng H, Zhang X, et al. Predicting Drug Targets from Heterogeneous Spaces using Anchor Graph Hashing and Ensemble Learning. 2018 International Joint Conference on Neural Networks (IJCNN), Rio de Janeiro: IEEE; 2018, p. 1–7. https://doi.org/10.1109/IJCNN.2018.8489028.</w:t>
+      </w:r>
+    </w:p>
+    <w:p>
+      <w:pPr>
+        <w:pStyle w:val="af5"/>
+        <w:rPr>
+          <w:rFonts w:ascii="等线" w:eastAsia="等线" w:hAnsi="等线"/>
+        </w:rPr>
+      </w:pPr>
+      <w:r>
+        <w:rPr>
+          <w:rFonts w:ascii="等线" w:eastAsia="等线" w:hAnsi="等线"/>
+        </w:rPr>
+        <w:t>[13]</w:t>
+      </w:r>
+      <w:r>
+        <w:rPr>
+          <w:rFonts w:ascii="等线" w:eastAsia="等线" w:hAnsi="等线"/>
+        </w:rPr>
+        <w:tab/>
+        <w:t xml:space="preserve">Zhang B, Quan L, Zhang Z, et al. MVCL-DTI: Predicting Drug–Target Interactions Using a Multiview Contrastive Learning Model on a Heterogeneous Graph. J Chem Inf Model </w:t>
+      </w:r>
+      <w:proofErr w:type="gramStart"/>
+      <w:r>
+        <w:rPr>
+          <w:rFonts w:ascii="等线" w:eastAsia="等线" w:hAnsi="等线"/>
+        </w:rPr>
+        <w:t>2025;65:1009</w:t>
+      </w:r>
+      <w:proofErr w:type="gramEnd"/>
+      <w:r>
+        <w:rPr>
+          <w:rFonts w:ascii="等线" w:eastAsia="等线" w:hAnsi="等线"/>
+        </w:rPr>
+        <w:t>–26. https://doi.org/10.1021/acs.jcim.4c02073.</w:t>
+      </w:r>
+    </w:p>
+    <w:p>
+      <w:pPr>
+        <w:pStyle w:val="af5"/>
+        <w:rPr>
+          <w:rFonts w:ascii="等线" w:eastAsia="等线" w:hAnsi="等线"/>
+        </w:rPr>
+      </w:pPr>
+      <w:r>
+        <w:rPr>
+          <w:rFonts w:ascii="等线" w:eastAsia="等线" w:hAnsi="等线"/>
+        </w:rPr>
+        <w:t>[14]</w:t>
+      </w:r>
+      <w:r>
+        <w:rPr>
+          <w:rFonts w:ascii="等线" w:eastAsia="等线" w:hAnsi="等线"/>
+        </w:rPr>
+        <w:tab/>
+        <w:t xml:space="preserve">Sha’ban T, Mustafa AM, Ali MZ. WAE-DTI: Ensemble-based architecture for drug–target interaction prediction using descriptors and embeddings. Informatics in Medicine Unlocked </w:t>
+      </w:r>
+      <w:proofErr w:type="gramStart"/>
+      <w:r>
+        <w:rPr>
+          <w:rFonts w:ascii="等线" w:eastAsia="等线" w:hAnsi="等线"/>
+        </w:rPr>
+        <w:t>2025;52:101604</w:t>
+      </w:r>
+      <w:proofErr w:type="gramEnd"/>
+      <w:r>
+        <w:rPr>
+          <w:rFonts w:ascii="等线" w:eastAsia="等线" w:hAnsi="等线"/>
+        </w:rPr>
+        <w:t>. https://doi.org/10.1016/j.imu.2024.101604.</w:t>
+      </w:r>
+    </w:p>
+    <w:p>
+      <w:pPr>
+        <w:rPr>
+          <w:rFonts w:hint="eastAsia"/>
+        </w:rPr>
+      </w:pPr>
       <w:r>
         <w:rPr>
           <w:rFonts w:hint="eastAsia"/>
@@ -1335,6 +2433,9 @@
     <w:p>
       <w:pPr>
         <w:spacing w:after="0" w:line="240" w:lineRule="auto"/>
+        <w:rPr>
+          <w:rFonts w:hint="eastAsia"/>
+        </w:rPr>
       </w:pPr>
       <w:r>
         <w:separator/>
@@ -1345,6 +2446,9 @@
     <w:p>
       <w:pPr>
         <w:spacing w:after="0" w:line="240" w:lineRule="auto"/>
+        <w:rPr>
+          <w:rFonts w:hint="eastAsia"/>
+        </w:rPr>
       </w:pPr>
       <w:r>
         <w:continuationSeparator/>
@@ -1360,6 +2464,9 @@
     <w:p>
       <w:pPr>
         <w:spacing w:after="0" w:line="240" w:lineRule="auto"/>
+        <w:rPr>
+          <w:rFonts w:hint="eastAsia"/>
+        </w:rPr>
       </w:pPr>
       <w:r>
         <w:separator/>
@@ -1370,6 +2477,9 @@
     <w:p>
       <w:pPr>
         <w:spacing w:after="0" w:line="240" w:lineRule="auto"/>
+        <w:rPr>
+          <w:rFonts w:hint="eastAsia"/>
+        </w:rPr>
       </w:pPr>
       <w:r>
         <w:continuationSeparator/>
@@ -2377,7 +3487,7 @@
       <w:spacing w:before="100" w:beforeAutospacing="1" w:after="100" w:afterAutospacing="1" w:line="240" w:lineRule="auto"/>
     </w:pPr>
     <w:rPr>
-      <w:rFonts w:ascii="SimSun" w:eastAsia="SimSun" w:hAnsi="SimSun" w:cs="SimSun"/>
+      <w:rFonts w:ascii="宋体" w:eastAsia="宋体" w:hAnsi="宋体" w:cs="宋体"/>
       <w:kern w:val="0"/>
       <w:sz w:val="24"/>
       <w14:ligatures w14:val="none"/>

--- a/开题提交/新开题/备.docx
+++ b/开题提交/新开题/备.docx
@@ -6,7 +6,6 @@
       <w:pPr>
         <w:spacing w:after="0" w:line="240" w:lineRule="auto"/>
         <w:rPr>
-          <w:rFonts w:hint="eastAsia"/>
           <w:sz w:val="10"/>
           <w:szCs w:val="11"/>
         </w:rPr>
@@ -21,11 +20,6 @@
       </w:r>
     </w:p>
     <w:p>
-      <w:pPr>
-        <w:rPr>
-          <w:rFonts w:hint="eastAsia"/>
-        </w:rPr>
-      </w:pPr>
       <w:r>
         <w:rPr>
           <w:rFonts w:hint="eastAsia"/>
@@ -77,11 +71,6 @@
       </w:r>
     </w:p>
     <w:p>
-      <w:pPr>
-        <w:rPr>
-          <w:rFonts w:hint="eastAsia"/>
-        </w:rPr>
-      </w:pPr>
       <w:r>
         <w:rPr>
           <w:rFonts w:hint="eastAsia"/>
@@ -155,19 +144,8 @@
         <w:t>用相互作用特征以外的其他信息(如配体模式或受体模式)来区分]</w:t>
       </w:r>
     </w:p>
-    <w:p>
-      <w:pPr>
-        <w:rPr>
-          <w:rFonts w:hint="eastAsia"/>
-        </w:rPr>
-      </w:pPr>
-    </w:p>
-    <w:p>
-      <w:pPr>
-        <w:rPr>
-          <w:rFonts w:hint="eastAsia"/>
-        </w:rPr>
-      </w:pPr>
+    <w:p/>
+    <w:p>
       <w:r>
         <w:rPr>
           <w:rFonts w:hint="eastAsia"/>
@@ -374,11 +352,6 @@
       </w:r>
     </w:p>
     <w:p>
-      <w:pPr>
-        <w:rPr>
-          <w:rFonts w:hint="eastAsia"/>
-        </w:rPr>
-      </w:pPr>
       <w:r>
         <w:t xml:space="preserve">KIBA </w:t>
       </w:r>
@@ -406,11 +379,9 @@
         </w:rPr>
         <w:t>和</w:t>
       </w:r>
-      <w:proofErr w:type="spellStart"/>
       <w:r>
         <w:t>Kd</w:t>
       </w:r>
-      <w:proofErr w:type="spellEnd"/>
       <w:r>
         <w:rPr>
           <w:rFonts w:hint="eastAsia"/>
@@ -446,11 +417,6 @@
       </w:r>
     </w:p>
     <w:p>
-      <w:pPr>
-        <w:rPr>
-          <w:rFonts w:hint="eastAsia"/>
-        </w:rPr>
-      </w:pPr>
       <w:r>
         <w:rPr>
           <w:rFonts w:hint="eastAsia"/>
@@ -488,21 +454,7 @@
         <w:rPr>
           <w:rFonts w:hint="eastAsia"/>
         </w:rPr>
-        <w:t xml:space="preserve">[1] Chen L, Tan X, Wang D, et al. </w:t>
-      </w:r>
-      <w:proofErr w:type="spellStart"/>
-      <w:r>
-        <w:rPr>
-          <w:rFonts w:hint="eastAsia"/>
-        </w:rPr>
-        <w:t>TransformerCPI</w:t>
-      </w:r>
-      <w:proofErr w:type="spellEnd"/>
-      <w:r>
-        <w:rPr>
-          <w:rFonts w:hint="eastAsia"/>
-        </w:rPr>
-        <w:t xml:space="preserve">: improving compound–protein interaction prediction by sequence-based deep learning with self-attention mechanism and label reversal experiments. Bioinformatics 2020;36:4406–14. </w:t>
+        <w:t xml:space="preserve">[1] Chen L, Tan X, Wang D, et al. TransformerCPI: improving compound–protein interaction prediction by sequence-based deep learning with self-attention mechanism and label reversal experiments. Bioinformatics 2020;36:4406–14. </w:t>
       </w:r>
       <w:hyperlink r:id="rId6" w:history="1">
         <w:r>
@@ -520,19 +472,8 @@
         <w:t>.</w:t>
       </w:r>
     </w:p>
-    <w:p>
-      <w:pPr>
-        <w:rPr>
-          <w:rFonts w:hint="eastAsia"/>
-        </w:rPr>
-      </w:pPr>
-    </w:p>
-    <w:p>
-      <w:pPr>
-        <w:rPr>
-          <w:rFonts w:hint="eastAsia"/>
-        </w:rPr>
-      </w:pPr>
+    <w:p/>
+    <w:p>
       <w:proofErr w:type="gramStart"/>
       <w:r>
         <w:rPr>
@@ -635,11 +576,6 @@
       </w:r>
     </w:p>
     <w:p>
-      <w:pPr>
-        <w:rPr>
-          <w:rFonts w:hint="eastAsia"/>
-        </w:rPr>
-      </w:pPr>
       <w:r>
         <w:rPr>
           <w:rFonts w:hint="eastAsia"/>
@@ -681,11 +617,6 @@
       </w:r>
     </w:p>
     <w:p>
-      <w:pPr>
-        <w:rPr>
-          <w:rFonts w:hint="eastAsia"/>
-        </w:rPr>
-      </w:pPr>
       <w:r>
         <w:lastRenderedPageBreak/>
         <w:t>The edges connecting the drug node and residue</w:t>
@@ -709,456 +640,299 @@
         <w:t>residues and drug molecule as well as the binding site.</w:t>
       </w:r>
     </w:p>
+    <w:p/>
+    <w:p>
+      <w:r>
+        <w:rPr>
+          <w:rFonts w:hint="eastAsia"/>
+        </w:rPr>
+        <w:t>我们希望假设，我们的早期融合方法结合自注意力机制具有两个优势。首先，早期融合方法明确地对药物图和目标蛋白质图之间的相互作用进行建模。其次，自注意力机制使得学习模型更具可解释性，能够展示哪些残基与药物分子相互作用以及它们对结合过程的贡献程度。我们将在后续实验中验证这些假设。</w:t>
+      </w:r>
+    </w:p>
+    <w:p>
+      <w:r>
+        <w:rPr>
+          <w:rFonts w:hint="eastAsia"/>
+        </w:rPr>
+        <w:t>尽管通过在表示学习阶段向目标图添加药物节点解决了目标表示的变化问题，但构象变化（即</w:t>
+      </w:r>
+      <w:r>
+        <w:rPr>
+          <w:rFonts w:hint="eastAsia"/>
+          <w:color w:val="FF0000"/>
+        </w:rPr>
+        <w:t>残基-残基边连接的变化</w:t>
+      </w:r>
+      <w:r>
+        <w:rPr>
+          <w:rFonts w:hint="eastAsia"/>
+        </w:rPr>
+        <w:t>）并未得到解决。如果能够学习边的变化，就能表达出药物-目标结合所引起的构象变化。</w:t>
+      </w:r>
+    </w:p>
+    <w:p>
+      <w:r>
+        <w:rPr>
+          <w:rFonts w:hint="eastAsia"/>
+        </w:rPr>
+        <w:t>此外，如果能将药物信息结合到寻找</w:t>
+      </w:r>
+      <w:r>
+        <w:rPr>
+          <w:rFonts w:hint="eastAsia"/>
+          <w:color w:val="FF0000"/>
+        </w:rPr>
+        <w:t>药物-残基边</w:t>
+      </w:r>
+      <w:r>
+        <w:rPr>
+          <w:rFonts w:hint="eastAsia"/>
+        </w:rPr>
+        <w:t>的过程中，结合过程的建模将会更加准确。</w:t>
+      </w:r>
+    </w:p>
+    <w:p>
+      <w:r>
+        <w:rPr>
+          <w:rFonts w:hint="eastAsia"/>
+        </w:rPr>
+        <w:t>[</w:t>
+      </w:r>
+      <w:r>
+        <w:t>GEFA: Early Fusion Approach in Drug-Target</w:t>
+      </w:r>
+      <w:r>
+        <w:rPr>
+          <w:rFonts w:hint="eastAsia"/>
+        </w:rPr>
+        <w:t xml:space="preserve"> </w:t>
+      </w:r>
+      <w:r>
+        <w:t>Affinity Prediction</w:t>
+      </w:r>
+      <w:r>
+        <w:rPr>
+          <w:rFonts w:hint="eastAsia"/>
+        </w:rPr>
+        <w:t>]</w:t>
+      </w:r>
+    </w:p>
+    <w:p/>
+    <w:p/>
+    <w:p>
+      <w:r>
+        <w:t xml:space="preserve">Zhao </w:t>
+      </w:r>
+      <w:r>
+        <w:rPr>
+          <w:rFonts w:hint="eastAsia"/>
+        </w:rPr>
+        <w:t>等人</w:t>
+      </w:r>
+      <w:r>
+        <w:t>[18]</w:t>
+      </w:r>
+      <w:r>
+        <w:rPr>
+          <w:rFonts w:hint="eastAsia"/>
+        </w:rPr>
+        <w:t>通过为</w:t>
+      </w:r>
+      <w:r>
+        <w:t xml:space="preserve">Davis </w:t>
+      </w:r>
+      <w:r>
+        <w:rPr>
+          <w:rFonts w:hint="eastAsia"/>
+        </w:rPr>
+        <w:t>和</w:t>
+      </w:r>
+      <w:r>
+        <w:t xml:space="preserve"> KIBA </w:t>
+      </w:r>
+      <w:r>
+        <w:rPr>
+          <w:rFonts w:hint="eastAsia"/>
+        </w:rPr>
+        <w:t>数据集分别设置</w:t>
+      </w:r>
+      <w:r>
+        <w:t xml:space="preserve">5.0 </w:t>
+      </w:r>
+      <w:r>
+        <w:rPr>
+          <w:rFonts w:hint="eastAsia"/>
+        </w:rPr>
+        <w:t>和</w:t>
+      </w:r>
+      <w:r>
+        <w:t xml:space="preserve"> 12.1 </w:t>
+      </w:r>
+      <w:r>
+        <w:rPr>
+          <w:rFonts w:hint="eastAsia"/>
+        </w:rPr>
+        <w:t>的阈值构建</w:t>
+      </w:r>
+    </w:p>
+    <w:p>
+      <w:r>
+        <w:rPr>
+          <w:rFonts w:hint="eastAsia"/>
+        </w:rPr>
+        <w:t>了这两个二分类数据集</w:t>
+      </w:r>
+    </w:p>
+    <w:p>
+      <w:r>
+        <w:rPr>
+          <w:rFonts w:hint="eastAsia"/>
+        </w:rPr>
+        <w:t>[</w:t>
+      </w:r>
+      <w:proofErr w:type="gramStart"/>
+      <w:r>
+        <w:rPr>
+          <w:rFonts w:hint="eastAsia"/>
+        </w:rPr>
+        <w:t>1]Hua</w:t>
+      </w:r>
+      <w:proofErr w:type="gramEnd"/>
+      <w:r>
+        <w:rPr>
+          <w:rFonts w:hint="eastAsia"/>
+        </w:rPr>
+        <w:t xml:space="preserve"> Y, Feng Z, Song X, et al. MMDG-DTI: Drug–target interaction prediction via multimodal feature fusion and domain generalization. Pattern Recognition </w:t>
+      </w:r>
+      <w:proofErr w:type="gramStart"/>
+      <w:r>
+        <w:rPr>
+          <w:rFonts w:hint="eastAsia"/>
+        </w:rPr>
+        <w:t>2025;157:110887</w:t>
+      </w:r>
+      <w:proofErr w:type="gramEnd"/>
+      <w:r>
+        <w:rPr>
+          <w:rFonts w:hint="eastAsia"/>
+        </w:rPr>
+        <w:t>. https://doi.org/10.1016/j.patcog.2024.110887.</w:t>
+      </w:r>
+    </w:p>
+    <w:p/>
+    <w:p>
+      <w:r>
+        <w:rPr>
+          <w:rFonts w:hint="eastAsia"/>
+        </w:rPr>
+        <w:t>最终我们获得了包含</w:t>
+      </w:r>
+      <w:r>
+        <w:t xml:space="preserve">129,107 </w:t>
+      </w:r>
+      <w:proofErr w:type="gramStart"/>
+      <w:r>
+        <w:rPr>
+          <w:rFonts w:hint="eastAsia"/>
+        </w:rPr>
+        <w:t>个</w:t>
+      </w:r>
+      <w:proofErr w:type="gramEnd"/>
+      <w:r>
+        <w:rPr>
+          <w:rFonts w:hint="eastAsia"/>
+        </w:rPr>
+        <w:t>样本的</w:t>
+      </w:r>
+      <w:r>
+        <w:t xml:space="preserve">BindingDB </w:t>
+      </w:r>
+      <w:r>
+        <w:rPr>
+          <w:rFonts w:hint="eastAsia"/>
+        </w:rPr>
+        <w:t>数据集。对于分类任务，我们以</w:t>
+      </w:r>
+      <w:r>
+        <w:t xml:space="preserve">pKi </w:t>
+      </w:r>
+      <w:r>
+        <w:rPr>
+          <w:rFonts w:hint="eastAsia"/>
+        </w:rPr>
+        <w:t>值</w:t>
+      </w:r>
+      <w:r>
+        <w:t xml:space="preserve"> 6.5 </w:t>
+      </w:r>
+      <w:r>
+        <w:rPr>
+          <w:rFonts w:hint="eastAsia"/>
+        </w:rPr>
+        <w:t>作为阈值将正负配对分开。</w:t>
+      </w:r>
+    </w:p>
+    <w:p>
+      <w:r>
+        <w:rPr>
+          <w:rFonts w:hint="eastAsia"/>
+        </w:rPr>
+        <w:t>Davis</w:t>
+      </w:r>
+      <w:r>
+        <w:rPr>
+          <w:rFonts w:hint="eastAsia"/>
+        </w:rPr>
+        <w:t>的</w:t>
+      </w:r>
+      <w:r>
+        <w:t xml:space="preserve"> pKi 值分布严重倾斜，约为 5.0。使用与 BindingDB 相同的阈值会造成类别不平衡。因此，我们在 Davis 模型中使用了 6.0 的阈值，以缓解类别不平衡问题。</w:t>
+      </w:r>
+    </w:p>
+    <w:p>
+      <w:r>
+        <w:rPr>
+          <w:rFonts w:hint="eastAsia"/>
+        </w:rPr>
+        <w:t>尽管</w:t>
+      </w:r>
+      <w:r>
+        <w:t xml:space="preserve"> HyperAttentionDTI 获得了最佳召回得分，但在药物发现任务中，精确度比召回得分更重要，因为精确度得分低意味着假阳性率高，这会导致毫无意义的成本和时间消耗。</w:t>
+      </w:r>
+    </w:p>
+    <w:p>
+      <w:r>
+        <w:rPr>
+          <w:rFonts w:hint="eastAsia"/>
+        </w:rPr>
+        <w:t xml:space="preserve">[1] Heo R, Lee D, Kim BJ, et al. KNU-DTI: KNowledge United Drug-Target Interaction prediction. Computers in Biology and Medicine </w:t>
+      </w:r>
+      <w:proofErr w:type="gramStart"/>
+      <w:r>
+        <w:rPr>
+          <w:rFonts w:hint="eastAsia"/>
+        </w:rPr>
+        <w:t>2025;189:109927</w:t>
+      </w:r>
+      <w:proofErr w:type="gramEnd"/>
+      <w:r>
+        <w:rPr>
+          <w:rFonts w:hint="eastAsia"/>
+        </w:rPr>
+        <w:t>. https://doi.org/10.1016/j.compbiomed.2025.109927.</w:t>
+      </w:r>
+    </w:p>
+    <w:p/>
+    <w:p/>
+    <w:p/>
+    <w:p/>
+    <w:p/>
     <w:p>
       <w:pPr>
         <w:rPr>
           <w:rFonts w:hint="eastAsia"/>
         </w:rPr>
       </w:pPr>
-    </w:p>
-    <w:p>
-      <w:pPr>
-        <w:rPr>
-          <w:rFonts w:hint="eastAsia"/>
-        </w:rPr>
-      </w:pPr>
-      <w:r>
-        <w:rPr>
-          <w:rFonts w:hint="eastAsia"/>
-        </w:rPr>
-        <w:t>我们希望假设，我们的早期融合方法结合自注意力机制具有两个优势。首先，早期融合方法明确地对药物图和目标蛋白质图之间的相互作用进行建模。其次，自注意力机制使得学习模型更具可解释性，能够展示哪些残基与药物分子相互作用以及它们对结合过程的贡献程度。我们将在后续实验中验证这些假设。</w:t>
-      </w:r>
-    </w:p>
-    <w:p>
-      <w:pPr>
-        <w:rPr>
-          <w:rFonts w:hint="eastAsia"/>
-        </w:rPr>
-      </w:pPr>
-      <w:r>
-        <w:rPr>
-          <w:rFonts w:hint="eastAsia"/>
-        </w:rPr>
-        <w:t>尽管通过在表示学习阶段向目标图添加药物节点解决了目标表示的变化问题，但构象变化（即</w:t>
-      </w:r>
-      <w:r>
-        <w:rPr>
-          <w:rFonts w:hint="eastAsia"/>
-          <w:color w:val="FF0000"/>
-        </w:rPr>
-        <w:t>残基-残基边连接的变化</w:t>
-      </w:r>
-      <w:r>
-        <w:rPr>
-          <w:rFonts w:hint="eastAsia"/>
-        </w:rPr>
-        <w:t>）并未得到解决。如果能够学习边的变化，就能表达出药物-目标结合所引起的构象变化。</w:t>
-      </w:r>
-    </w:p>
-    <w:p>
-      <w:pPr>
-        <w:rPr>
-          <w:rFonts w:hint="eastAsia"/>
-        </w:rPr>
-      </w:pPr>
-      <w:r>
-        <w:rPr>
-          <w:rFonts w:hint="eastAsia"/>
-        </w:rPr>
-        <w:t>此外，如果能将药物信息结合到寻找</w:t>
-      </w:r>
-      <w:r>
-        <w:rPr>
-          <w:rFonts w:hint="eastAsia"/>
-          <w:color w:val="FF0000"/>
-        </w:rPr>
-        <w:t>药物-残基边</w:t>
-      </w:r>
-      <w:r>
-        <w:rPr>
-          <w:rFonts w:hint="eastAsia"/>
-        </w:rPr>
-        <w:t>的过程中，结合过程的建模将会更加准确。</w:t>
-      </w:r>
-    </w:p>
-    <w:p>
-      <w:pPr>
-        <w:rPr>
-          <w:rFonts w:hint="eastAsia"/>
-        </w:rPr>
-      </w:pPr>
-      <w:r>
-        <w:rPr>
-          <w:rFonts w:hint="eastAsia"/>
-        </w:rPr>
-        <w:t>[</w:t>
-      </w:r>
-      <w:r>
-        <w:t>GEFA: Early Fusion Approach in Drug-Target</w:t>
-      </w:r>
-      <w:r>
-        <w:rPr>
-          <w:rFonts w:hint="eastAsia"/>
-        </w:rPr>
-        <w:t xml:space="preserve"> </w:t>
-      </w:r>
-      <w:r>
-        <w:t>Affinity Prediction</w:t>
-      </w:r>
-      <w:r>
-        <w:rPr>
-          <w:rFonts w:hint="eastAsia"/>
-        </w:rPr>
-        <w:t>]</w:t>
-      </w:r>
-    </w:p>
-    <w:p>
-      <w:pPr>
-        <w:rPr>
-          <w:rFonts w:hint="eastAsia"/>
-        </w:rPr>
-      </w:pPr>
-    </w:p>
-    <w:p>
-      <w:pPr>
-        <w:rPr>
-          <w:rFonts w:hint="eastAsia"/>
-        </w:rPr>
-      </w:pPr>
-    </w:p>
-    <w:p>
-      <w:pPr>
-        <w:rPr>
-          <w:rFonts w:hint="eastAsia"/>
-        </w:rPr>
-      </w:pPr>
-      <w:r>
-        <w:t xml:space="preserve">Zhao </w:t>
-      </w:r>
-      <w:r>
-        <w:rPr>
-          <w:rFonts w:hint="eastAsia"/>
-        </w:rPr>
-        <w:t>等人</w:t>
-      </w:r>
-      <w:r>
-        <w:t>[18]</w:t>
-      </w:r>
-      <w:r>
-        <w:rPr>
-          <w:rFonts w:hint="eastAsia"/>
-        </w:rPr>
-        <w:t>通过为</w:t>
-      </w:r>
-      <w:r>
-        <w:t xml:space="preserve">Davis </w:t>
-      </w:r>
-      <w:r>
-        <w:rPr>
-          <w:rFonts w:hint="eastAsia"/>
-        </w:rPr>
-        <w:t>和</w:t>
-      </w:r>
-      <w:r>
-        <w:t xml:space="preserve"> KIBA </w:t>
-      </w:r>
-      <w:r>
-        <w:rPr>
-          <w:rFonts w:hint="eastAsia"/>
-        </w:rPr>
-        <w:t>数据集分别设置</w:t>
-      </w:r>
-      <w:r>
-        <w:t xml:space="preserve">5.0 </w:t>
-      </w:r>
-      <w:r>
-        <w:rPr>
-          <w:rFonts w:hint="eastAsia"/>
-        </w:rPr>
-        <w:t>和</w:t>
-      </w:r>
-      <w:r>
-        <w:t xml:space="preserve"> 12.1 </w:t>
-      </w:r>
-      <w:r>
-        <w:rPr>
-          <w:rFonts w:hint="eastAsia"/>
-        </w:rPr>
-        <w:t>的阈值构建</w:t>
-      </w:r>
-    </w:p>
-    <w:p>
-      <w:pPr>
-        <w:rPr>
-          <w:rFonts w:hint="eastAsia"/>
-        </w:rPr>
-      </w:pPr>
-      <w:r>
-        <w:rPr>
-          <w:rFonts w:hint="eastAsia"/>
-        </w:rPr>
-        <w:t>了这两个二分类数据集</w:t>
-      </w:r>
-    </w:p>
-    <w:p>
-      <w:pPr>
-        <w:rPr>
-          <w:rFonts w:hint="eastAsia"/>
-        </w:rPr>
-      </w:pPr>
-      <w:r>
-        <w:rPr>
-          <w:rFonts w:hint="eastAsia"/>
-        </w:rPr>
-        <w:t>[</w:t>
-      </w:r>
-      <w:proofErr w:type="gramStart"/>
-      <w:r>
-        <w:rPr>
-          <w:rFonts w:hint="eastAsia"/>
-        </w:rPr>
-        <w:t>1]Hua</w:t>
-      </w:r>
-      <w:proofErr w:type="gramEnd"/>
-      <w:r>
-        <w:rPr>
-          <w:rFonts w:hint="eastAsia"/>
-        </w:rPr>
-        <w:t xml:space="preserve"> Y, Feng Z, Song X, et al. MMDG-DTI: Drug–target interaction prediction via multimodal feature fusion and domain generalization. Pattern Recognition </w:t>
-      </w:r>
-      <w:proofErr w:type="gramStart"/>
-      <w:r>
-        <w:rPr>
-          <w:rFonts w:hint="eastAsia"/>
-        </w:rPr>
-        <w:t>2025;157:110887</w:t>
-      </w:r>
-      <w:proofErr w:type="gramEnd"/>
-      <w:r>
-        <w:rPr>
-          <w:rFonts w:hint="eastAsia"/>
-        </w:rPr>
-        <w:t>. https://doi.org/10.1016/j.patcog.2024.110887.</w:t>
-      </w:r>
-    </w:p>
-    <w:p>
-      <w:pPr>
-        <w:rPr>
-          <w:rFonts w:hint="eastAsia"/>
-        </w:rPr>
-      </w:pPr>
-    </w:p>
-    <w:p>
-      <w:pPr>
-        <w:rPr>
-          <w:rFonts w:hint="eastAsia"/>
-        </w:rPr>
-      </w:pPr>
-      <w:r>
-        <w:rPr>
-          <w:rFonts w:hint="eastAsia"/>
-        </w:rPr>
-        <w:t>最终我们获得了包含</w:t>
-      </w:r>
-      <w:r>
-        <w:t xml:space="preserve">129,107 </w:t>
-      </w:r>
-      <w:proofErr w:type="gramStart"/>
-      <w:r>
-        <w:rPr>
-          <w:rFonts w:hint="eastAsia"/>
-        </w:rPr>
-        <w:t>个</w:t>
-      </w:r>
-      <w:proofErr w:type="gramEnd"/>
-      <w:r>
-        <w:rPr>
-          <w:rFonts w:hint="eastAsia"/>
-        </w:rPr>
-        <w:t>样本的</w:t>
-      </w:r>
-      <w:proofErr w:type="spellStart"/>
-      <w:r>
-        <w:t>BindingDB</w:t>
-      </w:r>
-      <w:proofErr w:type="spellEnd"/>
-      <w:r>
-        <w:t xml:space="preserve"> </w:t>
-      </w:r>
-      <w:r>
-        <w:rPr>
-          <w:rFonts w:hint="eastAsia"/>
-        </w:rPr>
-        <w:t>数据集。对于分类任务，我们以</w:t>
-      </w:r>
-      <w:proofErr w:type="spellStart"/>
-      <w:r>
-        <w:t>pKi</w:t>
-      </w:r>
-      <w:proofErr w:type="spellEnd"/>
-      <w:r>
-        <w:t xml:space="preserve"> </w:t>
-      </w:r>
-      <w:r>
-        <w:rPr>
-          <w:rFonts w:hint="eastAsia"/>
-        </w:rPr>
-        <w:t>值</w:t>
-      </w:r>
-      <w:r>
-        <w:t xml:space="preserve"> 6.5 </w:t>
-      </w:r>
-      <w:r>
-        <w:rPr>
-          <w:rFonts w:hint="eastAsia"/>
-        </w:rPr>
-        <w:t>作为阈值将正负配对分开。</w:t>
-      </w:r>
-    </w:p>
-    <w:p>
-      <w:pPr>
-        <w:rPr>
-          <w:rFonts w:hint="eastAsia"/>
-        </w:rPr>
-      </w:pPr>
-      <w:r>
-        <w:rPr>
-          <w:rFonts w:hint="eastAsia"/>
-        </w:rPr>
-        <w:t>Davis</w:t>
-      </w:r>
-      <w:r>
-        <w:rPr>
-          <w:rFonts w:hint="eastAsia"/>
-        </w:rPr>
-        <w:t>的</w:t>
-      </w:r>
-      <w:r>
-        <w:t xml:space="preserve"> </w:t>
-      </w:r>
-      <w:proofErr w:type="spellStart"/>
-      <w:r>
-        <w:t>pKi</w:t>
-      </w:r>
-      <w:proofErr w:type="spellEnd"/>
-      <w:r>
-        <w:t xml:space="preserve"> 值分布严重倾斜，约为 5.0。使用与 </w:t>
-      </w:r>
-      <w:proofErr w:type="spellStart"/>
-      <w:r>
-        <w:t>BindingDB</w:t>
-      </w:r>
-      <w:proofErr w:type="spellEnd"/>
-      <w:r>
-        <w:t xml:space="preserve"> 相同的阈值会造成类别不平衡。因此，我们在 Davis 模型中使用了 6.0 的阈值，以缓解类别不平衡问题。</w:t>
-      </w:r>
-    </w:p>
-    <w:p>
-      <w:pPr>
-        <w:rPr>
-          <w:rFonts w:hint="eastAsia"/>
-        </w:rPr>
-      </w:pPr>
-      <w:r>
-        <w:rPr>
-          <w:rFonts w:hint="eastAsia"/>
-        </w:rPr>
-        <w:t>尽管</w:t>
-      </w:r>
-      <w:r>
-        <w:t xml:space="preserve"> </w:t>
-      </w:r>
-      <w:proofErr w:type="spellStart"/>
-      <w:r>
-        <w:t>HyperAttentionDTI</w:t>
-      </w:r>
-      <w:proofErr w:type="spellEnd"/>
-      <w:r>
-        <w:t xml:space="preserve"> 获得了最佳召回得分，但在药物发现任务中，精确度比召回得分更重要，因为精确度得分低意味着假阳性率高，这会导致毫无意义的成本和时间消耗。</w:t>
-      </w:r>
-    </w:p>
-    <w:p>
-      <w:pPr>
-        <w:rPr>
-          <w:rFonts w:hint="eastAsia"/>
-        </w:rPr>
-      </w:pPr>
-      <w:r>
-        <w:rPr>
-          <w:rFonts w:hint="eastAsia"/>
-        </w:rPr>
-        <w:t xml:space="preserve">[1] Heo R, Lee D, Kim BJ, et al. KNU-DTI: </w:t>
-      </w:r>
-      <w:proofErr w:type="spellStart"/>
-      <w:r>
-        <w:rPr>
-          <w:rFonts w:hint="eastAsia"/>
-        </w:rPr>
-        <w:t>KNowledge</w:t>
-      </w:r>
-      <w:proofErr w:type="spellEnd"/>
-      <w:r>
-        <w:rPr>
-          <w:rFonts w:hint="eastAsia"/>
-        </w:rPr>
-        <w:t xml:space="preserve"> United Drug-Target Interaction prediction. Computers in Biology and Medicine </w:t>
-      </w:r>
-      <w:proofErr w:type="gramStart"/>
-      <w:r>
-        <w:rPr>
-          <w:rFonts w:hint="eastAsia"/>
-        </w:rPr>
-        <w:t>2025;189:109927</w:t>
-      </w:r>
-      <w:proofErr w:type="gramEnd"/>
-      <w:r>
-        <w:rPr>
-          <w:rFonts w:hint="eastAsia"/>
-        </w:rPr>
-        <w:t>. https://doi.org/10.1016/j.compbiomed.2025.109927.</w:t>
-      </w:r>
-    </w:p>
-    <w:p>
-      <w:pPr>
-        <w:rPr>
-          <w:rFonts w:hint="eastAsia"/>
-        </w:rPr>
-      </w:pPr>
-    </w:p>
-    <w:p>
-      <w:pPr>
-        <w:rPr>
-          <w:rFonts w:hint="eastAsia"/>
-        </w:rPr>
-      </w:pPr>
-    </w:p>
-    <w:p>
-      <w:pPr>
-        <w:rPr>
-          <w:rFonts w:hint="eastAsia"/>
-        </w:rPr>
-      </w:pPr>
-    </w:p>
-    <w:p>
-      <w:pPr>
-        <w:rPr>
-          <w:rFonts w:hint="eastAsia"/>
-        </w:rPr>
-      </w:pPr>
-    </w:p>
-    <w:p>
-      <w:pPr>
-        <w:rPr>
-          <w:rFonts w:hint="eastAsia"/>
-        </w:rPr>
-      </w:pPr>
-    </w:p>
-    <w:p>
-      <w:pPr>
-        <w:rPr>
-          <w:rFonts w:hint="eastAsia"/>
-        </w:rPr>
-      </w:pPr>
       <w:r>
         <w:rPr>
           <w:rFonts w:hint="eastAsia"/>
@@ -1172,10 +946,7 @@
         <w:fldChar w:fldCharType="begin"/>
       </w:r>
       <w:r>
-        <w:rPr>
-          <w:rFonts w:hint="eastAsia"/>
-        </w:rPr>
-        <w:instrText xml:space="preserve"> ADDIN ZOTERO_ITEM CSL_CITATION {"citationID":"jrOJZ9E8","properties":{"formattedCitation":"[1]","plainCitation":"[1]","noteIndex":0},"citationItems":[{"id":146,"uris":["http://zotero.org/users/14704831/items/BMV72WCN","http://zotero.org/users/14704831/items/WXBQ68GE"],"itemData":{"id":146,"type":"article-journal","abstract":"Prediction of drug-target interactions (DTIs) is a crucial step in drug discovery, and deep learning methods have shown great promise on various DTI datasets. However, existing approaches still face several challenges, including limited labeled data, hidden bias issue, and a lack of generalization ability to out-of-domain data. These challenges hinder the model’s capacity to learn truly informative interaction features, leading to shortcut learning and inferior predictive performance on novel drug-target pairs. To address these issues, we propose MlanDTI, a semi-supervised domain adaptive multilevel attention network (Mlan) for DTI prediction. We utilize two pre-trained BERT models to acquire bidirectional representations enriched with information from unlabeled data. Then, we introduce a multilevel attention mechanism, enabling the model to learn domain-invariant DTIs at different hierarchical levels. Moreover, we present a simple yet effective semi-supervised pseudo-labeling method to further enhance our model’s predictive ability in cross-domain scenarios. Experiments on four datasets show that MlanDTI achieves state-of-the-art performances over other methods under intra-domain settings and outperforms all other approaches under cross-domain settings. The source code is available at https://github.com/CMACH508/MlanDTI.","container-title":"Proceedings of the AAAI Conference on Artificial Intelligence","DOI":"10.1609/aaai.v38i1.27786","ISSN":"2374-3468, 2159-5399","issue":"1","journalAbbreviation":"AAAI","language":"en","page":"329-337","source":"DOI.org (Crossref)","title":"Multilevel Attention Network with Semi-supervised Domain Adaptation for Drug-Target Prediction","volume":"38","author":[{"family":"Xie","given":"Zhousan"},{"family":"Tu","given":"Shikui"},{"family":"Xu","given":"Lei"}],"issued":{"date-parts":[["2024",3,24]]}}}],"schema":"https://github.com/citation-style-language/schema/raw/master/csl-citation.json"} </w:instrText>
+        <w:instrText xml:space="preserve"> ADDIN ZOTERO_ITEM CSL_CITATION {"citationID":"jrOJZ9E8","properties":{"formattedCitation":"[1]","plainCitation":"[1]","noteIndex":0},"citationItems":[{"id":131,"uris":["http://zotero.org/users/14704831/items/BMV72WCN","http://zotero.org/users/14704831/items/WXBQ68GE"],"itemData":{"id":131,"type":"article-journal","abstract":"Prediction of drug-target interactions (DTIs) is a crucial step in drug discovery, and deep learning methods have shown great promise on various DTI datasets. However, existing approaches still face several challenges, including limited labeled data, hidden bias issue, and a lack of generalization ability to out-of-domain data. These challenges hinder the model’s capacity to learn truly informative interaction features, leading to shortcut learning and inferior predictive performance on novel drug-target pairs. To address these issues, we propose MlanDTI, a semi-supervised domain adaptive multilevel attention network (Mlan) for DTI prediction. We utilize two pre-trained BERT models to acquire bidirectional representations enriched with information from unlabeled data. Then, we introduce a multilevel attention mechanism, enabling the model to learn domain-invariant DTIs at different hierarchical levels. Moreover, we present a simple yet effective semi-supervised pseudo-labeling method to further enhance our model’s predictive ability in cross-domain scenarios. Experiments on four datasets show that MlanDTI achieves state-of-the-art performances over other methods under intra-domain settings and outperforms all other approaches under cross-domain settings. The source code is available at https://github.com/CMACH508/MlanDTI.","container-title":"Proceedings of the AAAI Conference on Artificial Intelligence","DOI":"10.1609/aaai.v38i1.27786","ISSN":"2374-3468, 2159-5399","issue":"1","journalAbbreviation":"AAAI","language":"en","page":"329-337","source":"DOI.org (Crossref)","title":"Multilevel Attention Network with Semi-supervised Domain Adaptation for Drug-Target Prediction","volume":"38","author":[{"family":"Xie","given":"Zhousan"},{"family":"Tu","given":"Shikui"},{"family":"Xu","given":"Lei"}],"issued":{"date-parts":[["2024",3,24]]}}}],"schema":"https://github.com/citation-style-language/schema/raw/master/csl-citation.json"} </w:instrText>
       </w:r>
       <w:r>
         <w:rPr>
@@ -1185,7 +956,7 @@
       </w:r>
       <w:r>
         <w:rPr>
-          <w:rFonts w:ascii="等线" w:eastAsia="等线" w:hAnsi="等线" w:hint="eastAsia"/>
+          <w:rFonts w:ascii="DengXian" w:eastAsia="DengXian" w:hAnsi="DengXian" w:hint="eastAsia"/>
         </w:rPr>
         <w:t>[1]</w:t>
       </w:r>
@@ -1208,55 +979,25 @@
         <w:fldChar w:fldCharType="begin"/>
       </w:r>
       <w:r>
-        <w:rPr>
-          <w:rFonts w:hint="eastAsia"/>
-        </w:rPr>
-        <w:instrText xml:space="preserve"> ADDIN ZOTERO_ITEM CSL_CITATION {"citationID":"X85ZvYWn","properties":{"formattedCitation":"[2]","plainCitation":"[2]","noteIndex":0},"citationItems":[{"id":429,"uris":["http://zotero.org/users/14704831/items/SQ5H6YDR"],"itemData":{"id":429,"type":"article-journal","abstract":"Link prediction is a key problem for network-structured data. Link prediction heuristics use some score functions, such as common neighbors and Katz index, to measure the likelihood of links. They have obtained wide practical uses due to their simplicity, interpretability, and for some of them, scalability. However, every heuristic has a strong assumption on when two nodes are likely to link, which limits their effectiveness on networks where these assumptions fail. In this regard, </w:instrText>
-      </w:r>
-      <w:r>
-        <w:instrText>a more reasonable way should be learning a suitable heuristic from a given network instead of using prede</w:instrText>
-      </w:r>
-      <w:r>
-        <w:rPr>
-          <w:rFonts w:ascii="Times New Roman" w:hAnsi="Times New Roman" w:cs="Times New Roman"/>
+        <w:instrText xml:space="preserve"> ADDIN ZOTERO_ITEM CSL_CITATION {"citationID":"X85ZvYWn","properties":{"formattedCitation":"[2]","plainCitation":"[2]","noteIndex":0},"citationItems":[{"id":389,"uris":["http://zotero.org/users/14704831/items/SQ5H6YDR"],"itemData":{"id":389,"type":"article-journal","abstract":"Link prediction is a key problem for network-structured data. Link prediction heuristics use some score functions, such as common neighbors and Katz index, to measure the likelihood of links. They have obtained wide practical uses due to their simplicity, interpretability, and for some of them, scalability. However, every heuristic has a strong assumption on when two nodes are likely to link, which limits their effectiveness on networks where these assumptions fail. In this regard, a more reasonable way should be learning a suitable heuristic from a given network instead of using prede</w:instrText>
+      </w:r>
+      <w:r>
+        <w:rPr>
+          <w:rFonts w:ascii="Courier New" w:hAnsi="Courier New" w:cs="Courier New"/>
         </w:rPr>
         <w:instrText>ﬁ</w:instrText>
       </w:r>
       <w:r>
-        <w:instrText xml:space="preserve">ned ones. By extracting a local subgraph around each target link, we aim to learn a function mapping the subgraph patterns to link existence, thus automatically learning a </w:instrText>
-      </w:r>
-      <w:r>
-        <w:rPr>
-          <w:rFonts w:ascii="等线" w:eastAsia="等线" w:hAnsi="等线" w:cs="等线" w:hint="eastAsia"/>
-        </w:rPr>
-        <w:instrText>“</w:instrText>
-      </w:r>
-      <w:r>
-        <w:instrText>heuristic</w:instrText>
-      </w:r>
-      <w:r>
-        <w:rPr>
-          <w:rFonts w:ascii="等线" w:eastAsia="等线" w:hAnsi="等线" w:cs="等线" w:hint="eastAsia"/>
-        </w:rPr>
-        <w:instrText>”</w:instrText>
-      </w:r>
-      <w:r>
-        <w:instrText xml:space="preserve"> that suits the current network. In this paper, we study this heuristic learning paradigm for link prediction. First, we develop a novel -decaying heuristic theory. The theory uni</w:instrText>
-      </w:r>
-      <w:r>
-        <w:rPr>
-          <w:rFonts w:ascii="Times New Roman" w:hAnsi="Times New Roman" w:cs="Times New Roman"/>
+        <w:instrText>ned ones. By extracting a local subgraph around each target link, we aim to learn a function mapping the subgraph patterns to link existence, thus automatically learning a “heuristic” that suits the current network. In this paper, we study this heuristic learning paradigm for link prediction. First, we develop a novel -decaying heuristic theory. The theory uni</w:instrText>
+      </w:r>
+      <w:r>
+        <w:rPr>
+          <w:rFonts w:ascii="Courier New" w:hAnsi="Courier New" w:cs="Courier New"/>
         </w:rPr>
         <w:instrText>ﬁ</w:instrText>
       </w:r>
       <w:r>
-        <w:instrText>es a wide range of heuristics in a single</w:instrText>
-      </w:r>
-      <w:r>
-        <w:rPr>
-          <w:rFonts w:hint="eastAsia"/>
-        </w:rPr>
-        <w:instrText xml:space="preserve"> framework, and proves that all these heuristics can be well approximated from local subgraphs. Our results show that local subgraphs reserve rich information related to link existence. Second, based on the -decaying theory, we propose a new method to learn heuristics from local subgraphs using a graph neural network (GNN). Its experimental results show unprecedented performance, working consistently well on a wide range of problems.","language":"en","source":"Zotero","title":"Link Prediction Based on Graph Neural Networks","author":[{"family":"Zhang","given":"Muhan"},{"family":"Chen","given":"Yixin"}]}}],"schema":"https://github.com/citation-style-language/schema/raw/master/csl-citation.json"} </w:instrText>
+        <w:instrText xml:space="preserve">es a wide range of heuristics in a single framework, and proves that all these heuristics can be well approximated from local subgraphs. Our results show that local subgraphs reserve rich information related to link existence. Second, based on the -decaying theory, we propose a new method to learn heuristics from local subgraphs using a graph neural network (GNN). Its experimental results show unprecedented performance, working consistently well on a wide range of problems.","language":"en","source":"Zotero","title":"Link Prediction Based on Graph Neural Networks","author":[{"family":"Zhang","given":"Muhan"},{"family":"Chen","given":"Yixin"}]}}],"schema":"https://github.com/citation-style-language/schema/raw/master/csl-citation.json"} </w:instrText>
       </w:r>
       <w:r>
         <w:rPr>
@@ -1266,7 +1007,7 @@
       </w:r>
       <w:r>
         <w:rPr>
-          <w:rFonts w:ascii="等线" w:eastAsia="等线" w:hAnsi="等线" w:hint="eastAsia"/>
+          <w:rFonts w:ascii="DengXian" w:eastAsia="DengXian" w:hAnsi="DengXian" w:hint="eastAsia"/>
         </w:rPr>
         <w:t>[2]</w:t>
       </w:r>
@@ -1289,28 +1030,16 @@
         <w:fldChar w:fldCharType="begin"/>
       </w:r>
       <w:r>
-        <w:rPr>
-          <w:rFonts w:hint="eastAsia"/>
-        </w:rPr>
-        <w:instrText xml:space="preserve"> ADDIN ZOTERO_ITEM CSL_CITATION {"citationID":"NAtCxP9Q","properties":{"formattedCitation":"[3]","plainCitation":"[3]","noteIndex":0},"citationItems":[{"id":431,"uris":["http://zotero.org/users/14704831/items/TZF364R4"],"itemData":{"id":431,"type":"article-journal","abstract":"Motivation: The use of drug combinations, termed polypharmacy, is common to treat patients with complex diseases or co-existing conditions. However, a major consequence of polypharmacy is a much higher risk of adverse side effects for the patient. Polypharmacy side effects emerge because of drug–drug interactions, in which activity of one drug may change, favorably or unfavorably, if taken with another drug. The knowledge of drug interactions is often limited because these complex r</w:instrText>
-      </w:r>
-      <w:r>
-        <w:instrText>elationships are rare, and are usually not observed in relatively small clinical testing. Discovering polypharmacy side effects thus remains an important challenge with signi</w:instrText>
-      </w:r>
-      <w:r>
-        <w:rPr>
-          <w:rFonts w:ascii="Times New Roman" w:hAnsi="Times New Roman" w:cs="Times New Roman"/>
+        <w:instrText xml:space="preserve"> ADDIN ZOTERO_ITEM CSL_CITATION {"citationID":"NAtCxP9Q","properties":{"formattedCitation":"[3]","plainCitation":"[3]","noteIndex":0},"citationItems":[{"id":388,"uris":["http://zotero.org/users/14704831/items/TZF364R4"],"itemData":{"id":388,"type":"article-journal","abstract":"Motivation: The use of drug combinations, termed polypharmacy, is common to treat patients with complex diseases or co-existing conditions. However, a major consequence of polypharmacy is a much higher risk of adverse side effects for the patient. Polypharmacy side effects emerge because of drug–drug interactions, in which activity of one drug may change, favorably or unfavorably, if taken with another drug. The knowledge of drug interactions is often limited because these complex relationships are rare, and are usually not observed in relatively small clinical testing. Discovering polypharmacy side effects thus remains an important challenge with signi</w:instrText>
+      </w:r>
+      <w:r>
+        <w:rPr>
+          <w:rFonts w:ascii="Courier New" w:hAnsi="Courier New" w:cs="Courier New"/>
         </w:rPr>
         <w:instrText>ﬁ</w:instrText>
       </w:r>
       <w:r>
-        <w:instrText>cant implications for patient mortality and morbidity.","container-title":"Bioin</w:instrText>
-      </w:r>
-      <w:r>
-        <w:rPr>
-          <w:rFonts w:hint="eastAsia"/>
-        </w:rPr>
-        <w:instrText xml:space="preserve">formatics","DOI":"10.1093/bioinformatics/bty294","ISSN":"1367-4803, 1367-4811","issue":"13","language":"en","license":"http://creativecommons.org/licenses/by-nc/4.0/","page":"i457-i466","source":"DOI.org (Crossref)","title":"Modeling polypharmacy side effects with graph convolutional networks","volume":"34","author":[{"family":"Zitnik","given":"Marinka"},{"family":"Agrawal","given":"Monica"},{"family":"Leskovec","given":"Jure"}],"issued":{"date-parts":[["2018",7,1]]}}}],"schema":"https://github.com/citation-style-language/schema/raw/master/csl-citation.json"} </w:instrText>
+        <w:instrText xml:space="preserve">cant implications for patient mortality and morbidity.","container-title":"Bioinformatics","DOI":"10.1093/bioinformatics/bty294","ISSN":"1367-4803, 1367-4811","issue":"13","language":"en","license":"http://creativecommons.org/licenses/by-nc/4.0/","page":"i457-i466","source":"DOI.org (Crossref)","title":"Modeling polypharmacy side effects with graph convolutional networks","volume":"34","author":[{"family":"Zitnik","given":"Marinka"},{"family":"Agrawal","given":"Monica"},{"family":"Leskovec","given":"Jure"}],"issued":{"date-parts":[["2018",7,1]]}}}],"schema":"https://github.com/citation-style-language/schema/raw/master/csl-citation.json"} </w:instrText>
       </w:r>
       <w:r>
         <w:rPr>
@@ -1320,7 +1049,7 @@
       </w:r>
       <w:r>
         <w:rPr>
-          <w:rFonts w:ascii="等线" w:eastAsia="等线" w:hAnsi="等线" w:hint="eastAsia"/>
+          <w:rFonts w:ascii="DengXian" w:eastAsia="DengXian" w:hAnsi="DengXian" w:hint="eastAsia"/>
         </w:rPr>
         <w:t>[3]</w:t>
       </w:r>
@@ -1343,13 +1072,7 @@
         <w:fldChar w:fldCharType="begin"/>
       </w:r>
       <w:r>
-        <w:rPr>
-          <w:rFonts w:hint="eastAsia"/>
-        </w:rPr>
-        <w:instrText xml:space="preserve"> ADDIN ZOTERO_ITEM CSL_CITATION {"citationID":"mtfzLbep","properties":{"formattedCitation":"[4]","plainCitation":"[4]","noteIndex":0},"citationItems":[{"id":433,"uris":["http://zotero.org/users/14704831/items/D4NHY67Q"],"itemData":{"id":433,"type":"articl</w:instrText>
-      </w:r>
-      <w:r>
-        <w:instrText>e-journal","abstract":"Developing new drugs is too expensive and time -consuming. Accurately predicting the interaction between drugs and targets will likely change how the drug is discovered. Machine learning-based protein</w:instrText>
+        <w:instrText xml:space="preserve"> ADDIN ZOTERO_ITEM CSL_CITATION {"citationID":"mtfzLbep","properties":{"formattedCitation":"[4]","plainCitation":"[4]","noteIndex":0},"citationItems":[{"id":387,"uris":["http://zotero.org/users/14704831/items/D4NHY67Q"],"itemData":{"id":387,"type":"article-journal","abstract":"Developing new drugs is too expensive and time -consuming. Accurately predicting the interaction between drugs and targets will likely change how the drug is discovered. Machine learning-based protein</w:instrText>
       </w:r>
       <w:r>
         <w:rPr>
@@ -1367,16 +1090,7 @@
         <w:instrText>−</w:instrText>
       </w:r>
       <w:r>
-        <w:instrText>ligand interactions, are examined. Therefore, this paper starts by presenting an overview of the data sets applied in this are</w:instrText>
-      </w:r>
-      <w:r>
-        <w:rPr>
-          <w:rFonts w:hint="eastAsia"/>
-        </w:rPr>
-        <w:instrText xml:space="preserve">a, as well as the various approaches applied for representing proteins and ligands. Then, sequence-based and structure-based classification criteria are subsequently utilized to categorize and summarize both the classical machine learning models and deep </w:instrText>
-      </w:r>
-      <w:r>
-        <w:instrText>learning models employed in protein</w:instrText>
+        <w:instrText>ligand interactions, are examined. Therefore, this paper starts by presenting an overview of the data sets applied in this area, as well as the various approaches applied for representing proteins and ligands. Then, sequence-based and structure-based classification criteria are subsequently utilized to categorize and summarize both the classical machine learning models and deep learning models employed in protein</w:instrText>
       </w:r>
       <w:r>
         <w:rPr>
@@ -1394,13 +1108,7 @@
         <w:instrText>−</w:instrText>
       </w:r>
       <w:r>
-        <w:instrText>ligand interaction models in drug research is</w:instrText>
-      </w:r>
-      <w:r>
-        <w:rPr>
-          <w:rFonts w:hint="eastAsia"/>
-        </w:rPr>
-        <w:instrText xml:space="preserve"> presented. Lastly, the current challenges and future directions in this field are addressed.","container-title":"Journal of Chemical Information and Modeling","DOI":"10.1021/acs.jcim.3c01841","ISSN":"1549-9596, 1549-960X","issue":"5","journalAbbreviation":"J. Chem. Inf. Model.","language":"en","license":"https://doi.org/10.15223/policy-029","page":"1456-1472","source":"DOI.org (Crossref)","title":"Machine Learning for Sequence and Structure-Based Protein–Ligand Interaction Prediction","volume":"64","author":[{"family":"Zhang","given":"Yunjiang"},{"family":"Li","given":"Shuyuan"},{"family":"Meng","given":"Kong"},{"family":"Sun","given":"Shaorui"}],"issued":{"date-parts":[["2024",3,11]]}}}],"schema":"https://github.com/citation-style-language/schema/raw/master/csl-citation.json"} </w:instrText>
+        <w:instrText xml:space="preserve">ligand interaction models in drug research is presented. Lastly, the current challenges and future directions in this field are addressed.","container-title":"Journal of Chemical Information and Modeling","DOI":"10.1021/acs.jcim.3c01841","ISSN":"1549-9596, 1549-960X","issue":"5","journalAbbreviation":"J. Chem. Inf. Model.","language":"en","license":"https://doi.org/10.15223/policy-029","page":"1456-1472","source":"DOI.org (Crossref)","title":"Machine Learning for Sequence and Structure-Based Protein–Ligand Interaction Prediction","volume":"64","author":[{"family":"Zhang","given":"Yunjiang"},{"family":"Li","given":"Shuyuan"},{"family":"Meng","given":"Kong"},{"family":"Sun","given":"Shaorui"}],"issued":{"date-parts":[["2024",3,11]]}}}],"schema":"https://github.com/citation-style-language/schema/raw/master/csl-citation.json"} </w:instrText>
       </w:r>
       <w:r>
         <w:rPr>
@@ -1410,7 +1118,7 @@
       </w:r>
       <w:r>
         <w:rPr>
-          <w:rFonts w:ascii="等线" w:eastAsia="等线" w:hAnsi="等线" w:hint="eastAsia"/>
+          <w:rFonts w:ascii="DengXian" w:eastAsia="DengXian" w:hAnsi="DengXian" w:hint="eastAsia"/>
         </w:rPr>
         <w:t>[4]</w:t>
       </w:r>
@@ -1433,10 +1141,7 @@
         <w:fldChar w:fldCharType="begin"/>
       </w:r>
       <w:r>
-        <w:rPr>
-          <w:rFonts w:hint="eastAsia"/>
-        </w:rPr>
-        <w:instrText xml:space="preserve"> ADDIN ZOTERO_ITEM CSL_CITATION {"citationID":"bdKKaQyH","properties":{"formattedCitation":"[5]","plainCitation":"[5]","noteIndex":0},"citationItems":[{"id":437,"uris":["http://zotero.org/users/14704831/items/6K3YUNPP"],"itemData":{"id":437,"type":"article-journal","abstract":"Compound-Protein Interaction (CPI) prediction aims to predict the pattern and strength of compound-protein interactions for rational drug discovery. Existing deep learningbased methods utilize only the single modality of protein sequences or structures and lack the co-modeling of the joint distribution of the two modalities, which may lead to significant performance drops in complex real-world scenarios due to various factors, e.g., modality missing and domain shifting. More importantly, these methods only model protein sequences and structures at a single fixed scale, neglecting more fine-grained multi-scale information, such as those embedded in key protein fragments. In this paper, we propose a novel multi-scale Protein Sequence-structure Contrasting framework for CPI prediction (PSC-CPI), which captures the dependencies between protein sequences and structures through both intra-modality and cross-modality contrasting. We further apply length-variable protein augmentation to allow contrasting to be performed at different scales, from the amino acid level to the sequence level. Finally, in order to more fairly evaluate the model generalizability, we split the test data into four settings based on whether compounds and proteins have been observed during the training stage. Extensive experiments have shown that PSC-CPI generalizes well in all four settings, particularly in the more challenging “Unseen-Both” setting, where neither compounds nor proteins have been observed during training. Furthermore, even when encountering a situation of modality missing, i.e., inference with only single-modality data, PSC-CPI still exhibits comparable or even better performance than previous approaches.","container-title":"Proceedings of the AAAI Conference on Artificial Intelligence","DOI":"10.1609/aaai.v38i1.27784","ISSN":"2374-3468, 2159-5399","issue":"1","journalAbbreviation":"AAAI","language":"en","page":"310-319","source":"DOI.org (Crossref)","title":"PSC-CPI: Multi-Scale Protein Sequence-Structure Contrasting for Efficient and Generalizable Compound-Protein Interaction Prediction","title-short":"PSC-CPI","volume":"38","author":[{"family":"Wu","given":"Lirong"},{"family":"Huang","given":"Yufei"},{"family":"Tan","given":"Cheng"},{"family":"Gao","given":"Zhangyang"},{"family":"Hu","given":"Bozhen"},{"family":"Lin","given":"Haitao"},{"family":"Liu","given":"Zicheng"},{"family":"Li","given":"Stan Z."}],"issued":{"date-parts":[["2024",3,24]]}}}],"schema":"https://github.com/citation-style-language/schema/raw/master/csl-citation.json"} </w:instrText>
+        <w:instrText xml:space="preserve"> ADDIN ZOTERO_ITEM CSL_CITATION {"citationID":"bdKKaQyH","properties":{"formattedCitation":"[5]","plainCitation":"[5]","noteIndex":0},"citationItems":[{"id":383,"uris":["http://zotero.org/users/14704831/items/6K3YUNPP"],"itemData":{"id":383,"type":"article-journal","abstract":"Compound-Protein Interaction (CPI) prediction aims to predict the pattern and strength of compound-protein interactions for rational drug discovery. Existing deep learningbased methods utilize only the single modality of protein sequences or structures and lack the co-modeling of the joint distribution of the two modalities, which may lead to significant performance drops in complex real-world scenarios due to various factors, e.g., modality missing and domain shifting. More importantly, these methods only model protein sequences and structures at a single fixed scale, neglecting more fine-grained multi-scale information, such as those embedded in key protein fragments. In this paper, we propose a novel multi-scale Protein Sequence-structure Contrasting framework for CPI prediction (PSC-CPI), which captures the dependencies between protein sequences and structures through both intra-modality and cross-modality contrasting. We further apply length-variable protein augmentation to allow contrasting to be performed at different scales, from the amino acid level to the sequence level. Finally, in order to more fairly evaluate the model generalizability, we split the test data into four settings based on whether compounds and proteins have been observed during the training stage. Extensive experiments have shown that PSC-CPI generalizes well in all four settings, particularly in the more challenging “Unseen-Both” setting, where neither compounds nor proteins have been observed during training. Furthermore, even when encountering a situation of modality missing, i.e., inference with only single-modality data, PSC-CPI still exhibits comparable or even better performance than previous approaches.","container-title":"Proceedings of the AAAI Conference on Artificial Intelligence","DOI":"10.1609/aaai.v38i1.27784","ISSN":"2374-3468, 2159-5399","issue":"1","journalAbbreviation":"AAAI","language":"en","page":"310-319","source":"DOI.org (Crossref)","title":"PSC-CPI: Multi-Scale Protein Sequence-Structure Contrasting for Efficient and Generalizable Compound-Protein Interaction Prediction","title-short":"PSC-CPI","volume":"38","author":[{"family":"Wu","given":"Lirong"},{"family":"Huang","given":"Yufei"},{"family":"Tan","given":"Cheng"},{"family":"Gao","given":"Zhangyang"},{"family":"Hu","given":"Bozhen"},{"family":"Lin","given":"Haitao"},{"family":"Liu","given":"Zicheng"},{"family":"Li","given":"Stan Z."}],"issued":{"date-parts":[["2024",3,24]]}}}],"schema":"https://github.com/citation-style-language/schema/raw/master/csl-citation.json"} </w:instrText>
       </w:r>
       <w:r>
         <w:rPr>
@@ -1446,7 +1151,7 @@
       </w:r>
       <w:r>
         <w:rPr>
-          <w:rFonts w:ascii="等线" w:eastAsia="等线" w:hAnsi="等线" w:hint="eastAsia"/>
+          <w:rFonts w:ascii="DengXian" w:eastAsia="DengXian" w:hAnsi="DengXian" w:hint="eastAsia"/>
         </w:rPr>
         <w:t>[5]</w:t>
       </w:r>
@@ -1469,13 +1174,7 @@
         <w:fldChar w:fldCharType="begin"/>
       </w:r>
       <w:r>
-        <w:rPr>
-          <w:rFonts w:hint="eastAsia"/>
-        </w:rPr>
-        <w:instrText xml:space="preserve"> ADDIN ZOTERO_ITEM CSL_CITATION {"citationID":"3N0oJiiF","properties":{"formattedCitation":"[6]","plainCitation":"[6]","noteIndex":0},"citationItems":[{"id":439,"uris":["http://zotero.org/users/14704831/items/5GDPGNW3"],"itemData":{"id":439,"type":"article-journal","abstract":"A key metric to assess molecular docking remains ligand enrichment against challenging decoys. Whereas the directory of useful decoys (DUD) has been widely used, clear areas for optimization have emerged. Here we describe an improved benchmarking set that includes more diverse targets such as GPCRs and ion channels, totaling 102 proteins with 22886 clustered ligands drawn from ChEMBL, each with 50 property-matched decoys drawn from ZINC. To ensure chemotype diversity, we cluster eac</w:instrText>
-      </w:r>
-      <w:r>
-        <w:instrText>h target’s ligands by their Bemis</w:instrText>
+        <w:instrText xml:space="preserve"> ADDIN ZOTERO_ITEM CSL_CITATION {"citationID":"3N0oJiiF","properties":{"formattedCitation":"[6]","plainCitation":"[6]","noteIndex":0},"citationItems":[{"id":382,"uris":["http://zotero.org/users/14704831/items/5GDPGNW3"],"itemData":{"id":382,"type":"article-journal","abstract":"A key metric to assess molecular docking remains ligand enrichment against challenging decoys. Whereas the directory of useful decoys (DUD) has been widely used, clear areas for optimization have emerged. Here we describe an improved benchmarking set that includes more diverse targets such as GPCRs and ion channels, totaling 102 proteins with 22886 clustered ligands drawn from ChEMBL, each with 50 property-matched decoys drawn from ZINC. To ensure chemotype diversity, we cluster each target’s ligands by their Bemis</w:instrText>
       </w:r>
       <w:r>
         <w:rPr>
@@ -1484,13 +1183,7 @@
         <w:instrText>−</w:instrText>
       </w:r>
       <w:r>
-        <w:instrText>Murcko atomic frameworks. We add net charge to the matched physicochemical properties and include only the most dissimilar decoys, by topology, from the ligands. An online automated tool (http://decoys.docking.org) genera</w:instrText>
-      </w:r>
-      <w:r>
-        <w:rPr>
-          <w:rFonts w:hint="eastAsia"/>
-        </w:rPr>
-        <w:instrText xml:space="preserve">tes these improved matched decoys for user-supplied ligands. We test this data set by docking all 102 targets, using the results to improve the balance between ligand desolvation and electrostatics in DOCK 3.6. The complete DUD-E benchmarking set is freely available at http://dude.docking.org.","container-title":"Journal of Medicinal Chemistry","DOI":"10.1021/jm300687e","ISSN":"0022-2623, 1520-4804","issue":"14","journalAbbreviation":"J. Med. Chem.","language":"en","license":"http://pubs.acs.org/page/policy/authorchoice_termsofuse.html","page":"6582-6594","source":"DOI.org (Crossref)","title":"Directory of Useful Decoys, Enhanced (DUD-E): Better Ligands and Decoys for Better Benchmarking","title-short":"Directory of Useful Decoys, Enhanced (DUD-E)","volume":"55","author":[{"family":"Mysinger","given":"Michael M."},{"family":"Carchia","given":"Michael"},{"family":"Irwin","given":"John. J."},{"family":"Shoichet","given":"Brian K."}],"issued":{"date-parts":[["2012",7,26]]}}}],"schema":"https://github.com/citation-style-language/schema/raw/master/csl-citation.json"} </w:instrText>
+        <w:instrText xml:space="preserve">Murcko atomic frameworks. We add net charge to the matched physicochemical properties and include only the most dissimilar decoys, by topology, from the ligands. An online automated tool (http://decoys.docking.org) generates these improved matched decoys for user-supplied ligands. We test this data set by docking all 102 targets, using the results to improve the balance between ligand desolvation and electrostatics in DOCK 3.6. The complete DUD-E benchmarking set is freely available at http://dude.docking.org.","container-title":"Journal of Medicinal Chemistry","DOI":"10.1021/jm300687e","ISSN":"0022-2623, 1520-4804","issue":"14","journalAbbreviation":"J. Med. Chem.","language":"en","license":"http://pubs.acs.org/page/policy/authorchoice_termsofuse.html","page":"6582-6594","source":"DOI.org (Crossref)","title":"Directory of Useful Decoys, Enhanced (DUD-E): Better Ligands and Decoys for Better Benchmarking","title-short":"Directory of Useful Decoys, Enhanced (DUD-E)","volume":"55","author":[{"family":"Mysinger","given":"Michael M."},{"family":"Carchia","given":"Michael"},{"family":"Irwin","given":"John. J."},{"family":"Shoichet","given":"Brian K."}],"issued":{"date-parts":[["2012",7,26]]}}}],"schema":"https://github.com/citation-style-language/schema/raw/master/csl-citation.json"} </w:instrText>
       </w:r>
       <w:r>
         <w:rPr>
@@ -1500,7 +1193,7 @@
       </w:r>
       <w:r>
         <w:rPr>
-          <w:rFonts w:ascii="等线" w:eastAsia="等线" w:hAnsi="等线" w:hint="eastAsia"/>
+          <w:rFonts w:ascii="DengXian" w:eastAsia="DengXian" w:hAnsi="DengXian" w:hint="eastAsia"/>
         </w:rPr>
         <w:t>[6]</w:t>
       </w:r>
@@ -1523,10 +1216,7 @@
         <w:fldChar w:fldCharType="begin"/>
       </w:r>
       <w:r>
-        <w:rPr>
-          <w:rFonts w:hint="eastAsia"/>
-        </w:rPr>
-        <w:instrText xml:space="preserve"> ADDIN ZOTERO_ITEM CSL_CITATION {"citationID":"ZLyGU8Q4","properties":{"formattedCitation":"[7]","plainCitation":"[7]","noteIndex":0},"citationItems":[{"id":441,"uris":["http://zotero.org/users/14704831/items/F9DJPWD6"],"itemData":{"id":441,"type":"article-journal","abstract":"Recently, deep learning has become the essential methodology for Drug–Target Interaction (DTI) prediction. However, the existing learning-based representation methods embed the prior knowledge encapsulated by the training data and, as such, acquire redundant domain information irrelevant to the DTI prediction, compromising the generalization capability of a deep network to unfamiliar instances. To tackle this limitation, we propose a novel DTI prediction method using Multi-Modal feature fusion and Domain Generalization (MMDG-DTI). Specifically, we first use pre-trained Large Language Models (LLMs) to obtain generalized textual features covering nearly the whole biological text vocabulary, with the capacity to handle unseen samples and extract robust and discriminative features. In parallel, we propose a unified structural feature extractor based on a hybrid Graph Neural Network (GNN). The extractor improves the performance of MMDG-DTI by extracting features from another modality and discarding the representation of domain-specific prior substructures. Then, we integrate the complementary information of LLM and GNN features using an innovative classifier, while enhancing the generalization ability with the help of Domain Adversarial Training (DAT) and contrastive learning. Last, we propose a novel cross-domain evaluation protocol to enhance the predication fidelity in practical applications. The quantitative and visualization results obtained on several benchmarking datasets demonstrate that MMDG-DTI achieves state-of-the-art performance under both single-domain and cross-domain settings, confirming the superiority of the proposed method. The datasets and codes will be available on the project homepage: https://github.com/JU-HuaY/MMDG-DTI.","container-title":"Pattern Recognition","DOI":"10.1016/j.patcog.2024.110887","ISSN":"00313203","journalAbbreviation":"Pattern Recognition","language":"en","page":"110887","source":"DOI.org (Crossref)","title":"MMDG-DTI: Drug–target interaction prediction via multimodal feature fusion and domain generalization","title-short":"MMDG-DTI","volume":"157","author":[{"family":"Hua","given":"Yang"},{"family":"Feng","given":"Zhenhua"},{"family":"Song","given":"Xiaoning"},{"family":"Wu","given":"Xiao-Jun"},{"family":"Kittler","given":"Josef"}],"issued":{"date-parts":[["2025",1]]}}}],"schema":"https://github.com/citation-style-language/schema/raw/master/csl-citation.json"} </w:instrText>
+        <w:instrText xml:space="preserve"> ADDIN ZOTERO_ITEM CSL_CITATION {"citationID":"ZLyGU8Q4","properties":{"formattedCitation":"[7]","plainCitation":"[7]","noteIndex":0},"citationItems":[{"id":381,"uris":["http://zotero.org/users/14704831/items/F9DJPWD6"],"itemData":{"id":381,"type":"article-journal","abstract":"Recently, deep learning has become the essential methodology for Drug–Target Interaction (DTI) prediction. However, the existing learning-based representation methods embed the prior knowledge encapsulated by the training data and, as such, acquire redundant domain information irrelevant to the DTI prediction, compromising the generalization capability of a deep network to unfamiliar instances. To tackle this limitation, we propose a novel DTI prediction method using Multi-Modal feature fusion and Domain Generalization (MMDG-DTI). Specifically, we first use pre-trained Large Language Models (LLMs) to obtain generalized textual features covering nearly the whole biological text vocabulary, with the capacity to handle unseen samples and extract robust and discriminative features. In parallel, we propose a unified structural feature extractor based on a hybrid Graph Neural Network (GNN). The extractor improves the performance of MMDG-DTI by extracting features from another modality and discarding the representation of domain-specific prior substructures. Then, we integrate the complementary information of LLM and GNN features using an innovative classifier, while enhancing the generalization ability with the help of Domain Adversarial Training (DAT) and contrastive learning. Last, we propose a novel cross-domain evaluation protocol to enhance the predication fidelity in practical applications. The quantitative and visualization results obtained on several benchmarking datasets demonstrate that MMDG-DTI achieves state-of-the-art performance under both single-domain and cross-domain settings, confirming the superiority of the proposed method. The datasets and codes will be available on the project homepage: https://github.com/JU-HuaY/MMDG-DTI.","container-title":"Pattern Recognition","DOI":"10.1016/j.patcog.2024.110887","ISSN":"00313203","journalAbbreviation":"Pattern Recognition","language":"en","page":"110887","source":"DOI.org (Crossref)","title":"MMDG-DTI: Drug–target interaction prediction via multimodal feature fusion and domain generalization","title-short":"MMDG-DTI","volume":"157","author":[{"family":"Hua","given":"Yang"},{"family":"Feng","given":"Zhenhua"},{"family":"Song","given":"Xiaoning"},{"family":"Wu","given":"Xiao-Jun"},{"family":"Kittler","given":"Josef"}],"issued":{"date-parts":[["2025",1]]}}}],"schema":"https://github.com/citation-style-language/schema/raw/master/csl-citation.json"} </w:instrText>
       </w:r>
       <w:r>
         <w:rPr>
@@ -1536,7 +1226,7 @@
       </w:r>
       <w:r>
         <w:rPr>
-          <w:rFonts w:ascii="等线" w:eastAsia="等线" w:hAnsi="等线" w:hint="eastAsia"/>
+          <w:rFonts w:ascii="DengXian" w:eastAsia="DengXian" w:hAnsi="DengXian" w:hint="eastAsia"/>
         </w:rPr>
         <w:t>[7]</w:t>
       </w:r>
@@ -1556,17 +1246,14 @@
         <w:fldChar w:fldCharType="begin"/>
       </w:r>
       <w:r>
-        <w:rPr>
-          <w:rFonts w:hint="eastAsia"/>
-        </w:rPr>
-        <w:instrText xml:space="preserve"> ADDIN ZOTERO_ITEM CSL_CITATION {"citationID":"nj6hxAQf","properties":{"formattedCitation":"[8]","plainCitation":"[8]","noteIndex":0},"citationItems":[{"id":442,"uris":["http://zotero.org/users/14704831/items/HFQK5DNF"],"itemData":{"id":442,"type":"article-journal","abstract":"Motivation: Accurately predicting drug-target protein interactions (DTI) is a cornerstone of drug discovery, enabling the identification of potential therapeutic compounds. Sequence-based prediction models, despite their simplicity, hold great promise in extracting essential information directly from raw sequences. However, the focus in recent DTI studies has increasingly shifted toward enhancing algorithmic complexity, often at the expense of fully leveraging robust sequence representation learning methods. This shift has led to the underestimation and gradual neglect of methodologies aimed at effectively capturing discriminative features from sequences. Our work seeks to address this oversight by emphasizing the value of well-constructed sequence representation algorithms, demonstrating that even with simple interaction mapping algorithm techniques, accurate DTI models can be achieved. By prioritizing meaningful information extraction over excessive model complexity, we aim to advance the development of practical and generalizable DTI prediction frameworks.","container-title":"Computers in Biology and Medicine","DOI":"10.1016/j.compbiomed.2025.109927","ISSN":"00104825","journalAbbreviation":"Computers in Biology and Medicine","language":"en","page":"109927","source":"DOI.org (Crossref)","title":"KNU-DTI: KNowledge United Drug-Target Interaction prediction","title-short":"KNU-DTI","volume":"189","author":[{"family":"Heo","given":"Ryong"},{"family":"Lee","given":"Dahyeon"},{"family":"Kim","given":"Byung Ju"},{"family":"Seo","given":"Sangmin"},{"family":"Park","given":"Sanghyun"},{"family":"Park","given":"Chihyun"}],"issued":{"date-parts":[["2025",5]]}}}],"schema":"https://github.com/citation-style-language/schema/raw/master/csl-citation.json"} </w:instrText>
+        <w:instrText xml:space="preserve"> ADDIN ZOTERO_ITEM CSL_CITATION {"citationID":"nj6hxAQf","properties":{"formattedCitation":"[8]","plainCitation":"[8]","noteIndex":0},"citationItems":[{"id":432,"uris":["http://zotero.org/users/14704831/items/HFQK5DNF"],"itemData":{"id":432,"type":"article-journal","abstract":"Motivation: Accurately predicting drug-target protein interactions (DTI) is a cornerstone of drug discovery, enabling the identification of potential therapeutic compounds. Sequence-based prediction models, despite their simplicity, hold great promise in extracting essential information directly from raw sequences. However, the focus in recent DTI studies has increasingly shifted toward enhancing algorithmic complexity, often at the expense of fully leveraging robust sequence representation learning methods. This shift has led to the underestimation and gradual neglect of methodologies aimed at effectively capturing discriminative features from sequences. Our work seeks to address this oversight by emphasizing the value of well-constructed sequence representation algorithms, demonstrating that even with simple interaction mapping algorithm techniques, accurate DTI models can be achieved. By prioritizing meaningful information extraction over excessive model complexity, we aim to advance the development of practical and generalizable DTI prediction frameworks.","container-title":"Computers in Biology and Medicine","DOI":"10.1016/j.compbiomed.2025.109927","ISSN":"00104825","journalAbbreviation":"Computers in Biology and Medicine","language":"en","page":"109927","source":"DOI.org (Crossref)","title":"KNU-DTI: KNowledge United Drug-Target Interaction prediction","title-short":"KNU-DTI","volume":"189","author":[{"family":"Heo","given":"Ryong"},{"family":"Lee","given":"Dahyeon"},{"family":"Kim","given":"Byung Ju"},{"family":"Seo","given":"Sangmin"},{"family":"Park","given":"Sanghyun"},{"family":"Park","given":"Chihyun"}],"issued":{"date-parts":[["2025",5]]}}}],"schema":"https://github.com/citation-style-language/schema/raw/master/csl-citation.json"} </w:instrText>
       </w:r>
       <w:r>
         <w:fldChar w:fldCharType="separate"/>
       </w:r>
       <w:r>
         <w:rPr>
-          <w:rFonts w:ascii="等线" w:eastAsia="等线" w:hAnsi="等线"/>
+          <w:rFonts w:ascii="DengXian" w:eastAsia="DengXian" w:hAnsi="DengXian"/>
         </w:rPr>
         <w:t>[8]</w:t>
       </w:r>
@@ -1586,10 +1273,7 @@
         <w:fldChar w:fldCharType="begin"/>
       </w:r>
       <w:r>
-        <w:rPr>
-          <w:rFonts w:hint="eastAsia"/>
-        </w:rPr>
-        <w:instrText xml:space="preserve"> ADDIN ZOTERO_ITEM CSL_CITATION {"citationID":"LPXjGDlC","properties":{"formattedCitation":"[9]","plainCitation":"[9]","noteIndex":0},"citationItems":[{"id":445,"uris":["http://zotero.org/users/14704831/items/4FT3T8KP"],"itemData":{"id":445,"type":"paper-conference","abstract":"Drug Target Interaction (DTI) focuses on exploring the interactions between specific drug molecules and their biological targets to assess the efficacy and safety of drugs. Significant advancements have been made in integrating computational techniques compared to traditional approaches, including machine learning-based DTI models, deep learning-based DTI models, and knowledge graph-based DTI models. However, these models often depend on rich contextual and structural information, which can lead to reduced prediction accuracy when dealing with sparse data and pose challenges in cold start scenarios. To address this limitation, we propose a novel DTI prediction method called MuRLDTI. Specifically, we employ DQN-based reinforcement learning to the DTI task to solve the cold-start problem by leveraging learned knowledge to transfer to the unknown drug-target interaction. Additionally, we utilize biological information from multiple sources, including sequence features and compound features, to reinforce the learned environmental information and improve the prediction accuracy. Experimental results on three benchmark datasets demonstrate that our model outperforms the baselines, validating the effectiveness of the proposed approach.","container-title":"ICASSP 2025 - 2025 IEEE International Conference on Acoustics, Speech and Signal Processing (ICASSP)","DOI":"10.1109/ICASSP49660.2025.10888048","event-place":"Hyderabad, India","event-title":"ICASSP 2025 - 2025 IEEE International Conference on Acoustics, Speech and Signal Processing (ICASSP)","ISBN":"979-8-3503-6874-1","language":"en","license":"https://doi.org/10.15223/policy-029","page":"1-5","publisher":"IEEE","publisher-place":"Hyderabad, India","source":"DOI.org (Crossref)","title":"MuRL-DTI: A Multimodal Feature Fusion Reinforcement Learning Approach for Cold Start in Drug-Target Interactions","title-short":"MuRL-DTI","URL":"https://ieeexplore.ieee.org/document/10888048/","author":[{"family":"Liu","given":"Yao"},{"family":"Wang","given":"Xin"},{"family":"Liu","given":"Ye"},{"family":"Dou","given":"Dandan"}],"accessed":{"date-parts":[["2025",4,4]]},"issued":{"date-parts":[["2025",4,6]]}}}],"schema":"https://github.com/citation-style-language/schema/raw/master/csl-citation.json"} </w:instrText>
+        <w:instrText xml:space="preserve"> ADDIN ZOTERO_ITEM CSL_CITATION {"citationID":"LPXjGDlC","properties":{"formattedCitation":"[9]","plainCitation":"[9]","noteIndex":0},"citationItems":[{"id":433,"uris":["http://zotero.org/users/14704831/items/4FT3T8KP"],"itemData":{"id":433,"type":"paper-conference","abstract":"Drug Target Interaction (DTI) focuses on exploring the interactions between specific drug molecules and their biological targets to assess the efficacy and safety of drugs. Significant advancements have been made in integrating computational techniques compared to traditional approaches, including machine learning-based DTI models, deep learning-based DTI models, and knowledge graph-based DTI models. However, these models often depend on rich contextual and structural information, which can lead to reduced prediction accuracy when dealing with sparse data and pose challenges in cold start scenarios. To address this limitation, we propose a novel DTI prediction method called MuRLDTI. Specifically, we employ DQN-based reinforcement learning to the DTI task to solve the cold-start problem by leveraging learned knowledge to transfer to the unknown drug-target interaction. Additionally, we utilize biological information from multiple sources, including sequence features and compound features, to reinforce the learned environmental information and improve the prediction accuracy. Experimental results on three benchmark datasets demonstrate that our model outperforms the baselines, validating the effectiveness of the proposed approach.","container-title":"ICASSP 2025 - 2025 IEEE International Conference on Acoustics, Speech and Signal Processing (ICASSP)","DOI":"10.1109/ICASSP49660.2025.10888048","event-place":"Hyderabad, India","event-title":"ICASSP 2025 - 2025 IEEE International Conference on Acoustics, Speech and Signal Processing (ICASSP)","ISBN":"979-8-3503-6874-1","language":"en","license":"https://doi.org/10.15223/policy-029","page":"1-5","publisher":"IEEE","publisher-place":"Hyderabad, India","source":"DOI.org (Crossref)","title":"MuRL-DTI: A Multimodal Feature Fusion Reinforcement Learning Approach for Cold Start in Drug-Target Interactions","title-short":"MuRL-DTI","URL":"https://ieeexplore.ieee.org/document/10888048/","author":[{"family":"Liu","given":"Yao"},{"family":"Wang","given":"Xin"},{"family":"Liu","given":"Ye"},{"family":"Dou","given":"Dandan"}],"accessed":{"date-parts":[["2025",4,4]]},"issued":{"date-parts":[["2025",4,6]]}}}],"schema":"https://github.com/citation-style-language/schema/raw/master/csl-citation.json"} </w:instrText>
       </w:r>
       <w:r>
         <w:rPr>
@@ -1599,7 +1283,7 @@
       </w:r>
       <w:r>
         <w:rPr>
-          <w:rFonts w:ascii="等线" w:eastAsia="等线" w:hAnsi="等线" w:hint="eastAsia"/>
+          <w:rFonts w:ascii="DengXian" w:eastAsia="DengXian" w:hAnsi="DengXian" w:hint="eastAsia"/>
         </w:rPr>
         <w:t>[9]</w:t>
       </w:r>
@@ -1622,10 +1306,7 @@
         <w:fldChar w:fldCharType="begin"/>
       </w:r>
       <w:r>
-        <w:rPr>
-          <w:rFonts w:hint="eastAsia"/>
-        </w:rPr>
-        <w:instrText xml:space="preserve"> ADDIN ZOTERO_ITEM CSL_CITATION {"citationID":"MLlyIBN2","properties":{"formattedCitation":"[10]","plainCitation":"[10]","noteIndex":0},"citationItems":[{"id":447,"uris":["http://zotero.org/users/14704831/items/NUTR635P"],"itemData":{"id":447,"type":"article-journal","abstract":"Abstract\n            The emergence of large-scale genomic, chemical and pharmacological data provides new opportunities for drug discovery and repositioning. In this work, we develop a computational pipeline, called DTINet, to predict novel drug–target interactions from a constructed heterogeneous network, which integrates diverse drug-related information. DTINet focuses on learning a low-dimensional vector representation of features, which accurately explains the topological properties of individual nodes in the heterogeneous network, and then makes prediction based on these representations via a vector space projection scheme. DTINet achieves substantial performance improvement over other state-of-the-art methods for drug–target interaction prediction. Moreover, we experimentally validate the novel interactions between three drugs and the cyclooxygenase proteins predicted by DTINet, and demonstrate the new potential applications of these identified cyclooxygenase inhibitors in preventing inflammatory diseases. These results indicate that DTINet can provide a practically useful tool for integrating heterogeneous information to predict new drug–target interactions and repurpose existing drugs.","container-title":"Nature Communications","DOI":"10.1038/s41467-017-00680-8","ISSN":"2041-1723","issue":"1","journalAbbreviation":"Nat Commun","language":"en","page":"573","source":"DOI.org (Crossref)","title":"A network integration approach for drug-target interaction prediction and computational drug repositioning from heterogeneous information","volume":"8","author":[{"family":"Luo","given":"Yunan"},{"family":"Zhao","given":"Xinbin"},{"family":"Zhou","given":"Jingtian"},{"family":"Yang","given":"Jinglin"},{"family":"Zhang","given":"Yanqing"},{"family":"Kuang","given":"Wenhua"},{"family":"Peng","given":"Jian"},{"family":"Chen","given":"Ligong"},{"family":"Zeng","given":"Jianyang"}],"issued":{"date-parts":[["2017",9,18]]}}}],"schema":"https://github.com/citation-style-language/schema/raw/master/csl-citation.json"} </w:instrText>
+        <w:instrText xml:space="preserve"> ADDIN ZOTERO_ITEM CSL_CITATION {"citationID":"MLlyIBN2","properties":{"formattedCitation":"[10]","plainCitation":"[10]","noteIndex":0},"citationItems":[{"id":435,"uris":["http://zotero.org/users/14704831/items/NUTR635P"],"itemData":{"id":435,"type":"article-journal","abstract":"Abstract\n            The emergence of large-scale genomic, chemical and pharmacological data provides new opportunities for drug discovery and repositioning. In this work, we develop a computational pipeline, called DTINet, to predict novel drug–target interactions from a constructed heterogeneous network, which integrates diverse drug-related information. DTINet focuses on learning a low-dimensional vector representation of features, which accurately explains the topological properties of individual nodes in the heterogeneous network, and then makes prediction based on these representations via a vector space projection scheme. DTINet achieves substantial performance improvement over other state-of-the-art methods for drug–target interaction prediction. Moreover, we experimentally validate the novel interactions between three drugs and the cyclooxygenase proteins predicted by DTINet, and demonstrate the new potential applications of these identified cyclooxygenase inhibitors in preventing inflammatory diseases. These results indicate that DTINet can provide a practically useful tool for integrating heterogeneous information to predict new drug–target interactions and repurpose existing drugs.","container-title":"Nature Communications","DOI":"10.1038/s41467-017-00680-8","ISSN":"2041-1723","issue":"1","journalAbbreviation":"Nat Commun","language":"en","page":"573","source":"DOI.org (Crossref)","title":"A network integration approach for drug-target interaction prediction and computational drug repositioning from heterogeneous information","volume":"8","author":[{"family":"Luo","given":"Yunan"},{"family":"Zhao","given":"Xinbin"},{"family":"Zhou","given":"Jingtian"},{"family":"Yang","given":"Jinglin"},{"family":"Zhang","given":"Yanqing"},{"family":"Kuang","given":"Wenhua"},{"family":"Peng","given":"Jian"},{"family":"Chen","given":"Ligong"},{"family":"Zeng","given":"Jianyang"}],"issued":{"date-parts":[["2017",9,18]]}}}],"schema":"https://github.com/citation-style-language/schema/raw/master/csl-citation.json"} </w:instrText>
       </w:r>
       <w:r>
         <w:rPr>
@@ -1635,7 +1316,7 @@
       </w:r>
       <w:r>
         <w:rPr>
-          <w:rFonts w:ascii="等线" w:eastAsia="等线" w:hAnsi="等线" w:hint="eastAsia"/>
+          <w:rFonts w:ascii="DengXian" w:eastAsia="DengXian" w:hAnsi="DengXian" w:hint="eastAsia"/>
         </w:rPr>
         <w:t>[10]</w:t>
       </w:r>
@@ -1658,17 +1339,11 @@
         <w:fldChar w:fldCharType="begin"/>
       </w:r>
       <w:r>
-        <w:rPr>
-          <w:rFonts w:hint="eastAsia"/>
-        </w:rPr>
-        <w:instrText xml:space="preserve"> ADDIN ZOTERO_ITEM CSL_CITATION {"citationID":"Hib9qG4b","properties":{"formattedCitation":"[11]","plainCitation":"[11]","noteIndex":0},"citationItems":[{"id":449,"uris":["http://zotero.org/users/14704831/items/68LXISTU"],"itemData":{"id":449,"type":"arti</w:instrText>
-      </w:r>
-      <w:r>
-        <w:instrText>cle-journal","abstract":"Motivation: The identi</w:instrText>
-      </w:r>
-      <w:r>
-        <w:rPr>
-          <w:rFonts w:ascii="Times New Roman" w:hAnsi="Times New Roman" w:cs="Times New Roman"/>
+        <w:instrText xml:space="preserve"> ADDIN ZOTERO_ITEM CSL_CITATION {"citationID":"Hib9qG4b","properties":{"formattedCitation":"[11]","plainCitation":"[11]","noteIndex":0},"citationItems":[{"id":437,"uris":["http://zotero.org/users/14704831/items/68LXISTU"],"itemData":{"id":437,"type":"article-journal","abstract":"Motivation: The identi</w:instrText>
+      </w:r>
+      <w:r>
+        <w:rPr>
+          <w:rFonts w:ascii="Courier New" w:hAnsi="Courier New" w:cs="Courier New"/>
         </w:rPr>
         <w:instrText>ﬁ</w:instrText>
       </w:r>
@@ -1677,7 +1352,7 @@
       </w:r>
       <w:r>
         <w:rPr>
-          <w:rFonts w:ascii="等线" w:eastAsia="等线" w:hAnsi="等线" w:cs="等线" w:hint="eastAsia"/>
+          <w:rFonts w:ascii="DengXian" w:eastAsia="DengXian" w:hAnsi="DengXian" w:cs="DengXian" w:hint="eastAsia"/>
         </w:rPr>
         <w:instrText>–</w:instrText>
       </w:r>
@@ -1686,18 +1361,21 @@
       </w:r>
       <w:r>
         <w:rPr>
-          <w:rFonts w:ascii="Times New Roman" w:hAnsi="Times New Roman" w:cs="Times New Roman"/>
+          <w:rFonts w:ascii="Courier New" w:hAnsi="Courier New" w:cs="Courier New"/>
         </w:rPr>
         <w:instrText>ﬁ</w:instrText>
       </w:r>
       <w:r>
-        <w:instrText>ciently.","container-title":"Bioinformatics","DOI":"10.1093/bioinformatics/btn162","ISSN":"1367-4811, 1367-4803","issue":"13","language":"en","license":"http://creativecommons.org/licenses/by-nc/2.0/uk/","page":"i232-i240","source":"DOI.</w:instrText>
-      </w:r>
-      <w:r>
-        <w:rPr>
-          <w:rFonts w:hint="eastAsia"/>
-        </w:rPr>
-        <w:instrText xml:space="preserve">org (Crossref)","title":"Prediction of drug–target interaction networks from the integration of chemical and genomic spaces","volume":"24","author":[{"family":"Yamanishi","given":"Yoshihiro"},{"family":"Araki","given":"Michihiro"},{"family":"Gutteridge","given":"Alex"},{"family":"Honda","given":"Wataru"},{"family":"Kanehisa","given":"Minoru"}],"issued":{"date-parts":[["2008",7,1]]}}}],"schema":"https://github.com/citation-style-language/schema/raw/master/csl-citation.json"} </w:instrText>
+        <w:instrText>ciently.","container-title":"Bioinformatics","DOI":"10.1093/bioinformatics/btn162","ISSN":"1367-4811, 1367-4803","issue":"13","language":"en","license":"http://creativecommons.org/licenses/by-nc/2.0/uk/","page":"i232-i240","source":"DOI.org (Crossref)","title":"Prediction of drug</w:instrText>
+      </w:r>
+      <w:r>
+        <w:rPr>
+          <w:rFonts w:ascii="DengXian" w:eastAsia="DengXian" w:hAnsi="DengXian" w:cs="DengXian" w:hint="eastAsia"/>
+        </w:rPr>
+        <w:instrText>–</w:instrText>
+      </w:r>
+      <w:r>
+        <w:instrText xml:space="preserve">target interaction networks from the integration of chemical and genomic spaces","volume":"24","author":[{"family":"Yamanishi","given":"Yoshihiro"},{"family":"Araki","given":"Michihiro"},{"family":"Gutteridge","given":"Alex"},{"family":"Honda","given":"Wataru"},{"family":"Kanehisa","given":"Minoru"}],"issued":{"date-parts":[["2008",7,1]]}}}],"schema":"https://github.com/citation-style-language/schema/raw/master/csl-citation.json"} </w:instrText>
       </w:r>
       <w:r>
         <w:rPr>
@@ -1707,7 +1385,7 @@
       </w:r>
       <w:r>
         <w:rPr>
-          <w:rFonts w:ascii="等线" w:eastAsia="等线" w:hAnsi="等线" w:hint="eastAsia"/>
+          <w:rFonts w:ascii="DengXian" w:eastAsia="DengXian" w:hAnsi="DengXian" w:hint="eastAsia"/>
         </w:rPr>
         <w:t>[11]</w:t>
       </w:r>
@@ -1730,17 +1408,11 @@
         <w:fldChar w:fldCharType="begin"/>
       </w:r>
       <w:r>
-        <w:rPr>
-          <w:rFonts w:hint="eastAsia"/>
-        </w:rPr>
-        <w:instrText xml:space="preserve"> ADDIN ZOTERO_ITEM CSL_CITATION {"citationID":"8A7gPhMt","properties":{"formattedCitation":"[12]","plainCitation":"[12]","noteIndex":0},"citationItems":[{"id":451,"uris":["http://zotero.org/users/14704831/items/UK8Z7JRP"],"itemData":{"id":451,"type":"pape</w:instrText>
-      </w:r>
-      <w:r>
-        <w:instrText>r-conference","abstract":"The in silico prediction of potential drug-target interactions is of critical importance in drug research. Existing computational methods have achieved remarkable prediction accuracy, however usually obtain poor prediction ef</w:instrText>
-      </w:r>
-      <w:r>
-        <w:rPr>
-          <w:rFonts w:ascii="Times New Roman" w:hAnsi="Times New Roman" w:cs="Times New Roman"/>
+        <w:instrText xml:space="preserve"> ADDIN ZOTERO_ITEM CSL_CITATION {"citationID":"8A7gPhMt","properties":{"formattedCitation":"[12]","plainCitation":"[12]","noteIndex":0},"citationItems":[{"id":439,"uris":["http://zotero.org/users/14704831/items/UK8Z7JRP"],"itemData":{"id":439,"type":"paper-conference","abstract":"The in silico prediction of potential drug-target interactions is of critical importance in drug research. Existing computational methods have achieved remarkable prediction accuracy, however usually obtain poor prediction ef</w:instrText>
+      </w:r>
+      <w:r>
+        <w:rPr>
+          <w:rFonts w:ascii="Courier New" w:hAnsi="Courier New" w:cs="Courier New"/>
         </w:rPr>
         <w:instrText>ﬁ</w:instrText>
       </w:r>
@@ -1749,36 +1421,21 @@
       </w:r>
       <w:r>
         <w:rPr>
-          <w:rFonts w:ascii="Times New Roman" w:hAnsi="Times New Roman" w:cs="Times New Roman"/>
+          <w:rFonts w:ascii="Courier New" w:hAnsi="Courier New" w:cs="Courier New"/>
         </w:rPr>
         <w:instrText>ﬁ</w:instrText>
       </w:r>
       <w:r>
-        <w:instrText>ciency, we propose to predict drug targets based on integration of heterogeneous features with anchor graph hashing and ensemble learning. First, we encode each drug as a 5682-bit vector, and</w:instrText>
-      </w:r>
-      <w:r>
-        <w:rPr>
-          <w:rFonts w:hint="eastAsia"/>
-        </w:rPr>
-        <w:instrText xml:space="preserve"> each target as a 4198-bit vector using their heterogeneous features respectively. Then, these vectors are embedded into lowdimensional Hamming Space using anchor graph hashing. Next, we append hashing bits of a target to hashing bits of a drug as a vector to represent the drug-target pair. Finally, vectors of positive samples composed of known drug-target pairs and randomly selected negative samples are used to train and evaluate the ensemble learning model. The performance of the proposed method is eval</w:instrText>
-      </w:r>
-      <w:r>
-        <w:instrText>uated on simulative target prediction of 1094 drugs from DrugBank. Extensive comparison experiments demonstrate that the proposed method can achieve high prediction ef</w:instrText>
-      </w:r>
-      <w:r>
-        <w:rPr>
-          <w:rFonts w:ascii="Times New Roman" w:hAnsi="Times New Roman" w:cs="Times New Roman"/>
+        <w:instrText>ciency, we propose to predict drug targets based on integration of heterogeneous features with anchor graph hashing and ensemble learning. First, we encode each drug as a 5682-bit vector, and each target as a 4198-bit vector using their heterogeneous features respectively. Then, these vectors are embedded into lowdimensional Hamming Space using anchor graph hashing. Next, we append hashing bits of a target to hashing bits of a drug as a vector to represent the drug-target pair. Finally, vectors of positive samples composed of known drug-target pairs and randomly selected negative samples are used to train and evaluate the ensemble learning model. The performance of the proposed method is evaluated on simulative target prediction of 1094 drugs from DrugBank. Extensive comparison experiments demonstrate that the proposed method can achieve high prediction ef</w:instrText>
+      </w:r>
+      <w:r>
+        <w:rPr>
+          <w:rFonts w:ascii="Courier New" w:hAnsi="Courier New" w:cs="Courier New"/>
         </w:rPr>
         <w:instrText>ﬁ</w:instrText>
       </w:r>
       <w:r>
-        <w:instrText>ciency while preserving satisfactory accuracy. In fact, it is 99.3 times faster and onl</w:instrText>
-      </w:r>
-      <w:r>
-        <w:rPr>
-          <w:rFonts w:hint="eastAsia"/>
-        </w:rPr>
-        <w:instrText xml:space="preserve">y 0.001 less in AUC than the best literature method “Pairwise Kernel Method”.","container-title":"2018 International Joint Conference on Neural Networks (IJCNN)","DOI":"10.1109/IJCNN.2018.8489028","event-place":"Rio de Janeiro","event-title":"2018 International Joint Conference on Neural Networks (IJCNN)","ISBN":"978-1-5090-6014-6","language":"en","page":"1-7","publisher":"IEEE","publisher-place":"Rio de Janeiro","source":"DOI.org (Crossref)","title":"Predicting Drug Targets from Heterogeneous Spaces using Anchor Graph Hashing and Ensemble Learning","URL":"https://ieeexplore.ieee.org/document/8489028/","author":[{"family":"Zheng","given":"Yi"},{"family":"Peng","given":"Hui"},{"family":"Zhang","given":"Xiaocai"},{"family":"Gao","given":"Xiaoying"},{"family":"Li","given":"Jinyan"}],"accessed":{"date-parts":[["2025",4,4]]},"issued":{"date-parts":[["2018",7]]}}}],"schema":"https://github.com/citation-style-language/schema/raw/master/csl-citation.json"} </w:instrText>
+        <w:instrText xml:space="preserve">ciency while preserving satisfactory accuracy. In fact, it is 99.3 times faster and only 0.001 less in AUC than the best literature method “Pairwise Kernel Method”.","container-title":"2018 International Joint Conference on Neural Networks (IJCNN)","DOI":"10.1109/IJCNN.2018.8489028","event-place":"Rio de Janeiro","event-title":"2018 International Joint Conference on Neural Networks (IJCNN)","ISBN":"978-1-5090-6014-6","language":"en","page":"1-7","publisher":"IEEE","publisher-place":"Rio de Janeiro","source":"DOI.org (Crossref)","title":"Predicting Drug Targets from Heterogeneous Spaces using Anchor Graph Hashing and Ensemble Learning","URL":"https://ieeexplore.ieee.org/document/8489028/","author":[{"family":"Zheng","given":"Yi"},{"family":"Peng","given":"Hui"},{"family":"Zhang","given":"Xiaocai"},{"family":"Gao","given":"Xiaoying"},{"family":"Li","given":"Jinyan"}],"accessed":{"date-parts":[["2025",4,4]]},"issued":{"date-parts":[["2018",7]]}}}],"schema":"https://github.com/citation-style-language/schema/raw/master/csl-citation.json"} </w:instrText>
       </w:r>
       <w:r>
         <w:rPr>
@@ -1788,7 +1445,7 @@
       </w:r>
       <w:r>
         <w:rPr>
-          <w:rFonts w:ascii="等线" w:eastAsia="等线" w:hAnsi="等线" w:hint="eastAsia"/>
+          <w:rFonts w:ascii="DengXian" w:eastAsia="DengXian" w:hAnsi="DengXian" w:hint="eastAsia"/>
         </w:rPr>
         <w:t>[12]</w:t>
       </w:r>
@@ -1811,13 +1468,7 @@
         <w:fldChar w:fldCharType="begin"/>
       </w:r>
       <w:r>
-        <w:rPr>
-          <w:rFonts w:hint="eastAsia"/>
-        </w:rPr>
-        <w:instrText xml:space="preserve"> ADDIN ZOTERO_ITEM CSL_CITATION {"citationID":"x8w2Hk0y","properties":{"formattedCitation":"[13]","plainCitation":"[13]","noteIndex":0},"citationItems":[{"id":453,"uris":["http://zotero.org/users/14704831/items/CRBRJYUP"],"itemData":{"id":453,"type":"arti</w:instrText>
-      </w:r>
-      <w:r>
-        <w:instrText>cle-journal","abstract":"Accurate prediction of drug</w:instrText>
+        <w:instrText xml:space="preserve"> ADDIN ZOTERO_ITEM CSL_CITATION {"citationID":"x8w2Hk0y","properties":{"formattedCitation":"[13]","plainCitation":"[13]","noteIndex":0},"citationItems":[{"id":441,"uris":["http://zotero.org/users/14704831/items/CRBRJYUP"],"itemData":{"id":441,"type":"article-journal","abstract":"Accurate prediction of drug</w:instrText>
       </w:r>
       <w:r>
         <w:rPr>
@@ -1826,13 +1477,7 @@
         <w:instrText>−</w:instrText>
       </w:r>
       <w:r>
-        <w:instrText>target interactions (DTIs) is pivotal for accelerating the processes of drug discovery and drug repurposing. MVCL-DTI, a novel model leveraging heterogeneous graphs for predicting DTIs, tackles the chal</w:instrText>
-      </w:r>
-      <w:r>
-        <w:rPr>
-          <w:rFonts w:hint="eastAsia"/>
-        </w:rPr>
-        <w:instrText xml:space="preserve">lenge of synthesizing information from varied biological subnetworks. It integrates neighbor view, meta-path view, and diffusion view to capture semantic features and employs an attention-based contrastive learning approach, along with a multiview attentionweighted fusion module, to effectively integrate and adaptively weight the information from the different views. Tested under various conditions on benchmark data sets, including varying positive-to-negative sample ratios, conducting hard negative sampling experiments, and masking known DTIs with different ratios, as well as redundant DTIs with various similarity metrics, MVCL-DTI exhibits strong robust generalization. The model is then employed to predict novel DTIs, with a particular focus on COVID-19related drugs, highlighting its practical applicability. Ultimately, through features visualization and computational properties analysis, we’ve pinpointed critical elements, including Gene Ontology and substituent nodes, along with a proper initialization strategy, underscoring their vital role in DTI prediction tasks.","container-title":"Journal of Chemical Information and Modeling","DOI":"10.1021/acs.jcim.4c02073","ISSN":"1549-9596, 1549-960X","issue":"2","journalAbbreviation":"J. Chem. Inf. Model.","language":"en","license":"https://doi.org/10.15223/policy-029","page":"1009-1026","source":"DOI.org (Crossref)","title":"MVCL-DTI: Predicting Drug–Target Interactions Using a Multiview Contrastive Learning Model on a Heterogeneous Graph","title-short":"MVCL-DTI","volume":"65","author":[{"family":"Zhang","given":"Bei"},{"family":"Quan","given":"Lijun"},{"family":"Zhang","given":"Zhijun"},{"family":"Cao","given":"Lexin"},{"family":"Chen","given":"Qiufeng"},{"family":"Peng","given":"Liangchen"},{"family":"Wang","given":"Junkai"},{"family":"Jiang","given":"Yelu"},{"family":"Nie","given":"Liangpeng"},{"family":"Li","given":"Geng"},{"family":"Wu","given":"Tingfang"},{"family":"Lyu","given":"Qiang"}],"issued":{"date-parts":[["2025",1,27]]}}}],"schema":"https://github.com/citation-style-language/schema/raw/master/csl-citation.json"} </w:instrText>
+        <w:instrText xml:space="preserve">target interactions (DTIs) is pivotal for accelerating the processes of drug discovery and drug repurposing. MVCL-DTI, a novel model leveraging heterogeneous graphs for predicting DTIs, tackles the challenge of synthesizing information from varied biological subnetworks. It integrates neighbor view, meta-path view, and diffusion view to capture semantic features and employs an attention-based contrastive learning approach, along with a multiview attentionweighted fusion module, to effectively integrate and adaptively weight the information from the different views. Tested under various conditions on benchmark data sets, including varying positive-to-negative sample ratios, conducting hard negative sampling experiments, and masking known DTIs with different ratios, as well as redundant DTIs with various similarity metrics, MVCL-DTI exhibits strong robust generalization. The model is then employed to predict novel DTIs, with a particular focus on COVID-19related drugs, highlighting its practical applicability. Ultimately, through features visualization and computational properties analysis, we’ve pinpointed critical elements, including Gene Ontology and substituent nodes, along with a proper initialization strategy, underscoring their vital role in DTI prediction tasks.","container-title":"Journal of Chemical Information and Modeling","DOI":"10.1021/acs.jcim.4c02073","ISSN":"1549-9596, 1549-960X","issue":"2","journalAbbreviation":"J. Chem. Inf. Model.","language":"en","license":"https://doi.org/10.15223/policy-029","page":"1009-1026","source":"DOI.org (Crossref)","title":"MVCL-DTI: Predicting Drug–Target Interactions Using a Multiview Contrastive Learning Model on a Heterogeneous Graph","title-short":"MVCL-DTI","volume":"65","author":[{"family":"Zhang","given":"Bei"},{"family":"Quan","given":"Lijun"},{"family":"Zhang","given":"Zhijun"},{"family":"Cao","given":"Lexin"},{"family":"Chen","given":"Qiufeng"},{"family":"Peng","given":"Liangchen"},{"family":"Wang","given":"Junkai"},{"family":"Jiang","given":"Yelu"},{"family":"Nie","given":"Liangpeng"},{"family":"Li","given":"Geng"},{"family":"Wu","given":"Tingfang"},{"family":"Lyu","given":"Qiang"}],"issued":{"date-parts":[["2025",1,27]]}}}],"schema":"https://github.com/citation-style-language/schema/raw/master/csl-citation.json"} </w:instrText>
       </w:r>
       <w:r>
         <w:rPr>
@@ -1842,7 +1487,7 @@
       </w:r>
       <w:r>
         <w:rPr>
-          <w:rFonts w:ascii="等线" w:eastAsia="等线" w:hAnsi="等线" w:hint="eastAsia"/>
+          <w:rFonts w:ascii="DengXian" w:eastAsia="DengXian" w:hAnsi="DengXian" w:hint="eastAsia"/>
         </w:rPr>
         <w:t>[13]</w:t>
       </w:r>
@@ -1865,10 +1510,7 @@
         <w:fldChar w:fldCharType="begin"/>
       </w:r>
       <w:r>
-        <w:rPr>
-          <w:rFonts w:hint="eastAsia"/>
-        </w:rPr>
-        <w:instrText xml:space="preserve"> ADDIN ZOTERO_ITEM CSL_CITATION {"citationID":"1EFoBVB3","properties":{"formattedCitation":"[14]","plainCitation":"[14]","noteIndex":0},"citationItems":[{"id":455,"uris":["http://zotero.org/users/14704831/items/ANV5QIFM"],"itemData":{"id":455,"type":"article-journal","abstract":"Drug Target Interaction (DTI) prediction is one of the main challenges in the pharmaceutical and drug discovery domains due to its high costs, time-consuming nature, and complexity of manual experiments required to evaluate interactions between large numbers of drugs and targets. In addition, a single drug can bind to multiple targets. In contrast, a single target can also bind to a number of drugs; this complicates the DTI task. Existing silico models often struggle with these challenges, particularly in managing diverse datasets. To address these issues, we introduce the Weighted Average Ensemble Drug–Target Interaction (WAE-DTI) model. Our approach integrates several descriptors and fingerprint representations to enhance prediction accuracy and generalization, namely atom pair fingerprint, Avalon, MACCS, MH, Morgan, RDKit, SEC, topological torsion, and LDP for drug representation, and ESM-2 for target representation. WAE-DTI employs a weighted average ensemble technique to handle diverse datasets effectively. The model demonstrates significant improvements over state-of-the-art methods, achieving an average mean squared error of 0.190 ±0.001 on the Davis dataset, 0.127 ±0.001 on Kiba, 0.143 ±0.001 on DTC, 0.284 ±0.004 on Metz, 0.308 ±0.001 on ToxCast, and 0.934 ±0.004 on STITCH. As for the classification task, WAE-DTI outperforms existing models with an AUPRC of 0.943 ±0.001 on BioSNAP, 0.474 ±0.011 on Davis, and 0.707 ±0.005 on BindingDB. Our code is publicly available at 1.","container-title":"Informatics in Medicine Unlocked","DOI":"10.1016/j.imu.2024.101604","ISSN":"23529148","journalAbbreviation":"Informatics in Medicine Unlocked","language":"en","page":"101604","source":"DOI.org (Crossref)","title":"WAE-DTI: Ensemble-based architecture for drug–target interaction prediction using descriptors and embeddings","title-short":"WAE-DTI","volume":"52","author":[{"family":"Sha’ban","given":"Tariq"},{"family":"Mustafa","given":"Ahmad M."},{"family":"Ali","given":"Mostafa Z."}],"issued":{"date-parts":[["2025"]]}}}],"schema":"https://github.com/citation-style-language/schema/raw/master/csl-citation.json"} </w:instrText>
+        <w:instrText xml:space="preserve"> ADDIN ZOTERO_ITEM CSL_CITATION {"citationID":"1EFoBVB3","properties":{"formattedCitation":"[14]","plainCitation":"[14]","noteIndex":0},"citationItems":[{"id":443,"uris":["http://zotero.org/users/14704831/items/ANV5QIFM"],"itemData":{"id":443,"type":"article-journal","abstract":"Drug Target Interaction (DTI) prediction is one of the main challenges in the pharmaceutical and drug discovery domains due to its high costs, time-consuming nature, and complexity of manual experiments required to evaluate interactions between large numbers of drugs and targets. In addition, a single drug can bind to multiple targets. In contrast, a single target can also bind to a number of drugs; this complicates the DTI task. Existing silico models often struggle with these challenges, particularly in managing diverse datasets. To address these issues, we introduce the Weighted Average Ensemble Drug–Target Interaction (WAE-DTI) model. Our approach integrates several descriptors and fingerprint representations to enhance prediction accuracy and generalization, namely atom pair fingerprint, Avalon, MACCS, MH, Morgan, RDKit, SEC, topological torsion, and LDP for drug representation, and ESM-2 for target representation. WAE-DTI employs a weighted average ensemble technique to handle diverse datasets effectively. The model demonstrates significant improvements over state-of-the-art methods, achieving an average mean squared error of 0.190 ±0.001 on the Davis dataset, 0.127 ±0.001 on Kiba, 0.143 ±0.001 on DTC, 0.284 ±0.004 on Metz, 0.308 ±0.001 on ToxCast, and 0.934 ±0.004 on STITCH. As for the classification task, WAE-DTI outperforms existing models with an AUPRC of 0.943 ±0.001 on BioSNAP, 0.474 ±0.011 on Davis, and 0.707 ±0.005 on BindingDB. Our code is publicly available at 1.","container-title":"Informatics in Medicine Unlocked","DOI":"10.1016/j.imu.2024.101604","ISSN":"23529148","journalAbbreviation":"Informatics in Medicine Unlocked","language":"en","page":"101604","source":"DOI.org (Crossref)","title":"WAE-DTI: Ensemble-based architecture for drug–target interaction prediction using descriptors and embeddings","title-short":"WAE-DTI","volume":"52","author":[{"family":"Sha’ban","given":"Tariq"},{"family":"Mustafa","given":"Ahmad M."},{"family":"Ali","given":"Mostafa Z."}],"issued":{"date-parts":[["2025"]]}}}],"schema":"https://github.com/citation-style-language/schema/raw/master/csl-citation.json"} </w:instrText>
       </w:r>
       <w:r>
         <w:rPr>
@@ -1878,7 +1520,7 @@
       </w:r>
       <w:r>
         <w:rPr>
-          <w:rFonts w:ascii="等线" w:eastAsia="等线" w:hAnsi="等线" w:hint="eastAsia"/>
+          <w:rFonts w:ascii="DengXian" w:eastAsia="DengXian" w:hAnsi="DengXian" w:hint="eastAsia"/>
         </w:rPr>
         <w:t>[14]</w:t>
       </w:r>
@@ -1888,13 +1530,59 @@
         </w:rPr>
         <w:fldChar w:fldCharType="end"/>
       </w:r>
-    </w:p>
-    <w:p>
-      <w:pPr>
-        <w:rPr>
-          <w:rFonts w:hint="eastAsia"/>
-        </w:rPr>
-      </w:pPr>
+      <w:r>
+        <w:br/>
+      </w:r>
+      <w:r>
+        <w:rPr>
+          <w:rFonts w:hint="eastAsia"/>
+        </w:rPr>
+        <w:t>15</w:t>
+      </w:r>
+      <w:r>
+        <w:fldChar w:fldCharType="begin"/>
+      </w:r>
+      <w:r>
+        <w:instrText xml:space="preserve"> ADDIN ZOTERO_ITEM CSL_CITATION {"citationID":"xeCI6XgD","properties":{"formattedCitation":"[15]","plainCitation":"[15]","noteIndex":0},"citationItems":[{"id":445,"uris":["http://zotero.org/users/14704831/items/R86K23RW"],"itemData":{"id":445,"type":"document","title":"基于粒子群遗传禁忌的武器目标分配优化算法"}}],"schema":"https://github.com/citation-style-language/schema/raw/master/csl-citation.json"} </w:instrText>
+      </w:r>
+      <w:r>
+        <w:fldChar w:fldCharType="separate"/>
+      </w:r>
+      <w:r>
+        <w:rPr>
+          <w:rFonts w:ascii="DengXian" w:eastAsia="DengXian" w:hAnsi="DengXian"/>
+        </w:rPr>
+        <w:t>[15]</w:t>
+      </w:r>
+      <w:r>
+        <w:fldChar w:fldCharType="end"/>
+      </w:r>
+      <w:r>
+        <w:rPr>
+          <w:rFonts w:hint="eastAsia"/>
+        </w:rPr>
+        <w:t>16</w:t>
+      </w:r>
+      <w:r>
+        <w:fldChar w:fldCharType="begin"/>
+      </w:r>
+      <w:r>
+        <w:instrText xml:space="preserve"> ADDIN ZOTERO_ITEM CSL_CITATION {"citationID":"KZ41Qcmu","properties":{"formattedCitation":"[16]","plainCitation":"[16]","noteIndex":0},"citationItems":[{"id":447,"uris":["http://zotero.org/users/14704831/items/Q3UNUVUC"],"itemData":{"id":447,"type":"article-journal","abstract":"To improve the performance of Artificial Bee Colony (ABC) algorithm, we propose a novel approach (named ESOABC-EC&amp;ACS). First, the existence of solutions outside the constrained region (ESO) is designed to explore the possibility of the search helped by these solutions, which facilitates exploring the boundary of the constrained region and obtaining optimal solutions faster. Then, an elite-centered search equation is proposed to balance exploration and exploitation. Finally, adaptive bee colony scaling is constructed to help convergence. Our approach is the combination of these three techniques. The experimental results demonstrate that ESOABCEC&amp;ACS outperforms other ABC variants and some non-ABC meta-heuristic algorithms on most of the test functions in terms of solution quality. And the proposed heuristic factor for the dynamic weapon target assignment problem can improve the optimization performance. The ESO is the first universal strategy proposed for the survival of solutions outside the constraint region (out-of-bounds) generated when solving various problems directly, which causes extended solution boundary and affects the exploration of the constrained region boundary.","container-title":"Applied Soft Computing","DOI":"10.1016/j.asoc.2023.110906","ISSN":"15684946","journalAbbreviation":"Applied Soft Computing","language":"en","page":"110906","source":"DOI.org (Crossref)","title":"Elite-centered artificial bee colony algorithm with extended solution boundary","volume":"148","author":[{"family":"Niu","given":"Wentao"},{"family":"She","given":"Wei"},{"family":"Zhong","given":"Lihong"},{"family":"Wang","given":"Yeteng"},{"family":"Tian","given":"Zhao"},{"family":"Liu","given":"Wei"}],"issued":{"date-parts":[["2023",11]]}}}],"schema":"https://github.com/citation-style-language/schema/raw/master/csl-citation.json"} </w:instrText>
+      </w:r>
+      <w:r>
+        <w:fldChar w:fldCharType="separate"/>
+      </w:r>
+      <w:r>
+        <w:rPr>
+          <w:rFonts w:ascii="DengXian" w:eastAsia="DengXian" w:hAnsi="DengXian"/>
+        </w:rPr>
+        <w:t>[16]</w:t>
+      </w:r>
+      <w:r>
+        <w:fldChar w:fldCharType="end"/>
+      </w:r>
+    </w:p>
+    <w:p>
       <w:r>
         <w:rPr>
           <w:rFonts w:hint="eastAsia"/>
@@ -1902,18 +1590,12 @@
         <w:t>参考文献：</w:t>
       </w:r>
     </w:p>
-    <w:p>
-      <w:pPr>
-        <w:rPr>
-          <w:rFonts w:hint="eastAsia"/>
-        </w:rPr>
-      </w:pPr>
-    </w:p>
+    <w:p/>
     <w:p>
       <w:pPr>
         <w:pStyle w:val="af5"/>
         <w:rPr>
-          <w:rFonts w:ascii="等线" w:eastAsia="等线" w:hAnsi="等线"/>
+          <w:rFonts w:ascii="DengXian" w:eastAsia="DengXian" w:hAnsi="DengXian"/>
         </w:rPr>
       </w:pPr>
       <w:r>
@@ -1936,13 +1618,13 @@
       </w:r>
       <w:r>
         <w:rPr>
-          <w:rFonts w:ascii="等线" w:eastAsia="等线" w:hAnsi="等线"/>
+          <w:rFonts w:ascii="DengXian" w:eastAsia="DengXian" w:hAnsi="DengXian"/>
         </w:rPr>
         <w:t>[1]</w:t>
       </w:r>
       <w:r>
         <w:rPr>
-          <w:rFonts w:ascii="等线" w:eastAsia="等线" w:hAnsi="等线"/>
+          <w:rFonts w:ascii="DengXian" w:eastAsia="DengXian" w:hAnsi="DengXian"/>
         </w:rPr>
         <w:tab/>
         <w:t xml:space="preserve">Xie Z, Tu S, Xu L. Multilevel Attention Network with Semi-supervised Domain Adaptation for Drug-Target Prediction. AAAI </w:t>
@@ -1950,14 +1632,14 @@
       <w:proofErr w:type="gramStart"/>
       <w:r>
         <w:rPr>
-          <w:rFonts w:ascii="等线" w:eastAsia="等线" w:hAnsi="等线"/>
+          <w:rFonts w:ascii="DengXian" w:eastAsia="DengXian" w:hAnsi="DengXian"/>
         </w:rPr>
         <w:t>2024;38:329</w:t>
       </w:r>
       <w:proofErr w:type="gramEnd"/>
       <w:r>
         <w:rPr>
-          <w:rFonts w:ascii="等线" w:eastAsia="等线" w:hAnsi="等线"/>
+          <w:rFonts w:ascii="DengXian" w:eastAsia="DengXian" w:hAnsi="DengXian"/>
         </w:rPr>
         <w:t>–37. https://doi.org/10.1609/aaai.v38i1.27786.</w:t>
       </w:r>
@@ -1966,18 +1648,18 @@
       <w:pPr>
         <w:pStyle w:val="af5"/>
         <w:rPr>
-          <w:rFonts w:ascii="等线" w:eastAsia="等线" w:hAnsi="等线"/>
+          <w:rFonts w:ascii="DengXian" w:eastAsia="DengXian" w:hAnsi="DengXian"/>
         </w:rPr>
       </w:pPr>
       <w:r>
         <w:rPr>
-          <w:rFonts w:ascii="等线" w:eastAsia="等线" w:hAnsi="等线"/>
+          <w:rFonts w:ascii="DengXian" w:eastAsia="DengXian" w:hAnsi="DengXian"/>
         </w:rPr>
         <w:t>[2]</w:t>
       </w:r>
       <w:r>
         <w:rPr>
-          <w:rFonts w:ascii="等线" w:eastAsia="等线" w:hAnsi="等线"/>
+          <w:rFonts w:ascii="DengXian" w:eastAsia="DengXian" w:hAnsi="DengXian"/>
         </w:rPr>
         <w:tab/>
         <w:t>Zhang M, Chen Y. Link Prediction Based on Graph Neural Networks n.d.</w:t>
@@ -1987,18 +1669,18 @@
       <w:pPr>
         <w:pStyle w:val="af5"/>
         <w:rPr>
-          <w:rFonts w:ascii="等线" w:eastAsia="等线" w:hAnsi="等线"/>
+          <w:rFonts w:ascii="DengXian" w:eastAsia="DengXian" w:hAnsi="DengXian"/>
         </w:rPr>
       </w:pPr>
       <w:r>
         <w:rPr>
-          <w:rFonts w:ascii="等线" w:eastAsia="等线" w:hAnsi="等线"/>
+          <w:rFonts w:ascii="DengXian" w:eastAsia="DengXian" w:hAnsi="DengXian"/>
         </w:rPr>
         <w:t>[3]</w:t>
       </w:r>
       <w:r>
         <w:rPr>
-          <w:rFonts w:ascii="等线" w:eastAsia="等线" w:hAnsi="等线"/>
+          <w:rFonts w:ascii="DengXian" w:eastAsia="DengXian" w:hAnsi="DengXian"/>
         </w:rPr>
         <w:tab/>
         <w:t>Zitnik M, Agrawal M, Leskovec J. Modeling polypharmacy side effects with graph convolutional networks. Bioinformatics 2018;</w:t>
@@ -2006,14 +1688,14 @@
       <w:proofErr w:type="gramStart"/>
       <w:r>
         <w:rPr>
-          <w:rFonts w:ascii="等线" w:eastAsia="等线" w:hAnsi="等线"/>
+          <w:rFonts w:ascii="DengXian" w:eastAsia="DengXian" w:hAnsi="DengXian"/>
         </w:rPr>
         <w:t>34:i</w:t>
       </w:r>
       <w:proofErr w:type="gramEnd"/>
       <w:r>
         <w:rPr>
-          <w:rFonts w:ascii="等线" w:eastAsia="等线" w:hAnsi="等线"/>
+          <w:rFonts w:ascii="DengXian" w:eastAsia="DengXian" w:hAnsi="DengXian"/>
         </w:rPr>
         <w:t>457–66. https://doi.org/10.1093/bioinformatics/bty294.</w:t>
       </w:r>
@@ -2022,18 +1704,18 @@
       <w:pPr>
         <w:pStyle w:val="af5"/>
         <w:rPr>
-          <w:rFonts w:ascii="等线" w:eastAsia="等线" w:hAnsi="等线"/>
+          <w:rFonts w:ascii="DengXian" w:eastAsia="DengXian" w:hAnsi="DengXian"/>
         </w:rPr>
       </w:pPr>
       <w:r>
         <w:rPr>
-          <w:rFonts w:ascii="等线" w:eastAsia="等线" w:hAnsi="等线"/>
+          <w:rFonts w:ascii="DengXian" w:eastAsia="DengXian" w:hAnsi="DengXian"/>
         </w:rPr>
         <w:t>[4]</w:t>
       </w:r>
       <w:r>
         <w:rPr>
-          <w:rFonts w:ascii="等线" w:eastAsia="等线" w:hAnsi="等线"/>
+          <w:rFonts w:ascii="DengXian" w:eastAsia="DengXian" w:hAnsi="DengXian"/>
         </w:rPr>
         <w:tab/>
         <w:t xml:space="preserve">Zhang Y, Li S, Meng K, et al. Machine Learning for Sequence and Structure-Based Protein–Ligand Interaction Prediction. J Chem Inf Model </w:t>
@@ -2041,14 +1723,14 @@
       <w:proofErr w:type="gramStart"/>
       <w:r>
         <w:rPr>
-          <w:rFonts w:ascii="等线" w:eastAsia="等线" w:hAnsi="等线"/>
+          <w:rFonts w:ascii="DengXian" w:eastAsia="DengXian" w:hAnsi="DengXian"/>
         </w:rPr>
         <w:t>2024;64:1456</w:t>
       </w:r>
       <w:proofErr w:type="gramEnd"/>
       <w:r>
         <w:rPr>
-          <w:rFonts w:ascii="等线" w:eastAsia="等线" w:hAnsi="等线"/>
+          <w:rFonts w:ascii="DengXian" w:eastAsia="DengXian" w:hAnsi="DengXian"/>
         </w:rPr>
         <w:t>–72. https://doi.org/10.1021/acs.jcim.3c01841.</w:t>
       </w:r>
@@ -2057,18 +1739,18 @@
       <w:pPr>
         <w:pStyle w:val="af5"/>
         <w:rPr>
-          <w:rFonts w:ascii="等线" w:eastAsia="等线" w:hAnsi="等线"/>
+          <w:rFonts w:ascii="DengXian" w:eastAsia="DengXian" w:hAnsi="DengXian"/>
         </w:rPr>
       </w:pPr>
       <w:r>
         <w:rPr>
-          <w:rFonts w:ascii="等线" w:eastAsia="等线" w:hAnsi="等线"/>
+          <w:rFonts w:ascii="DengXian" w:eastAsia="DengXian" w:hAnsi="DengXian"/>
         </w:rPr>
         <w:t>[5]</w:t>
       </w:r>
       <w:r>
         <w:rPr>
-          <w:rFonts w:ascii="等线" w:eastAsia="等线" w:hAnsi="等线"/>
+          <w:rFonts w:ascii="DengXian" w:eastAsia="DengXian" w:hAnsi="DengXian"/>
         </w:rPr>
         <w:tab/>
         <w:t xml:space="preserve">Wu L, Huang Y, Tan C, et al. PSC-CPI: Multi-Scale Protein Sequence-Structure Contrasting for Efficient and Generalizable Compound-Protein Interaction Prediction. AAAI </w:t>
@@ -2076,14 +1758,14 @@
       <w:proofErr w:type="gramStart"/>
       <w:r>
         <w:rPr>
-          <w:rFonts w:ascii="等线" w:eastAsia="等线" w:hAnsi="等线"/>
+          <w:rFonts w:ascii="DengXian" w:eastAsia="DengXian" w:hAnsi="DengXian"/>
         </w:rPr>
         <w:t>2024;38:310</w:t>
       </w:r>
       <w:proofErr w:type="gramEnd"/>
       <w:r>
         <w:rPr>
-          <w:rFonts w:ascii="等线" w:eastAsia="等线" w:hAnsi="等线"/>
+          <w:rFonts w:ascii="DengXian" w:eastAsia="DengXian" w:hAnsi="DengXian"/>
         </w:rPr>
         <w:t>–9. https://doi.org/10.1609/aaai.v38i1.27784.</w:t>
       </w:r>
@@ -2092,47 +1774,33 @@
       <w:pPr>
         <w:pStyle w:val="af5"/>
         <w:rPr>
-          <w:rFonts w:ascii="等线" w:eastAsia="等线" w:hAnsi="等线"/>
+          <w:rFonts w:ascii="DengXian" w:eastAsia="DengXian" w:hAnsi="DengXian"/>
         </w:rPr>
       </w:pPr>
       <w:r>
         <w:rPr>
-          <w:rFonts w:ascii="等线" w:eastAsia="等线" w:hAnsi="等线"/>
+          <w:rFonts w:ascii="DengXian" w:eastAsia="DengXian" w:hAnsi="DengXian"/>
         </w:rPr>
         <w:t>[6]</w:t>
       </w:r>
       <w:r>
         <w:rPr>
-          <w:rFonts w:ascii="等线" w:eastAsia="等线" w:hAnsi="等线"/>
+          <w:rFonts w:ascii="DengXian" w:eastAsia="DengXian" w:hAnsi="DengXian"/>
         </w:rPr>
         <w:tab/>
-        <w:t xml:space="preserve">Mysinger MM, Carchia M, Irwin </w:t>
-      </w:r>
-      <w:proofErr w:type="spellStart"/>
-      <w:r>
-        <w:rPr>
-          <w:rFonts w:ascii="等线" w:eastAsia="等线" w:hAnsi="等线"/>
-        </w:rPr>
-        <w:t>JohnJ</w:t>
-      </w:r>
-      <w:proofErr w:type="spellEnd"/>
-      <w:r>
-        <w:rPr>
-          <w:rFonts w:ascii="等线" w:eastAsia="等线" w:hAnsi="等线"/>
-        </w:rPr>
-        <w:t xml:space="preserve">, et al. Directory of Useful Decoys, Enhanced (DUD-E): Better Ligands and Decoys for Better Benchmarking. J Med Chem </w:t>
+        <w:t xml:space="preserve">Mysinger MM, Carchia M, Irwin JohnJ, et al. Directory of Useful Decoys, Enhanced (DUD-E): Better Ligands and Decoys for Better Benchmarking. J Med Chem </w:t>
       </w:r>
       <w:proofErr w:type="gramStart"/>
       <w:r>
         <w:rPr>
-          <w:rFonts w:ascii="等线" w:eastAsia="等线" w:hAnsi="等线"/>
+          <w:rFonts w:ascii="DengXian" w:eastAsia="DengXian" w:hAnsi="DengXian"/>
         </w:rPr>
         <w:t>2012;55:6582</w:t>
       </w:r>
       <w:proofErr w:type="gramEnd"/>
       <w:r>
         <w:rPr>
-          <w:rFonts w:ascii="等线" w:eastAsia="等线" w:hAnsi="等线"/>
+          <w:rFonts w:ascii="DengXian" w:eastAsia="DengXian" w:hAnsi="DengXian"/>
         </w:rPr>
         <w:t>–94. https://doi.org/10.1021/jm300687e.</w:t>
       </w:r>
@@ -2141,18 +1809,18 @@
       <w:pPr>
         <w:pStyle w:val="af5"/>
         <w:rPr>
-          <w:rFonts w:ascii="等线" w:eastAsia="等线" w:hAnsi="等线"/>
+          <w:rFonts w:ascii="DengXian" w:eastAsia="DengXian" w:hAnsi="DengXian"/>
         </w:rPr>
       </w:pPr>
       <w:r>
         <w:rPr>
-          <w:rFonts w:ascii="等线" w:eastAsia="等线" w:hAnsi="等线"/>
+          <w:rFonts w:ascii="DengXian" w:eastAsia="DengXian" w:hAnsi="DengXian"/>
         </w:rPr>
         <w:t>[7]</w:t>
       </w:r>
       <w:r>
         <w:rPr>
-          <w:rFonts w:ascii="等线" w:eastAsia="等线" w:hAnsi="等线"/>
+          <w:rFonts w:ascii="DengXian" w:eastAsia="DengXian" w:hAnsi="DengXian"/>
         </w:rPr>
         <w:tab/>
         <w:t xml:space="preserve">Hua Y, Feng Z, Song X, et al. MMDG-DTI: Drug–target interaction prediction via multimodal feature fusion and domain generalization. Pattern Recognition </w:t>
@@ -2160,14 +1828,14 @@
       <w:proofErr w:type="gramStart"/>
       <w:r>
         <w:rPr>
-          <w:rFonts w:ascii="等线" w:eastAsia="等线" w:hAnsi="等线"/>
+          <w:rFonts w:ascii="DengXian" w:eastAsia="DengXian" w:hAnsi="DengXian"/>
         </w:rPr>
         <w:t>2025;157:110887</w:t>
       </w:r>
       <w:proofErr w:type="gramEnd"/>
       <w:r>
         <w:rPr>
-          <w:rFonts w:ascii="等线" w:eastAsia="等线" w:hAnsi="等线"/>
+          <w:rFonts w:ascii="DengXian" w:eastAsia="DengXian" w:hAnsi="DengXian"/>
         </w:rPr>
         <w:t>. https://doi.org/10.1016/j.patcog.2024.110887.</w:t>
       </w:r>
@@ -2176,47 +1844,33 @@
       <w:pPr>
         <w:pStyle w:val="af5"/>
         <w:rPr>
-          <w:rFonts w:ascii="等线" w:eastAsia="等线" w:hAnsi="等线"/>
+          <w:rFonts w:ascii="DengXian" w:eastAsia="DengXian" w:hAnsi="DengXian"/>
         </w:rPr>
       </w:pPr>
       <w:r>
         <w:rPr>
-          <w:rFonts w:ascii="等线" w:eastAsia="等线" w:hAnsi="等线"/>
+          <w:rFonts w:ascii="DengXian" w:eastAsia="DengXian" w:hAnsi="DengXian"/>
         </w:rPr>
         <w:t>[8]</w:t>
       </w:r>
       <w:r>
         <w:rPr>
-          <w:rFonts w:ascii="等线" w:eastAsia="等线" w:hAnsi="等线"/>
+          <w:rFonts w:ascii="DengXian" w:eastAsia="DengXian" w:hAnsi="DengXian"/>
         </w:rPr>
         <w:tab/>
-        <w:t xml:space="preserve">Heo R, Lee D, Kim BJ, et al. KNU-DTI: </w:t>
-      </w:r>
-      <w:proofErr w:type="spellStart"/>
-      <w:r>
-        <w:rPr>
-          <w:rFonts w:ascii="等线" w:eastAsia="等线" w:hAnsi="等线"/>
-        </w:rPr>
-        <w:t>KNowledge</w:t>
-      </w:r>
-      <w:proofErr w:type="spellEnd"/>
-      <w:r>
-        <w:rPr>
-          <w:rFonts w:ascii="等线" w:eastAsia="等线" w:hAnsi="等线"/>
-        </w:rPr>
-        <w:t xml:space="preserve"> United Drug-Target Interaction prediction. Computers in Biology and Medicine </w:t>
+        <w:t xml:space="preserve">Heo R, Lee D, Kim BJ, et al. KNU-DTI: KNowledge United Drug-Target Interaction prediction. Computers in Biology and Medicine </w:t>
       </w:r>
       <w:proofErr w:type="gramStart"/>
       <w:r>
         <w:rPr>
-          <w:rFonts w:ascii="等线" w:eastAsia="等线" w:hAnsi="等线"/>
+          <w:rFonts w:ascii="DengXian" w:eastAsia="DengXian" w:hAnsi="DengXian"/>
         </w:rPr>
         <w:t>2025;189:109927</w:t>
       </w:r>
       <w:proofErr w:type="gramEnd"/>
       <w:r>
         <w:rPr>
-          <w:rFonts w:ascii="等线" w:eastAsia="等线" w:hAnsi="等线"/>
+          <w:rFonts w:ascii="DengXian" w:eastAsia="DengXian" w:hAnsi="DengXian"/>
         </w:rPr>
         <w:t>. https://doi.org/10.1016/j.compbiomed.2025.109927.</w:t>
       </w:r>
@@ -2225,18 +1879,18 @@
       <w:pPr>
         <w:pStyle w:val="af5"/>
         <w:rPr>
-          <w:rFonts w:ascii="等线" w:eastAsia="等线" w:hAnsi="等线"/>
+          <w:rFonts w:ascii="DengXian" w:eastAsia="DengXian" w:hAnsi="DengXian"/>
         </w:rPr>
       </w:pPr>
       <w:r>
         <w:rPr>
-          <w:rFonts w:ascii="等线" w:eastAsia="等线" w:hAnsi="等线"/>
+          <w:rFonts w:ascii="DengXian" w:eastAsia="DengXian" w:hAnsi="DengXian"/>
         </w:rPr>
         <w:t>[9]</w:t>
       </w:r>
       <w:r>
         <w:rPr>
-          <w:rFonts w:ascii="等线" w:eastAsia="等线" w:hAnsi="等线"/>
+          <w:rFonts w:ascii="DengXian" w:eastAsia="DengXian" w:hAnsi="DengXian"/>
         </w:rPr>
         <w:tab/>
         <w:t>Liu Y, Wang X, Liu Y, et al. MuRL-DTI: A Multimodal Feature Fusion Reinforcement Learning Approach for Cold Start in Drug-Target Interactions. ICASSP 2025 - 2025 IEEE International Conference on Acoustics, Speech and Signal Processing (ICASSP), Hyderabad, India: IEEE; 2025, p. 1–5. https://doi.org/10.1109/ICASSP49660.2025.10888048.</w:t>
@@ -2246,18 +1900,18 @@
       <w:pPr>
         <w:pStyle w:val="af5"/>
         <w:rPr>
-          <w:rFonts w:ascii="等线" w:eastAsia="等线" w:hAnsi="等线"/>
+          <w:rFonts w:ascii="DengXian" w:eastAsia="DengXian" w:hAnsi="DengXian"/>
         </w:rPr>
       </w:pPr>
       <w:r>
         <w:rPr>
-          <w:rFonts w:ascii="等线" w:eastAsia="等线" w:hAnsi="等线"/>
+          <w:rFonts w:ascii="DengXian" w:eastAsia="DengXian" w:hAnsi="DengXian"/>
         </w:rPr>
         <w:t>[10]</w:t>
       </w:r>
       <w:r>
         <w:rPr>
-          <w:rFonts w:ascii="等线" w:eastAsia="等线" w:hAnsi="等线"/>
+          <w:rFonts w:ascii="DengXian" w:eastAsia="DengXian" w:hAnsi="DengXian"/>
         </w:rPr>
         <w:tab/>
         <w:t xml:space="preserve">Luo Y, Zhao X, Zhou J, et al. A network integration approach for drug-target interaction prediction and computational drug repositioning from heterogeneous information. Nat Commun </w:t>
@@ -2265,35 +1919,41 @@
       <w:proofErr w:type="gramStart"/>
       <w:r>
         <w:rPr>
-          <w:rFonts w:ascii="等线" w:eastAsia="等线" w:hAnsi="等线"/>
+          <w:rFonts w:ascii="DengXian" w:eastAsia="DengXian" w:hAnsi="DengXian"/>
         </w:rPr>
         <w:t>2017;8:573</w:t>
       </w:r>
       <w:proofErr w:type="gramEnd"/>
       <w:r>
         <w:rPr>
-          <w:rFonts w:ascii="等线" w:eastAsia="等线" w:hAnsi="等线"/>
-        </w:rPr>
-        <w:t>. https://doi.org/10.1038/s41467-017-00680-8.</w:t>
+          <w:rFonts w:ascii="DengXian" w:eastAsia="DengXian" w:hAnsi="DengXian"/>
+        </w:rPr>
+        <w:t>. https://doi.org/10.1038/s41467-017-00680-</w:t>
+      </w:r>
+      <w:r>
+        <w:rPr>
+          <w:rFonts w:ascii="DengXian" w:eastAsia="DengXian" w:hAnsi="DengXian"/>
+        </w:rPr>
+        <w:lastRenderedPageBreak/>
+        <w:t>8.</w:t>
       </w:r>
     </w:p>
     <w:p>
       <w:pPr>
         <w:pStyle w:val="af5"/>
         <w:rPr>
-          <w:rFonts w:ascii="等线" w:eastAsia="等线" w:hAnsi="等线"/>
+          <w:rFonts w:ascii="DengXian" w:eastAsia="DengXian" w:hAnsi="DengXian"/>
         </w:rPr>
       </w:pPr>
       <w:r>
         <w:rPr>
-          <w:rFonts w:ascii="等线" w:eastAsia="等线" w:hAnsi="等线"/>
-        </w:rPr>
-        <w:lastRenderedPageBreak/>
+          <w:rFonts w:ascii="DengXian" w:eastAsia="DengXian" w:hAnsi="DengXian"/>
+        </w:rPr>
         <w:t>[11]</w:t>
       </w:r>
       <w:r>
         <w:rPr>
-          <w:rFonts w:ascii="等线" w:eastAsia="等线" w:hAnsi="等线"/>
+          <w:rFonts w:ascii="DengXian" w:eastAsia="DengXian" w:hAnsi="DengXian"/>
         </w:rPr>
         <w:tab/>
         <w:t>Yamanishi Y, Araki M, Gutteridge A, et al. Prediction of drug–target interaction networks from the integration of chemical and genomic spaces. Bioinformatics 2008;</w:t>
@@ -2301,14 +1961,14 @@
       <w:proofErr w:type="gramStart"/>
       <w:r>
         <w:rPr>
-          <w:rFonts w:ascii="等线" w:eastAsia="等线" w:hAnsi="等线"/>
+          <w:rFonts w:ascii="DengXian" w:eastAsia="DengXian" w:hAnsi="DengXian"/>
         </w:rPr>
         <w:t>24:i</w:t>
       </w:r>
       <w:proofErr w:type="gramEnd"/>
       <w:r>
         <w:rPr>
-          <w:rFonts w:ascii="等线" w:eastAsia="等线" w:hAnsi="等线"/>
+          <w:rFonts w:ascii="DengXian" w:eastAsia="DengXian" w:hAnsi="DengXian"/>
         </w:rPr>
         <w:t>232–40. https://doi.org/10.1093/bioinformatics/btn162.</w:t>
       </w:r>
@@ -2317,18 +1977,18 @@
       <w:pPr>
         <w:pStyle w:val="af5"/>
         <w:rPr>
-          <w:rFonts w:ascii="等线" w:eastAsia="等线" w:hAnsi="等线"/>
+          <w:rFonts w:ascii="DengXian" w:eastAsia="DengXian" w:hAnsi="DengXian"/>
         </w:rPr>
       </w:pPr>
       <w:r>
         <w:rPr>
-          <w:rFonts w:ascii="等线" w:eastAsia="等线" w:hAnsi="等线"/>
+          <w:rFonts w:ascii="DengXian" w:eastAsia="DengXian" w:hAnsi="DengXian"/>
         </w:rPr>
         <w:t>[12]</w:t>
       </w:r>
       <w:r>
         <w:rPr>
-          <w:rFonts w:ascii="等线" w:eastAsia="等线" w:hAnsi="等线"/>
+          <w:rFonts w:ascii="DengXian" w:eastAsia="DengXian" w:hAnsi="DengXian"/>
         </w:rPr>
         <w:tab/>
         <w:t>Zheng Y, Peng H, Zhang X, et al. Predicting Drug Targets from Heterogeneous Spaces using Anchor Graph Hashing and Ensemble Learning. 2018 International Joint Conference on Neural Networks (IJCNN), Rio de Janeiro: IEEE; 2018, p. 1–7. https://doi.org/10.1109/IJCNN.2018.8489028.</w:t>
@@ -2338,18 +1998,18 @@
       <w:pPr>
         <w:pStyle w:val="af5"/>
         <w:rPr>
-          <w:rFonts w:ascii="等线" w:eastAsia="等线" w:hAnsi="等线"/>
+          <w:rFonts w:ascii="DengXian" w:eastAsia="DengXian" w:hAnsi="DengXian"/>
         </w:rPr>
       </w:pPr>
       <w:r>
         <w:rPr>
-          <w:rFonts w:ascii="等线" w:eastAsia="等线" w:hAnsi="等线"/>
+          <w:rFonts w:ascii="DengXian" w:eastAsia="DengXian" w:hAnsi="DengXian"/>
         </w:rPr>
         <w:t>[13]</w:t>
       </w:r>
       <w:r>
         <w:rPr>
-          <w:rFonts w:ascii="等线" w:eastAsia="等线" w:hAnsi="等线"/>
+          <w:rFonts w:ascii="DengXian" w:eastAsia="DengXian" w:hAnsi="DengXian"/>
         </w:rPr>
         <w:tab/>
         <w:t xml:space="preserve">Zhang B, Quan L, Zhang Z, et al. MVCL-DTI: Predicting Drug–Target Interactions Using a Multiview Contrastive Learning Model on a Heterogeneous Graph. J Chem Inf Model </w:t>
@@ -2357,14 +2017,14 @@
       <w:proofErr w:type="gramStart"/>
       <w:r>
         <w:rPr>
-          <w:rFonts w:ascii="等线" w:eastAsia="等线" w:hAnsi="等线"/>
+          <w:rFonts w:ascii="DengXian" w:eastAsia="DengXian" w:hAnsi="DengXian"/>
         </w:rPr>
         <w:t>2025;65:1009</w:t>
       </w:r>
       <w:proofErr w:type="gramEnd"/>
       <w:r>
         <w:rPr>
-          <w:rFonts w:ascii="等线" w:eastAsia="等线" w:hAnsi="等线"/>
+          <w:rFonts w:ascii="DengXian" w:eastAsia="DengXian" w:hAnsi="DengXian"/>
         </w:rPr>
         <w:t>–26. https://doi.org/10.1021/acs.jcim.4c02073.</w:t>
       </w:r>
@@ -2373,18 +2033,18 @@
       <w:pPr>
         <w:pStyle w:val="af5"/>
         <w:rPr>
-          <w:rFonts w:ascii="等线" w:eastAsia="等线" w:hAnsi="等线"/>
+          <w:rFonts w:ascii="DengXian" w:eastAsia="DengXian" w:hAnsi="DengXian"/>
         </w:rPr>
       </w:pPr>
       <w:r>
         <w:rPr>
-          <w:rFonts w:ascii="等线" w:eastAsia="等线" w:hAnsi="等线"/>
+          <w:rFonts w:ascii="DengXian" w:eastAsia="DengXian" w:hAnsi="DengXian"/>
         </w:rPr>
         <w:t>[14]</w:t>
       </w:r>
       <w:r>
         <w:rPr>
-          <w:rFonts w:ascii="等线" w:eastAsia="等线" w:hAnsi="等线"/>
+          <w:rFonts w:ascii="DengXian" w:eastAsia="DengXian" w:hAnsi="DengXian"/>
         </w:rPr>
         <w:tab/>
         <w:t xml:space="preserve">Sha’ban T, Mustafa AM, Ali MZ. WAE-DTI: Ensemble-based architecture for drug–target interaction prediction using descriptors and embeddings. Informatics in Medicine Unlocked </w:t>
@@ -2392,24 +2052,75 @@
       <w:proofErr w:type="gramStart"/>
       <w:r>
         <w:rPr>
-          <w:rFonts w:ascii="等线" w:eastAsia="等线" w:hAnsi="等线"/>
+          <w:rFonts w:ascii="DengXian" w:eastAsia="DengXian" w:hAnsi="DengXian"/>
         </w:rPr>
         <w:t>2025;52:101604</w:t>
       </w:r>
       <w:proofErr w:type="gramEnd"/>
       <w:r>
         <w:rPr>
-          <w:rFonts w:ascii="等线" w:eastAsia="等线" w:hAnsi="等线"/>
+          <w:rFonts w:ascii="DengXian" w:eastAsia="DengXian" w:hAnsi="DengXian"/>
         </w:rPr>
         <w:t>. https://doi.org/10.1016/j.imu.2024.101604.</w:t>
       </w:r>
     </w:p>
     <w:p>
       <w:pPr>
-        <w:rPr>
-          <w:rFonts w:hint="eastAsia"/>
+        <w:pStyle w:val="af5"/>
+        <w:rPr>
+          <w:rFonts w:ascii="DengXian" w:eastAsia="DengXian" w:hAnsi="DengXian"/>
         </w:rPr>
       </w:pPr>
+      <w:r>
+        <w:rPr>
+          <w:rFonts w:ascii="DengXian" w:eastAsia="DengXian" w:hAnsi="DengXian"/>
+        </w:rPr>
+        <w:t>[15]</w:t>
+      </w:r>
+      <w:r>
+        <w:rPr>
+          <w:rFonts w:ascii="DengXian" w:eastAsia="DengXian" w:hAnsi="DengXian"/>
+        </w:rPr>
+        <w:tab/>
+        <w:t>基于粒子群遗传禁忌的武器目标分配优化算法 n.d.</w:t>
+      </w:r>
+    </w:p>
+    <w:p>
+      <w:pPr>
+        <w:pStyle w:val="af5"/>
+        <w:rPr>
+          <w:rFonts w:ascii="DengXian" w:eastAsia="DengXian" w:hAnsi="DengXian"/>
+        </w:rPr>
+      </w:pPr>
+      <w:r>
+        <w:rPr>
+          <w:rFonts w:ascii="DengXian" w:eastAsia="DengXian" w:hAnsi="DengXian"/>
+        </w:rPr>
+        <w:t>[16]</w:t>
+      </w:r>
+      <w:r>
+        <w:rPr>
+          <w:rFonts w:ascii="DengXian" w:eastAsia="DengXian" w:hAnsi="DengXian"/>
+        </w:rPr>
+        <w:tab/>
+        <w:t xml:space="preserve">Niu W, She W, Zhong L, et al. Elite-centered artificial bee colony algorithm with extended solution boundary. Applied Soft Computing </w:t>
+      </w:r>
+      <w:proofErr w:type="gramStart"/>
+      <w:r>
+        <w:rPr>
+          <w:rFonts w:ascii="DengXian" w:eastAsia="DengXian" w:hAnsi="DengXian"/>
+        </w:rPr>
+        <w:t>2023;148:110906</w:t>
+      </w:r>
+      <w:proofErr w:type="gramEnd"/>
+      <w:r>
+        <w:rPr>
+          <w:rFonts w:ascii="DengXian" w:eastAsia="DengXian" w:hAnsi="DengXian"/>
+        </w:rPr>
+        <w:t>. https://doi.org/10.1016/j.asoc.2023.110906.</w:t>
+      </w:r>
+    </w:p>
+    <w:p>
       <w:r>
         <w:rPr>
           <w:rFonts w:hint="eastAsia"/>
@@ -2433,9 +2144,6 @@
     <w:p>
       <w:pPr>
         <w:spacing w:after="0" w:line="240" w:lineRule="auto"/>
-        <w:rPr>
-          <w:rFonts w:hint="eastAsia"/>
-        </w:rPr>
       </w:pPr>
       <w:r>
         <w:separator/>
@@ -2446,9 +2154,6 @@
     <w:p>
       <w:pPr>
         <w:spacing w:after="0" w:line="240" w:lineRule="auto"/>
-        <w:rPr>
-          <w:rFonts w:hint="eastAsia"/>
-        </w:rPr>
       </w:pPr>
       <w:r>
         <w:continuationSeparator/>
@@ -2464,9 +2169,6 @@
     <w:p>
       <w:pPr>
         <w:spacing w:after="0" w:line="240" w:lineRule="auto"/>
-        <w:rPr>
-          <w:rFonts w:hint="eastAsia"/>
-        </w:rPr>
       </w:pPr>
       <w:r>
         <w:separator/>
@@ -2477,9 +2179,6 @@
     <w:p>
       <w:pPr>
         <w:spacing w:after="0" w:line="240" w:lineRule="auto"/>
-        <w:rPr>
-          <w:rFonts w:hint="eastAsia"/>
-        </w:rPr>
       </w:pPr>
       <w:r>
         <w:continuationSeparator/>
@@ -3487,7 +3186,7 @@
       <w:spacing w:before="100" w:beforeAutospacing="1" w:after="100" w:afterAutospacing="1" w:line="240" w:lineRule="auto"/>
     </w:pPr>
     <w:rPr>
-      <w:rFonts w:ascii="宋体" w:eastAsia="宋体" w:hAnsi="宋体" w:cs="宋体"/>
+      <w:rFonts w:ascii="SimSun" w:eastAsia="SimSun" w:hAnsi="SimSun" w:cs="SimSun"/>
       <w:kern w:val="0"/>
       <w:sz w:val="24"/>
       <w14:ligatures w14:val="none"/>

--- a/开题提交/新开题/备.docx
+++ b/开题提交/新开题/备.docx
@@ -6,6 +6,7 @@
       <w:pPr>
         <w:spacing w:after="0" w:line="240" w:lineRule="auto"/>
         <w:rPr>
+          <w:rFonts w:hint="eastAsia"/>
           <w:sz w:val="10"/>
           <w:szCs w:val="11"/>
         </w:rPr>
@@ -20,6 +21,11 @@
       </w:r>
     </w:p>
     <w:p>
+      <w:pPr>
+        <w:rPr>
+          <w:rFonts w:hint="eastAsia"/>
+        </w:rPr>
+      </w:pPr>
       <w:r>
         <w:rPr>
           <w:rFonts w:hint="eastAsia"/>
@@ -71,6 +77,11 @@
       </w:r>
     </w:p>
     <w:p>
+      <w:pPr>
+        <w:rPr>
+          <w:rFonts w:hint="eastAsia"/>
+        </w:rPr>
+      </w:pPr>
       <w:r>
         <w:rPr>
           <w:rFonts w:hint="eastAsia"/>
@@ -144,8 +155,19 @@
         <w:t>用相互作用特征以外的其他信息(如配体模式或受体模式)来区分]</w:t>
       </w:r>
     </w:p>
-    <w:p/>
-    <w:p>
+    <w:p>
+      <w:pPr>
+        <w:rPr>
+          <w:rFonts w:hint="eastAsia"/>
+        </w:rPr>
+      </w:pPr>
+    </w:p>
+    <w:p>
+      <w:pPr>
+        <w:rPr>
+          <w:rFonts w:hint="eastAsia"/>
+        </w:rPr>
+      </w:pPr>
       <w:r>
         <w:rPr>
           <w:rFonts w:hint="eastAsia"/>
@@ -223,8 +245,16 @@
         <w:rPr>
           <w:rFonts w:hint="eastAsia"/>
         </w:rPr>
-        <w:t>、p</w:t>
-      </w:r>
+        <w:t>、</w:t>
+      </w:r>
+      <w:proofErr w:type="spellStart"/>
+      <w:r>
+        <w:rPr>
+          <w:rFonts w:hint="eastAsia"/>
+        </w:rPr>
+        <w:t>p</w:t>
+      </w:r>
+      <w:proofErr w:type="spellEnd"/>
       <m:oMath>
         <m:sSub>
           <m:sSubPr>
@@ -352,6 +382,11 @@
       </w:r>
     </w:p>
     <w:p>
+      <w:pPr>
+        <w:rPr>
+          <w:rFonts w:hint="eastAsia"/>
+        </w:rPr>
+      </w:pPr>
       <w:r>
         <w:t xml:space="preserve">KIBA </w:t>
       </w:r>
@@ -379,9 +414,11 @@
         </w:rPr>
         <w:t>和</w:t>
       </w:r>
+      <w:proofErr w:type="spellStart"/>
       <w:r>
         <w:t>Kd</w:t>
       </w:r>
+      <w:proofErr w:type="spellEnd"/>
       <w:r>
         <w:rPr>
           <w:rFonts w:hint="eastAsia"/>
@@ -417,6 +454,11 @@
       </w:r>
     </w:p>
     <w:p>
+      <w:pPr>
+        <w:rPr>
+          <w:rFonts w:hint="eastAsia"/>
+        </w:rPr>
+      </w:pPr>
       <w:r>
         <w:rPr>
           <w:rFonts w:hint="eastAsia"/>
@@ -454,7 +496,21 @@
         <w:rPr>
           <w:rFonts w:hint="eastAsia"/>
         </w:rPr>
-        <w:t xml:space="preserve">[1] Chen L, Tan X, Wang D, et al. TransformerCPI: improving compound–protein interaction prediction by sequence-based deep learning with self-attention mechanism and label reversal experiments. Bioinformatics 2020;36:4406–14. </w:t>
+        <w:t xml:space="preserve">[1] Chen L, Tan X, Wang D, et al. </w:t>
+      </w:r>
+      <w:proofErr w:type="spellStart"/>
+      <w:r>
+        <w:rPr>
+          <w:rFonts w:hint="eastAsia"/>
+        </w:rPr>
+        <w:t>TransformerCPI</w:t>
+      </w:r>
+      <w:proofErr w:type="spellEnd"/>
+      <w:r>
+        <w:rPr>
+          <w:rFonts w:hint="eastAsia"/>
+        </w:rPr>
+        <w:t xml:space="preserve">: improving compound–protein interaction prediction by sequence-based deep learning with self-attention mechanism and label reversal experiments. Bioinformatics 2020;36:4406–14. </w:t>
       </w:r>
       <w:hyperlink r:id="rId6" w:history="1">
         <w:r>
@@ -472,8 +528,19 @@
         <w:t>.</w:t>
       </w:r>
     </w:p>
-    <w:p/>
-    <w:p>
+    <w:p>
+      <w:pPr>
+        <w:rPr>
+          <w:rFonts w:hint="eastAsia"/>
+        </w:rPr>
+      </w:pPr>
+    </w:p>
+    <w:p>
+      <w:pPr>
+        <w:rPr>
+          <w:rFonts w:hint="eastAsia"/>
+        </w:rPr>
+      </w:pPr>
       <w:proofErr w:type="gramStart"/>
       <w:r>
         <w:rPr>
@@ -576,6 +643,11 @@
       </w:r>
     </w:p>
     <w:p>
+      <w:pPr>
+        <w:rPr>
+          <w:rFonts w:hint="eastAsia"/>
+        </w:rPr>
+      </w:pPr>
       <w:r>
         <w:rPr>
           <w:rFonts w:hint="eastAsia"/>
@@ -617,6 +689,11 @@
       </w:r>
     </w:p>
     <w:p>
+      <w:pPr>
+        <w:rPr>
+          <w:rFonts w:hint="eastAsia"/>
+        </w:rPr>
+      </w:pPr>
       <w:r>
         <w:lastRenderedPageBreak/>
         <w:t>The edges connecting the drug node and residue</w:t>
@@ -640,8 +717,19 @@
         <w:t>residues and drug molecule as well as the binding site.</w:t>
       </w:r>
     </w:p>
-    <w:p/>
-    <w:p>
+    <w:p>
+      <w:pPr>
+        <w:rPr>
+          <w:rFonts w:hint="eastAsia"/>
+        </w:rPr>
+      </w:pPr>
+    </w:p>
+    <w:p>
+      <w:pPr>
+        <w:rPr>
+          <w:rFonts w:hint="eastAsia"/>
+        </w:rPr>
+      </w:pPr>
       <w:r>
         <w:rPr>
           <w:rFonts w:hint="eastAsia"/>
@@ -650,6 +738,11 @@
       </w:r>
     </w:p>
     <w:p>
+      <w:pPr>
+        <w:rPr>
+          <w:rFonts w:hint="eastAsia"/>
+        </w:rPr>
+      </w:pPr>
       <w:r>
         <w:rPr>
           <w:rFonts w:hint="eastAsia"/>
@@ -671,6 +764,11 @@
       </w:r>
     </w:p>
     <w:p>
+      <w:pPr>
+        <w:rPr>
+          <w:rFonts w:hint="eastAsia"/>
+        </w:rPr>
+      </w:pPr>
       <w:r>
         <w:rPr>
           <w:rFonts w:hint="eastAsia"/>
@@ -692,6 +790,11 @@
       </w:r>
     </w:p>
     <w:p>
+      <w:pPr>
+        <w:rPr>
+          <w:rFonts w:hint="eastAsia"/>
+        </w:rPr>
+      </w:pPr>
       <w:r>
         <w:rPr>
           <w:rFonts w:hint="eastAsia"/>
@@ -717,9 +820,26 @@
         <w:t>]</w:t>
       </w:r>
     </w:p>
-    <w:p/>
-    <w:p/>
-    <w:p>
+    <w:p>
+      <w:pPr>
+        <w:rPr>
+          <w:rFonts w:hint="eastAsia"/>
+        </w:rPr>
+      </w:pPr>
+    </w:p>
+    <w:p>
+      <w:pPr>
+        <w:rPr>
+          <w:rFonts w:hint="eastAsia"/>
+        </w:rPr>
+      </w:pPr>
+    </w:p>
+    <w:p>
+      <w:pPr>
+        <w:rPr>
+          <w:rFonts w:hint="eastAsia"/>
+        </w:rPr>
+      </w:pPr>
       <w:r>
         <w:t xml:space="preserve">Zhao </w:t>
       </w:r>
@@ -776,6 +896,11 @@
       </w:r>
     </w:p>
     <w:p>
+      <w:pPr>
+        <w:rPr>
+          <w:rFonts w:hint="eastAsia"/>
+        </w:rPr>
+      </w:pPr>
       <w:r>
         <w:rPr>
           <w:rFonts w:hint="eastAsia"/>
@@ -784,6 +909,11 @@
       </w:r>
     </w:p>
     <w:p>
+      <w:pPr>
+        <w:rPr>
+          <w:rFonts w:hint="eastAsia"/>
+        </w:rPr>
+      </w:pPr>
       <w:r>
         <w:rPr>
           <w:rFonts w:hint="eastAsia"/>
@@ -819,8 +949,19 @@
         <w:t>. https://doi.org/10.1016/j.patcog.2024.110887.</w:t>
       </w:r>
     </w:p>
-    <w:p/>
-    <w:p>
+    <w:p>
+      <w:pPr>
+        <w:rPr>
+          <w:rFonts w:hint="eastAsia"/>
+        </w:rPr>
+      </w:pPr>
+    </w:p>
+    <w:p>
+      <w:pPr>
+        <w:rPr>
+          <w:rFonts w:hint="eastAsia"/>
+        </w:rPr>
+      </w:pPr>
       <w:r>
         <w:rPr>
           <w:rFonts w:hint="eastAsia"/>
@@ -844,8 +985,13 @@
         </w:rPr>
         <w:t>样本的</w:t>
       </w:r>
-      <w:r>
-        <w:t xml:space="preserve">BindingDB </w:t>
+      <w:proofErr w:type="spellStart"/>
+      <w:r>
+        <w:t>BindingDB</w:t>
+      </w:r>
+      <w:proofErr w:type="spellEnd"/>
+      <w:r>
+        <w:t xml:space="preserve"> </w:t>
       </w:r>
       <w:r>
         <w:rPr>
@@ -853,8 +999,13 @@
         </w:rPr>
         <w:t>数据集。对于分类任务，我们以</w:t>
       </w:r>
-      <w:r>
-        <w:t xml:space="preserve">pKi </w:t>
+      <w:proofErr w:type="spellStart"/>
+      <w:r>
+        <w:t>pKi</w:t>
+      </w:r>
+      <w:proofErr w:type="spellEnd"/>
+      <w:r>
+        <w:t xml:space="preserve"> </w:t>
       </w:r>
       <w:r>
         <w:rPr>
@@ -873,6 +1024,11 @@
       </w:r>
     </w:p>
     <w:p>
+      <w:pPr>
+        <w:rPr>
+          <w:rFonts w:hint="eastAsia"/>
+        </w:rPr>
+      </w:pPr>
       <w:r>
         <w:rPr>
           <w:rFonts w:hint="eastAsia"/>
@@ -886,10 +1042,31 @@
         <w:t>的</w:t>
       </w:r>
       <w:r>
-        <w:t xml:space="preserve"> pKi 值分布严重倾斜，约为 5.0。使用与 BindingDB 相同的阈值会造成类别不平衡。因此，我们在 Davis 模型中使用了 6.0 的阈值，以缓解类别不平衡问题。</w:t>
-      </w:r>
-    </w:p>
-    <w:p>
+        <w:t xml:space="preserve"> </w:t>
+      </w:r>
+      <w:proofErr w:type="spellStart"/>
+      <w:r>
+        <w:t>pKi</w:t>
+      </w:r>
+      <w:proofErr w:type="spellEnd"/>
+      <w:r>
+        <w:t xml:space="preserve"> 值分布严重倾斜，约为 5.0。使用与 </w:t>
+      </w:r>
+      <w:proofErr w:type="spellStart"/>
+      <w:r>
+        <w:t>BindingDB</w:t>
+      </w:r>
+      <w:proofErr w:type="spellEnd"/>
+      <w:r>
+        <w:t xml:space="preserve"> 相同的阈值会造成类别不平衡。因此，我们在 Davis 模型中使用了 6.0 的阈值，以缓解类别不平衡问题。</w:t>
+      </w:r>
+    </w:p>
+    <w:p>
+      <w:pPr>
+        <w:rPr>
+          <w:rFonts w:hint="eastAsia"/>
+        </w:rPr>
+      </w:pPr>
       <w:r>
         <w:rPr>
           <w:rFonts w:hint="eastAsia"/>
@@ -897,15 +1074,42 @@
         <w:t>尽管</w:t>
       </w:r>
       <w:r>
-        <w:t xml:space="preserve"> HyperAttentionDTI 获得了最佳召回得分，但在药物发现任务中，精确度比召回得分更重要，因为精确度得分低意味着假阳性率高，这会导致毫无意义的成本和时间消耗。</w:t>
-      </w:r>
-    </w:p>
-    <w:p>
-      <w:r>
-        <w:rPr>
-          <w:rFonts w:hint="eastAsia"/>
-        </w:rPr>
-        <w:t xml:space="preserve">[1] Heo R, Lee D, Kim BJ, et al. KNU-DTI: KNowledge United Drug-Target Interaction prediction. Computers in Biology and Medicine </w:t>
+        <w:t xml:space="preserve"> </w:t>
+      </w:r>
+      <w:proofErr w:type="spellStart"/>
+      <w:r>
+        <w:t>HyperAttentionDTI</w:t>
+      </w:r>
+      <w:proofErr w:type="spellEnd"/>
+      <w:r>
+        <w:t xml:space="preserve"> 获得了最佳召回得分，但在药物发现任务中，精确度比召回得分更重要，因为精确度得分低意味着假阳性率高，这会导致毫无意义的成本和时间消耗。</w:t>
+      </w:r>
+    </w:p>
+    <w:p>
+      <w:pPr>
+        <w:rPr>
+          <w:rFonts w:hint="eastAsia"/>
+        </w:rPr>
+      </w:pPr>
+      <w:r>
+        <w:rPr>
+          <w:rFonts w:hint="eastAsia"/>
+        </w:rPr>
+        <w:t xml:space="preserve">[1] Heo R, Lee D, Kim BJ, et al. KNU-DTI: </w:t>
+      </w:r>
+      <w:proofErr w:type="spellStart"/>
+      <w:r>
+        <w:rPr>
+          <w:rFonts w:hint="eastAsia"/>
+        </w:rPr>
+        <w:t>KNowledge</w:t>
+      </w:r>
+      <w:proofErr w:type="spellEnd"/>
+      <w:r>
+        <w:rPr>
+          <w:rFonts w:hint="eastAsia"/>
+        </w:rPr>
+        <w:t xml:space="preserve"> United Drug-Target Interaction prediction. Computers in Biology and Medicine </w:t>
       </w:r>
       <w:proofErr w:type="gramStart"/>
       <w:r>
@@ -922,11 +1126,41 @@
         <w:t>. https://doi.org/10.1016/j.compbiomed.2025.109927.</w:t>
       </w:r>
     </w:p>
-    <w:p/>
-    <w:p/>
-    <w:p/>
-    <w:p/>
-    <w:p/>
+    <w:p>
+      <w:pPr>
+        <w:rPr>
+          <w:rFonts w:hint="eastAsia"/>
+        </w:rPr>
+      </w:pPr>
+    </w:p>
+    <w:p>
+      <w:pPr>
+        <w:rPr>
+          <w:rFonts w:hint="eastAsia"/>
+        </w:rPr>
+      </w:pPr>
+    </w:p>
+    <w:p>
+      <w:pPr>
+        <w:rPr>
+          <w:rFonts w:hint="eastAsia"/>
+        </w:rPr>
+      </w:pPr>
+    </w:p>
+    <w:p>
+      <w:pPr>
+        <w:rPr>
+          <w:rFonts w:hint="eastAsia"/>
+        </w:rPr>
+      </w:pPr>
+    </w:p>
+    <w:p>
+      <w:pPr>
+        <w:rPr>
+          <w:rFonts w:hint="eastAsia"/>
+        </w:rPr>
+      </w:pPr>
+    </w:p>
     <w:p>
       <w:pPr>
         <w:rPr>
@@ -946,7 +1180,10 @@
         <w:fldChar w:fldCharType="begin"/>
       </w:r>
       <w:r>
-        <w:instrText xml:space="preserve"> ADDIN ZOTERO_ITEM CSL_CITATION {"citationID":"jrOJZ9E8","properties":{"formattedCitation":"[1]","plainCitation":"[1]","noteIndex":0},"citationItems":[{"id":131,"uris":["http://zotero.org/users/14704831/items/BMV72WCN","http://zotero.org/users/14704831/items/WXBQ68GE"],"itemData":{"id":131,"type":"article-journal","abstract":"Prediction of drug-target interactions (DTIs) is a crucial step in drug discovery, and deep learning methods have shown great promise on various DTI datasets. However, existing approaches still face several challenges, including limited labeled data, hidden bias issue, and a lack of generalization ability to out-of-domain data. These challenges hinder the model’s capacity to learn truly informative interaction features, leading to shortcut learning and inferior predictive performance on novel drug-target pairs. To address these issues, we propose MlanDTI, a semi-supervised domain adaptive multilevel attention network (Mlan) for DTI prediction. We utilize two pre-trained BERT models to acquire bidirectional representations enriched with information from unlabeled data. Then, we introduce a multilevel attention mechanism, enabling the model to learn domain-invariant DTIs at different hierarchical levels. Moreover, we present a simple yet effective semi-supervised pseudo-labeling method to further enhance our model’s predictive ability in cross-domain scenarios. Experiments on four datasets show that MlanDTI achieves state-of-the-art performances over other methods under intra-domain settings and outperforms all other approaches under cross-domain settings. The source code is available at https://github.com/CMACH508/MlanDTI.","container-title":"Proceedings of the AAAI Conference on Artificial Intelligence","DOI":"10.1609/aaai.v38i1.27786","ISSN":"2374-3468, 2159-5399","issue":"1","journalAbbreviation":"AAAI","language":"en","page":"329-337","source":"DOI.org (Crossref)","title":"Multilevel Attention Network with Semi-supervised Domain Adaptation for Drug-Target Prediction","volume":"38","author":[{"family":"Xie","given":"Zhousan"},{"family":"Tu","given":"Shikui"},{"family":"Xu","given":"Lei"}],"issued":{"date-parts":[["2024",3,24]]}}}],"schema":"https://github.com/citation-style-language/schema/raw/master/csl-citation.json"} </w:instrText>
+        <w:rPr>
+          <w:rFonts w:hint="eastAsia"/>
+        </w:rPr>
+        <w:instrText xml:space="preserve"> ADDIN ZOTERO_ITEM CSL_CITATION {"citationID":"jrOJZ9E8","properties":{"formattedCitation":"[1]","plainCitation":"[1]","noteIndex":0},"citationItems":[{"id":146,"uris":["http://zotero.org/users/14704831/items/BMV72WCN","http://zotero.org/users/14704831/items/WXBQ68GE"],"itemData":{"id":146,"type":"article-journal","abstract":"Prediction of drug-target interactions (DTIs) is a crucial step in drug discovery, and deep learning methods have shown great promise on various DTI datasets. However, existing approaches still face several challenges, including limited labeled data, hidden bias issue, and a lack of generalization ability to out-of-domain data. These challenges hinder the model’s capacity to learn truly informative interaction features, leading to shortcut learning and inferior predictive performance on novel drug-target pairs. To address these issues, we propose MlanDTI, a semi-supervised domain adaptive multilevel attention network (Mlan) for DTI prediction. We utilize two pre-trained BERT models to acquire bidirectional representations enriched with information from unlabeled data. Then, we introduce a multilevel attention mechanism, enabling the model to learn domain-invariant DTIs at different hierarchical levels. Moreover, we present a simple yet effective semi-supervised pseudo-labeling method to further enhance our model’s predictive ability in cross-domain scenarios. Experiments on four datasets show that MlanDTI achieves state-of-the-art performances over other methods under intra-domain settings and outperforms all other approaches under cross-domain settings. The source code is available at https://github.com/CMACH508/MlanDTI.","container-title":"Proceedings of the AAAI Conference on Artificial Intelligence","DOI":"10.1609/aaai.v38i1.27786","ISSN":"2374-3468, 2159-5399","issue":"1","journalAbbreviation":"AAAI","language":"en","page":"329-337","source":"DOI.org (Crossref)","title":"Multilevel Attention Network with Semi-supervised Domain Adaptation for Drug-Target Prediction","volume":"38","author":[{"family":"Xie","given":"Zhousan"},{"family":"Tu","given":"Shikui"},{"family":"Xu","given":"Lei"}],"issued":{"date-parts":[["2024",3,24]]}}}],"schema":"https://github.com/citation-style-language/schema/raw/master/csl-citation.json"} </w:instrText>
       </w:r>
       <w:r>
         <w:rPr>
@@ -956,7 +1193,7 @@
       </w:r>
       <w:r>
         <w:rPr>
-          <w:rFonts w:ascii="DengXian" w:eastAsia="DengXian" w:hAnsi="DengXian" w:hint="eastAsia"/>
+          <w:rFonts w:ascii="等线" w:eastAsia="等线" w:hAnsi="等线" w:hint="eastAsia"/>
         </w:rPr>
         <w:t>[1]</w:t>
       </w:r>
@@ -979,25 +1216,55 @@
         <w:fldChar w:fldCharType="begin"/>
       </w:r>
       <w:r>
-        <w:instrText xml:space="preserve"> ADDIN ZOTERO_ITEM CSL_CITATION {"citationID":"X85ZvYWn","properties":{"formattedCitation":"[2]","plainCitation":"[2]","noteIndex":0},"citationItems":[{"id":389,"uris":["http://zotero.org/users/14704831/items/SQ5H6YDR"],"itemData":{"id":389,"type":"article-journal","abstract":"Link prediction is a key problem for network-structured data. Link prediction heuristics use some score functions, such as common neighbors and Katz index, to measure the likelihood of links. They have obtained wide practical uses due to their simplicity, interpretability, and for some of them, scalability. However, every heuristic has a strong assumption on when two nodes are likely to link, which limits their effectiveness on networks where these assumptions fail. In this regard, a more reasonable way should be learning a suitable heuristic from a given network instead of using prede</w:instrText>
-      </w:r>
-      <w:r>
-        <w:rPr>
-          <w:rFonts w:ascii="Courier New" w:hAnsi="Courier New" w:cs="Courier New"/>
+        <w:rPr>
+          <w:rFonts w:hint="eastAsia"/>
+        </w:rPr>
+        <w:instrText xml:space="preserve"> ADDIN ZOTERO_ITEM CSL_CITATION {"citationID":"X85ZvYWn","properties":{"formattedCitation":"[2]","plainCitation":"[2]","noteIndex":0},"citationItems":[{"id":429,"uris":["http://zotero.org/users/14704831/items/SQ5H6YDR"],"itemData":{"id":429,"type":"article-journal","abstract":"Link prediction is a key problem for network-structured data. Link prediction heuristics use some score functions, such as common neighbors and Katz index, to measure the likelihood of links. They have obtained wide practical uses due to their simplicity, interpretability, and for some of them, scalability. However, every heuristic has a strong assumption on when two nodes are likely to link, which limits their effectiveness on networks where these assumptions fail. In this regard, </w:instrText>
+      </w:r>
+      <w:r>
+        <w:instrText>a more reasonable way should be learning a suitable heuristic from a given network instead of using prede</w:instrText>
+      </w:r>
+      <w:r>
+        <w:rPr>
+          <w:rFonts w:ascii="Times New Roman" w:hAnsi="Times New Roman" w:cs="Times New Roman"/>
         </w:rPr>
         <w:instrText>ﬁ</w:instrText>
       </w:r>
       <w:r>
-        <w:instrText>ned ones. By extracting a local subgraph around each target link, we aim to learn a function mapping the subgraph patterns to link existence, thus automatically learning a “heuristic” that suits the current network. In this paper, we study this heuristic learning paradigm for link prediction. First, we develop a novel -decaying heuristic theory. The theory uni</w:instrText>
-      </w:r>
-      <w:r>
-        <w:rPr>
-          <w:rFonts w:ascii="Courier New" w:hAnsi="Courier New" w:cs="Courier New"/>
+        <w:instrText xml:space="preserve">ned ones. By extracting a local subgraph around each target link, we aim to learn a function mapping the subgraph patterns to link existence, thus automatically learning a </w:instrText>
+      </w:r>
+      <w:r>
+        <w:rPr>
+          <w:rFonts w:ascii="等线" w:eastAsia="等线" w:hAnsi="等线" w:cs="等线" w:hint="eastAsia"/>
+        </w:rPr>
+        <w:instrText>“</w:instrText>
+      </w:r>
+      <w:r>
+        <w:instrText>heuristic</w:instrText>
+      </w:r>
+      <w:r>
+        <w:rPr>
+          <w:rFonts w:ascii="等线" w:eastAsia="等线" w:hAnsi="等线" w:cs="等线" w:hint="eastAsia"/>
+        </w:rPr>
+        <w:instrText>”</w:instrText>
+      </w:r>
+      <w:r>
+        <w:instrText xml:space="preserve"> that suits the current network. In this paper, we study this heuristic learning paradigm for link prediction. First, we develop a novel -decaying heuristic theory. The theory uni</w:instrText>
+      </w:r>
+      <w:r>
+        <w:rPr>
+          <w:rFonts w:ascii="Times New Roman" w:hAnsi="Times New Roman" w:cs="Times New Roman"/>
         </w:rPr>
         <w:instrText>ﬁ</w:instrText>
       </w:r>
       <w:r>
-        <w:instrText xml:space="preserve">es a wide range of heuristics in a single framework, and proves that all these heuristics can be well approximated from local subgraphs. Our results show that local subgraphs reserve rich information related to link existence. Second, based on the -decaying theory, we propose a new method to learn heuristics from local subgraphs using a graph neural network (GNN). Its experimental results show unprecedented performance, working consistently well on a wide range of problems.","language":"en","source":"Zotero","title":"Link Prediction Based on Graph Neural Networks","author":[{"family":"Zhang","given":"Muhan"},{"family":"Chen","given":"Yixin"}]}}],"schema":"https://github.com/citation-style-language/schema/raw/master/csl-citation.json"} </w:instrText>
+        <w:instrText>es a wide range of heuristics in a single</w:instrText>
+      </w:r>
+      <w:r>
+        <w:rPr>
+          <w:rFonts w:hint="eastAsia"/>
+        </w:rPr>
+        <w:instrText xml:space="preserve"> framework, and proves that all these heuristics can be well approximated from local subgraphs. Our results show that local subgraphs reserve rich information related to link existence. Second, based on the -decaying theory, we propose a new method to learn heuristics from local subgraphs using a graph neural network (GNN). Its experimental results show unprecedented performance, working consistently well on a wide range of problems.","language":"en","source":"Zotero","title":"Link Prediction Based on Graph Neural Networks","author":[{"family":"Zhang","given":"Muhan"},{"family":"Chen","given":"Yixin"}]}}],"schema":"https://github.com/citation-style-language/schema/raw/master/csl-citation.json"} </w:instrText>
       </w:r>
       <w:r>
         <w:rPr>
@@ -1007,7 +1274,7 @@
       </w:r>
       <w:r>
         <w:rPr>
-          <w:rFonts w:ascii="DengXian" w:eastAsia="DengXian" w:hAnsi="DengXian" w:hint="eastAsia"/>
+          <w:rFonts w:ascii="等线" w:eastAsia="等线" w:hAnsi="等线" w:hint="eastAsia"/>
         </w:rPr>
         <w:t>[2]</w:t>
       </w:r>
@@ -1030,16 +1297,28 @@
         <w:fldChar w:fldCharType="begin"/>
       </w:r>
       <w:r>
-        <w:instrText xml:space="preserve"> ADDIN ZOTERO_ITEM CSL_CITATION {"citationID":"NAtCxP9Q","properties":{"formattedCitation":"[3]","plainCitation":"[3]","noteIndex":0},"citationItems":[{"id":388,"uris":["http://zotero.org/users/14704831/items/TZF364R4"],"itemData":{"id":388,"type":"article-journal","abstract":"Motivation: The use of drug combinations, termed polypharmacy, is common to treat patients with complex diseases or co-existing conditions. However, a major consequence of polypharmacy is a much higher risk of adverse side effects for the patient. Polypharmacy side effects emerge because of drug–drug interactions, in which activity of one drug may change, favorably or unfavorably, if taken with another drug. The knowledge of drug interactions is often limited because these complex relationships are rare, and are usually not observed in relatively small clinical testing. Discovering polypharmacy side effects thus remains an important challenge with signi</w:instrText>
-      </w:r>
-      <w:r>
-        <w:rPr>
-          <w:rFonts w:ascii="Courier New" w:hAnsi="Courier New" w:cs="Courier New"/>
+        <w:rPr>
+          <w:rFonts w:hint="eastAsia"/>
+        </w:rPr>
+        <w:instrText xml:space="preserve"> ADDIN ZOTERO_ITEM CSL_CITATION {"citationID":"NAtCxP9Q","properties":{"formattedCitation":"[3]","plainCitation":"[3]","noteIndex":0},"citationItems":[{"id":431,"uris":["http://zotero.org/users/14704831/items/TZF364R4"],"itemData":{"id":431,"type":"article-journal","abstract":"Motivation: The use of drug combinations, termed polypharmacy, is common to treat patients with complex diseases or co-existing conditions. However, a major consequence of polypharmacy is a much higher risk of adverse side effects for the patient. Polypharmacy side effects emerge because of drug–drug interactions, in which activity of one drug may change, favorably or unfavorably, if taken with another drug. The knowledge of drug interactions is often limited because these complex r</w:instrText>
+      </w:r>
+      <w:r>
+        <w:instrText>elationships are rare, and are usually not observed in relatively small clinical testing. Discovering polypharmacy side effects thus remains an important challenge with signi</w:instrText>
+      </w:r>
+      <w:r>
+        <w:rPr>
+          <w:rFonts w:ascii="Times New Roman" w:hAnsi="Times New Roman" w:cs="Times New Roman"/>
         </w:rPr>
         <w:instrText>ﬁ</w:instrText>
       </w:r>
       <w:r>
-        <w:instrText xml:space="preserve">cant implications for patient mortality and morbidity.","container-title":"Bioinformatics","DOI":"10.1093/bioinformatics/bty294","ISSN":"1367-4803, 1367-4811","issue":"13","language":"en","license":"http://creativecommons.org/licenses/by-nc/4.0/","page":"i457-i466","source":"DOI.org (Crossref)","title":"Modeling polypharmacy side effects with graph convolutional networks","volume":"34","author":[{"family":"Zitnik","given":"Marinka"},{"family":"Agrawal","given":"Monica"},{"family":"Leskovec","given":"Jure"}],"issued":{"date-parts":[["2018",7,1]]}}}],"schema":"https://github.com/citation-style-language/schema/raw/master/csl-citation.json"} </w:instrText>
+        <w:instrText>cant implications for patient mortality and morbidity.","container-title":"Bioin</w:instrText>
+      </w:r>
+      <w:r>
+        <w:rPr>
+          <w:rFonts w:hint="eastAsia"/>
+        </w:rPr>
+        <w:instrText xml:space="preserve">formatics","DOI":"10.1093/bioinformatics/bty294","ISSN":"1367-4803, 1367-4811","issue":"13","language":"en","license":"http://creativecommons.org/licenses/by-nc/4.0/","page":"i457-i466","source":"DOI.org (Crossref)","title":"Modeling polypharmacy side effects with graph convolutional networks","volume":"34","author":[{"family":"Zitnik","given":"Marinka"},{"family":"Agrawal","given":"Monica"},{"family":"Leskovec","given":"Jure"}],"issued":{"date-parts":[["2018",7,1]]}}}],"schema":"https://github.com/citation-style-language/schema/raw/master/csl-citation.json"} </w:instrText>
       </w:r>
       <w:r>
         <w:rPr>
@@ -1049,7 +1328,7 @@
       </w:r>
       <w:r>
         <w:rPr>
-          <w:rFonts w:ascii="DengXian" w:eastAsia="DengXian" w:hAnsi="DengXian" w:hint="eastAsia"/>
+          <w:rFonts w:ascii="等线" w:eastAsia="等线" w:hAnsi="等线" w:hint="eastAsia"/>
         </w:rPr>
         <w:t>[3]</w:t>
       </w:r>
@@ -1072,7 +1351,13 @@
         <w:fldChar w:fldCharType="begin"/>
       </w:r>
       <w:r>
-        <w:instrText xml:space="preserve"> ADDIN ZOTERO_ITEM CSL_CITATION {"citationID":"mtfzLbep","properties":{"formattedCitation":"[4]","plainCitation":"[4]","noteIndex":0},"citationItems":[{"id":387,"uris":["http://zotero.org/users/14704831/items/D4NHY67Q"],"itemData":{"id":387,"type":"article-journal","abstract":"Developing new drugs is too expensive and time -consuming. Accurately predicting the interaction between drugs and targets will likely change how the drug is discovered. Machine learning-based protein</w:instrText>
+        <w:rPr>
+          <w:rFonts w:hint="eastAsia"/>
+        </w:rPr>
+        <w:instrText xml:space="preserve"> ADDIN ZOTERO_ITEM CSL_CITATION {"citationID":"mtfzLbep","properties":{"formattedCitation":"[4]","plainCitation":"[4]","noteIndex":0},"citationItems":[{"id":433,"uris":["http://zotero.org/users/14704831/items/D4NHY67Q"],"itemData":{"id":433,"type":"articl</w:instrText>
+      </w:r>
+      <w:r>
+        <w:instrText>e-journal","abstract":"Developing new drugs is too expensive and time -consuming. Accurately predicting the interaction between drugs and targets will likely change how the drug is discovered. Machine learning-based protein</w:instrText>
       </w:r>
       <w:r>
         <w:rPr>
@@ -1090,7 +1375,16 @@
         <w:instrText>−</w:instrText>
       </w:r>
       <w:r>
-        <w:instrText>ligand interactions, are examined. Therefore, this paper starts by presenting an overview of the data sets applied in this area, as well as the various approaches applied for representing proteins and ligands. Then, sequence-based and structure-based classification criteria are subsequently utilized to categorize and summarize both the classical machine learning models and deep learning models employed in protein</w:instrText>
+        <w:instrText>ligand interactions, are examined. Therefore, this paper starts by presenting an overview of the data sets applied in this are</w:instrText>
+      </w:r>
+      <w:r>
+        <w:rPr>
+          <w:rFonts w:hint="eastAsia"/>
+        </w:rPr>
+        <w:instrText xml:space="preserve">a, as well as the various approaches applied for representing proteins and ligands. Then, sequence-based and structure-based classification criteria are subsequently utilized to categorize and summarize both the classical machine learning models and deep </w:instrText>
+      </w:r>
+      <w:r>
+        <w:instrText>learning models employed in protein</w:instrText>
       </w:r>
       <w:r>
         <w:rPr>
@@ -1108,7 +1402,13 @@
         <w:instrText>−</w:instrText>
       </w:r>
       <w:r>
-        <w:instrText xml:space="preserve">ligand interaction models in drug research is presented. Lastly, the current challenges and future directions in this field are addressed.","container-title":"Journal of Chemical Information and Modeling","DOI":"10.1021/acs.jcim.3c01841","ISSN":"1549-9596, 1549-960X","issue":"5","journalAbbreviation":"J. Chem. Inf. Model.","language":"en","license":"https://doi.org/10.15223/policy-029","page":"1456-1472","source":"DOI.org (Crossref)","title":"Machine Learning for Sequence and Structure-Based Protein–Ligand Interaction Prediction","volume":"64","author":[{"family":"Zhang","given":"Yunjiang"},{"family":"Li","given":"Shuyuan"},{"family":"Meng","given":"Kong"},{"family":"Sun","given":"Shaorui"}],"issued":{"date-parts":[["2024",3,11]]}}}],"schema":"https://github.com/citation-style-language/schema/raw/master/csl-citation.json"} </w:instrText>
+        <w:instrText>ligand interaction models in drug research is</w:instrText>
+      </w:r>
+      <w:r>
+        <w:rPr>
+          <w:rFonts w:hint="eastAsia"/>
+        </w:rPr>
+        <w:instrText xml:space="preserve"> presented. Lastly, the current challenges and future directions in this field are addressed.","container-title":"Journal of Chemical Information and Modeling","DOI":"10.1021/acs.jcim.3c01841","ISSN":"1549-9596, 1549-960X","issue":"5","journalAbbreviation":"J. Chem. Inf. Model.","language":"en","license":"https://doi.org/10.15223/policy-029","page":"1456-1472","source":"DOI.org (Crossref)","title":"Machine Learning for Sequence and Structure-Based Protein–Ligand Interaction Prediction","volume":"64","author":[{"family":"Zhang","given":"Yunjiang"},{"family":"Li","given":"Shuyuan"},{"family":"Meng","given":"Kong"},{"family":"Sun","given":"Shaorui"}],"issued":{"date-parts":[["2024",3,11]]}}}],"schema":"https://github.com/citation-style-language/schema/raw/master/csl-citation.json"} </w:instrText>
       </w:r>
       <w:r>
         <w:rPr>
@@ -1118,7 +1418,7 @@
       </w:r>
       <w:r>
         <w:rPr>
-          <w:rFonts w:ascii="DengXian" w:eastAsia="DengXian" w:hAnsi="DengXian" w:hint="eastAsia"/>
+          <w:rFonts w:ascii="等线" w:eastAsia="等线" w:hAnsi="等线" w:hint="eastAsia"/>
         </w:rPr>
         <w:t>[4]</w:t>
       </w:r>
@@ -1141,7 +1441,10 @@
         <w:fldChar w:fldCharType="begin"/>
       </w:r>
       <w:r>
-        <w:instrText xml:space="preserve"> ADDIN ZOTERO_ITEM CSL_CITATION {"citationID":"bdKKaQyH","properties":{"formattedCitation":"[5]","plainCitation":"[5]","noteIndex":0},"citationItems":[{"id":383,"uris":["http://zotero.org/users/14704831/items/6K3YUNPP"],"itemData":{"id":383,"type":"article-journal","abstract":"Compound-Protein Interaction (CPI) prediction aims to predict the pattern and strength of compound-protein interactions for rational drug discovery. Existing deep learningbased methods utilize only the single modality of protein sequences or structures and lack the co-modeling of the joint distribution of the two modalities, which may lead to significant performance drops in complex real-world scenarios due to various factors, e.g., modality missing and domain shifting. More importantly, these methods only model protein sequences and structures at a single fixed scale, neglecting more fine-grained multi-scale information, such as those embedded in key protein fragments. In this paper, we propose a novel multi-scale Protein Sequence-structure Contrasting framework for CPI prediction (PSC-CPI), which captures the dependencies between protein sequences and structures through both intra-modality and cross-modality contrasting. We further apply length-variable protein augmentation to allow contrasting to be performed at different scales, from the amino acid level to the sequence level. Finally, in order to more fairly evaluate the model generalizability, we split the test data into four settings based on whether compounds and proteins have been observed during the training stage. Extensive experiments have shown that PSC-CPI generalizes well in all four settings, particularly in the more challenging “Unseen-Both” setting, where neither compounds nor proteins have been observed during training. Furthermore, even when encountering a situation of modality missing, i.e., inference with only single-modality data, PSC-CPI still exhibits comparable or even better performance than previous approaches.","container-title":"Proceedings of the AAAI Conference on Artificial Intelligence","DOI":"10.1609/aaai.v38i1.27784","ISSN":"2374-3468, 2159-5399","issue":"1","journalAbbreviation":"AAAI","language":"en","page":"310-319","source":"DOI.org (Crossref)","title":"PSC-CPI: Multi-Scale Protein Sequence-Structure Contrasting for Efficient and Generalizable Compound-Protein Interaction Prediction","title-short":"PSC-CPI","volume":"38","author":[{"family":"Wu","given":"Lirong"},{"family":"Huang","given":"Yufei"},{"family":"Tan","given":"Cheng"},{"family":"Gao","given":"Zhangyang"},{"family":"Hu","given":"Bozhen"},{"family":"Lin","given":"Haitao"},{"family":"Liu","given":"Zicheng"},{"family":"Li","given":"Stan Z."}],"issued":{"date-parts":[["2024",3,24]]}}}],"schema":"https://github.com/citation-style-language/schema/raw/master/csl-citation.json"} </w:instrText>
+        <w:rPr>
+          <w:rFonts w:hint="eastAsia"/>
+        </w:rPr>
+        <w:instrText xml:space="preserve"> ADDIN ZOTERO_ITEM CSL_CITATION {"citationID":"bdKKaQyH","properties":{"formattedCitation":"[5]","plainCitation":"[5]","noteIndex":0},"citationItems":[{"id":437,"uris":["http://zotero.org/users/14704831/items/6K3YUNPP"],"itemData":{"id":437,"type":"article-journal","abstract":"Compound-Protein Interaction (CPI) prediction aims to predict the pattern and strength of compound-protein interactions for rational drug discovery. Existing deep learningbased methods utilize only the single modality of protein sequences or structures and lack the co-modeling of the joint distribution of the two modalities, which may lead to significant performance drops in complex real-world scenarios due to various factors, e.g., modality missing and domain shifting. More importantly, these methods only model protein sequences and structures at a single fixed scale, neglecting more fine-grained multi-scale information, such as those embedded in key protein fragments. In this paper, we propose a novel multi-scale Protein Sequence-structure Contrasting framework for CPI prediction (PSC-CPI), which captures the dependencies between protein sequences and structures through both intra-modality and cross-modality contrasting. We further apply length-variable protein augmentation to allow contrasting to be performed at different scales, from the amino acid level to the sequence level. Finally, in order to more fairly evaluate the model generalizability, we split the test data into four settings based on whether compounds and proteins have been observed during the training stage. Extensive experiments have shown that PSC-CPI generalizes well in all four settings, particularly in the more challenging “Unseen-Both” setting, where neither compounds nor proteins have been observed during training. Furthermore, even when encountering a situation of modality missing, i.e., inference with only single-modality data, PSC-CPI still exhibits comparable or even better performance than previous approaches.","container-title":"Proceedings of the AAAI Conference on Artificial Intelligence","DOI":"10.1609/aaai.v38i1.27784","ISSN":"2374-3468, 2159-5399","issue":"1","journalAbbreviation":"AAAI","language":"en","page":"310-319","source":"DOI.org (Crossref)","title":"PSC-CPI: Multi-Scale Protein Sequence-Structure Contrasting for Efficient and Generalizable Compound-Protein Interaction Prediction","title-short":"PSC-CPI","volume":"38","author":[{"family":"Wu","given":"Lirong"},{"family":"Huang","given":"Yufei"},{"family":"Tan","given":"Cheng"},{"family":"Gao","given":"Zhangyang"},{"family":"Hu","given":"Bozhen"},{"family":"Lin","given":"Haitao"},{"family":"Liu","given":"Zicheng"},{"family":"Li","given":"Stan Z."}],"issued":{"date-parts":[["2024",3,24]]}}}],"schema":"https://github.com/citation-style-language/schema/raw/master/csl-citation.json"} </w:instrText>
       </w:r>
       <w:r>
         <w:rPr>
@@ -1151,7 +1454,7 @@
       </w:r>
       <w:r>
         <w:rPr>
-          <w:rFonts w:ascii="DengXian" w:eastAsia="DengXian" w:hAnsi="DengXian" w:hint="eastAsia"/>
+          <w:rFonts w:ascii="等线" w:eastAsia="等线" w:hAnsi="等线" w:hint="eastAsia"/>
         </w:rPr>
         <w:t>[5]</w:t>
       </w:r>
@@ -1174,7 +1477,13 @@
         <w:fldChar w:fldCharType="begin"/>
       </w:r>
       <w:r>
-        <w:instrText xml:space="preserve"> ADDIN ZOTERO_ITEM CSL_CITATION {"citationID":"3N0oJiiF","properties":{"formattedCitation":"[6]","plainCitation":"[6]","noteIndex":0},"citationItems":[{"id":382,"uris":["http://zotero.org/users/14704831/items/5GDPGNW3"],"itemData":{"id":382,"type":"article-journal","abstract":"A key metric to assess molecular docking remains ligand enrichment against challenging decoys. Whereas the directory of useful decoys (DUD) has been widely used, clear areas for optimization have emerged. Here we describe an improved benchmarking set that includes more diverse targets such as GPCRs and ion channels, totaling 102 proteins with 22886 clustered ligands drawn from ChEMBL, each with 50 property-matched decoys drawn from ZINC. To ensure chemotype diversity, we cluster each target’s ligands by their Bemis</w:instrText>
+        <w:rPr>
+          <w:rFonts w:hint="eastAsia"/>
+        </w:rPr>
+        <w:instrText xml:space="preserve"> ADDIN ZOTERO_ITEM CSL_CITATION {"citationID":"3N0oJiiF","properties":{"formattedCitation":"[6]","plainCitation":"[6]","noteIndex":0},"citationItems":[{"id":439,"uris":["http://zotero.org/users/14704831/items/5GDPGNW3"],"itemData":{"id":439,"type":"article-journal","abstract":"A key metric to assess molecular docking remains ligand enrichment against challenging decoys. Whereas the directory of useful decoys (DUD) has been widely used, clear areas for optimization have emerged. Here we describe an improved benchmarking set that includes more diverse targets such as GPCRs and ion channels, totaling 102 proteins with 22886 clustered ligands drawn from ChEMBL, each with 50 property-matched decoys drawn from ZINC. To ensure chemotype diversity, we cluster eac</w:instrText>
+      </w:r>
+      <w:r>
+        <w:instrText>h target’s ligands by their Bemis</w:instrText>
       </w:r>
       <w:r>
         <w:rPr>
@@ -1183,7 +1492,13 @@
         <w:instrText>−</w:instrText>
       </w:r>
       <w:r>
-        <w:instrText xml:space="preserve">Murcko atomic frameworks. We add net charge to the matched physicochemical properties and include only the most dissimilar decoys, by topology, from the ligands. An online automated tool (http://decoys.docking.org) generates these improved matched decoys for user-supplied ligands. We test this data set by docking all 102 targets, using the results to improve the balance between ligand desolvation and electrostatics in DOCK 3.6. The complete DUD-E benchmarking set is freely available at http://dude.docking.org.","container-title":"Journal of Medicinal Chemistry","DOI":"10.1021/jm300687e","ISSN":"0022-2623, 1520-4804","issue":"14","journalAbbreviation":"J. Med. Chem.","language":"en","license":"http://pubs.acs.org/page/policy/authorchoice_termsofuse.html","page":"6582-6594","source":"DOI.org (Crossref)","title":"Directory of Useful Decoys, Enhanced (DUD-E): Better Ligands and Decoys for Better Benchmarking","title-short":"Directory of Useful Decoys, Enhanced (DUD-E)","volume":"55","author":[{"family":"Mysinger","given":"Michael M."},{"family":"Carchia","given":"Michael"},{"family":"Irwin","given":"John. J."},{"family":"Shoichet","given":"Brian K."}],"issued":{"date-parts":[["2012",7,26]]}}}],"schema":"https://github.com/citation-style-language/schema/raw/master/csl-citation.json"} </w:instrText>
+        <w:instrText>Murcko atomic frameworks. We add net charge to the matched physicochemical properties and include only the most dissimilar decoys, by topology, from the ligands. An online automated tool (http://decoys.docking.org) genera</w:instrText>
+      </w:r>
+      <w:r>
+        <w:rPr>
+          <w:rFonts w:hint="eastAsia"/>
+        </w:rPr>
+        <w:instrText xml:space="preserve">tes these improved matched decoys for user-supplied ligands. We test this data set by docking all 102 targets, using the results to improve the balance between ligand desolvation and electrostatics in DOCK 3.6. The complete DUD-E benchmarking set is freely available at http://dude.docking.org.","container-title":"Journal of Medicinal Chemistry","DOI":"10.1021/jm300687e","ISSN":"0022-2623, 1520-4804","issue":"14","journalAbbreviation":"J. Med. Chem.","language":"en","license":"http://pubs.acs.org/page/policy/authorchoice_termsofuse.html","page":"6582-6594","source":"DOI.org (Crossref)","title":"Directory of Useful Decoys, Enhanced (DUD-E): Better Ligands and Decoys for Better Benchmarking","title-short":"Directory of Useful Decoys, Enhanced (DUD-E)","volume":"55","author":[{"family":"Mysinger","given":"Michael M."},{"family":"Carchia","given":"Michael"},{"family":"Irwin","given":"John. J."},{"family":"Shoichet","given":"Brian K."}],"issued":{"date-parts":[["2012",7,26]]}}}],"schema":"https://github.com/citation-style-language/schema/raw/master/csl-citation.json"} </w:instrText>
       </w:r>
       <w:r>
         <w:rPr>
@@ -1193,7 +1508,7 @@
       </w:r>
       <w:r>
         <w:rPr>
-          <w:rFonts w:ascii="DengXian" w:eastAsia="DengXian" w:hAnsi="DengXian" w:hint="eastAsia"/>
+          <w:rFonts w:ascii="等线" w:eastAsia="等线" w:hAnsi="等线" w:hint="eastAsia"/>
         </w:rPr>
         <w:t>[6]</w:t>
       </w:r>
@@ -1216,7 +1531,10 @@
         <w:fldChar w:fldCharType="begin"/>
       </w:r>
       <w:r>
-        <w:instrText xml:space="preserve"> ADDIN ZOTERO_ITEM CSL_CITATION {"citationID":"ZLyGU8Q4","properties":{"formattedCitation":"[7]","plainCitation":"[7]","noteIndex":0},"citationItems":[{"id":381,"uris":["http://zotero.org/users/14704831/items/F9DJPWD6"],"itemData":{"id":381,"type":"article-journal","abstract":"Recently, deep learning has become the essential methodology for Drug–Target Interaction (DTI) prediction. However, the existing learning-based representation methods embed the prior knowledge encapsulated by the training data and, as such, acquire redundant domain information irrelevant to the DTI prediction, compromising the generalization capability of a deep network to unfamiliar instances. To tackle this limitation, we propose a novel DTI prediction method using Multi-Modal feature fusion and Domain Generalization (MMDG-DTI). Specifically, we first use pre-trained Large Language Models (LLMs) to obtain generalized textual features covering nearly the whole biological text vocabulary, with the capacity to handle unseen samples and extract robust and discriminative features. In parallel, we propose a unified structural feature extractor based on a hybrid Graph Neural Network (GNN). The extractor improves the performance of MMDG-DTI by extracting features from another modality and discarding the representation of domain-specific prior substructures. Then, we integrate the complementary information of LLM and GNN features using an innovative classifier, while enhancing the generalization ability with the help of Domain Adversarial Training (DAT) and contrastive learning. Last, we propose a novel cross-domain evaluation protocol to enhance the predication fidelity in practical applications. The quantitative and visualization results obtained on several benchmarking datasets demonstrate that MMDG-DTI achieves state-of-the-art performance under both single-domain and cross-domain settings, confirming the superiority of the proposed method. The datasets and codes will be available on the project homepage: https://github.com/JU-HuaY/MMDG-DTI.","container-title":"Pattern Recognition","DOI":"10.1016/j.patcog.2024.110887","ISSN":"00313203","journalAbbreviation":"Pattern Recognition","language":"en","page":"110887","source":"DOI.org (Crossref)","title":"MMDG-DTI: Drug–target interaction prediction via multimodal feature fusion and domain generalization","title-short":"MMDG-DTI","volume":"157","author":[{"family":"Hua","given":"Yang"},{"family":"Feng","given":"Zhenhua"},{"family":"Song","given":"Xiaoning"},{"family":"Wu","given":"Xiao-Jun"},{"family":"Kittler","given":"Josef"}],"issued":{"date-parts":[["2025",1]]}}}],"schema":"https://github.com/citation-style-language/schema/raw/master/csl-citation.json"} </w:instrText>
+        <w:rPr>
+          <w:rFonts w:hint="eastAsia"/>
+        </w:rPr>
+        <w:instrText xml:space="preserve"> ADDIN ZOTERO_ITEM CSL_CITATION {"citationID":"ZLyGU8Q4","properties":{"formattedCitation":"[7]","plainCitation":"[7]","noteIndex":0},"citationItems":[{"id":441,"uris":["http://zotero.org/users/14704831/items/F9DJPWD6"],"itemData":{"id":441,"type":"article-journal","abstract":"Recently, deep learning has become the essential methodology for Drug–Target Interaction (DTI) prediction. However, the existing learning-based representation methods embed the prior knowledge encapsulated by the training data and, as such, acquire redundant domain information irrelevant to the DTI prediction, compromising the generalization capability of a deep network to unfamiliar instances. To tackle this limitation, we propose a novel DTI prediction method using Multi-Modal feature fusion and Domain Generalization (MMDG-DTI). Specifically, we first use pre-trained Large Language Models (LLMs) to obtain generalized textual features covering nearly the whole biological text vocabulary, with the capacity to handle unseen samples and extract robust and discriminative features. In parallel, we propose a unified structural feature extractor based on a hybrid Graph Neural Network (GNN). The extractor improves the performance of MMDG-DTI by extracting features from another modality and discarding the representation of domain-specific prior substructures. Then, we integrate the complementary information of LLM and GNN features using an innovative classifier, while enhancing the generalization ability with the help of Domain Adversarial Training (DAT) and contrastive learning. Last, we propose a novel cross-domain evaluation protocol to enhance the predication fidelity in practical applications. The quantitative and visualization results obtained on several benchmarking datasets demonstrate that MMDG-DTI achieves state-of-the-art performance under both single-domain and cross-domain settings, confirming the superiority of the proposed method. The datasets and codes will be available on the project homepage: https://github.com/JU-HuaY/MMDG-DTI.","container-title":"Pattern Recognition","DOI":"10.1016/j.patcog.2024.110887","ISSN":"00313203","journalAbbreviation":"Pattern Recognition","language":"en","page":"110887","source":"DOI.org (Crossref)","title":"MMDG-DTI: Drug–target interaction prediction via multimodal feature fusion and domain generalization","title-short":"MMDG-DTI","volume":"157","author":[{"family":"Hua","given":"Yang"},{"family":"Feng","given":"Zhenhua"},{"family":"Song","given":"Xiaoning"},{"family":"Wu","given":"Xiao-Jun"},{"family":"Kittler","given":"Josef"}],"issued":{"date-parts":[["2025",1]]}}}],"schema":"https://github.com/citation-style-language/schema/raw/master/csl-citation.json"} </w:instrText>
       </w:r>
       <w:r>
         <w:rPr>
@@ -1226,7 +1544,7 @@
       </w:r>
       <w:r>
         <w:rPr>
-          <w:rFonts w:ascii="DengXian" w:eastAsia="DengXian" w:hAnsi="DengXian" w:hint="eastAsia"/>
+          <w:rFonts w:ascii="等线" w:eastAsia="等线" w:hAnsi="等线" w:hint="eastAsia"/>
         </w:rPr>
         <w:t>[7]</w:t>
       </w:r>
@@ -1246,14 +1564,17 @@
         <w:fldChar w:fldCharType="begin"/>
       </w:r>
       <w:r>
-        <w:instrText xml:space="preserve"> ADDIN ZOTERO_ITEM CSL_CITATION {"citationID":"nj6hxAQf","properties":{"formattedCitation":"[8]","plainCitation":"[8]","noteIndex":0},"citationItems":[{"id":432,"uris":["http://zotero.org/users/14704831/items/HFQK5DNF"],"itemData":{"id":432,"type":"article-journal","abstract":"Motivation: Accurately predicting drug-target protein interactions (DTI) is a cornerstone of drug discovery, enabling the identification of potential therapeutic compounds. Sequence-based prediction models, despite their simplicity, hold great promise in extracting essential information directly from raw sequences. However, the focus in recent DTI studies has increasingly shifted toward enhancing algorithmic complexity, often at the expense of fully leveraging robust sequence representation learning methods. This shift has led to the underestimation and gradual neglect of methodologies aimed at effectively capturing discriminative features from sequences. Our work seeks to address this oversight by emphasizing the value of well-constructed sequence representation algorithms, demonstrating that even with simple interaction mapping algorithm techniques, accurate DTI models can be achieved. By prioritizing meaningful information extraction over excessive model complexity, we aim to advance the development of practical and generalizable DTI prediction frameworks.","container-title":"Computers in Biology and Medicine","DOI":"10.1016/j.compbiomed.2025.109927","ISSN":"00104825","journalAbbreviation":"Computers in Biology and Medicine","language":"en","page":"109927","source":"DOI.org (Crossref)","title":"KNU-DTI: KNowledge United Drug-Target Interaction prediction","title-short":"KNU-DTI","volume":"189","author":[{"family":"Heo","given":"Ryong"},{"family":"Lee","given":"Dahyeon"},{"family":"Kim","given":"Byung Ju"},{"family":"Seo","given":"Sangmin"},{"family":"Park","given":"Sanghyun"},{"family":"Park","given":"Chihyun"}],"issued":{"date-parts":[["2025",5]]}}}],"schema":"https://github.com/citation-style-language/schema/raw/master/csl-citation.json"} </w:instrText>
+        <w:rPr>
+          <w:rFonts w:hint="eastAsia"/>
+        </w:rPr>
+        <w:instrText xml:space="preserve"> ADDIN ZOTERO_ITEM CSL_CITATION {"citationID":"nj6hxAQf","properties":{"formattedCitation":"[8]","plainCitation":"[8]","noteIndex":0},"citationItems":[{"id":442,"uris":["http://zotero.org/users/14704831/items/HFQK5DNF"],"itemData":{"id":442,"type":"article-journal","abstract":"Motivation: Accurately predicting drug-target protein interactions (DTI) is a cornerstone of drug discovery, enabling the identification of potential therapeutic compounds. Sequence-based prediction models, despite their simplicity, hold great promise in extracting essential information directly from raw sequences. However, the focus in recent DTI studies has increasingly shifted toward enhancing algorithmic complexity, often at the expense of fully leveraging robust sequence representation learning methods. This shift has led to the underestimation and gradual neglect of methodologies aimed at effectively capturing discriminative features from sequences. Our work seeks to address this oversight by emphasizing the value of well-constructed sequence representation algorithms, demonstrating that even with simple interaction mapping algorithm techniques, accurate DTI models can be achieved. By prioritizing meaningful information extraction over excessive model complexity, we aim to advance the development of practical and generalizable DTI prediction frameworks.","container-title":"Computers in Biology and Medicine","DOI":"10.1016/j.compbiomed.2025.109927","ISSN":"00104825","journalAbbreviation":"Computers in Biology and Medicine","language":"en","page":"109927","source":"DOI.org (Crossref)","title":"KNU-DTI: KNowledge United Drug-Target Interaction prediction","title-short":"KNU-DTI","volume":"189","author":[{"family":"Heo","given":"Ryong"},{"family":"Lee","given":"Dahyeon"},{"family":"Kim","given":"Byung Ju"},{"family":"Seo","given":"Sangmin"},{"family":"Park","given":"Sanghyun"},{"family":"Park","given":"Chihyun"}],"issued":{"date-parts":[["2025",5]]}}}],"schema":"https://github.com/citation-style-language/schema/raw/master/csl-citation.json"} </w:instrText>
       </w:r>
       <w:r>
         <w:fldChar w:fldCharType="separate"/>
       </w:r>
       <w:r>
         <w:rPr>
-          <w:rFonts w:ascii="DengXian" w:eastAsia="DengXian" w:hAnsi="DengXian"/>
+          <w:rFonts w:ascii="等线" w:eastAsia="等线" w:hAnsi="等线" w:hint="eastAsia"/>
         </w:rPr>
         <w:t>[8]</w:t>
       </w:r>
@@ -1273,7 +1594,10 @@
         <w:fldChar w:fldCharType="begin"/>
       </w:r>
       <w:r>
-        <w:instrText xml:space="preserve"> ADDIN ZOTERO_ITEM CSL_CITATION {"citationID":"LPXjGDlC","properties":{"formattedCitation":"[9]","plainCitation":"[9]","noteIndex":0},"citationItems":[{"id":433,"uris":["http://zotero.org/users/14704831/items/4FT3T8KP"],"itemData":{"id":433,"type":"paper-conference","abstract":"Drug Target Interaction (DTI) focuses on exploring the interactions between specific drug molecules and their biological targets to assess the efficacy and safety of drugs. Significant advancements have been made in integrating computational techniques compared to traditional approaches, including machine learning-based DTI models, deep learning-based DTI models, and knowledge graph-based DTI models. However, these models often depend on rich contextual and structural information, which can lead to reduced prediction accuracy when dealing with sparse data and pose challenges in cold start scenarios. To address this limitation, we propose a novel DTI prediction method called MuRLDTI. Specifically, we employ DQN-based reinforcement learning to the DTI task to solve the cold-start problem by leveraging learned knowledge to transfer to the unknown drug-target interaction. Additionally, we utilize biological information from multiple sources, including sequence features and compound features, to reinforce the learned environmental information and improve the prediction accuracy. Experimental results on three benchmark datasets demonstrate that our model outperforms the baselines, validating the effectiveness of the proposed approach.","container-title":"ICASSP 2025 - 2025 IEEE International Conference on Acoustics, Speech and Signal Processing (ICASSP)","DOI":"10.1109/ICASSP49660.2025.10888048","event-place":"Hyderabad, India","event-title":"ICASSP 2025 - 2025 IEEE International Conference on Acoustics, Speech and Signal Processing (ICASSP)","ISBN":"979-8-3503-6874-1","language":"en","license":"https://doi.org/10.15223/policy-029","page":"1-5","publisher":"IEEE","publisher-place":"Hyderabad, India","source":"DOI.org (Crossref)","title":"MuRL-DTI: A Multimodal Feature Fusion Reinforcement Learning Approach for Cold Start in Drug-Target Interactions","title-short":"MuRL-DTI","URL":"https://ieeexplore.ieee.org/document/10888048/","author":[{"family":"Liu","given":"Yao"},{"family":"Wang","given":"Xin"},{"family":"Liu","given":"Ye"},{"family":"Dou","given":"Dandan"}],"accessed":{"date-parts":[["2025",4,4]]},"issued":{"date-parts":[["2025",4,6]]}}}],"schema":"https://github.com/citation-style-language/schema/raw/master/csl-citation.json"} </w:instrText>
+        <w:rPr>
+          <w:rFonts w:hint="eastAsia"/>
+        </w:rPr>
+        <w:instrText xml:space="preserve"> ADDIN ZOTERO_ITEM CSL_CITATION {"citationID":"LPXjGDlC","properties":{"formattedCitation":"[9]","plainCitation":"[9]","noteIndex":0},"citationItems":[{"id":445,"uris":["http://zotero.org/users/14704831/items/4FT3T8KP"],"itemData":{"id":445,"type":"paper-conference","abstract":"Drug Target Interaction (DTI) focuses on exploring the interactions between specific drug molecules and their biological targets to assess the efficacy and safety of drugs. Significant advancements have been made in integrating computational techniques compared to traditional approaches, including machine learning-based DTI models, deep learning-based DTI models, and knowledge graph-based DTI models. However, these models often depend on rich contextual and structural information, which can lead to reduced prediction accuracy when dealing with sparse data and pose challenges in cold start scenarios. To address this limitation, we propose a novel DTI prediction method called MuRLDTI. Specifically, we employ DQN-based reinforcement learning to the DTI task to solve the cold-start problem by leveraging learned knowledge to transfer to the unknown drug-target interaction. Additionally, we utilize biological information from multiple sources, including sequence features and compound features, to reinforce the learned environmental information and improve the prediction accuracy. Experimental results on three benchmark datasets demonstrate that our model outperforms the baselines, validating the effectiveness of the proposed approach.","container-title":"ICASSP 2025 - 2025 IEEE International Conference on Acoustics, Speech and Signal Processing (ICASSP)","DOI":"10.1109/ICASSP49660.2025.10888048","event-place":"Hyderabad, India","event-title":"ICASSP 2025 - 2025 IEEE International Conference on Acoustics, Speech and Signal Processing (ICASSP)","ISBN":"979-8-3503-6874-1","language":"en","license":"https://doi.org/10.15223/policy-029","page":"1-5","publisher":"IEEE","publisher-place":"Hyderabad, India","source":"DOI.org (Crossref)","title":"MuRL-DTI: A Multimodal Feature Fusion Reinforcement Learning Approach for Cold Start in Drug-Target Interactions","title-short":"MuRL-DTI","URL":"https://ieeexplore.ieee.org/document/10888048/","author":[{"family":"Liu","given":"Yao"},{"family":"Wang","given":"Xin"},{"family":"Liu","given":"Ye"},{"family":"Dou","given":"Dandan"}],"accessed":{"date-parts":[["2025",4,4]]},"issued":{"date-parts":[["2025",4,6]]}}}],"schema":"https://github.com/citation-style-language/schema/raw/master/csl-citation.json"} </w:instrText>
       </w:r>
       <w:r>
         <w:rPr>
@@ -1283,7 +1607,7 @@
       </w:r>
       <w:r>
         <w:rPr>
-          <w:rFonts w:ascii="DengXian" w:eastAsia="DengXian" w:hAnsi="DengXian" w:hint="eastAsia"/>
+          <w:rFonts w:ascii="等线" w:eastAsia="等线" w:hAnsi="等线" w:hint="eastAsia"/>
         </w:rPr>
         <w:t>[9]</w:t>
       </w:r>
@@ -1306,7 +1630,10 @@
         <w:fldChar w:fldCharType="begin"/>
       </w:r>
       <w:r>
-        <w:instrText xml:space="preserve"> ADDIN ZOTERO_ITEM CSL_CITATION {"citationID":"MLlyIBN2","properties":{"formattedCitation":"[10]","plainCitation":"[10]","noteIndex":0},"citationItems":[{"id":435,"uris":["http://zotero.org/users/14704831/items/NUTR635P"],"itemData":{"id":435,"type":"article-journal","abstract":"Abstract\n            The emergence of large-scale genomic, chemical and pharmacological data provides new opportunities for drug discovery and repositioning. In this work, we develop a computational pipeline, called DTINet, to predict novel drug–target interactions from a constructed heterogeneous network, which integrates diverse drug-related information. DTINet focuses on learning a low-dimensional vector representation of features, which accurately explains the topological properties of individual nodes in the heterogeneous network, and then makes prediction based on these representations via a vector space projection scheme. DTINet achieves substantial performance improvement over other state-of-the-art methods for drug–target interaction prediction. Moreover, we experimentally validate the novel interactions between three drugs and the cyclooxygenase proteins predicted by DTINet, and demonstrate the new potential applications of these identified cyclooxygenase inhibitors in preventing inflammatory diseases. These results indicate that DTINet can provide a practically useful tool for integrating heterogeneous information to predict new drug–target interactions and repurpose existing drugs.","container-title":"Nature Communications","DOI":"10.1038/s41467-017-00680-8","ISSN":"2041-1723","issue":"1","journalAbbreviation":"Nat Commun","language":"en","page":"573","source":"DOI.org (Crossref)","title":"A network integration approach for drug-target interaction prediction and computational drug repositioning from heterogeneous information","volume":"8","author":[{"family":"Luo","given":"Yunan"},{"family":"Zhao","given":"Xinbin"},{"family":"Zhou","given":"Jingtian"},{"family":"Yang","given":"Jinglin"},{"family":"Zhang","given":"Yanqing"},{"family":"Kuang","given":"Wenhua"},{"family":"Peng","given":"Jian"},{"family":"Chen","given":"Ligong"},{"family":"Zeng","given":"Jianyang"}],"issued":{"date-parts":[["2017",9,18]]}}}],"schema":"https://github.com/citation-style-language/schema/raw/master/csl-citation.json"} </w:instrText>
+        <w:rPr>
+          <w:rFonts w:hint="eastAsia"/>
+        </w:rPr>
+        <w:instrText xml:space="preserve"> ADDIN ZOTERO_ITEM CSL_CITATION {"citationID":"MLlyIBN2","properties":{"formattedCitation":"[10]","plainCitation":"[10]","noteIndex":0},"citationItems":[{"id":447,"uris":["http://zotero.org/users/14704831/items/NUTR635P"],"itemData":{"id":447,"type":"article-journal","abstract":"Abstract\n            The emergence of large-scale genomic, chemical and pharmacological data provides new opportunities for drug discovery and repositioning. In this work, we develop a computational pipeline, called DTINet, to predict novel drug–target interactions from a constructed heterogeneous network, which integrates diverse drug-related information. DTINet focuses on learning a low-dimensional vector representation of features, which accurately explains the topological properties of individual nodes in the heterogeneous network, and then makes prediction based on these representations via a vector space projection scheme. DTINet achieves substantial performance improvement over other state-of-the-art methods for drug–target interaction prediction. Moreover, we experimentally validate the novel interactions between three drugs and the cyclooxygenase proteins predicted by DTINet, and demonstrate the new potential applications of these identified cyclooxygenase inhibitors in preventing inflammatory diseases. These results indicate that DTINet can provide a practically useful tool for integrating heterogeneous information to predict new drug–target interactions and repurpose existing drugs.","container-title":"Nature Communications","DOI":"10.1038/s41467-017-00680-8","ISSN":"2041-1723","issue":"1","journalAbbreviation":"Nat Commun","language":"en","page":"573","source":"DOI.org (Crossref)","title":"A network integration approach for drug-target interaction prediction and computational drug repositioning from heterogeneous information","volume":"8","author":[{"family":"Luo","given":"Yunan"},{"family":"Zhao","given":"Xinbin"},{"family":"Zhou","given":"Jingtian"},{"family":"Yang","given":"Jinglin"},{"family":"Zhang","given":"Yanqing"},{"family":"Kuang","given":"Wenhua"},{"family":"Peng","given":"Jian"},{"family":"Chen","given":"Ligong"},{"family":"Zeng","given":"Jianyang"}],"issued":{"date-parts":[["2017",9,18]]}}}],"schema":"https://github.com/citation-style-language/schema/raw/master/csl-citation.json"} </w:instrText>
       </w:r>
       <w:r>
         <w:rPr>
@@ -1316,7 +1643,7 @@
       </w:r>
       <w:r>
         <w:rPr>
-          <w:rFonts w:ascii="DengXian" w:eastAsia="DengXian" w:hAnsi="DengXian" w:hint="eastAsia"/>
+          <w:rFonts w:ascii="等线" w:eastAsia="等线" w:hAnsi="等线" w:hint="eastAsia"/>
         </w:rPr>
         <w:t>[10]</w:t>
       </w:r>
@@ -1339,11 +1666,17 @@
         <w:fldChar w:fldCharType="begin"/>
       </w:r>
       <w:r>
-        <w:instrText xml:space="preserve"> ADDIN ZOTERO_ITEM CSL_CITATION {"citationID":"Hib9qG4b","properties":{"formattedCitation":"[11]","plainCitation":"[11]","noteIndex":0},"citationItems":[{"id":437,"uris":["http://zotero.org/users/14704831/items/68LXISTU"],"itemData":{"id":437,"type":"article-journal","abstract":"Motivation: The identi</w:instrText>
-      </w:r>
-      <w:r>
-        <w:rPr>
-          <w:rFonts w:ascii="Courier New" w:hAnsi="Courier New" w:cs="Courier New"/>
+        <w:rPr>
+          <w:rFonts w:hint="eastAsia"/>
+        </w:rPr>
+        <w:instrText xml:space="preserve"> ADDIN ZOTERO_ITEM CSL_CITATION {"citationID":"Hib9qG4b","properties":{"formattedCitation":"[11]","plainCitation":"[11]","noteIndex":0},"citationItems":[{"id":449,"uris":["http://zotero.org/users/14704831/items/68LXISTU"],"itemData":{"id":449,"type":"arti</w:instrText>
+      </w:r>
+      <w:r>
+        <w:instrText>cle-journal","abstract":"Motivation: The identi</w:instrText>
+      </w:r>
+      <w:r>
+        <w:rPr>
+          <w:rFonts w:ascii="Times New Roman" w:hAnsi="Times New Roman" w:cs="Times New Roman"/>
         </w:rPr>
         <w:instrText>ﬁ</w:instrText>
       </w:r>
@@ -1352,7 +1685,7 @@
       </w:r>
       <w:r>
         <w:rPr>
-          <w:rFonts w:ascii="DengXian" w:eastAsia="DengXian" w:hAnsi="DengXian" w:cs="DengXian" w:hint="eastAsia"/>
+          <w:rFonts w:ascii="等线" w:eastAsia="等线" w:hAnsi="等线" w:cs="等线" w:hint="eastAsia"/>
         </w:rPr>
         <w:instrText>–</w:instrText>
       </w:r>
@@ -1361,21 +1694,18 @@
       </w:r>
       <w:r>
         <w:rPr>
-          <w:rFonts w:ascii="Courier New" w:hAnsi="Courier New" w:cs="Courier New"/>
+          <w:rFonts w:ascii="Times New Roman" w:hAnsi="Times New Roman" w:cs="Times New Roman"/>
         </w:rPr>
         <w:instrText>ﬁ</w:instrText>
       </w:r>
       <w:r>
-        <w:instrText>ciently.","container-title":"Bioinformatics","DOI":"10.1093/bioinformatics/btn162","ISSN":"1367-4811, 1367-4803","issue":"13","language":"en","license":"http://creativecommons.org/licenses/by-nc/2.0/uk/","page":"i232-i240","source":"DOI.org (Crossref)","title":"Prediction of drug</w:instrText>
-      </w:r>
-      <w:r>
-        <w:rPr>
-          <w:rFonts w:ascii="DengXian" w:eastAsia="DengXian" w:hAnsi="DengXian" w:cs="DengXian" w:hint="eastAsia"/>
-        </w:rPr>
-        <w:instrText>–</w:instrText>
-      </w:r>
-      <w:r>
-        <w:instrText xml:space="preserve">target interaction networks from the integration of chemical and genomic spaces","volume":"24","author":[{"family":"Yamanishi","given":"Yoshihiro"},{"family":"Araki","given":"Michihiro"},{"family":"Gutteridge","given":"Alex"},{"family":"Honda","given":"Wataru"},{"family":"Kanehisa","given":"Minoru"}],"issued":{"date-parts":[["2008",7,1]]}}}],"schema":"https://github.com/citation-style-language/schema/raw/master/csl-citation.json"} </w:instrText>
+        <w:instrText>ciently.","container-title":"Bioinformatics","DOI":"10.1093/bioinformatics/btn162","ISSN":"1367-4811, 1367-4803","issue":"13","language":"en","license":"http://creativecommons.org/licenses/by-nc/2.0/uk/","page":"i232-i240","source":"DOI.</w:instrText>
+      </w:r>
+      <w:r>
+        <w:rPr>
+          <w:rFonts w:hint="eastAsia"/>
+        </w:rPr>
+        <w:instrText xml:space="preserve">org (Crossref)","title":"Prediction of drug–target interaction networks from the integration of chemical and genomic spaces","volume":"24","author":[{"family":"Yamanishi","given":"Yoshihiro"},{"family":"Araki","given":"Michihiro"},{"family":"Gutteridge","given":"Alex"},{"family":"Honda","given":"Wataru"},{"family":"Kanehisa","given":"Minoru"}],"issued":{"date-parts":[["2008",7,1]]}}}],"schema":"https://github.com/citation-style-language/schema/raw/master/csl-citation.json"} </w:instrText>
       </w:r>
       <w:r>
         <w:rPr>
@@ -1385,7 +1715,7 @@
       </w:r>
       <w:r>
         <w:rPr>
-          <w:rFonts w:ascii="DengXian" w:eastAsia="DengXian" w:hAnsi="DengXian" w:hint="eastAsia"/>
+          <w:rFonts w:ascii="等线" w:eastAsia="等线" w:hAnsi="等线" w:hint="eastAsia"/>
         </w:rPr>
         <w:t>[11]</w:t>
       </w:r>
@@ -1408,11 +1738,17 @@
         <w:fldChar w:fldCharType="begin"/>
       </w:r>
       <w:r>
-        <w:instrText xml:space="preserve"> ADDIN ZOTERO_ITEM CSL_CITATION {"citationID":"8A7gPhMt","properties":{"formattedCitation":"[12]","plainCitation":"[12]","noteIndex":0},"citationItems":[{"id":439,"uris":["http://zotero.org/users/14704831/items/UK8Z7JRP"],"itemData":{"id":439,"type":"paper-conference","abstract":"The in silico prediction of potential drug-target interactions is of critical importance in drug research. Existing computational methods have achieved remarkable prediction accuracy, however usually obtain poor prediction ef</w:instrText>
-      </w:r>
-      <w:r>
-        <w:rPr>
-          <w:rFonts w:ascii="Courier New" w:hAnsi="Courier New" w:cs="Courier New"/>
+        <w:rPr>
+          <w:rFonts w:hint="eastAsia"/>
+        </w:rPr>
+        <w:instrText xml:space="preserve"> ADDIN ZOTERO_ITEM CSL_CITATION {"citationID":"8A7gPhMt","properties":{"formattedCitation":"[12]","plainCitation":"[12]","noteIndex":0},"citationItems":[{"id":451,"uris":["http://zotero.org/users/14704831/items/UK8Z7JRP"],"itemData":{"id":451,"type":"pape</w:instrText>
+      </w:r>
+      <w:r>
+        <w:instrText>r-conference","abstract":"The in silico prediction of potential drug-target interactions is of critical importance in drug research. Existing computational methods have achieved remarkable prediction accuracy, however usually obtain poor prediction ef</w:instrText>
+      </w:r>
+      <w:r>
+        <w:rPr>
+          <w:rFonts w:ascii="Times New Roman" w:hAnsi="Times New Roman" w:cs="Times New Roman"/>
         </w:rPr>
         <w:instrText>ﬁ</w:instrText>
       </w:r>
@@ -1421,21 +1757,36 @@
       </w:r>
       <w:r>
         <w:rPr>
-          <w:rFonts w:ascii="Courier New" w:hAnsi="Courier New" w:cs="Courier New"/>
+          <w:rFonts w:ascii="Times New Roman" w:hAnsi="Times New Roman" w:cs="Times New Roman"/>
         </w:rPr>
         <w:instrText>ﬁ</w:instrText>
       </w:r>
       <w:r>
-        <w:instrText>ciency, we propose to predict drug targets based on integration of heterogeneous features with anchor graph hashing and ensemble learning. First, we encode each drug as a 5682-bit vector, and each target as a 4198-bit vector using their heterogeneous features respectively. Then, these vectors are embedded into lowdimensional Hamming Space using anchor graph hashing. Next, we append hashing bits of a target to hashing bits of a drug as a vector to represent the drug-target pair. Finally, vectors of positive samples composed of known drug-target pairs and randomly selected negative samples are used to train and evaluate the ensemble learning model. The performance of the proposed method is evaluated on simulative target prediction of 1094 drugs from DrugBank. Extensive comparison experiments demonstrate that the proposed method can achieve high prediction ef</w:instrText>
-      </w:r>
-      <w:r>
-        <w:rPr>
-          <w:rFonts w:ascii="Courier New" w:hAnsi="Courier New" w:cs="Courier New"/>
+        <w:instrText>ciency, we propose to predict drug targets based on integration of heterogeneous features with anchor graph hashing and ensemble learning. First, we encode each drug as a 5682-bit vector, and</w:instrText>
+      </w:r>
+      <w:r>
+        <w:rPr>
+          <w:rFonts w:hint="eastAsia"/>
+        </w:rPr>
+        <w:instrText xml:space="preserve"> each target as a 4198-bit vector using their heterogeneous features respectively. Then, these vectors are embedded into lowdimensional Hamming Space using anchor graph hashing. Next, we append hashing bits of a target to hashing bits of a drug as a vector to represent the drug-target pair. Finally, vectors of positive samples composed of known drug-target pairs and randomly selected negative samples are used to train and evaluate the ensemble learning model. The performance of the proposed method is eval</w:instrText>
+      </w:r>
+      <w:r>
+        <w:instrText>uated on simulative target prediction of 1094 drugs from DrugBank. Extensive comparison experiments demonstrate that the proposed method can achieve high prediction ef</w:instrText>
+      </w:r>
+      <w:r>
+        <w:rPr>
+          <w:rFonts w:ascii="Times New Roman" w:hAnsi="Times New Roman" w:cs="Times New Roman"/>
         </w:rPr>
         <w:instrText>ﬁ</w:instrText>
       </w:r>
       <w:r>
-        <w:instrText xml:space="preserve">ciency while preserving satisfactory accuracy. In fact, it is 99.3 times faster and only 0.001 less in AUC than the best literature method “Pairwise Kernel Method”.","container-title":"2018 International Joint Conference on Neural Networks (IJCNN)","DOI":"10.1109/IJCNN.2018.8489028","event-place":"Rio de Janeiro","event-title":"2018 International Joint Conference on Neural Networks (IJCNN)","ISBN":"978-1-5090-6014-6","language":"en","page":"1-7","publisher":"IEEE","publisher-place":"Rio de Janeiro","source":"DOI.org (Crossref)","title":"Predicting Drug Targets from Heterogeneous Spaces using Anchor Graph Hashing and Ensemble Learning","URL":"https://ieeexplore.ieee.org/document/8489028/","author":[{"family":"Zheng","given":"Yi"},{"family":"Peng","given":"Hui"},{"family":"Zhang","given":"Xiaocai"},{"family":"Gao","given":"Xiaoying"},{"family":"Li","given":"Jinyan"}],"accessed":{"date-parts":[["2025",4,4]]},"issued":{"date-parts":[["2018",7]]}}}],"schema":"https://github.com/citation-style-language/schema/raw/master/csl-citation.json"} </w:instrText>
+        <w:instrText>ciency while preserving satisfactory accuracy. In fact, it is 99.3 times faster and onl</w:instrText>
+      </w:r>
+      <w:r>
+        <w:rPr>
+          <w:rFonts w:hint="eastAsia"/>
+        </w:rPr>
+        <w:instrText xml:space="preserve">y 0.001 less in AUC than the best literature method “Pairwise Kernel Method”.","container-title":"2018 International Joint Conference on Neural Networks (IJCNN)","DOI":"10.1109/IJCNN.2018.8489028","event-place":"Rio de Janeiro","event-title":"2018 International Joint Conference on Neural Networks (IJCNN)","ISBN":"978-1-5090-6014-6","language":"en","page":"1-7","publisher":"IEEE","publisher-place":"Rio de Janeiro","source":"DOI.org (Crossref)","title":"Predicting Drug Targets from Heterogeneous Spaces using Anchor Graph Hashing and Ensemble Learning","URL":"https://ieeexplore.ieee.org/document/8489028/","author":[{"family":"Zheng","given":"Yi"},{"family":"Peng","given":"Hui"},{"family":"Zhang","given":"Xiaocai"},{"family":"Gao","given":"Xiaoying"},{"family":"Li","given":"Jinyan"}],"accessed":{"date-parts":[["2025",4,4]]},"issued":{"date-parts":[["2018",7]]}}}],"schema":"https://github.com/citation-style-language/schema/raw/master/csl-citation.json"} </w:instrText>
       </w:r>
       <w:r>
         <w:rPr>
@@ -1445,7 +1796,7 @@
       </w:r>
       <w:r>
         <w:rPr>
-          <w:rFonts w:ascii="DengXian" w:eastAsia="DengXian" w:hAnsi="DengXian" w:hint="eastAsia"/>
+          <w:rFonts w:ascii="等线" w:eastAsia="等线" w:hAnsi="等线" w:hint="eastAsia"/>
         </w:rPr>
         <w:t>[12]</w:t>
       </w:r>
@@ -1468,7 +1819,13 @@
         <w:fldChar w:fldCharType="begin"/>
       </w:r>
       <w:r>
-        <w:instrText xml:space="preserve"> ADDIN ZOTERO_ITEM CSL_CITATION {"citationID":"x8w2Hk0y","properties":{"formattedCitation":"[13]","plainCitation":"[13]","noteIndex":0},"citationItems":[{"id":441,"uris":["http://zotero.org/users/14704831/items/CRBRJYUP"],"itemData":{"id":441,"type":"article-journal","abstract":"Accurate prediction of drug</w:instrText>
+        <w:rPr>
+          <w:rFonts w:hint="eastAsia"/>
+        </w:rPr>
+        <w:instrText xml:space="preserve"> ADDIN ZOTERO_ITEM CSL_CITATION {"citationID":"x8w2Hk0y","properties":{"formattedCitation":"[13]","plainCitation":"[13]","noteIndex":0},"citationItems":[{"id":453,"uris":["http://zotero.org/users/14704831/items/CRBRJYUP"],"itemData":{"id":453,"type":"arti</w:instrText>
+      </w:r>
+      <w:r>
+        <w:instrText>cle-journal","abstract":"Accurate prediction of drug</w:instrText>
       </w:r>
       <w:r>
         <w:rPr>
@@ -1477,7 +1834,13 @@
         <w:instrText>−</w:instrText>
       </w:r>
       <w:r>
-        <w:instrText xml:space="preserve">target interactions (DTIs) is pivotal for accelerating the processes of drug discovery and drug repurposing. MVCL-DTI, a novel model leveraging heterogeneous graphs for predicting DTIs, tackles the challenge of synthesizing information from varied biological subnetworks. It integrates neighbor view, meta-path view, and diffusion view to capture semantic features and employs an attention-based contrastive learning approach, along with a multiview attentionweighted fusion module, to effectively integrate and adaptively weight the information from the different views. Tested under various conditions on benchmark data sets, including varying positive-to-negative sample ratios, conducting hard negative sampling experiments, and masking known DTIs with different ratios, as well as redundant DTIs with various similarity metrics, MVCL-DTI exhibits strong robust generalization. The model is then employed to predict novel DTIs, with a particular focus on COVID-19related drugs, highlighting its practical applicability. Ultimately, through features visualization and computational properties analysis, we’ve pinpointed critical elements, including Gene Ontology and substituent nodes, along with a proper initialization strategy, underscoring their vital role in DTI prediction tasks.","container-title":"Journal of Chemical Information and Modeling","DOI":"10.1021/acs.jcim.4c02073","ISSN":"1549-9596, 1549-960X","issue":"2","journalAbbreviation":"J. Chem. Inf. Model.","language":"en","license":"https://doi.org/10.15223/policy-029","page":"1009-1026","source":"DOI.org (Crossref)","title":"MVCL-DTI: Predicting Drug–Target Interactions Using a Multiview Contrastive Learning Model on a Heterogeneous Graph","title-short":"MVCL-DTI","volume":"65","author":[{"family":"Zhang","given":"Bei"},{"family":"Quan","given":"Lijun"},{"family":"Zhang","given":"Zhijun"},{"family":"Cao","given":"Lexin"},{"family":"Chen","given":"Qiufeng"},{"family":"Peng","given":"Liangchen"},{"family":"Wang","given":"Junkai"},{"family":"Jiang","given":"Yelu"},{"family":"Nie","given":"Liangpeng"},{"family":"Li","given":"Geng"},{"family":"Wu","given":"Tingfang"},{"family":"Lyu","given":"Qiang"}],"issued":{"date-parts":[["2025",1,27]]}}}],"schema":"https://github.com/citation-style-language/schema/raw/master/csl-citation.json"} </w:instrText>
+        <w:instrText>target interactions (DTIs) is pivotal for accelerating the processes of drug discovery and drug repurposing. MVCL-DTI, a novel model leveraging heterogeneous graphs for predicting DTIs, tackles the chal</w:instrText>
+      </w:r>
+      <w:r>
+        <w:rPr>
+          <w:rFonts w:hint="eastAsia"/>
+        </w:rPr>
+        <w:instrText xml:space="preserve">lenge of synthesizing information from varied biological subnetworks. It integrates neighbor view, meta-path view, and diffusion view to capture semantic features and employs an attention-based contrastive learning approach, along with a multiview attentionweighted fusion module, to effectively integrate and adaptively weight the information from the different views. Tested under various conditions on benchmark data sets, including varying positive-to-negative sample ratios, conducting hard negative sampling experiments, and masking known DTIs with different ratios, as well as redundant DTIs with various similarity metrics, MVCL-DTI exhibits strong robust generalization. The model is then employed to predict novel DTIs, with a particular focus on COVID-19related drugs, highlighting its practical applicability. Ultimately, through features visualization and computational properties analysis, we’ve pinpointed critical elements, including Gene Ontology and substituent nodes, along with a proper initialization strategy, underscoring their vital role in DTI prediction tasks.","container-title":"Journal of Chemical Information and Modeling","DOI":"10.1021/acs.jcim.4c02073","ISSN":"1549-9596, 1549-960X","issue":"2","journalAbbreviation":"J. Chem. Inf. Model.","language":"en","license":"https://doi.org/10.15223/policy-029","page":"1009-1026","source":"DOI.org (Crossref)","title":"MVCL-DTI: Predicting Drug–Target Interactions Using a Multiview Contrastive Learning Model on a Heterogeneous Graph","title-short":"MVCL-DTI","volume":"65","author":[{"family":"Zhang","given":"Bei"},{"family":"Quan","given":"Lijun"},{"family":"Zhang","given":"Zhijun"},{"family":"Cao","given":"Lexin"},{"family":"Chen","given":"Qiufeng"},{"family":"Peng","given":"Liangchen"},{"family":"Wang","given":"Junkai"},{"family":"Jiang","given":"Yelu"},{"family":"Nie","given":"Liangpeng"},{"family":"Li","given":"Geng"},{"family":"Wu","given":"Tingfang"},{"family":"Lyu","given":"Qiang"}],"issued":{"date-parts":[["2025",1,27]]}}}],"schema":"https://github.com/citation-style-language/schema/raw/master/csl-citation.json"} </w:instrText>
       </w:r>
       <w:r>
         <w:rPr>
@@ -1487,7 +1850,7 @@
       </w:r>
       <w:r>
         <w:rPr>
-          <w:rFonts w:ascii="DengXian" w:eastAsia="DengXian" w:hAnsi="DengXian" w:hint="eastAsia"/>
+          <w:rFonts w:ascii="等线" w:eastAsia="等线" w:hAnsi="等线" w:hint="eastAsia"/>
         </w:rPr>
         <w:t>[13]</w:t>
       </w:r>
@@ -1510,7 +1873,10 @@
         <w:fldChar w:fldCharType="begin"/>
       </w:r>
       <w:r>
-        <w:instrText xml:space="preserve"> ADDIN ZOTERO_ITEM CSL_CITATION {"citationID":"1EFoBVB3","properties":{"formattedCitation":"[14]","plainCitation":"[14]","noteIndex":0},"citationItems":[{"id":443,"uris":["http://zotero.org/users/14704831/items/ANV5QIFM"],"itemData":{"id":443,"type":"article-journal","abstract":"Drug Target Interaction (DTI) prediction is one of the main challenges in the pharmaceutical and drug discovery domains due to its high costs, time-consuming nature, and complexity of manual experiments required to evaluate interactions between large numbers of drugs and targets. In addition, a single drug can bind to multiple targets. In contrast, a single target can also bind to a number of drugs; this complicates the DTI task. Existing silico models often struggle with these challenges, particularly in managing diverse datasets. To address these issues, we introduce the Weighted Average Ensemble Drug–Target Interaction (WAE-DTI) model. Our approach integrates several descriptors and fingerprint representations to enhance prediction accuracy and generalization, namely atom pair fingerprint, Avalon, MACCS, MH, Morgan, RDKit, SEC, topological torsion, and LDP for drug representation, and ESM-2 for target representation. WAE-DTI employs a weighted average ensemble technique to handle diverse datasets effectively. The model demonstrates significant improvements over state-of-the-art methods, achieving an average mean squared error of 0.190 ±0.001 on the Davis dataset, 0.127 ±0.001 on Kiba, 0.143 ±0.001 on DTC, 0.284 ±0.004 on Metz, 0.308 ±0.001 on ToxCast, and 0.934 ±0.004 on STITCH. As for the classification task, WAE-DTI outperforms existing models with an AUPRC of 0.943 ±0.001 on BioSNAP, 0.474 ±0.011 on Davis, and 0.707 ±0.005 on BindingDB. Our code is publicly available at 1.","container-title":"Informatics in Medicine Unlocked","DOI":"10.1016/j.imu.2024.101604","ISSN":"23529148","journalAbbreviation":"Informatics in Medicine Unlocked","language":"en","page":"101604","source":"DOI.org (Crossref)","title":"WAE-DTI: Ensemble-based architecture for drug–target interaction prediction using descriptors and embeddings","title-short":"WAE-DTI","volume":"52","author":[{"family":"Sha’ban","given":"Tariq"},{"family":"Mustafa","given":"Ahmad M."},{"family":"Ali","given":"Mostafa Z."}],"issued":{"date-parts":[["2025"]]}}}],"schema":"https://github.com/citation-style-language/schema/raw/master/csl-citation.json"} </w:instrText>
+        <w:rPr>
+          <w:rFonts w:hint="eastAsia"/>
+        </w:rPr>
+        <w:instrText xml:space="preserve"> ADDIN ZOTERO_ITEM CSL_CITATION {"citationID":"1EFoBVB3","properties":{"formattedCitation":"[14]","plainCitation":"[14]","noteIndex":0},"citationItems":[{"id":455,"uris":["http://zotero.org/users/14704831/items/ANV5QIFM"],"itemData":{"id":455,"type":"article-journal","abstract":"Drug Target Interaction (DTI) prediction is one of the main challenges in the pharmaceutical and drug discovery domains due to its high costs, time-consuming nature, and complexity of manual experiments required to evaluate interactions between large numbers of drugs and targets. In addition, a single drug can bind to multiple targets. In contrast, a single target can also bind to a number of drugs; this complicates the DTI task. Existing silico models often struggle with these challenges, particularly in managing diverse datasets. To address these issues, we introduce the Weighted Average Ensemble Drug–Target Interaction (WAE-DTI) model. Our approach integrates several descriptors and fingerprint representations to enhance prediction accuracy and generalization, namely atom pair fingerprint, Avalon, MACCS, MH, Morgan, RDKit, SEC, topological torsion, and LDP for drug representation, and ESM-2 for target representation. WAE-DTI employs a weighted average ensemble technique to handle diverse datasets effectively. The model demonstrates significant improvements over state-of-the-art methods, achieving an average mean squared error of 0.190 ±0.001 on the Davis dataset, 0.127 ±0.001 on Kiba, 0.143 ±0.001 on DTC, 0.284 ±0.004 on Metz, 0.308 ±0.001 on ToxCast, and 0.934 ±0.004 on STITCH. As for the classification task, WAE-DTI outperforms existing models with an AUPRC of 0.943 ±0.001 on BioSNAP, 0.474 ±0.011 on Davis, and 0.707 ±0.005 on BindingDB. Our code is publicly available at 1.","container-title":"Informatics in Medicine Unlocked","DOI":"10.1016/j.imu.2024.101604","ISSN":"23529148","journalAbbreviation":"Informatics in Medicine Unlocked","language":"en","page":"101604","source":"DOI.org (Crossref)","title":"WAE-DTI: Ensemble-based architecture for drug–target interaction prediction using descriptors and embeddings","title-short":"WAE-DTI","volume":"52","author":[{"family":"Sha’ban","given":"Tariq"},{"family":"Mustafa","given":"Ahmad M."},{"family":"Ali","given":"Mostafa Z."}],"issued":{"date-parts":[["2025"]]}}}],"schema":"https://github.com/citation-style-language/schema/raw/master/csl-citation.json"} </w:instrText>
       </w:r>
       <w:r>
         <w:rPr>
@@ -1520,7 +1886,7 @@
       </w:r>
       <w:r>
         <w:rPr>
-          <w:rFonts w:ascii="DengXian" w:eastAsia="DengXian" w:hAnsi="DengXian" w:hint="eastAsia"/>
+          <w:rFonts w:ascii="等线" w:eastAsia="等线" w:hAnsi="等线" w:hint="eastAsia"/>
         </w:rPr>
         <w:t>[14]</w:t>
       </w:r>
@@ -1543,14 +1909,17 @@
         <w:fldChar w:fldCharType="begin"/>
       </w:r>
       <w:r>
-        <w:instrText xml:space="preserve"> ADDIN ZOTERO_ITEM CSL_CITATION {"citationID":"xeCI6XgD","properties":{"formattedCitation":"[15]","plainCitation":"[15]","noteIndex":0},"citationItems":[{"id":445,"uris":["http://zotero.org/users/14704831/items/R86K23RW"],"itemData":{"id":445,"type":"document","title":"基于粒子群遗传禁忌的武器目标分配优化算法"}}],"schema":"https://github.com/citation-style-language/schema/raw/master/csl-citation.json"} </w:instrText>
+        <w:rPr>
+          <w:rFonts w:hint="eastAsia"/>
+        </w:rPr>
+        <w:instrText xml:space="preserve"> ADDIN ZOTERO_ITEM CSL_CITATION {"citationID":"xeCI6XgD","properties":{"formattedCitation":"[15]","plainCitation":"[15]","noteIndex":0},"citationItems":[{"id":457,"uris":["http://zotero.org/users/14704831/items/R86K23RW"],"itemData":{"id":457,"type":"document","title":"基于粒子群遗传禁忌的武器目标分配优化算法"}}],"schema":"https://github.com/citation-style-language/schema/raw/master/csl-citation.json"} </w:instrText>
       </w:r>
       <w:r>
         <w:fldChar w:fldCharType="separate"/>
       </w:r>
       <w:r>
         <w:rPr>
-          <w:rFonts w:ascii="DengXian" w:eastAsia="DengXian" w:hAnsi="DengXian"/>
+          <w:rFonts w:ascii="等线" w:eastAsia="等线" w:hAnsi="等线" w:hint="eastAsia"/>
         </w:rPr>
         <w:t>[15]</w:t>
       </w:r>
@@ -1567,22 +1936,63 @@
         <w:fldChar w:fldCharType="begin"/>
       </w:r>
       <w:r>
-        <w:instrText xml:space="preserve"> ADDIN ZOTERO_ITEM CSL_CITATION {"citationID":"KZ41Qcmu","properties":{"formattedCitation":"[16]","plainCitation":"[16]","noteIndex":0},"citationItems":[{"id":447,"uris":["http://zotero.org/users/14704831/items/Q3UNUVUC"],"itemData":{"id":447,"type":"article-journal","abstract":"To improve the performance of Artificial Bee Colony (ABC) algorithm, we propose a novel approach (named ESOABC-EC&amp;ACS). First, the existence of solutions outside the constrained region (ESO) is designed to explore the possibility of the search helped by these solutions, which facilitates exploring the boundary of the constrained region and obtaining optimal solutions faster. Then, an elite-centered search equation is proposed to balance exploration and exploitation. Finally, adaptive bee colony scaling is constructed to help convergence. Our approach is the combination of these three techniques. The experimental results demonstrate that ESOABCEC&amp;ACS outperforms other ABC variants and some non-ABC meta-heuristic algorithms on most of the test functions in terms of solution quality. And the proposed heuristic factor for the dynamic weapon target assignment problem can improve the optimization performance. The ESO is the first universal strategy proposed for the survival of solutions outside the constraint region (out-of-bounds) generated when solving various problems directly, which causes extended solution boundary and affects the exploration of the constrained region boundary.","container-title":"Applied Soft Computing","DOI":"10.1016/j.asoc.2023.110906","ISSN":"15684946","journalAbbreviation":"Applied Soft Computing","language":"en","page":"110906","source":"DOI.org (Crossref)","title":"Elite-centered artificial bee colony algorithm with extended solution boundary","volume":"148","author":[{"family":"Niu","given":"Wentao"},{"family":"She","given":"Wei"},{"family":"Zhong","given":"Lihong"},{"family":"Wang","given":"Yeteng"},{"family":"Tian","given":"Zhao"},{"family":"Liu","given":"Wei"}],"issued":{"date-parts":[["2023",11]]}}}],"schema":"https://github.com/citation-style-language/schema/raw/master/csl-citation.json"} </w:instrText>
+        <w:rPr>
+          <w:rFonts w:hint="eastAsia"/>
+        </w:rPr>
+        <w:instrText xml:space="preserve"> ADDIN ZOTERO_ITEM CSL_CITATION {"citationID":"KZ41Qcmu","properties":{"formattedCitation":"[16]","plainCitation":"[16]","noteIndex":0},"citationItems":[{"id":456,"uris":["http://zotero.org/users/14704831/items/Q3UNUVUC"],"itemData":{"id":456,"type":"article-journal","abstract":"To improve the performance of Artificial Bee Colony (ABC) algorithm, we propose a novel approach (named ESOABC-EC&amp;ACS). First, the existence of solutions outside the constrained region (ESO) is designed to explore the possibility of the search helped by these solutions, which facilitates exploring the boundary of the constrained region and obtaining optimal solutions faster. Then, an elite-centered search equation is proposed to balance exploration and exploitation. Finally, adaptive bee colony scaling is constructed to help convergence. Our approach is the combination of these three techniques. The experimental results demonstrate that ESOABCEC&amp;ACS outperforms other ABC variants and some non-ABC meta-heuristic algorithms on most of the test functions in terms of solution quality. And the proposed heuristic factor for the dynamic weapon target assignment problem can improve the optimization performance. The ESO is the first universal strategy proposed for the survival of solutions outside the constraint region (out-of-bounds) generated when solving various problems directly, which causes extended solution boundary and affects the exploration of the constrained region boundary.","container-title":"Applied Soft Computing","DOI":"10.1016/j.asoc.2023.110906","ISSN":"15684946","journalAbbreviation":"Applied Soft Computing","language":"en","page":"110906","source":"DOI.org (Crossref)","title":"Elite-centered artificial bee colony algorithm with extended solution boundary","volume":"148","author":[{"family":"Niu","given":"Wentao"},{"family":"She","given":"Wei"},{"family":"Zhong","given":"Lihong"},{"family":"Wang","given":"Yeteng"},{"family":"Tian","given":"Zhao"},{"family":"Liu","given":"Wei"}],"issued":{"date-parts":[["2023",11]]}}}],"schema":"https://github.com/citation-style-language/schema/raw/master/csl-citation.json"} </w:instrText>
       </w:r>
       <w:r>
         <w:fldChar w:fldCharType="separate"/>
       </w:r>
       <w:r>
         <w:rPr>
-          <w:rFonts w:ascii="DengXian" w:eastAsia="DengXian" w:hAnsi="DengXian"/>
+          <w:rFonts w:ascii="等线" w:eastAsia="等线" w:hAnsi="等线" w:hint="eastAsia"/>
         </w:rPr>
         <w:t>[16]</w:t>
       </w:r>
       <w:r>
         <w:fldChar w:fldCharType="end"/>
       </w:r>
-    </w:p>
-    <w:p>
+      <w:r>
+        <w:t>17</w:t>
+      </w:r>
+      <w:r>
+        <w:rPr>
+          <w:rFonts w:hint="eastAsia"/>
+        </w:rPr>
+        <w:fldChar w:fldCharType="begin"/>
+      </w:r>
+      <w:r>
+        <w:rPr>
+          <w:rFonts w:hint="eastAsia"/>
+        </w:rPr>
+        <w:instrText xml:space="preserve"> ADDIN ZOTERO_ITEM CSL_CITATION {"citationID":"gi1z8KTd","properties":{"formattedCitation":"[17]","plainCitation":"[17]","noteIndex":0},"citationItems":[{"id":460,"uris":["http://zotero.org/users/14704831/items/ZBU2RGWU"],"itemData":{"id":460,"type":"article","abstract":"Deep learning-based drug-target interaction (DTI) prediction methods have demonstrated strong performance; however, real-world applicability remains constrained by limited data diversity and modeling complexity. To address these challenges, we propose SCOPE-DTI, a unified framework combining a large-scale, balanced semi-inductive human DTI dataset with advanced deep learning modeling. Constructed from 13 public repositories, the SCOPE dataset expands data volume by up to 100-fold compared to common benchmarks such as the Human dataset. The SCOPE model integrates three-dimensional protein and compound representations, graph neural networks, and bilinear attention mechanisms to effectively capture cross domain interaction patterns, significantly outperforming state-of-the-art methods across various DTI prediction tasks. Additionally, SCOPE-DTI provides a user-friendly interface and database. We further validate its effectiveness by experimentally identifying anticancer targets of Ginsenoside Rh1. By offering comprehensive data, advanced modeling, and accessible tools, SCOPE-DTI accelerates drug discovery research.","DOI":"10.48550/arXiv.2503.09251","language":"en","note":"arXiv:2503.09251 [cs]","number":"arXiv:2503.09251","publisher":"arXiv","source":"arXiv.org","title":"SCOPE-DTI: Semi-Inductive Dataset Construction and Framework Optimization for Practical Usability Enhancement in Deep Learning-Based Drug Target Interaction Prediction","title-short":"SCOPE-DTI","URL":"http://arxiv.org/abs/2503.09251","author":[{"family":"Chen","given":"Yigang"},{"family":"Ji","given":"Xiang"},{"family":"Zhang","given":"Ziyue"},{"family":"Zhou","given":"Yuming"},{"family":"Lin","given":"Yang-Chi-Dung"},{"family":"Huang","given":"Hsi-Yuan"},{"family":"Zhang","given":"Tao"},{"family":"Lai","given":"Yi"},{"family":"Chen","given":"Ke"},{"family":"Su","given":"Chang"},{"family":"Lin","given":"Xingqiao"},{"family":"Zhu","given":"Zihao"},{"family":"Zhang","given":"Yanggyi"},{"family":"Wei","given":"Kangping"},{"family":"Fu","given":"Jiehui"},{"family":"Huang","given":"Yixian"},{"family":"Cui","given":"Shidong"},{"family":"Yen","given":"Shih-Chung"},{"family":"Warshel","given":"Ariel"},{"family":"Huang","given":"Hsien-Da"}],"accessed":{"date-parts":[["2025",4,17]]},"issued":{"date-parts":[["2025",3,12]]}}}],"schema":"https://github.com/citation-style-language/schema/raw/master/csl-citation.json"} </w:instrText>
+      </w:r>
+      <w:r>
+        <w:rPr>
+          <w:rFonts w:hint="eastAsia"/>
+        </w:rPr>
+        <w:fldChar w:fldCharType="separate"/>
+      </w:r>
+      <w:r>
+        <w:rPr>
+          <w:rFonts w:ascii="等线" w:eastAsia="等线" w:hAnsi="等线" w:hint="eastAsia"/>
+        </w:rPr>
+        <w:t>[17]</w:t>
+      </w:r>
+      <w:r>
+        <w:rPr>
+          <w:rFonts w:hint="eastAsia"/>
+        </w:rPr>
+        <w:fldChar w:fldCharType="end"/>
+      </w:r>
+    </w:p>
+    <w:p>
+      <w:pPr>
+        <w:rPr>
+          <w:rFonts w:hint="eastAsia"/>
+        </w:rPr>
+      </w:pPr>
       <w:r>
         <w:rPr>
           <w:rFonts w:hint="eastAsia"/>
@@ -1590,12 +2000,18 @@
         <w:t>参考文献：</w:t>
       </w:r>
     </w:p>
-    <w:p/>
+    <w:p>
+      <w:pPr>
+        <w:rPr>
+          <w:rFonts w:hint="eastAsia"/>
+        </w:rPr>
+      </w:pPr>
+    </w:p>
     <w:p>
       <w:pPr>
         <w:pStyle w:val="af5"/>
         <w:rPr>
-          <w:rFonts w:ascii="DengXian" w:eastAsia="DengXian" w:hAnsi="DengXian"/>
+          <w:rFonts w:ascii="等线" w:eastAsia="等线" w:hAnsi="等线"/>
         </w:rPr>
       </w:pPr>
       <w:r>
@@ -1618,13 +2034,13 @@
       </w:r>
       <w:r>
         <w:rPr>
-          <w:rFonts w:ascii="DengXian" w:eastAsia="DengXian" w:hAnsi="DengXian"/>
+          <w:rFonts w:ascii="等线" w:eastAsia="等线" w:hAnsi="等线"/>
         </w:rPr>
         <w:t>[1]</w:t>
       </w:r>
       <w:r>
         <w:rPr>
-          <w:rFonts w:ascii="DengXian" w:eastAsia="DengXian" w:hAnsi="DengXian"/>
+          <w:rFonts w:ascii="等线" w:eastAsia="等线" w:hAnsi="等线"/>
         </w:rPr>
         <w:tab/>
         <w:t xml:space="preserve">Xie Z, Tu S, Xu L. Multilevel Attention Network with Semi-supervised Domain Adaptation for Drug-Target Prediction. AAAI </w:t>
@@ -1632,14 +2048,14 @@
       <w:proofErr w:type="gramStart"/>
       <w:r>
         <w:rPr>
-          <w:rFonts w:ascii="DengXian" w:eastAsia="DengXian" w:hAnsi="DengXian"/>
+          <w:rFonts w:ascii="等线" w:eastAsia="等线" w:hAnsi="等线"/>
         </w:rPr>
         <w:t>2024;38:329</w:t>
       </w:r>
       <w:proofErr w:type="gramEnd"/>
       <w:r>
         <w:rPr>
-          <w:rFonts w:ascii="DengXian" w:eastAsia="DengXian" w:hAnsi="DengXian"/>
+          <w:rFonts w:ascii="等线" w:eastAsia="等线" w:hAnsi="等线"/>
         </w:rPr>
         <w:t>–37. https://doi.org/10.1609/aaai.v38i1.27786.</w:t>
       </w:r>
@@ -1648,18 +2064,18 @@
       <w:pPr>
         <w:pStyle w:val="af5"/>
         <w:rPr>
-          <w:rFonts w:ascii="DengXian" w:eastAsia="DengXian" w:hAnsi="DengXian"/>
-        </w:rPr>
-      </w:pPr>
-      <w:r>
-        <w:rPr>
-          <w:rFonts w:ascii="DengXian" w:eastAsia="DengXian" w:hAnsi="DengXian"/>
+          <w:rFonts w:ascii="等线" w:eastAsia="等线" w:hAnsi="等线"/>
+        </w:rPr>
+      </w:pPr>
+      <w:r>
+        <w:rPr>
+          <w:rFonts w:ascii="等线" w:eastAsia="等线" w:hAnsi="等线"/>
         </w:rPr>
         <w:t>[2]</w:t>
       </w:r>
       <w:r>
         <w:rPr>
-          <w:rFonts w:ascii="DengXian" w:eastAsia="DengXian" w:hAnsi="DengXian"/>
+          <w:rFonts w:ascii="等线" w:eastAsia="等线" w:hAnsi="等线"/>
         </w:rPr>
         <w:tab/>
         <w:t>Zhang M, Chen Y. Link Prediction Based on Graph Neural Networks n.d.</w:t>
@@ -1669,18 +2085,18 @@
       <w:pPr>
         <w:pStyle w:val="af5"/>
         <w:rPr>
-          <w:rFonts w:ascii="DengXian" w:eastAsia="DengXian" w:hAnsi="DengXian"/>
-        </w:rPr>
-      </w:pPr>
-      <w:r>
-        <w:rPr>
-          <w:rFonts w:ascii="DengXian" w:eastAsia="DengXian" w:hAnsi="DengXian"/>
+          <w:rFonts w:ascii="等线" w:eastAsia="等线" w:hAnsi="等线"/>
+        </w:rPr>
+      </w:pPr>
+      <w:r>
+        <w:rPr>
+          <w:rFonts w:ascii="等线" w:eastAsia="等线" w:hAnsi="等线"/>
         </w:rPr>
         <w:t>[3]</w:t>
       </w:r>
       <w:r>
         <w:rPr>
-          <w:rFonts w:ascii="DengXian" w:eastAsia="DengXian" w:hAnsi="DengXian"/>
+          <w:rFonts w:ascii="等线" w:eastAsia="等线" w:hAnsi="等线"/>
         </w:rPr>
         <w:tab/>
         <w:t>Zitnik M, Agrawal M, Leskovec J. Modeling polypharmacy side effects with graph convolutional networks. Bioinformatics 2018;</w:t>
@@ -1688,14 +2104,14 @@
       <w:proofErr w:type="gramStart"/>
       <w:r>
         <w:rPr>
-          <w:rFonts w:ascii="DengXian" w:eastAsia="DengXian" w:hAnsi="DengXian"/>
+          <w:rFonts w:ascii="等线" w:eastAsia="等线" w:hAnsi="等线"/>
         </w:rPr>
         <w:t>34:i</w:t>
       </w:r>
       <w:proofErr w:type="gramEnd"/>
       <w:r>
         <w:rPr>
-          <w:rFonts w:ascii="DengXian" w:eastAsia="DengXian" w:hAnsi="DengXian"/>
+          <w:rFonts w:ascii="等线" w:eastAsia="等线" w:hAnsi="等线"/>
         </w:rPr>
         <w:t>457–66. https://doi.org/10.1093/bioinformatics/bty294.</w:t>
       </w:r>
@@ -1704,18 +2120,18 @@
       <w:pPr>
         <w:pStyle w:val="af5"/>
         <w:rPr>
-          <w:rFonts w:ascii="DengXian" w:eastAsia="DengXian" w:hAnsi="DengXian"/>
-        </w:rPr>
-      </w:pPr>
-      <w:r>
-        <w:rPr>
-          <w:rFonts w:ascii="DengXian" w:eastAsia="DengXian" w:hAnsi="DengXian"/>
+          <w:rFonts w:ascii="等线" w:eastAsia="等线" w:hAnsi="等线"/>
+        </w:rPr>
+      </w:pPr>
+      <w:r>
+        <w:rPr>
+          <w:rFonts w:ascii="等线" w:eastAsia="等线" w:hAnsi="等线"/>
         </w:rPr>
         <w:t>[4]</w:t>
       </w:r>
       <w:r>
         <w:rPr>
-          <w:rFonts w:ascii="DengXian" w:eastAsia="DengXian" w:hAnsi="DengXian"/>
+          <w:rFonts w:ascii="等线" w:eastAsia="等线" w:hAnsi="等线"/>
         </w:rPr>
         <w:tab/>
         <w:t xml:space="preserve">Zhang Y, Li S, Meng K, et al. Machine Learning for Sequence and Structure-Based Protein–Ligand Interaction Prediction. J Chem Inf Model </w:t>
@@ -1723,14 +2139,14 @@
       <w:proofErr w:type="gramStart"/>
       <w:r>
         <w:rPr>
-          <w:rFonts w:ascii="DengXian" w:eastAsia="DengXian" w:hAnsi="DengXian"/>
+          <w:rFonts w:ascii="等线" w:eastAsia="等线" w:hAnsi="等线"/>
         </w:rPr>
         <w:t>2024;64:1456</w:t>
       </w:r>
       <w:proofErr w:type="gramEnd"/>
       <w:r>
         <w:rPr>
-          <w:rFonts w:ascii="DengXian" w:eastAsia="DengXian" w:hAnsi="DengXian"/>
+          <w:rFonts w:ascii="等线" w:eastAsia="等线" w:hAnsi="等线"/>
         </w:rPr>
         <w:t>–72. https://doi.org/10.1021/acs.jcim.3c01841.</w:t>
       </w:r>
@@ -1739,18 +2155,18 @@
       <w:pPr>
         <w:pStyle w:val="af5"/>
         <w:rPr>
-          <w:rFonts w:ascii="DengXian" w:eastAsia="DengXian" w:hAnsi="DengXian"/>
-        </w:rPr>
-      </w:pPr>
-      <w:r>
-        <w:rPr>
-          <w:rFonts w:ascii="DengXian" w:eastAsia="DengXian" w:hAnsi="DengXian"/>
+          <w:rFonts w:ascii="等线" w:eastAsia="等线" w:hAnsi="等线"/>
+        </w:rPr>
+      </w:pPr>
+      <w:r>
+        <w:rPr>
+          <w:rFonts w:ascii="等线" w:eastAsia="等线" w:hAnsi="等线"/>
         </w:rPr>
         <w:t>[5]</w:t>
       </w:r>
       <w:r>
         <w:rPr>
-          <w:rFonts w:ascii="DengXian" w:eastAsia="DengXian" w:hAnsi="DengXian"/>
+          <w:rFonts w:ascii="等线" w:eastAsia="等线" w:hAnsi="等线"/>
         </w:rPr>
         <w:tab/>
         <w:t xml:space="preserve">Wu L, Huang Y, Tan C, et al. PSC-CPI: Multi-Scale Protein Sequence-Structure Contrasting for Efficient and Generalizable Compound-Protein Interaction Prediction. AAAI </w:t>
@@ -1758,14 +2174,14 @@
       <w:proofErr w:type="gramStart"/>
       <w:r>
         <w:rPr>
-          <w:rFonts w:ascii="DengXian" w:eastAsia="DengXian" w:hAnsi="DengXian"/>
+          <w:rFonts w:ascii="等线" w:eastAsia="等线" w:hAnsi="等线"/>
         </w:rPr>
         <w:t>2024;38:310</w:t>
       </w:r>
       <w:proofErr w:type="gramEnd"/>
       <w:r>
         <w:rPr>
-          <w:rFonts w:ascii="DengXian" w:eastAsia="DengXian" w:hAnsi="DengXian"/>
+          <w:rFonts w:ascii="等线" w:eastAsia="等线" w:hAnsi="等线"/>
         </w:rPr>
         <w:t>–9. https://doi.org/10.1609/aaai.v38i1.27784.</w:t>
       </w:r>
@@ -1774,33 +2190,47 @@
       <w:pPr>
         <w:pStyle w:val="af5"/>
         <w:rPr>
-          <w:rFonts w:ascii="DengXian" w:eastAsia="DengXian" w:hAnsi="DengXian"/>
-        </w:rPr>
-      </w:pPr>
-      <w:r>
-        <w:rPr>
-          <w:rFonts w:ascii="DengXian" w:eastAsia="DengXian" w:hAnsi="DengXian"/>
+          <w:rFonts w:ascii="等线" w:eastAsia="等线" w:hAnsi="等线"/>
+        </w:rPr>
+      </w:pPr>
+      <w:r>
+        <w:rPr>
+          <w:rFonts w:ascii="等线" w:eastAsia="等线" w:hAnsi="等线"/>
         </w:rPr>
         <w:t>[6]</w:t>
       </w:r>
       <w:r>
         <w:rPr>
-          <w:rFonts w:ascii="DengXian" w:eastAsia="DengXian" w:hAnsi="DengXian"/>
+          <w:rFonts w:ascii="等线" w:eastAsia="等线" w:hAnsi="等线"/>
         </w:rPr>
         <w:tab/>
-        <w:t xml:space="preserve">Mysinger MM, Carchia M, Irwin JohnJ, et al. Directory of Useful Decoys, Enhanced (DUD-E): Better Ligands and Decoys for Better Benchmarking. J Med Chem </w:t>
+        <w:t xml:space="preserve">Mysinger MM, Carchia M, Irwin </w:t>
+      </w:r>
+      <w:proofErr w:type="spellStart"/>
+      <w:r>
+        <w:rPr>
+          <w:rFonts w:ascii="等线" w:eastAsia="等线" w:hAnsi="等线"/>
+        </w:rPr>
+        <w:t>JohnJ</w:t>
+      </w:r>
+      <w:proofErr w:type="spellEnd"/>
+      <w:r>
+        <w:rPr>
+          <w:rFonts w:ascii="等线" w:eastAsia="等线" w:hAnsi="等线"/>
+        </w:rPr>
+        <w:t xml:space="preserve">, et al. Directory of Useful Decoys, Enhanced (DUD-E): Better Ligands and Decoys for Better Benchmarking. J Med Chem </w:t>
       </w:r>
       <w:proofErr w:type="gramStart"/>
       <w:r>
         <w:rPr>
-          <w:rFonts w:ascii="DengXian" w:eastAsia="DengXian" w:hAnsi="DengXian"/>
+          <w:rFonts w:ascii="等线" w:eastAsia="等线" w:hAnsi="等线"/>
         </w:rPr>
         <w:t>2012;55:6582</w:t>
       </w:r>
       <w:proofErr w:type="gramEnd"/>
       <w:r>
         <w:rPr>
-          <w:rFonts w:ascii="DengXian" w:eastAsia="DengXian" w:hAnsi="DengXian"/>
+          <w:rFonts w:ascii="等线" w:eastAsia="等线" w:hAnsi="等线"/>
         </w:rPr>
         <w:t>–94. https://doi.org/10.1021/jm300687e.</w:t>
       </w:r>
@@ -1809,18 +2239,18 @@
       <w:pPr>
         <w:pStyle w:val="af5"/>
         <w:rPr>
-          <w:rFonts w:ascii="DengXian" w:eastAsia="DengXian" w:hAnsi="DengXian"/>
-        </w:rPr>
-      </w:pPr>
-      <w:r>
-        <w:rPr>
-          <w:rFonts w:ascii="DengXian" w:eastAsia="DengXian" w:hAnsi="DengXian"/>
+          <w:rFonts w:ascii="等线" w:eastAsia="等线" w:hAnsi="等线"/>
+        </w:rPr>
+      </w:pPr>
+      <w:r>
+        <w:rPr>
+          <w:rFonts w:ascii="等线" w:eastAsia="等线" w:hAnsi="等线"/>
         </w:rPr>
         <w:t>[7]</w:t>
       </w:r>
       <w:r>
         <w:rPr>
-          <w:rFonts w:ascii="DengXian" w:eastAsia="DengXian" w:hAnsi="DengXian"/>
+          <w:rFonts w:ascii="等线" w:eastAsia="等线" w:hAnsi="等线"/>
         </w:rPr>
         <w:tab/>
         <w:t xml:space="preserve">Hua Y, Feng Z, Song X, et al. MMDG-DTI: Drug–target interaction prediction via multimodal feature fusion and domain generalization. Pattern Recognition </w:t>
@@ -1828,14 +2258,14 @@
       <w:proofErr w:type="gramStart"/>
       <w:r>
         <w:rPr>
-          <w:rFonts w:ascii="DengXian" w:eastAsia="DengXian" w:hAnsi="DengXian"/>
+          <w:rFonts w:ascii="等线" w:eastAsia="等线" w:hAnsi="等线"/>
         </w:rPr>
         <w:t>2025;157:110887</w:t>
       </w:r>
       <w:proofErr w:type="gramEnd"/>
       <w:r>
         <w:rPr>
-          <w:rFonts w:ascii="DengXian" w:eastAsia="DengXian" w:hAnsi="DengXian"/>
+          <w:rFonts w:ascii="等线" w:eastAsia="等线" w:hAnsi="等线"/>
         </w:rPr>
         <w:t>. https://doi.org/10.1016/j.patcog.2024.110887.</w:t>
       </w:r>
@@ -1844,33 +2274,47 @@
       <w:pPr>
         <w:pStyle w:val="af5"/>
         <w:rPr>
-          <w:rFonts w:ascii="DengXian" w:eastAsia="DengXian" w:hAnsi="DengXian"/>
-        </w:rPr>
-      </w:pPr>
-      <w:r>
-        <w:rPr>
-          <w:rFonts w:ascii="DengXian" w:eastAsia="DengXian" w:hAnsi="DengXian"/>
+          <w:rFonts w:ascii="等线" w:eastAsia="等线" w:hAnsi="等线"/>
+        </w:rPr>
+      </w:pPr>
+      <w:r>
+        <w:rPr>
+          <w:rFonts w:ascii="等线" w:eastAsia="等线" w:hAnsi="等线"/>
         </w:rPr>
         <w:t>[8]</w:t>
       </w:r>
       <w:r>
         <w:rPr>
-          <w:rFonts w:ascii="DengXian" w:eastAsia="DengXian" w:hAnsi="DengXian"/>
+          <w:rFonts w:ascii="等线" w:eastAsia="等线" w:hAnsi="等线"/>
         </w:rPr>
         <w:tab/>
-        <w:t xml:space="preserve">Heo R, Lee D, Kim BJ, et al. KNU-DTI: KNowledge United Drug-Target Interaction prediction. Computers in Biology and Medicine </w:t>
+        <w:t xml:space="preserve">Heo R, Lee D, Kim BJ, et al. KNU-DTI: </w:t>
+      </w:r>
+      <w:proofErr w:type="spellStart"/>
+      <w:r>
+        <w:rPr>
+          <w:rFonts w:ascii="等线" w:eastAsia="等线" w:hAnsi="等线"/>
+        </w:rPr>
+        <w:t>KNowledge</w:t>
+      </w:r>
+      <w:proofErr w:type="spellEnd"/>
+      <w:r>
+        <w:rPr>
+          <w:rFonts w:ascii="等线" w:eastAsia="等线" w:hAnsi="等线"/>
+        </w:rPr>
+        <w:t xml:space="preserve"> United Drug-Target Interaction prediction. Computers in Biology and Medicine </w:t>
       </w:r>
       <w:proofErr w:type="gramStart"/>
       <w:r>
         <w:rPr>
-          <w:rFonts w:ascii="DengXian" w:eastAsia="DengXian" w:hAnsi="DengXian"/>
+          <w:rFonts w:ascii="等线" w:eastAsia="等线" w:hAnsi="等线"/>
         </w:rPr>
         <w:t>2025;189:109927</w:t>
       </w:r>
       <w:proofErr w:type="gramEnd"/>
       <w:r>
         <w:rPr>
-          <w:rFonts w:ascii="DengXian" w:eastAsia="DengXian" w:hAnsi="DengXian"/>
+          <w:rFonts w:ascii="等线" w:eastAsia="等线" w:hAnsi="等线"/>
         </w:rPr>
         <w:t>. https://doi.org/10.1016/j.compbiomed.2025.109927.</w:t>
       </w:r>
@@ -1879,18 +2323,18 @@
       <w:pPr>
         <w:pStyle w:val="af5"/>
         <w:rPr>
-          <w:rFonts w:ascii="DengXian" w:eastAsia="DengXian" w:hAnsi="DengXian"/>
-        </w:rPr>
-      </w:pPr>
-      <w:r>
-        <w:rPr>
-          <w:rFonts w:ascii="DengXian" w:eastAsia="DengXian" w:hAnsi="DengXian"/>
+          <w:rFonts w:ascii="等线" w:eastAsia="等线" w:hAnsi="等线"/>
+        </w:rPr>
+      </w:pPr>
+      <w:r>
+        <w:rPr>
+          <w:rFonts w:ascii="等线" w:eastAsia="等线" w:hAnsi="等线"/>
         </w:rPr>
         <w:t>[9]</w:t>
       </w:r>
       <w:r>
         <w:rPr>
-          <w:rFonts w:ascii="DengXian" w:eastAsia="DengXian" w:hAnsi="DengXian"/>
+          <w:rFonts w:ascii="等线" w:eastAsia="等线" w:hAnsi="等线"/>
         </w:rPr>
         <w:tab/>
         <w:t>Liu Y, Wang X, Liu Y, et al. MuRL-DTI: A Multimodal Feature Fusion Reinforcement Learning Approach for Cold Start in Drug-Target Interactions. ICASSP 2025 - 2025 IEEE International Conference on Acoustics, Speech and Signal Processing (ICASSP), Hyderabad, India: IEEE; 2025, p. 1–5. https://doi.org/10.1109/ICASSP49660.2025.10888048.</w:t>
@@ -1900,18 +2344,18 @@
       <w:pPr>
         <w:pStyle w:val="af5"/>
         <w:rPr>
-          <w:rFonts w:ascii="DengXian" w:eastAsia="DengXian" w:hAnsi="DengXian"/>
-        </w:rPr>
-      </w:pPr>
-      <w:r>
-        <w:rPr>
-          <w:rFonts w:ascii="DengXian" w:eastAsia="DengXian" w:hAnsi="DengXian"/>
+          <w:rFonts w:ascii="等线" w:eastAsia="等线" w:hAnsi="等线"/>
+        </w:rPr>
+      </w:pPr>
+      <w:r>
+        <w:rPr>
+          <w:rFonts w:ascii="等线" w:eastAsia="等线" w:hAnsi="等线"/>
         </w:rPr>
         <w:t>[10]</w:t>
       </w:r>
       <w:r>
         <w:rPr>
-          <w:rFonts w:ascii="DengXian" w:eastAsia="DengXian" w:hAnsi="DengXian"/>
+          <w:rFonts w:ascii="等线" w:eastAsia="等线" w:hAnsi="等线"/>
         </w:rPr>
         <w:tab/>
         <w:t xml:space="preserve">Luo Y, Zhao X, Zhou J, et al. A network integration approach for drug-target interaction prediction and computational drug repositioning from heterogeneous information. Nat Commun </w:t>
@@ -1919,41 +2363,41 @@
       <w:proofErr w:type="gramStart"/>
       <w:r>
         <w:rPr>
-          <w:rFonts w:ascii="DengXian" w:eastAsia="DengXian" w:hAnsi="DengXian"/>
+          <w:rFonts w:ascii="等线" w:eastAsia="等线" w:hAnsi="等线"/>
         </w:rPr>
         <w:t>2017;8:573</w:t>
       </w:r>
       <w:proofErr w:type="gramEnd"/>
       <w:r>
         <w:rPr>
-          <w:rFonts w:ascii="DengXian" w:eastAsia="DengXian" w:hAnsi="DengXian"/>
-        </w:rPr>
-        <w:t>. https://doi.org/10.1038/s41467-017-00680-</w:t>
-      </w:r>
-      <w:r>
-        <w:rPr>
-          <w:rFonts w:ascii="DengXian" w:eastAsia="DengXian" w:hAnsi="DengXian"/>
+          <w:rFonts w:ascii="等线" w:eastAsia="等线" w:hAnsi="等线"/>
+        </w:rPr>
+        <w:t>. https://doi.org/10.1038/s41467-017-</w:t>
+      </w:r>
+      <w:r>
+        <w:rPr>
+          <w:rFonts w:ascii="等线" w:eastAsia="等线" w:hAnsi="等线"/>
         </w:rPr>
         <w:lastRenderedPageBreak/>
-        <w:t>8.</w:t>
+        <w:t>00680-8.</w:t>
       </w:r>
     </w:p>
     <w:p>
       <w:pPr>
         <w:pStyle w:val="af5"/>
         <w:rPr>
-          <w:rFonts w:ascii="DengXian" w:eastAsia="DengXian" w:hAnsi="DengXian"/>
-        </w:rPr>
-      </w:pPr>
-      <w:r>
-        <w:rPr>
-          <w:rFonts w:ascii="DengXian" w:eastAsia="DengXian" w:hAnsi="DengXian"/>
+          <w:rFonts w:ascii="等线" w:eastAsia="等线" w:hAnsi="等线"/>
+        </w:rPr>
+      </w:pPr>
+      <w:r>
+        <w:rPr>
+          <w:rFonts w:ascii="等线" w:eastAsia="等线" w:hAnsi="等线"/>
         </w:rPr>
         <w:t>[11]</w:t>
       </w:r>
       <w:r>
         <w:rPr>
-          <w:rFonts w:ascii="DengXian" w:eastAsia="DengXian" w:hAnsi="DengXian"/>
+          <w:rFonts w:ascii="等线" w:eastAsia="等线" w:hAnsi="等线"/>
         </w:rPr>
         <w:tab/>
         <w:t>Yamanishi Y, Araki M, Gutteridge A, et al. Prediction of drug–target interaction networks from the integration of chemical and genomic spaces. Bioinformatics 2008;</w:t>
@@ -1961,14 +2405,14 @@
       <w:proofErr w:type="gramStart"/>
       <w:r>
         <w:rPr>
-          <w:rFonts w:ascii="DengXian" w:eastAsia="DengXian" w:hAnsi="DengXian"/>
+          <w:rFonts w:ascii="等线" w:eastAsia="等线" w:hAnsi="等线"/>
         </w:rPr>
         <w:t>24:i</w:t>
       </w:r>
       <w:proofErr w:type="gramEnd"/>
       <w:r>
         <w:rPr>
-          <w:rFonts w:ascii="DengXian" w:eastAsia="DengXian" w:hAnsi="DengXian"/>
+          <w:rFonts w:ascii="等线" w:eastAsia="等线" w:hAnsi="等线"/>
         </w:rPr>
         <w:t>232–40. https://doi.org/10.1093/bioinformatics/btn162.</w:t>
       </w:r>
@@ -1977,18 +2421,18 @@
       <w:pPr>
         <w:pStyle w:val="af5"/>
         <w:rPr>
-          <w:rFonts w:ascii="DengXian" w:eastAsia="DengXian" w:hAnsi="DengXian"/>
-        </w:rPr>
-      </w:pPr>
-      <w:r>
-        <w:rPr>
-          <w:rFonts w:ascii="DengXian" w:eastAsia="DengXian" w:hAnsi="DengXian"/>
+          <w:rFonts w:ascii="等线" w:eastAsia="等线" w:hAnsi="等线"/>
+        </w:rPr>
+      </w:pPr>
+      <w:r>
+        <w:rPr>
+          <w:rFonts w:ascii="等线" w:eastAsia="等线" w:hAnsi="等线"/>
         </w:rPr>
         <w:t>[12]</w:t>
       </w:r>
       <w:r>
         <w:rPr>
-          <w:rFonts w:ascii="DengXian" w:eastAsia="DengXian" w:hAnsi="DengXian"/>
+          <w:rFonts w:ascii="等线" w:eastAsia="等线" w:hAnsi="等线"/>
         </w:rPr>
         <w:tab/>
         <w:t>Zheng Y, Peng H, Zhang X, et al. Predicting Drug Targets from Heterogeneous Spaces using Anchor Graph Hashing and Ensemble Learning. 2018 International Joint Conference on Neural Networks (IJCNN), Rio de Janeiro: IEEE; 2018, p. 1–7. https://doi.org/10.1109/IJCNN.2018.8489028.</w:t>
@@ -1998,18 +2442,18 @@
       <w:pPr>
         <w:pStyle w:val="af5"/>
         <w:rPr>
-          <w:rFonts w:ascii="DengXian" w:eastAsia="DengXian" w:hAnsi="DengXian"/>
-        </w:rPr>
-      </w:pPr>
-      <w:r>
-        <w:rPr>
-          <w:rFonts w:ascii="DengXian" w:eastAsia="DengXian" w:hAnsi="DengXian"/>
+          <w:rFonts w:ascii="等线" w:eastAsia="等线" w:hAnsi="等线"/>
+        </w:rPr>
+      </w:pPr>
+      <w:r>
+        <w:rPr>
+          <w:rFonts w:ascii="等线" w:eastAsia="等线" w:hAnsi="等线"/>
         </w:rPr>
         <w:t>[13]</w:t>
       </w:r>
       <w:r>
         <w:rPr>
-          <w:rFonts w:ascii="DengXian" w:eastAsia="DengXian" w:hAnsi="DengXian"/>
+          <w:rFonts w:ascii="等线" w:eastAsia="等线" w:hAnsi="等线"/>
         </w:rPr>
         <w:tab/>
         <w:t xml:space="preserve">Zhang B, Quan L, Zhang Z, et al. MVCL-DTI: Predicting Drug–Target Interactions Using a Multiview Contrastive Learning Model on a Heterogeneous Graph. J Chem Inf Model </w:t>
@@ -2017,14 +2461,14 @@
       <w:proofErr w:type="gramStart"/>
       <w:r>
         <w:rPr>
-          <w:rFonts w:ascii="DengXian" w:eastAsia="DengXian" w:hAnsi="DengXian"/>
+          <w:rFonts w:ascii="等线" w:eastAsia="等线" w:hAnsi="等线"/>
         </w:rPr>
         <w:t>2025;65:1009</w:t>
       </w:r>
       <w:proofErr w:type="gramEnd"/>
       <w:r>
         <w:rPr>
-          <w:rFonts w:ascii="DengXian" w:eastAsia="DengXian" w:hAnsi="DengXian"/>
+          <w:rFonts w:ascii="等线" w:eastAsia="等线" w:hAnsi="等线"/>
         </w:rPr>
         <w:t>–26. https://doi.org/10.1021/acs.jcim.4c02073.</w:t>
       </w:r>
@@ -2033,18 +2477,18 @@
       <w:pPr>
         <w:pStyle w:val="af5"/>
         <w:rPr>
-          <w:rFonts w:ascii="DengXian" w:eastAsia="DengXian" w:hAnsi="DengXian"/>
-        </w:rPr>
-      </w:pPr>
-      <w:r>
-        <w:rPr>
-          <w:rFonts w:ascii="DengXian" w:eastAsia="DengXian" w:hAnsi="DengXian"/>
+          <w:rFonts w:ascii="等线" w:eastAsia="等线" w:hAnsi="等线"/>
+        </w:rPr>
+      </w:pPr>
+      <w:r>
+        <w:rPr>
+          <w:rFonts w:ascii="等线" w:eastAsia="等线" w:hAnsi="等线"/>
         </w:rPr>
         <w:t>[14]</w:t>
       </w:r>
       <w:r>
         <w:rPr>
-          <w:rFonts w:ascii="DengXian" w:eastAsia="DengXian" w:hAnsi="DengXian"/>
+          <w:rFonts w:ascii="等线" w:eastAsia="等线" w:hAnsi="等线"/>
         </w:rPr>
         <w:tab/>
         <w:t xml:space="preserve">Sha’ban T, Mustafa AM, Ali MZ. WAE-DTI: Ensemble-based architecture for drug–target interaction prediction using descriptors and embeddings. Informatics in Medicine Unlocked </w:t>
@@ -2052,14 +2496,14 @@
       <w:proofErr w:type="gramStart"/>
       <w:r>
         <w:rPr>
-          <w:rFonts w:ascii="DengXian" w:eastAsia="DengXian" w:hAnsi="DengXian"/>
+          <w:rFonts w:ascii="等线" w:eastAsia="等线" w:hAnsi="等线"/>
         </w:rPr>
         <w:t>2025;52:101604</w:t>
       </w:r>
       <w:proofErr w:type="gramEnd"/>
       <w:r>
         <w:rPr>
-          <w:rFonts w:ascii="DengXian" w:eastAsia="DengXian" w:hAnsi="DengXian"/>
+          <w:rFonts w:ascii="等线" w:eastAsia="等线" w:hAnsi="等线"/>
         </w:rPr>
         <w:t>. https://doi.org/10.1016/j.imu.2024.101604.</w:t>
       </w:r>
@@ -2068,18 +2512,18 @@
       <w:pPr>
         <w:pStyle w:val="af5"/>
         <w:rPr>
-          <w:rFonts w:ascii="DengXian" w:eastAsia="DengXian" w:hAnsi="DengXian"/>
-        </w:rPr>
-      </w:pPr>
-      <w:r>
-        <w:rPr>
-          <w:rFonts w:ascii="DengXian" w:eastAsia="DengXian" w:hAnsi="DengXian"/>
+          <w:rFonts w:ascii="等线" w:eastAsia="等线" w:hAnsi="等线"/>
+        </w:rPr>
+      </w:pPr>
+      <w:r>
+        <w:rPr>
+          <w:rFonts w:ascii="等线" w:eastAsia="等线" w:hAnsi="等线"/>
         </w:rPr>
         <w:t>[15]</w:t>
       </w:r>
       <w:r>
         <w:rPr>
-          <w:rFonts w:ascii="DengXian" w:eastAsia="DengXian" w:hAnsi="DengXian"/>
+          <w:rFonts w:ascii="等线" w:eastAsia="等线" w:hAnsi="等线"/>
         </w:rPr>
         <w:tab/>
         <w:t>基于粒子群遗传禁忌的武器目标分配优化算法 n.d.</w:t>
@@ -2089,18 +2533,18 @@
       <w:pPr>
         <w:pStyle w:val="af5"/>
         <w:rPr>
-          <w:rFonts w:ascii="DengXian" w:eastAsia="DengXian" w:hAnsi="DengXian"/>
-        </w:rPr>
-      </w:pPr>
-      <w:r>
-        <w:rPr>
-          <w:rFonts w:ascii="DengXian" w:eastAsia="DengXian" w:hAnsi="DengXian"/>
+          <w:rFonts w:ascii="等线" w:eastAsia="等线" w:hAnsi="等线"/>
+        </w:rPr>
+      </w:pPr>
+      <w:r>
+        <w:rPr>
+          <w:rFonts w:ascii="等线" w:eastAsia="等线" w:hAnsi="等线"/>
         </w:rPr>
         <w:t>[16]</w:t>
       </w:r>
       <w:r>
         <w:rPr>
-          <w:rFonts w:ascii="DengXian" w:eastAsia="DengXian" w:hAnsi="DengXian"/>
+          <w:rFonts w:ascii="等线" w:eastAsia="等线" w:hAnsi="等线"/>
         </w:rPr>
         <w:tab/>
         <w:t xml:space="preserve">Niu W, She W, Zhong L, et al. Elite-centered artificial bee colony algorithm with extended solution boundary. Applied Soft Computing </w:t>
@@ -2108,19 +2552,45 @@
       <w:proofErr w:type="gramStart"/>
       <w:r>
         <w:rPr>
-          <w:rFonts w:ascii="DengXian" w:eastAsia="DengXian" w:hAnsi="DengXian"/>
+          <w:rFonts w:ascii="等线" w:eastAsia="等线" w:hAnsi="等线"/>
         </w:rPr>
         <w:t>2023;148:110906</w:t>
       </w:r>
       <w:proofErr w:type="gramEnd"/>
       <w:r>
         <w:rPr>
-          <w:rFonts w:ascii="DengXian" w:eastAsia="DengXian" w:hAnsi="DengXian"/>
+          <w:rFonts w:ascii="等线" w:eastAsia="等线" w:hAnsi="等线"/>
         </w:rPr>
         <w:t>. https://doi.org/10.1016/j.asoc.2023.110906.</w:t>
       </w:r>
     </w:p>
     <w:p>
+      <w:pPr>
+        <w:pStyle w:val="af5"/>
+        <w:rPr>
+          <w:rFonts w:ascii="等线" w:eastAsia="等线" w:hAnsi="等线"/>
+        </w:rPr>
+      </w:pPr>
+      <w:r>
+        <w:rPr>
+          <w:rFonts w:ascii="等线" w:eastAsia="等线" w:hAnsi="等线"/>
+        </w:rPr>
+        <w:t>[17]</w:t>
+      </w:r>
+      <w:r>
+        <w:rPr>
+          <w:rFonts w:ascii="等线" w:eastAsia="等线" w:hAnsi="等线"/>
+        </w:rPr>
+        <w:tab/>
+        <w:t>Chen Y, Ji X, Zhang Z, et al. SCOPE-DTI: Semi-Inductive Dataset Construction and Framework Optimization for Practical Usability Enhancement in Deep Learning-Based Drug Target Interaction Prediction 2025. https://doi.org/10.48550/arXiv.2503.09251.</w:t>
+      </w:r>
+    </w:p>
+    <w:p>
+      <w:pPr>
+        <w:rPr>
+          <w:rFonts w:hint="eastAsia"/>
+        </w:rPr>
+      </w:pPr>
       <w:r>
         <w:rPr>
           <w:rFonts w:hint="eastAsia"/>
@@ -2144,6 +2614,9 @@
     <w:p>
       <w:pPr>
         <w:spacing w:after="0" w:line="240" w:lineRule="auto"/>
+        <w:rPr>
+          <w:rFonts w:hint="eastAsia"/>
+        </w:rPr>
       </w:pPr>
       <w:r>
         <w:separator/>
@@ -2154,6 +2627,9 @@
     <w:p>
       <w:pPr>
         <w:spacing w:after="0" w:line="240" w:lineRule="auto"/>
+        <w:rPr>
+          <w:rFonts w:hint="eastAsia"/>
+        </w:rPr>
       </w:pPr>
       <w:r>
         <w:continuationSeparator/>
@@ -2169,6 +2645,9 @@
     <w:p>
       <w:pPr>
         <w:spacing w:after="0" w:line="240" w:lineRule="auto"/>
+        <w:rPr>
+          <w:rFonts w:hint="eastAsia"/>
+        </w:rPr>
       </w:pPr>
       <w:r>
         <w:separator/>
@@ -2179,6 +2658,9 @@
     <w:p>
       <w:pPr>
         <w:spacing w:after="0" w:line="240" w:lineRule="auto"/>
+        <w:rPr>
+          <w:rFonts w:hint="eastAsia"/>
+        </w:rPr>
       </w:pPr>
       <w:r>
         <w:continuationSeparator/>
@@ -3186,7 +3668,7 @@
       <w:spacing w:before="100" w:beforeAutospacing="1" w:after="100" w:afterAutospacing="1" w:line="240" w:lineRule="auto"/>
     </w:pPr>
     <w:rPr>
-      <w:rFonts w:ascii="SimSun" w:eastAsia="SimSun" w:hAnsi="SimSun" w:cs="SimSun"/>
+      <w:rFonts w:ascii="宋体" w:eastAsia="宋体" w:hAnsi="宋体" w:cs="宋体"/>
       <w:kern w:val="0"/>
       <w:sz w:val="24"/>
       <w14:ligatures w14:val="none"/>
@@ -3224,10 +3706,10 @@
     <w:rsid w:val="00B02D7A"/>
     <w:pPr>
       <w:tabs>
-        <w:tab w:val="left" w:pos="384"/>
+        <w:tab w:val="left" w:pos="504"/>
       </w:tabs>
       <w:spacing w:after="0" w:line="240" w:lineRule="auto"/>
-      <w:ind w:left="384" w:hanging="384"/>
+      <w:ind w:left="504" w:hanging="504"/>
     </w:pPr>
   </w:style>
 </w:styles>
